--- a/tenders/analysis/2026-ofakim-11/שאלות_הבהרה_מכרז_11-2026_אופקים.docx
+++ b/tenders/analysis/2026-ofakim-11/שאלות_הבהרה_מכרז_11-2026_אופקים.docx
@@ -4250,7 +4250,7 @@
                 <w:szCs w:val="20"/>
                 <w:rtl/>
               </w:rPr>
-              <w:t xml:space="preserve">מבוקש להבהיר: (א) האם הזיהוי הקולי נדרש בעברית בלבד (סעיף 4.1.7) או גם באנגלית וברוסית (סעיף 3.8.7); (ב) האם ניתן לספק את הזיהוי הקולי ואת "זיהוי מצבי רוח" (סעיף 7.23.10) באמצעות שירות ענן משולב של צד ג'; (ג) האם "זיהוי מצבי רוח" הוא דרישת חובה; (ד) האם יש היקף שימוש צפוי (דקות בחודש) לשירותים אלה.</w:t>
+              <w:t xml:space="preserve">מבוקש להבהיר: (א) מהות "הזיהוי הקולי" – האם הכוונה לזיהוי דיבור לצורך ניתוב שיחות (Speech Recognition), או לזיהוי זהות הדובר (ביומטריה קולית); (ב) האם הזיהוי הקולי נדרש בעברית בלבד (סעיף 4.1.7) או גם באנגלית וברוסית (סעיף 3.8.7); (ג) האם ניתן לספק את הזיהוי הקולי ואת "זיהוי מצבי רוח" (סעיף 7.23.10) באמצעות שירות ענן משולב של צד ג'; (ד) האם "זיהוי מצבי רוח" הוא דרישת חובה; (ה) האם יש היקף שימוש צפוי (דקות בחודש) לשירותים אלה.</w:t>
             </w:r>
           </w:p>
         </w:tc>
@@ -6015,7 +6015,7 @@
                 <w:szCs w:val="20"/>
                 <w:rtl/>
               </w:rPr>
-              <w:t xml:space="preserve">אחריות מקצועית</w:t>
+              <w:t xml:space="preserve">גורמים נוספים; צד שלישי; חבות מעבידים; אחריות מקצועית</w:t>
             </w:r>
           </w:p>
         </w:tc>
@@ -6050,7 +6050,79 @@
                 <w:szCs w:val="20"/>
                 <w:rtl/>
               </w:rPr>
-              <w:t xml:space="preserve">מבוקש לאשר כי ניתן להציג את הכיסוי לנזקי סייבר בפוליסת סייבר נפרדת, במקום כהרחבה לפוליסת האחריות המקצועית.</w:t>
+              <w:t xml:space="preserve">מבוקש לבצע את השינויים הבאים באישור קיום הביטוחים:</w:t>
+            </w:r>
+          </w:p>
+          <w:p>
+            <w:pPr>
+              <w:bidi/>
+              <w:spacing w:after="60"/>
+              <w:jc w:val="right"/>
+            </w:pPr>
+            <w:r>
+              <w:rPr>
+                <w:rFonts w:ascii="Arial" w:cs="Arial" w:eastAsia="Arial" w:hAnsi="Arial"/>
+                <w:b w:val="false"/>
+                <w:bCs w:val="false"/>
+                <w:sz w:val="20"/>
+                <w:szCs w:val="20"/>
+                <w:rtl/>
+              </w:rPr>
+              <w:t xml:space="preserve">(א) "גורמים נוספים הקשורים למבקש האישור" – למחוק את המלל "תאגידים עירוניים ו/או חברות קשורות";</w:t>
+            </w:r>
+          </w:p>
+          <w:p>
+            <w:pPr>
+              <w:bidi/>
+              <w:spacing w:after="60"/>
+              <w:jc w:val="right"/>
+            </w:pPr>
+            <w:r>
+              <w:rPr>
+                <w:rFonts w:ascii="Arial" w:cs="Arial" w:eastAsia="Arial" w:hAnsi="Arial"/>
+                <w:b w:val="false"/>
+                <w:bCs w:val="false"/>
+                <w:sz w:val="20"/>
+                <w:szCs w:val="20"/>
+                <w:rtl/>
+              </w:rPr>
+              <w:t xml:space="preserve">(ב) ביטוח צד שלישי – למחוק את קוד 329;</w:t>
+            </w:r>
+          </w:p>
+          <w:p>
+            <w:pPr>
+              <w:bidi/>
+              <w:spacing w:after="60"/>
+              <w:jc w:val="right"/>
+            </w:pPr>
+            <w:r>
+              <w:rPr>
+                <w:rFonts w:ascii="Arial" w:cs="Arial" w:eastAsia="Arial" w:hAnsi="Arial"/>
+                <w:b w:val="false"/>
+                <w:bCs w:val="false"/>
+                <w:sz w:val="20"/>
+                <w:szCs w:val="20"/>
+                <w:rtl/>
+              </w:rPr>
+              <w:t xml:space="preserve">(ג) ביטוח חבות מעבידים – למחוק את קוד 350;</w:t>
+            </w:r>
+          </w:p>
+          <w:p>
+            <w:pPr>
+              <w:bidi/>
+              <w:spacing w:after="60"/>
+              <w:jc w:val="right"/>
+            </w:pPr>
+            <w:r>
+              <w:rPr>
+                <w:rFonts w:ascii="Arial" w:cs="Arial" w:eastAsia="Arial" w:hAnsi="Arial"/>
+                <w:b w:val="false"/>
+                <w:bCs w:val="false"/>
+                <w:sz w:val="20"/>
+                <w:szCs w:val="20"/>
+                <w:rtl/>
+              </w:rPr>
+              <w:t xml:space="preserve">(ד) ביטוח אחריות מקצועית – למחוק את קוד 339, ולהוסיף במקומו ביטוח סייבר נפרד לאישור קיום הביטוחים.</w:t>
             </w:r>
           </w:p>
         </w:tc>
@@ -7421,6 +7493,24 @@
               <w:t xml:space="preserve">סעיף 3.2 מגדיר את השרטוט כ"מבנה חיבור עקרוני". מבוקש להבהיר האם מציע רשאי להציע ארכיטקטורה חלופית העומדת בכלל הדרישות התפקודיות של המכרז, כגון מרכזיית ענן ראשית עם רכיב שרידות מקומי (SBC / gateway) הממשיך לפעול בעת כשל, והאם הצעה כזו תיחשב כעומדת בדרישות המכרז וכיצד תנוקד.</w:t>
             </w:r>
           </w:p>
+          <w:p>
+            <w:pPr>
+              <w:bidi/>
+              <w:spacing w:after="60"/>
+              <w:jc w:val="right"/>
+            </w:pPr>
+            <w:r>
+              <w:rPr>
+                <w:rFonts w:ascii="Arial" w:cs="Arial" w:eastAsia="Arial" w:hAnsi="Arial"/>
+                <w:b w:val="false"/>
+                <w:bCs w:val="false"/>
+                <w:sz w:val="20"/>
+                <w:szCs w:val="20"/>
+                <w:rtl/>
+              </w:rPr>
+              <w:t xml:space="preserve">בפרט, מבוקש לאשר כי ניתן להציע פתרון IP Centrex בענן המגובה במספר חוות שרתים גאוגרפיות בתצורת Hot-Swap, עם מעבר אוטומטי בין החוות תוך פחות מ-10 שניות מזיהוי נפילה, וכן ניתוב אוטומטי של השיחות לטלפונים ניידים במקרה של נפילת האתר המקומי.</w:t>
+            </w:r>
+          </w:p>
         </w:tc>
       </w:tr>
       <w:tr>
@@ -8763,6 +8853,3300 @@
                 <w:rtl/>
               </w:rPr>
               <w:t xml:space="preserve">סעיף 17.1.12 להסכם מתייחס לשימוש "בכלי רכב ו/או ציוד שאינם באיכות ראויה". השירותים נשוא המכרז אינם כוללים שימוש בכלי רכב. מבוקש למחוק את ההתייחסות לכלי רכב בסעיף, או להבהיר כי אינה חלה על מכרז זה.</w:t>
+            </w:r>
+          </w:p>
+        </w:tc>
+      </w:tr>
+      <w:tr>
+        <w:trPr>
+          <w:cantSplit/>
+        </w:trPr>
+        <w:tc>
+          <w:tcPr>
+            <w:tcW w:type="dxa" w:w="700"/>
+            <w:tcBorders>
+              <w:top w:val="single" w:color="808080" w:sz="4"/>
+              <w:left w:val="single" w:color="808080" w:sz="4"/>
+              <w:bottom w:val="single" w:color="808080" w:sz="4"/>
+              <w:right w:val="single" w:color="808080" w:sz="4"/>
+            </w:tcBorders>
+            <w:tcMar>
+              <w:top w:type="dxa" w:w="60"/>
+              <w:left w:type="dxa" w:w="100"/>
+              <w:bottom w:type="dxa" w:w="60"/>
+              <w:right w:type="dxa" w:w="100"/>
+            </w:tcMar>
+          </w:tcPr>
+          <w:p>
+            <w:pPr>
+              <w:bidi/>
+              <w:spacing w:after="60"/>
+              <w:jc w:val="center"/>
+            </w:pPr>
+            <w:r>
+              <w:rPr>
+                <w:rFonts w:ascii="Arial" w:cs="Arial" w:eastAsia="Arial" w:hAnsi="Arial"/>
+                <w:b w:val="false"/>
+                <w:bCs w:val="false"/>
+                <w:sz w:val="20"/>
+                <w:szCs w:val="20"/>
+                <w:rtl/>
+              </w:rPr>
+              <w:t xml:space="preserve">38</w:t>
+            </w:r>
+          </w:p>
+        </w:tc>
+        <w:tc>
+          <w:tcPr>
+            <w:tcW w:type="dxa" w:w="2400"/>
+            <w:tcBorders>
+              <w:top w:val="single" w:color="808080" w:sz="4"/>
+              <w:left w:val="single" w:color="808080" w:sz="4"/>
+              <w:bottom w:val="single" w:color="808080" w:sz="4"/>
+              <w:right w:val="single" w:color="808080" w:sz="4"/>
+            </w:tcBorders>
+            <w:tcMar>
+              <w:top w:type="dxa" w:w="60"/>
+              <w:left w:type="dxa" w:w="100"/>
+              <w:bottom w:type="dxa" w:w="60"/>
+              <w:right w:type="dxa" w:w="100"/>
+            </w:tcMar>
+          </w:tcPr>
+          <w:p>
+            <w:pPr>
+              <w:bidi/>
+              <w:spacing w:after="60"/>
+              <w:jc w:val="right"/>
+            </w:pPr>
+            <w:r>
+              <w:rPr>
+                <w:rFonts w:ascii="Arial" w:cs="Arial" w:eastAsia="Arial" w:hAnsi="Arial"/>
+                <w:b w:val="false"/>
+                <w:bCs w:val="false"/>
+                <w:sz w:val="20"/>
+                <w:szCs w:val="20"/>
+                <w:rtl/>
+              </w:rPr>
+              <w:t xml:space="preserve">נספח א' – מפרט השירותים (קובץ נפרד)</w:t>
+            </w:r>
+          </w:p>
+        </w:tc>
+        <w:tc>
+          <w:tcPr>
+            <w:tcW w:type="dxa" w:w="800"/>
+            <w:tcBorders>
+              <w:top w:val="single" w:color="808080" w:sz="4"/>
+              <w:left w:val="single" w:color="808080" w:sz="4"/>
+              <w:bottom w:val="single" w:color="808080" w:sz="4"/>
+              <w:right w:val="single" w:color="808080" w:sz="4"/>
+            </w:tcBorders>
+            <w:tcMar>
+              <w:top w:type="dxa" w:w="60"/>
+              <w:left w:type="dxa" w:w="100"/>
+              <w:bottom w:type="dxa" w:w="60"/>
+              <w:right w:type="dxa" w:w="100"/>
+            </w:tcMar>
+          </w:tcPr>
+          <w:p>
+            <w:pPr>
+              <w:bidi/>
+              <w:spacing w:after="60"/>
+              <w:jc w:val="center"/>
+            </w:pPr>
+            <w:r>
+              <w:rPr>
+                <w:rFonts w:ascii="Arial" w:cs="Arial" w:eastAsia="Arial" w:hAnsi="Arial"/>
+                <w:b w:val="false"/>
+                <w:bCs w:val="false"/>
+                <w:sz w:val="20"/>
+                <w:szCs w:val="20"/>
+                <w:rtl/>
+              </w:rPr>
+              <w:t xml:space="preserve">3–4</w:t>
+            </w:r>
+          </w:p>
+        </w:tc>
+        <w:tc>
+          <w:tcPr>
+            <w:tcW w:type="dxa" w:w="1900"/>
+            <w:tcBorders>
+              <w:top w:val="single" w:color="808080" w:sz="4"/>
+              <w:left w:val="single" w:color="808080" w:sz="4"/>
+              <w:bottom w:val="single" w:color="808080" w:sz="4"/>
+              <w:right w:val="single" w:color="808080" w:sz="4"/>
+            </w:tcBorders>
+            <w:tcMar>
+              <w:top w:type="dxa" w:w="60"/>
+              <w:left w:type="dxa" w:w="100"/>
+              <w:bottom w:type="dxa" w:w="60"/>
+              <w:right w:type="dxa" w:w="100"/>
+            </w:tcMar>
+          </w:tcPr>
+          <w:p>
+            <w:pPr>
+              <w:bidi/>
+              <w:spacing w:after="60"/>
+              <w:jc w:val="right"/>
+            </w:pPr>
+            <w:r>
+              <w:rPr>
+                <w:rFonts w:ascii="Arial" w:cs="Arial" w:eastAsia="Arial" w:hAnsi="Arial"/>
+                <w:b w:val="false"/>
+                <w:bCs w:val="false"/>
+                <w:sz w:val="20"/>
+                <w:szCs w:val="20"/>
+                <w:rtl/>
+              </w:rPr>
+              <w:t xml:space="preserve">3.1</w:t>
+            </w:r>
+          </w:p>
+        </w:tc>
+        <w:tc>
+          <w:tcPr>
+            <w:tcW w:type="dxa" w:w="9038"/>
+            <w:tcBorders>
+              <w:top w:val="single" w:color="808080" w:sz="4"/>
+              <w:left w:val="single" w:color="808080" w:sz="4"/>
+              <w:bottom w:val="single" w:color="808080" w:sz="4"/>
+              <w:right w:val="single" w:color="808080" w:sz="4"/>
+            </w:tcBorders>
+            <w:tcMar>
+              <w:top w:type="dxa" w:w="60"/>
+              <w:left w:type="dxa" w:w="100"/>
+              <w:bottom w:type="dxa" w:w="60"/>
+              <w:right w:type="dxa" w:w="100"/>
+            </w:tcMar>
+          </w:tcPr>
+          <w:p>
+            <w:pPr>
+              <w:bidi/>
+              <w:spacing w:after="60"/>
+              <w:jc w:val="right"/>
+            </w:pPr>
+            <w:r>
+              <w:rPr>
+                <w:rFonts w:ascii="Arial" w:cs="Arial" w:eastAsia="Arial" w:hAnsi="Arial"/>
+                <w:b w:val="false"/>
+                <w:bCs w:val="false"/>
+                <w:sz w:val="20"/>
+                <w:szCs w:val="20"/>
+                <w:rtl/>
+              </w:rPr>
+              <w:t xml:space="preserve">מבוקש להבהיר את היחס בין המרכזייה המקומית (On-Prem) לבין מרכזיית הענן: (א) האם מרכזיית הענן משמשת גיבוי בלבד למרכזייה המקומית, או ששתי המערכות פועלות במקביל באינטגרציה מלאה כמערכת אחת; (ב) האם שלוחות יכולות להיות רשומות דרך קבע במרכזיית הענן בלבד (למשל עובדים מרוחקים), ובאיזה היקף.</w:t>
+            </w:r>
+          </w:p>
+        </w:tc>
+      </w:tr>
+      <w:tr>
+        <w:trPr>
+          <w:cantSplit/>
+        </w:trPr>
+        <w:tc>
+          <w:tcPr>
+            <w:tcW w:type="dxa" w:w="700"/>
+            <w:tcBorders>
+              <w:top w:val="single" w:color="808080" w:sz="4"/>
+              <w:left w:val="single" w:color="808080" w:sz="4"/>
+              <w:bottom w:val="single" w:color="808080" w:sz="4"/>
+              <w:right w:val="single" w:color="808080" w:sz="4"/>
+            </w:tcBorders>
+            <w:tcMar>
+              <w:top w:type="dxa" w:w="60"/>
+              <w:left w:type="dxa" w:w="100"/>
+              <w:bottom w:type="dxa" w:w="60"/>
+              <w:right w:type="dxa" w:w="100"/>
+            </w:tcMar>
+          </w:tcPr>
+          <w:p>
+            <w:pPr>
+              <w:bidi/>
+              <w:spacing w:after="60"/>
+              <w:jc w:val="center"/>
+            </w:pPr>
+            <w:r>
+              <w:rPr>
+                <w:rFonts w:ascii="Arial" w:cs="Arial" w:eastAsia="Arial" w:hAnsi="Arial"/>
+                <w:b w:val="false"/>
+                <w:bCs w:val="false"/>
+                <w:sz w:val="20"/>
+                <w:szCs w:val="20"/>
+                <w:rtl/>
+              </w:rPr>
+              <w:t xml:space="preserve">39</w:t>
+            </w:r>
+          </w:p>
+        </w:tc>
+        <w:tc>
+          <w:tcPr>
+            <w:tcW w:type="dxa" w:w="2400"/>
+            <w:tcBorders>
+              <w:top w:val="single" w:color="808080" w:sz="4"/>
+              <w:left w:val="single" w:color="808080" w:sz="4"/>
+              <w:bottom w:val="single" w:color="808080" w:sz="4"/>
+              <w:right w:val="single" w:color="808080" w:sz="4"/>
+            </w:tcBorders>
+            <w:tcMar>
+              <w:top w:type="dxa" w:w="60"/>
+              <w:left w:type="dxa" w:w="100"/>
+              <w:bottom w:type="dxa" w:w="60"/>
+              <w:right w:type="dxa" w:w="100"/>
+            </w:tcMar>
+          </w:tcPr>
+          <w:p>
+            <w:pPr>
+              <w:bidi/>
+              <w:spacing w:after="60"/>
+              <w:jc w:val="right"/>
+            </w:pPr>
+            <w:r>
+              <w:rPr>
+                <w:rFonts w:ascii="Arial" w:cs="Arial" w:eastAsia="Arial" w:hAnsi="Arial"/>
+                <w:b w:val="false"/>
+                <w:bCs w:val="false"/>
+                <w:sz w:val="20"/>
+                <w:szCs w:val="20"/>
+                <w:rtl/>
+              </w:rPr>
+              <w:t xml:space="preserve">נספח א' – מפרט השירותים (קובץ נפרד)</w:t>
+            </w:r>
+          </w:p>
+        </w:tc>
+        <w:tc>
+          <w:tcPr>
+            <w:tcW w:type="dxa" w:w="800"/>
+            <w:tcBorders>
+              <w:top w:val="single" w:color="808080" w:sz="4"/>
+              <w:left w:val="single" w:color="808080" w:sz="4"/>
+              <w:bottom w:val="single" w:color="808080" w:sz="4"/>
+              <w:right w:val="single" w:color="808080" w:sz="4"/>
+            </w:tcBorders>
+            <w:tcMar>
+              <w:top w:type="dxa" w:w="60"/>
+              <w:left w:type="dxa" w:w="100"/>
+              <w:bottom w:type="dxa" w:w="60"/>
+              <w:right w:type="dxa" w:w="100"/>
+            </w:tcMar>
+          </w:tcPr>
+          <w:p>
+            <w:pPr>
+              <w:bidi/>
+              <w:spacing w:after="60"/>
+              <w:jc w:val="center"/>
+            </w:pPr>
+            <w:r>
+              <w:rPr>
+                <w:rFonts w:ascii="Arial" w:cs="Arial" w:eastAsia="Arial" w:hAnsi="Arial"/>
+                <w:b w:val="false"/>
+                <w:bCs w:val="false"/>
+                <w:sz w:val="20"/>
+                <w:szCs w:val="20"/>
+                <w:rtl/>
+              </w:rPr>
+              <w:t xml:space="preserve">5</w:t>
+            </w:r>
+          </w:p>
+        </w:tc>
+        <w:tc>
+          <w:tcPr>
+            <w:tcW w:type="dxa" w:w="1900"/>
+            <w:tcBorders>
+              <w:top w:val="single" w:color="808080" w:sz="4"/>
+              <w:left w:val="single" w:color="808080" w:sz="4"/>
+              <w:bottom w:val="single" w:color="808080" w:sz="4"/>
+              <w:right w:val="single" w:color="808080" w:sz="4"/>
+            </w:tcBorders>
+            <w:tcMar>
+              <w:top w:type="dxa" w:w="60"/>
+              <w:left w:type="dxa" w:w="100"/>
+              <w:bottom w:type="dxa" w:w="60"/>
+              <w:right w:type="dxa" w:w="100"/>
+            </w:tcMar>
+          </w:tcPr>
+          <w:p>
+            <w:pPr>
+              <w:bidi/>
+              <w:spacing w:after="60"/>
+              <w:jc w:val="right"/>
+            </w:pPr>
+            <w:r>
+              <w:rPr>
+                <w:rFonts w:ascii="Arial" w:cs="Arial" w:eastAsia="Arial" w:hAnsi="Arial"/>
+                <w:b w:val="false"/>
+                <w:bCs w:val="false"/>
+                <w:sz w:val="20"/>
+                <w:szCs w:val="20"/>
+                <w:rtl/>
+              </w:rPr>
+              <w:t xml:space="preserve">3.5</w:t>
+            </w:r>
+          </w:p>
+        </w:tc>
+        <w:tc>
+          <w:tcPr>
+            <w:tcW w:type="dxa" w:w="9038"/>
+            <w:tcBorders>
+              <w:top w:val="single" w:color="808080" w:sz="4"/>
+              <w:left w:val="single" w:color="808080" w:sz="4"/>
+              <w:bottom w:val="single" w:color="808080" w:sz="4"/>
+              <w:right w:val="single" w:color="808080" w:sz="4"/>
+            </w:tcBorders>
+            <w:tcMar>
+              <w:top w:type="dxa" w:w="60"/>
+              <w:left w:type="dxa" w:w="100"/>
+              <w:bottom w:type="dxa" w:w="60"/>
+              <w:right w:type="dxa" w:w="100"/>
+            </w:tcMar>
+          </w:tcPr>
+          <w:p>
+            <w:pPr>
+              <w:bidi/>
+              <w:spacing w:after="60"/>
+              <w:jc w:val="right"/>
+            </w:pPr>
+            <w:r>
+              <w:rPr>
+                <w:rFonts w:ascii="Arial" w:cs="Arial" w:eastAsia="Arial" w:hAnsi="Arial"/>
+                <w:b w:val="false"/>
+                <w:bCs w:val="false"/>
+                <w:sz w:val="20"/>
+                <w:szCs w:val="20"/>
+                <w:rtl/>
+              </w:rPr>
+              <w:t xml:space="preserve">מבוקש להוסיף לסעיף כי ניתוק מכשירי הטלפון הקיימים מממשק ניהול הענן של הספק הקיים (או של ספק שאינו פעיל עוד) הוא באחריות העירייה, וכי ככל שהזוכה יידרש לבצע זאת – העבודה תתומחר לפי שעת טכנאי (תוספת 6).</w:t>
+            </w:r>
+          </w:p>
+        </w:tc>
+      </w:tr>
+      <w:tr>
+        <w:trPr>
+          <w:cantSplit/>
+        </w:trPr>
+        <w:tc>
+          <w:tcPr>
+            <w:tcW w:type="dxa" w:w="700"/>
+            <w:tcBorders>
+              <w:top w:val="single" w:color="808080" w:sz="4"/>
+              <w:left w:val="single" w:color="808080" w:sz="4"/>
+              <w:bottom w:val="single" w:color="808080" w:sz="4"/>
+              <w:right w:val="single" w:color="808080" w:sz="4"/>
+            </w:tcBorders>
+            <w:tcMar>
+              <w:top w:type="dxa" w:w="60"/>
+              <w:left w:type="dxa" w:w="100"/>
+              <w:bottom w:type="dxa" w:w="60"/>
+              <w:right w:type="dxa" w:w="100"/>
+            </w:tcMar>
+          </w:tcPr>
+          <w:p>
+            <w:pPr>
+              <w:bidi/>
+              <w:spacing w:after="60"/>
+              <w:jc w:val="center"/>
+            </w:pPr>
+            <w:r>
+              <w:rPr>
+                <w:rFonts w:ascii="Arial" w:cs="Arial" w:eastAsia="Arial" w:hAnsi="Arial"/>
+                <w:b w:val="false"/>
+                <w:bCs w:val="false"/>
+                <w:sz w:val="20"/>
+                <w:szCs w:val="20"/>
+                <w:rtl/>
+              </w:rPr>
+              <w:t xml:space="preserve">40</w:t>
+            </w:r>
+          </w:p>
+        </w:tc>
+        <w:tc>
+          <w:tcPr>
+            <w:tcW w:type="dxa" w:w="2400"/>
+            <w:tcBorders>
+              <w:top w:val="single" w:color="808080" w:sz="4"/>
+              <w:left w:val="single" w:color="808080" w:sz="4"/>
+              <w:bottom w:val="single" w:color="808080" w:sz="4"/>
+              <w:right w:val="single" w:color="808080" w:sz="4"/>
+            </w:tcBorders>
+            <w:tcMar>
+              <w:top w:type="dxa" w:w="60"/>
+              <w:left w:type="dxa" w:w="100"/>
+              <w:bottom w:type="dxa" w:w="60"/>
+              <w:right w:type="dxa" w:w="100"/>
+            </w:tcMar>
+          </w:tcPr>
+          <w:p>
+            <w:pPr>
+              <w:bidi/>
+              <w:spacing w:after="60"/>
+              <w:jc w:val="right"/>
+            </w:pPr>
+            <w:r>
+              <w:rPr>
+                <w:rFonts w:ascii="Arial" w:cs="Arial" w:eastAsia="Arial" w:hAnsi="Arial"/>
+                <w:b w:val="false"/>
+                <w:bCs w:val="false"/>
+                <w:sz w:val="20"/>
+                <w:szCs w:val="20"/>
+                <w:rtl/>
+              </w:rPr>
+              <w:t xml:space="preserve">נספח א' – מפרט השירותים (קובץ נפרד)</w:t>
+            </w:r>
+          </w:p>
+        </w:tc>
+        <w:tc>
+          <w:tcPr>
+            <w:tcW w:type="dxa" w:w="800"/>
+            <w:tcBorders>
+              <w:top w:val="single" w:color="808080" w:sz="4"/>
+              <w:left w:val="single" w:color="808080" w:sz="4"/>
+              <w:bottom w:val="single" w:color="808080" w:sz="4"/>
+              <w:right w:val="single" w:color="808080" w:sz="4"/>
+            </w:tcBorders>
+            <w:tcMar>
+              <w:top w:type="dxa" w:w="60"/>
+              <w:left w:type="dxa" w:w="100"/>
+              <w:bottom w:type="dxa" w:w="60"/>
+              <w:right w:type="dxa" w:w="100"/>
+            </w:tcMar>
+          </w:tcPr>
+          <w:p>
+            <w:pPr>
+              <w:bidi/>
+              <w:spacing w:after="60"/>
+              <w:jc w:val="center"/>
+            </w:pPr>
+            <w:r>
+              <w:rPr>
+                <w:rFonts w:ascii="Arial" w:cs="Arial" w:eastAsia="Arial" w:hAnsi="Arial"/>
+                <w:b w:val="false"/>
+                <w:bCs w:val="false"/>
+                <w:sz w:val="20"/>
+                <w:szCs w:val="20"/>
+                <w:rtl/>
+              </w:rPr>
+              <w:t xml:space="preserve">7</w:t>
+            </w:r>
+          </w:p>
+        </w:tc>
+        <w:tc>
+          <w:tcPr>
+            <w:tcW w:type="dxa" w:w="1900"/>
+            <w:tcBorders>
+              <w:top w:val="single" w:color="808080" w:sz="4"/>
+              <w:left w:val="single" w:color="808080" w:sz="4"/>
+              <w:bottom w:val="single" w:color="808080" w:sz="4"/>
+              <w:right w:val="single" w:color="808080" w:sz="4"/>
+            </w:tcBorders>
+            <w:tcMar>
+              <w:top w:type="dxa" w:w="60"/>
+              <w:left w:type="dxa" w:w="100"/>
+              <w:bottom w:type="dxa" w:w="60"/>
+              <w:right w:type="dxa" w:w="100"/>
+            </w:tcMar>
+          </w:tcPr>
+          <w:p>
+            <w:pPr>
+              <w:bidi/>
+              <w:spacing w:after="60"/>
+              <w:jc w:val="right"/>
+            </w:pPr>
+            <w:r>
+              <w:rPr>
+                <w:rFonts w:ascii="Arial" w:cs="Arial" w:eastAsia="Arial" w:hAnsi="Arial"/>
+                <w:b w:val="false"/>
+                <w:bCs w:val="false"/>
+                <w:sz w:val="20"/>
+                <w:szCs w:val="20"/>
+                <w:rtl/>
+              </w:rPr>
+              <w:t xml:space="preserve">4.2.14</w:t>
+            </w:r>
+          </w:p>
+        </w:tc>
+        <w:tc>
+          <w:tcPr>
+            <w:tcW w:type="dxa" w:w="9038"/>
+            <w:tcBorders>
+              <w:top w:val="single" w:color="808080" w:sz="4"/>
+              <w:left w:val="single" w:color="808080" w:sz="4"/>
+              <w:bottom w:val="single" w:color="808080" w:sz="4"/>
+              <w:right w:val="single" w:color="808080" w:sz="4"/>
+            </w:tcBorders>
+            <w:tcMar>
+              <w:top w:type="dxa" w:w="60"/>
+              <w:left w:type="dxa" w:w="100"/>
+              <w:bottom w:type="dxa" w:w="60"/>
+              <w:right w:type="dxa" w:w="100"/>
+            </w:tcMar>
+          </w:tcPr>
+          <w:p>
+            <w:pPr>
+              <w:bidi/>
+              <w:spacing w:after="60"/>
+              <w:jc w:val="right"/>
+            </w:pPr>
+            <w:r>
+              <w:rPr>
+                <w:rFonts w:ascii="Arial" w:cs="Arial" w:eastAsia="Arial" w:hAnsi="Arial"/>
+                <w:b w:val="false"/>
+                <w:bCs w:val="false"/>
+                <w:sz w:val="20"/>
+                <w:szCs w:val="20"/>
+                <w:rtl/>
+              </w:rPr>
+              <w:t xml:space="preserve">מבוקש להבהיר כי הדרישה לתמיכה בשלוחות SIM ו-eSIM כשלוחות מערכת תתקיים גם באמצעות אפליקציה לטלפון הנייד או באמצעות העברת שיחה למספר הנייד, ולא רק באמצעות כרטיס SIM ייעודי.</w:t>
+            </w:r>
+          </w:p>
+        </w:tc>
+      </w:tr>
+      <w:tr>
+        <w:trPr>
+          <w:cantSplit/>
+        </w:trPr>
+        <w:tc>
+          <w:tcPr>
+            <w:tcW w:type="dxa" w:w="700"/>
+            <w:tcBorders>
+              <w:top w:val="single" w:color="808080" w:sz="4"/>
+              <w:left w:val="single" w:color="808080" w:sz="4"/>
+              <w:bottom w:val="single" w:color="808080" w:sz="4"/>
+              <w:right w:val="single" w:color="808080" w:sz="4"/>
+            </w:tcBorders>
+            <w:tcMar>
+              <w:top w:type="dxa" w:w="60"/>
+              <w:left w:type="dxa" w:w="100"/>
+              <w:bottom w:type="dxa" w:w="60"/>
+              <w:right w:type="dxa" w:w="100"/>
+            </w:tcMar>
+          </w:tcPr>
+          <w:p>
+            <w:pPr>
+              <w:bidi/>
+              <w:spacing w:after="60"/>
+              <w:jc w:val="center"/>
+            </w:pPr>
+            <w:r>
+              <w:rPr>
+                <w:rFonts w:ascii="Arial" w:cs="Arial" w:eastAsia="Arial" w:hAnsi="Arial"/>
+                <w:b w:val="false"/>
+                <w:bCs w:val="false"/>
+                <w:sz w:val="20"/>
+                <w:szCs w:val="20"/>
+                <w:rtl/>
+              </w:rPr>
+              <w:t xml:space="preserve">41</w:t>
+            </w:r>
+          </w:p>
+        </w:tc>
+        <w:tc>
+          <w:tcPr>
+            <w:tcW w:type="dxa" w:w="2400"/>
+            <w:tcBorders>
+              <w:top w:val="single" w:color="808080" w:sz="4"/>
+              <w:left w:val="single" w:color="808080" w:sz="4"/>
+              <w:bottom w:val="single" w:color="808080" w:sz="4"/>
+              <w:right w:val="single" w:color="808080" w:sz="4"/>
+            </w:tcBorders>
+            <w:tcMar>
+              <w:top w:type="dxa" w:w="60"/>
+              <w:left w:type="dxa" w:w="100"/>
+              <w:bottom w:type="dxa" w:w="60"/>
+              <w:right w:type="dxa" w:w="100"/>
+            </w:tcMar>
+          </w:tcPr>
+          <w:p>
+            <w:pPr>
+              <w:bidi/>
+              <w:spacing w:after="60"/>
+              <w:jc w:val="right"/>
+            </w:pPr>
+            <w:r>
+              <w:rPr>
+                <w:rFonts w:ascii="Arial" w:cs="Arial" w:eastAsia="Arial" w:hAnsi="Arial"/>
+                <w:b w:val="false"/>
+                <w:bCs w:val="false"/>
+                <w:sz w:val="20"/>
+                <w:szCs w:val="20"/>
+                <w:rtl/>
+              </w:rPr>
+              <w:t xml:space="preserve">נספח א' – מפרט השירותים (קובץ נפרד)</w:t>
+            </w:r>
+          </w:p>
+        </w:tc>
+        <w:tc>
+          <w:tcPr>
+            <w:tcW w:type="dxa" w:w="800"/>
+            <w:tcBorders>
+              <w:top w:val="single" w:color="808080" w:sz="4"/>
+              <w:left w:val="single" w:color="808080" w:sz="4"/>
+              <w:bottom w:val="single" w:color="808080" w:sz="4"/>
+              <w:right w:val="single" w:color="808080" w:sz="4"/>
+            </w:tcBorders>
+            <w:tcMar>
+              <w:top w:type="dxa" w:w="60"/>
+              <w:left w:type="dxa" w:w="100"/>
+              <w:bottom w:type="dxa" w:w="60"/>
+              <w:right w:type="dxa" w:w="100"/>
+            </w:tcMar>
+          </w:tcPr>
+          <w:p>
+            <w:pPr>
+              <w:bidi/>
+              <w:spacing w:after="60"/>
+              <w:jc w:val="center"/>
+            </w:pPr>
+            <w:r>
+              <w:rPr>
+                <w:rFonts w:ascii="Arial" w:cs="Arial" w:eastAsia="Arial" w:hAnsi="Arial"/>
+                <w:b w:val="false"/>
+                <w:bCs w:val="false"/>
+                <w:sz w:val="20"/>
+                <w:szCs w:val="20"/>
+                <w:rtl/>
+              </w:rPr>
+              <w:t xml:space="preserve">8</w:t>
+            </w:r>
+          </w:p>
+        </w:tc>
+        <w:tc>
+          <w:tcPr>
+            <w:tcW w:type="dxa" w:w="1900"/>
+            <w:tcBorders>
+              <w:top w:val="single" w:color="808080" w:sz="4"/>
+              <w:left w:val="single" w:color="808080" w:sz="4"/>
+              <w:bottom w:val="single" w:color="808080" w:sz="4"/>
+              <w:right w:val="single" w:color="808080" w:sz="4"/>
+            </w:tcBorders>
+            <w:tcMar>
+              <w:top w:type="dxa" w:w="60"/>
+              <w:left w:type="dxa" w:w="100"/>
+              <w:bottom w:type="dxa" w:w="60"/>
+              <w:right w:type="dxa" w:w="100"/>
+            </w:tcMar>
+          </w:tcPr>
+          <w:p>
+            <w:pPr>
+              <w:bidi/>
+              <w:spacing w:after="60"/>
+              <w:jc w:val="right"/>
+            </w:pPr>
+            <w:r>
+              <w:rPr>
+                <w:rFonts w:ascii="Arial" w:cs="Arial" w:eastAsia="Arial" w:hAnsi="Arial"/>
+                <w:b w:val="false"/>
+                <w:bCs w:val="false"/>
+                <w:sz w:val="20"/>
+                <w:szCs w:val="20"/>
+                <w:rtl/>
+              </w:rPr>
+              <w:t xml:space="preserve">4.2.44</w:t>
+            </w:r>
+          </w:p>
+        </w:tc>
+        <w:tc>
+          <w:tcPr>
+            <w:tcW w:type="dxa" w:w="9038"/>
+            <w:tcBorders>
+              <w:top w:val="single" w:color="808080" w:sz="4"/>
+              <w:left w:val="single" w:color="808080" w:sz="4"/>
+              <w:bottom w:val="single" w:color="808080" w:sz="4"/>
+              <w:right w:val="single" w:color="808080" w:sz="4"/>
+            </w:tcBorders>
+            <w:tcMar>
+              <w:top w:type="dxa" w:w="60"/>
+              <w:left w:type="dxa" w:w="100"/>
+              <w:bottom w:type="dxa" w:w="60"/>
+              <w:right w:type="dxa" w:w="100"/>
+            </w:tcMar>
+          </w:tcPr>
+          <w:p>
+            <w:pPr>
+              <w:bidi/>
+              <w:spacing w:after="60"/>
+              <w:jc w:val="right"/>
+            </w:pPr>
+            <w:r>
+              <w:rPr>
+                <w:rFonts w:ascii="Arial" w:cs="Arial" w:eastAsia="Arial" w:hAnsi="Arial"/>
+                <w:b w:val="false"/>
+                <w:bCs w:val="false"/>
+                <w:sz w:val="20"/>
+                <w:szCs w:val="20"/>
+                <w:rtl/>
+              </w:rPr>
+              <w:t xml:space="preserve">מספר המשתתפים בשיחת ועידה המנוהלת ממכשיר הטלפון תלוי בדגם המכשיר. מבוקש להבהיר כי הדרישה לשיחת ועידה של 5 משתתפים לפחות תתקיים באמצעות גשר הוועידה של המרכזייה (חדרי ועידה – סעיף 4.2.19), ולא בהכרח ממכשיר הטלפון עצמו.</w:t>
+            </w:r>
+          </w:p>
+        </w:tc>
+      </w:tr>
+      <w:tr>
+        <w:trPr>
+          <w:cantSplit/>
+        </w:trPr>
+        <w:tc>
+          <w:tcPr>
+            <w:tcW w:type="dxa" w:w="700"/>
+            <w:tcBorders>
+              <w:top w:val="single" w:color="808080" w:sz="4"/>
+              <w:left w:val="single" w:color="808080" w:sz="4"/>
+              <w:bottom w:val="single" w:color="808080" w:sz="4"/>
+              <w:right w:val="single" w:color="808080" w:sz="4"/>
+            </w:tcBorders>
+            <w:tcMar>
+              <w:top w:type="dxa" w:w="60"/>
+              <w:left w:type="dxa" w:w="100"/>
+              <w:bottom w:type="dxa" w:w="60"/>
+              <w:right w:type="dxa" w:w="100"/>
+            </w:tcMar>
+          </w:tcPr>
+          <w:p>
+            <w:pPr>
+              <w:bidi/>
+              <w:spacing w:after="60"/>
+              <w:jc w:val="center"/>
+            </w:pPr>
+            <w:r>
+              <w:rPr>
+                <w:rFonts w:ascii="Arial" w:cs="Arial" w:eastAsia="Arial" w:hAnsi="Arial"/>
+                <w:b w:val="false"/>
+                <w:bCs w:val="false"/>
+                <w:sz w:val="20"/>
+                <w:szCs w:val="20"/>
+                <w:rtl/>
+              </w:rPr>
+              <w:t xml:space="preserve">42</w:t>
+            </w:r>
+          </w:p>
+        </w:tc>
+        <w:tc>
+          <w:tcPr>
+            <w:tcW w:type="dxa" w:w="2400"/>
+            <w:tcBorders>
+              <w:top w:val="single" w:color="808080" w:sz="4"/>
+              <w:left w:val="single" w:color="808080" w:sz="4"/>
+              <w:bottom w:val="single" w:color="808080" w:sz="4"/>
+              <w:right w:val="single" w:color="808080" w:sz="4"/>
+            </w:tcBorders>
+            <w:tcMar>
+              <w:top w:type="dxa" w:w="60"/>
+              <w:left w:type="dxa" w:w="100"/>
+              <w:bottom w:type="dxa" w:w="60"/>
+              <w:right w:type="dxa" w:w="100"/>
+            </w:tcMar>
+          </w:tcPr>
+          <w:p>
+            <w:pPr>
+              <w:bidi/>
+              <w:spacing w:after="60"/>
+              <w:jc w:val="right"/>
+            </w:pPr>
+            <w:r>
+              <w:rPr>
+                <w:rFonts w:ascii="Arial" w:cs="Arial" w:eastAsia="Arial" w:hAnsi="Arial"/>
+                <w:b w:val="false"/>
+                <w:bCs w:val="false"/>
+                <w:sz w:val="20"/>
+                <w:szCs w:val="20"/>
+                <w:rtl/>
+              </w:rPr>
+              <w:t xml:space="preserve">נספח א' – מפרט השירותים (קובץ נפרד)</w:t>
+            </w:r>
+          </w:p>
+        </w:tc>
+        <w:tc>
+          <w:tcPr>
+            <w:tcW w:type="dxa" w:w="800"/>
+            <w:tcBorders>
+              <w:top w:val="single" w:color="808080" w:sz="4"/>
+              <w:left w:val="single" w:color="808080" w:sz="4"/>
+              <w:bottom w:val="single" w:color="808080" w:sz="4"/>
+              <w:right w:val="single" w:color="808080" w:sz="4"/>
+            </w:tcBorders>
+            <w:tcMar>
+              <w:top w:type="dxa" w:w="60"/>
+              <w:left w:type="dxa" w:w="100"/>
+              <w:bottom w:type="dxa" w:w="60"/>
+              <w:right w:type="dxa" w:w="100"/>
+            </w:tcMar>
+          </w:tcPr>
+          <w:p>
+            <w:pPr>
+              <w:bidi/>
+              <w:spacing w:after="60"/>
+              <w:jc w:val="center"/>
+            </w:pPr>
+            <w:r>
+              <w:rPr>
+                <w:rFonts w:ascii="Arial" w:cs="Arial" w:eastAsia="Arial" w:hAnsi="Arial"/>
+                <w:b w:val="false"/>
+                <w:bCs w:val="false"/>
+                <w:sz w:val="20"/>
+                <w:szCs w:val="20"/>
+                <w:rtl/>
+              </w:rPr>
+              <w:t xml:space="preserve">9</w:t>
+            </w:r>
+          </w:p>
+        </w:tc>
+        <w:tc>
+          <w:tcPr>
+            <w:tcW w:type="dxa" w:w="1900"/>
+            <w:tcBorders>
+              <w:top w:val="single" w:color="808080" w:sz="4"/>
+              <w:left w:val="single" w:color="808080" w:sz="4"/>
+              <w:bottom w:val="single" w:color="808080" w:sz="4"/>
+              <w:right w:val="single" w:color="808080" w:sz="4"/>
+            </w:tcBorders>
+            <w:tcMar>
+              <w:top w:type="dxa" w:w="60"/>
+              <w:left w:type="dxa" w:w="100"/>
+              <w:bottom w:type="dxa" w:w="60"/>
+              <w:right w:type="dxa" w:w="100"/>
+            </w:tcMar>
+          </w:tcPr>
+          <w:p>
+            <w:pPr>
+              <w:bidi/>
+              <w:spacing w:after="60"/>
+              <w:jc w:val="right"/>
+            </w:pPr>
+            <w:r>
+              <w:rPr>
+                <w:rFonts w:ascii="Arial" w:cs="Arial" w:eastAsia="Arial" w:hAnsi="Arial"/>
+                <w:b w:val="false"/>
+                <w:bCs w:val="false"/>
+                <w:sz w:val="20"/>
+                <w:szCs w:val="20"/>
+                <w:rtl/>
+              </w:rPr>
+              <w:t xml:space="preserve">4.2.57</w:t>
+            </w:r>
+          </w:p>
+        </w:tc>
+        <w:tc>
+          <w:tcPr>
+            <w:tcW w:type="dxa" w:w="9038"/>
+            <w:tcBorders>
+              <w:top w:val="single" w:color="808080" w:sz="4"/>
+              <w:left w:val="single" w:color="808080" w:sz="4"/>
+              <w:bottom w:val="single" w:color="808080" w:sz="4"/>
+              <w:right w:val="single" w:color="808080" w:sz="4"/>
+            </w:tcBorders>
+            <w:tcMar>
+              <w:top w:type="dxa" w:w="60"/>
+              <w:left w:type="dxa" w:w="100"/>
+              <w:bottom w:type="dxa" w:w="60"/>
+              <w:right w:type="dxa" w:w="100"/>
+            </w:tcMar>
+          </w:tcPr>
+          <w:p>
+            <w:pPr>
+              <w:bidi/>
+              <w:spacing w:after="60"/>
+              <w:jc w:val="right"/>
+            </w:pPr>
+            <w:r>
+              <w:rPr>
+                <w:rFonts w:ascii="Arial" w:cs="Arial" w:eastAsia="Arial" w:hAnsi="Arial"/>
+                <w:b w:val="false"/>
+                <w:bCs w:val="false"/>
+                <w:sz w:val="20"/>
+                <w:szCs w:val="20"/>
+                <w:rtl/>
+              </w:rPr>
+              <w:t xml:space="preserve">מבוקש להבהיר כי שלוחות אנלוגיות יחוברו למרכזייה באמצעות מתאמים אנלוגיים (FXS/ATA), וכי המתאמים יתומחרו לפי תוספות 3–4 בטופס הצעת המחיר.</w:t>
+            </w:r>
+          </w:p>
+        </w:tc>
+      </w:tr>
+      <w:tr>
+        <w:trPr>
+          <w:cantSplit/>
+        </w:trPr>
+        <w:tc>
+          <w:tcPr>
+            <w:tcW w:type="dxa" w:w="700"/>
+            <w:tcBorders>
+              <w:top w:val="single" w:color="808080" w:sz="4"/>
+              <w:left w:val="single" w:color="808080" w:sz="4"/>
+              <w:bottom w:val="single" w:color="808080" w:sz="4"/>
+              <w:right w:val="single" w:color="808080" w:sz="4"/>
+            </w:tcBorders>
+            <w:tcMar>
+              <w:top w:type="dxa" w:w="60"/>
+              <w:left w:type="dxa" w:w="100"/>
+              <w:bottom w:type="dxa" w:w="60"/>
+              <w:right w:type="dxa" w:w="100"/>
+            </w:tcMar>
+          </w:tcPr>
+          <w:p>
+            <w:pPr>
+              <w:bidi/>
+              <w:spacing w:after="60"/>
+              <w:jc w:val="center"/>
+            </w:pPr>
+            <w:r>
+              <w:rPr>
+                <w:rFonts w:ascii="Arial" w:cs="Arial" w:eastAsia="Arial" w:hAnsi="Arial"/>
+                <w:b w:val="false"/>
+                <w:bCs w:val="false"/>
+                <w:sz w:val="20"/>
+                <w:szCs w:val="20"/>
+                <w:rtl/>
+              </w:rPr>
+              <w:t xml:space="preserve">43</w:t>
+            </w:r>
+          </w:p>
+        </w:tc>
+        <w:tc>
+          <w:tcPr>
+            <w:tcW w:type="dxa" w:w="2400"/>
+            <w:tcBorders>
+              <w:top w:val="single" w:color="808080" w:sz="4"/>
+              <w:left w:val="single" w:color="808080" w:sz="4"/>
+              <w:bottom w:val="single" w:color="808080" w:sz="4"/>
+              <w:right w:val="single" w:color="808080" w:sz="4"/>
+            </w:tcBorders>
+            <w:tcMar>
+              <w:top w:type="dxa" w:w="60"/>
+              <w:left w:type="dxa" w:w="100"/>
+              <w:bottom w:type="dxa" w:w="60"/>
+              <w:right w:type="dxa" w:w="100"/>
+            </w:tcMar>
+          </w:tcPr>
+          <w:p>
+            <w:pPr>
+              <w:bidi/>
+              <w:spacing w:after="60"/>
+              <w:jc w:val="right"/>
+            </w:pPr>
+            <w:r>
+              <w:rPr>
+                <w:rFonts w:ascii="Arial" w:cs="Arial" w:eastAsia="Arial" w:hAnsi="Arial"/>
+                <w:b w:val="false"/>
+                <w:bCs w:val="false"/>
+                <w:sz w:val="20"/>
+                <w:szCs w:val="20"/>
+                <w:rtl/>
+              </w:rPr>
+              <w:t xml:space="preserve">נספח ד' – נספח מיקור חוץ לעיבוד מידע אישי</w:t>
+            </w:r>
+          </w:p>
+        </w:tc>
+        <w:tc>
+          <w:tcPr>
+            <w:tcW w:type="dxa" w:w="800"/>
+            <w:tcBorders>
+              <w:top w:val="single" w:color="808080" w:sz="4"/>
+              <w:left w:val="single" w:color="808080" w:sz="4"/>
+              <w:bottom w:val="single" w:color="808080" w:sz="4"/>
+              <w:right w:val="single" w:color="808080" w:sz="4"/>
+            </w:tcBorders>
+            <w:tcMar>
+              <w:top w:type="dxa" w:w="60"/>
+              <w:left w:type="dxa" w:w="100"/>
+              <w:bottom w:type="dxa" w:w="60"/>
+              <w:right w:type="dxa" w:w="100"/>
+            </w:tcMar>
+          </w:tcPr>
+          <w:p>
+            <w:pPr>
+              <w:bidi/>
+              <w:spacing w:after="60"/>
+              <w:jc w:val="center"/>
+            </w:pPr>
+            <w:r>
+              <w:rPr>
+                <w:rFonts w:ascii="Arial" w:cs="Arial" w:eastAsia="Arial" w:hAnsi="Arial"/>
+                <w:b w:val="false"/>
+                <w:bCs w:val="false"/>
+                <w:sz w:val="20"/>
+                <w:szCs w:val="20"/>
+                <w:rtl/>
+              </w:rPr>
+              <w:t xml:space="preserve">51</w:t>
+            </w:r>
+          </w:p>
+        </w:tc>
+        <w:tc>
+          <w:tcPr>
+            <w:tcW w:type="dxa" w:w="1900"/>
+            <w:tcBorders>
+              <w:top w:val="single" w:color="808080" w:sz="4"/>
+              <w:left w:val="single" w:color="808080" w:sz="4"/>
+              <w:bottom w:val="single" w:color="808080" w:sz="4"/>
+              <w:right w:val="single" w:color="808080" w:sz="4"/>
+            </w:tcBorders>
+            <w:tcMar>
+              <w:top w:type="dxa" w:w="60"/>
+              <w:left w:type="dxa" w:w="100"/>
+              <w:bottom w:type="dxa" w:w="60"/>
+              <w:right w:type="dxa" w:w="100"/>
+            </w:tcMar>
+          </w:tcPr>
+          <w:p>
+            <w:pPr>
+              <w:bidi/>
+              <w:spacing w:after="60"/>
+              <w:jc w:val="right"/>
+            </w:pPr>
+            <w:r>
+              <w:rPr>
+                <w:rFonts w:ascii="Arial" w:cs="Arial" w:eastAsia="Arial" w:hAnsi="Arial"/>
+                <w:b w:val="false"/>
+                <w:bCs w:val="false"/>
+                <w:sz w:val="20"/>
+                <w:szCs w:val="20"/>
+                <w:rtl/>
+              </w:rPr>
+              <w:t xml:space="preserve">תוספת ב' – אבטחת תפעול מערכות והגנה מאיומי אינטרנט</w:t>
+            </w:r>
+          </w:p>
+        </w:tc>
+        <w:tc>
+          <w:tcPr>
+            <w:tcW w:type="dxa" w:w="9038"/>
+            <w:tcBorders>
+              <w:top w:val="single" w:color="808080" w:sz="4"/>
+              <w:left w:val="single" w:color="808080" w:sz="4"/>
+              <w:bottom w:val="single" w:color="808080" w:sz="4"/>
+              <w:right w:val="single" w:color="808080" w:sz="4"/>
+            </w:tcBorders>
+            <w:tcMar>
+              <w:top w:type="dxa" w:w="60"/>
+              <w:left w:type="dxa" w:w="100"/>
+              <w:bottom w:type="dxa" w:w="60"/>
+              <w:right w:type="dxa" w:w="100"/>
+            </w:tcMar>
+          </w:tcPr>
+          <w:p>
+            <w:pPr>
+              <w:bidi/>
+              <w:spacing w:after="60"/>
+              <w:jc w:val="right"/>
+            </w:pPr>
+            <w:r>
+              <w:rPr>
+                <w:rFonts w:ascii="Arial" w:cs="Arial" w:eastAsia="Arial" w:hAnsi="Arial"/>
+                <w:b w:val="false"/>
+                <w:bCs w:val="false"/>
+                <w:sz w:val="20"/>
+                <w:szCs w:val="20"/>
+                <w:rtl/>
+              </w:rPr>
+              <w:t xml:space="preserve">תוספת ב' לנספח ד' כוללת דרישות לפתרון EDR/XDR מנוהל "בכל תחנות הקצה ובשרתים", לסינון גלישה "בכל תחנות הקצה" ולרכיב NGFW הכולל IPS. מבוקש להבהיר:</w:t>
+            </w:r>
+          </w:p>
+          <w:p>
+            <w:pPr>
+              <w:bidi/>
+              <w:spacing w:after="60"/>
+              <w:jc w:val="right"/>
+            </w:pPr>
+            <w:r>
+              <w:rPr>
+                <w:rFonts w:ascii="Arial" w:cs="Arial" w:eastAsia="Arial" w:hAnsi="Arial"/>
+                <w:b w:val="false"/>
+                <w:bCs w:val="false"/>
+                <w:sz w:val="20"/>
+                <w:szCs w:val="20"/>
+                <w:rtl/>
+              </w:rPr>
+              <w:t xml:space="preserve">(א) האם הדרישות חלות על מערכות הספק ועל רכיבי המערכת שהספק מתקין בלבד, או גם על תחנות הקצה והרשת של העירייה;</w:t>
+            </w:r>
+          </w:p>
+          <w:p>
+            <w:pPr>
+              <w:bidi/>
+              <w:spacing w:after="60"/>
+              <w:jc w:val="right"/>
+            </w:pPr>
+            <w:r>
+              <w:rPr>
+                <w:rFonts w:ascii="Arial" w:cs="Arial" w:eastAsia="Arial" w:hAnsi="Arial"/>
+                <w:b w:val="false"/>
+                <w:bCs w:val="false"/>
+                <w:sz w:val="20"/>
+                <w:szCs w:val="20"/>
+                <w:rtl/>
+              </w:rPr>
+              <w:t xml:space="preserve">(ב) האם קיים בעירייה פתרון XDR שהספק נדרש לתמוך בו ולהתממשק אליו, או שהספק נדרש לספק פתרון כזה;</w:t>
+            </w:r>
+          </w:p>
+          <w:p>
+            <w:pPr>
+              <w:bidi/>
+              <w:spacing w:after="60"/>
+              <w:jc w:val="right"/>
+            </w:pPr>
+            <w:r>
+              <w:rPr>
+                <w:rFonts w:ascii="Arial" w:cs="Arial" w:eastAsia="Arial" w:hAnsi="Arial"/>
+                <w:b w:val="false"/>
+                <w:bCs w:val="false"/>
+                <w:sz w:val="20"/>
+                <w:szCs w:val="20"/>
+                <w:rtl/>
+              </w:rPr>
+              <w:t xml:space="preserve">(ג) כי חיבור האינטרנט של העירייה, סינון הגלישה וה-NGFW ברשת העירייה אינם באחריות הספק;</w:t>
+            </w:r>
+          </w:p>
+          <w:p>
+            <w:pPr>
+              <w:bidi/>
+              <w:spacing w:after="60"/>
+              <w:jc w:val="right"/>
+            </w:pPr>
+            <w:r>
+              <w:rPr>
+                <w:rFonts w:ascii="Arial" w:cs="Arial" w:eastAsia="Arial" w:hAnsi="Arial"/>
+                <w:b w:val="false"/>
+                <w:bCs w:val="false"/>
+                <w:sz w:val="20"/>
+                <w:szCs w:val="20"/>
+                <w:rtl/>
+              </w:rPr>
+              <w:t xml:space="preserve">(ד) ככל שנדרשים שירותי אבטחת מידע או ציוד אבטחה מעבר לרכיבי הטלפוניה – כיצד יתומחרו, שכן אין להם סעיף בטופס הצעת המחיר.</w:t>
+            </w:r>
+          </w:p>
+        </w:tc>
+      </w:tr>
+      <w:tr>
+        <w:trPr>
+          <w:cantSplit/>
+        </w:trPr>
+        <w:tc>
+          <w:tcPr>
+            <w:tcW w:type="dxa" w:w="700"/>
+            <w:tcBorders>
+              <w:top w:val="single" w:color="808080" w:sz="4"/>
+              <w:left w:val="single" w:color="808080" w:sz="4"/>
+              <w:bottom w:val="single" w:color="808080" w:sz="4"/>
+              <w:right w:val="single" w:color="808080" w:sz="4"/>
+            </w:tcBorders>
+            <w:tcMar>
+              <w:top w:type="dxa" w:w="60"/>
+              <w:left w:type="dxa" w:w="100"/>
+              <w:bottom w:type="dxa" w:w="60"/>
+              <w:right w:type="dxa" w:w="100"/>
+            </w:tcMar>
+          </w:tcPr>
+          <w:p>
+            <w:pPr>
+              <w:bidi/>
+              <w:spacing w:after="60"/>
+              <w:jc w:val="center"/>
+            </w:pPr>
+            <w:r>
+              <w:rPr>
+                <w:rFonts w:ascii="Arial" w:cs="Arial" w:eastAsia="Arial" w:hAnsi="Arial"/>
+                <w:b w:val="false"/>
+                <w:bCs w:val="false"/>
+                <w:sz w:val="20"/>
+                <w:szCs w:val="20"/>
+                <w:rtl/>
+              </w:rPr>
+              <w:t xml:space="preserve">44</w:t>
+            </w:r>
+          </w:p>
+        </w:tc>
+        <w:tc>
+          <w:tcPr>
+            <w:tcW w:type="dxa" w:w="2400"/>
+            <w:tcBorders>
+              <w:top w:val="single" w:color="808080" w:sz="4"/>
+              <w:left w:val="single" w:color="808080" w:sz="4"/>
+              <w:bottom w:val="single" w:color="808080" w:sz="4"/>
+              <w:right w:val="single" w:color="808080" w:sz="4"/>
+            </w:tcBorders>
+            <w:tcMar>
+              <w:top w:type="dxa" w:w="60"/>
+              <w:left w:type="dxa" w:w="100"/>
+              <w:bottom w:type="dxa" w:w="60"/>
+              <w:right w:type="dxa" w:w="100"/>
+            </w:tcMar>
+          </w:tcPr>
+          <w:p>
+            <w:pPr>
+              <w:bidi/>
+              <w:spacing w:after="60"/>
+              <w:jc w:val="right"/>
+            </w:pPr>
+            <w:r>
+              <w:rPr>
+                <w:rFonts w:ascii="Arial" w:cs="Arial" w:eastAsia="Arial" w:hAnsi="Arial"/>
+                <w:b w:val="false"/>
+                <w:bCs w:val="false"/>
+                <w:sz w:val="20"/>
+                <w:szCs w:val="20"/>
+                <w:rtl/>
+              </w:rPr>
+              <w:t xml:space="preserve">מסמך ג' – הסכם</w:t>
+            </w:r>
+          </w:p>
+        </w:tc>
+        <w:tc>
+          <w:tcPr>
+            <w:tcW w:type="dxa" w:w="800"/>
+            <w:tcBorders>
+              <w:top w:val="single" w:color="808080" w:sz="4"/>
+              <w:left w:val="single" w:color="808080" w:sz="4"/>
+              <w:bottom w:val="single" w:color="808080" w:sz="4"/>
+              <w:right w:val="single" w:color="808080" w:sz="4"/>
+            </w:tcBorders>
+            <w:tcMar>
+              <w:top w:type="dxa" w:w="60"/>
+              <w:left w:type="dxa" w:w="100"/>
+              <w:bottom w:type="dxa" w:w="60"/>
+              <w:right w:type="dxa" w:w="100"/>
+            </w:tcMar>
+          </w:tcPr>
+          <w:p>
+            <w:pPr>
+              <w:bidi/>
+              <w:spacing w:after="60"/>
+              <w:jc w:val="center"/>
+            </w:pPr>
+            <w:r>
+              <w:rPr>
+                <w:rFonts w:ascii="Arial" w:cs="Arial" w:eastAsia="Arial" w:hAnsi="Arial"/>
+                <w:b w:val="false"/>
+                <w:bCs w:val="false"/>
+                <w:sz w:val="20"/>
+                <w:szCs w:val="20"/>
+                <w:rtl/>
+              </w:rPr>
+              <w:t xml:space="preserve">32</w:t>
+            </w:r>
+          </w:p>
+        </w:tc>
+        <w:tc>
+          <w:tcPr>
+            <w:tcW w:type="dxa" w:w="1900"/>
+            <w:tcBorders>
+              <w:top w:val="single" w:color="808080" w:sz="4"/>
+              <w:left w:val="single" w:color="808080" w:sz="4"/>
+              <w:bottom w:val="single" w:color="808080" w:sz="4"/>
+              <w:right w:val="single" w:color="808080" w:sz="4"/>
+            </w:tcBorders>
+            <w:tcMar>
+              <w:top w:type="dxa" w:w="60"/>
+              <w:left w:type="dxa" w:w="100"/>
+              <w:bottom w:type="dxa" w:w="60"/>
+              <w:right w:type="dxa" w:w="100"/>
+            </w:tcMar>
+          </w:tcPr>
+          <w:p>
+            <w:pPr>
+              <w:bidi/>
+              <w:spacing w:after="60"/>
+              <w:jc w:val="right"/>
+            </w:pPr>
+            <w:r>
+              <w:rPr>
+                <w:rFonts w:ascii="Arial" w:cs="Arial" w:eastAsia="Arial" w:hAnsi="Arial"/>
+                <w:b w:val="false"/>
+                <w:bCs w:val="false"/>
+                <w:sz w:val="20"/>
+                <w:szCs w:val="20"/>
+                <w:rtl/>
+              </w:rPr>
+              <w:t xml:space="preserve">11 (11.1)</w:t>
+            </w:r>
+          </w:p>
+        </w:tc>
+        <w:tc>
+          <w:tcPr>
+            <w:tcW w:type="dxa" w:w="9038"/>
+            <w:tcBorders>
+              <w:top w:val="single" w:color="808080" w:sz="4"/>
+              <w:left w:val="single" w:color="808080" w:sz="4"/>
+              <w:bottom w:val="single" w:color="808080" w:sz="4"/>
+              <w:right w:val="single" w:color="808080" w:sz="4"/>
+            </w:tcBorders>
+            <w:tcMar>
+              <w:top w:type="dxa" w:w="60"/>
+              <w:left w:type="dxa" w:w="100"/>
+              <w:bottom w:type="dxa" w:w="60"/>
+              <w:right w:type="dxa" w:w="100"/>
+            </w:tcMar>
+          </w:tcPr>
+          <w:p>
+            <w:pPr>
+              <w:bidi/>
+              <w:spacing w:after="60"/>
+              <w:jc w:val="right"/>
+            </w:pPr>
+            <w:r>
+              <w:rPr>
+                <w:rFonts w:ascii="Arial" w:cs="Arial" w:eastAsia="Arial" w:hAnsi="Arial"/>
+                <w:b w:val="false"/>
+                <w:bCs w:val="false"/>
+                <w:sz w:val="20"/>
+                <w:szCs w:val="20"/>
+                <w:rtl/>
+              </w:rPr>
+              <w:t xml:space="preserve">מבוקש לצמצם את אחריות הספק לאחריות על פי דין: בסעיף 11.1 – למחוק את המלל "אחריות מלאה ומוחלטת" ולכתוב "על פי דין".</w:t>
+            </w:r>
+          </w:p>
+          <w:p>
+            <w:pPr>
+              <w:bidi/>
+              <w:spacing w:after="60"/>
+              <w:jc w:val="right"/>
+            </w:pPr>
+            <w:r>
+              <w:rPr>
+                <w:rFonts w:ascii="Arial" w:cs="Arial" w:eastAsia="Arial" w:hAnsi="Arial"/>
+                <w:b w:val="false"/>
+                <w:bCs w:val="false"/>
+                <w:sz w:val="20"/>
+                <w:szCs w:val="20"/>
+                <w:rtl/>
+              </w:rPr>
+              <w:t xml:space="preserve">כמו כן מבוקש להוסיף להסכם סעיף הגבלת אחריות בנוסח הבא:</w:t>
+            </w:r>
+          </w:p>
+          <w:p>
+            <w:pPr>
+              <w:bidi/>
+              <w:spacing w:after="60"/>
+              <w:jc w:val="right"/>
+            </w:pPr>
+            <w:r>
+              <w:rPr>
+                <w:rFonts w:ascii="Arial" w:cs="Arial" w:eastAsia="Arial" w:hAnsi="Arial"/>
+                <w:b w:val="false"/>
+                <w:bCs w:val="false"/>
+                <w:sz w:val="20"/>
+                <w:szCs w:val="20"/>
+                <w:rtl/>
+              </w:rPr>
+              <w:t xml:space="preserve">"הגבלת אחריות – מובהר ומוסכם כי חבות הספק ואחריותו בכל מקום בו נושא הספק באחריות ו/או בפיצוי ו/או בשיפוי על פי הסכם זה לרבות נספחיו כפופה לתנאים המצטברים דלהלן: (1) התקבל פס"ד חלוט; (2) העירייה הודיעה לספק על כל תביעה או דרישה כאמור מיד עם היוודע לה על כך ואפשרה לספק לנהל את ההגנה, ולא התפשרה בשמו ובמקומו ו/או ללא אישורו של הספק מראש ובכתב; (3) בשום מקרה הספק לא יישא בנזקים עקיפים ו/או תוצאתיים, לרבות כלכליים טהורים.</w:t>
+            </w:r>
+          </w:p>
+          <w:p>
+            <w:pPr>
+              <w:bidi/>
+              <w:spacing w:after="60"/>
+              <w:jc w:val="right"/>
+            </w:pPr>
+            <w:r>
+              <w:rPr>
+                <w:rFonts w:ascii="Arial" w:cs="Arial" w:eastAsia="Arial" w:hAnsi="Arial"/>
+                <w:b w:val="false"/>
+                <w:bCs w:val="false"/>
+                <w:sz w:val="20"/>
+                <w:szCs w:val="20"/>
+                <w:rtl/>
+              </w:rPr>
+              <w:t xml:space="preserve">על אף האמור בסעיף זה, ועל אף כל הוראה אחרת בהסכם זה, מוסכם בזאת מפורשות כי אחריות הספק והשיעור המרבי של הפיצויים ו/או השיפוי ו/או ההוצאות ו/או דמי הנזק בהם יישא הספק על פי הסכם זה או על פי דין, לא יעלו בכל מקרה על סכום של __________ ₪, והעירייה פוטרת את הספק ומוותרת בזאת על כל תשלום העולה על סכום הפיצוי המרבי המצוין לעיל. הוראות סעיף זה יחולו אף לאחר סיום ההסכם ו/או ביטולו."</w:t>
+            </w:r>
+          </w:p>
+        </w:tc>
+      </w:tr>
+      <w:tr>
+        <w:trPr>
+          <w:cantSplit/>
+        </w:trPr>
+        <w:tc>
+          <w:tcPr>
+            <w:tcW w:type="dxa" w:w="700"/>
+            <w:tcBorders>
+              <w:top w:val="single" w:color="808080" w:sz="4"/>
+              <w:left w:val="single" w:color="808080" w:sz="4"/>
+              <w:bottom w:val="single" w:color="808080" w:sz="4"/>
+              <w:right w:val="single" w:color="808080" w:sz="4"/>
+            </w:tcBorders>
+            <w:tcMar>
+              <w:top w:type="dxa" w:w="60"/>
+              <w:left w:type="dxa" w:w="100"/>
+              <w:bottom w:type="dxa" w:w="60"/>
+              <w:right w:type="dxa" w:w="100"/>
+            </w:tcMar>
+          </w:tcPr>
+          <w:p>
+            <w:pPr>
+              <w:bidi/>
+              <w:spacing w:after="60"/>
+              <w:jc w:val="center"/>
+            </w:pPr>
+            <w:r>
+              <w:rPr>
+                <w:rFonts w:ascii="Arial" w:cs="Arial" w:eastAsia="Arial" w:hAnsi="Arial"/>
+                <w:b w:val="false"/>
+                <w:bCs w:val="false"/>
+                <w:sz w:val="20"/>
+                <w:szCs w:val="20"/>
+                <w:rtl/>
+              </w:rPr>
+              <w:t xml:space="preserve">45</w:t>
+            </w:r>
+          </w:p>
+        </w:tc>
+        <w:tc>
+          <w:tcPr>
+            <w:tcW w:type="dxa" w:w="2400"/>
+            <w:tcBorders>
+              <w:top w:val="single" w:color="808080" w:sz="4"/>
+              <w:left w:val="single" w:color="808080" w:sz="4"/>
+              <w:bottom w:val="single" w:color="808080" w:sz="4"/>
+              <w:right w:val="single" w:color="808080" w:sz="4"/>
+            </w:tcBorders>
+            <w:tcMar>
+              <w:top w:type="dxa" w:w="60"/>
+              <w:left w:type="dxa" w:w="100"/>
+              <w:bottom w:type="dxa" w:w="60"/>
+              <w:right w:type="dxa" w:w="100"/>
+            </w:tcMar>
+          </w:tcPr>
+          <w:p>
+            <w:pPr>
+              <w:bidi/>
+              <w:spacing w:after="60"/>
+              <w:jc w:val="right"/>
+            </w:pPr>
+            <w:r>
+              <w:rPr>
+                <w:rFonts w:ascii="Arial" w:cs="Arial" w:eastAsia="Arial" w:hAnsi="Arial"/>
+                <w:b w:val="false"/>
+                <w:bCs w:val="false"/>
+                <w:sz w:val="20"/>
+                <w:szCs w:val="20"/>
+                <w:rtl/>
+              </w:rPr>
+              <w:t xml:space="preserve">מסמך ג' – הסכם</w:t>
+            </w:r>
+          </w:p>
+        </w:tc>
+        <w:tc>
+          <w:tcPr>
+            <w:tcW w:type="dxa" w:w="800"/>
+            <w:tcBorders>
+              <w:top w:val="single" w:color="808080" w:sz="4"/>
+              <w:left w:val="single" w:color="808080" w:sz="4"/>
+              <w:bottom w:val="single" w:color="808080" w:sz="4"/>
+              <w:right w:val="single" w:color="808080" w:sz="4"/>
+            </w:tcBorders>
+            <w:tcMar>
+              <w:top w:type="dxa" w:w="60"/>
+              <w:left w:type="dxa" w:w="100"/>
+              <w:bottom w:type="dxa" w:w="60"/>
+              <w:right w:type="dxa" w:w="100"/>
+            </w:tcMar>
+          </w:tcPr>
+          <w:p>
+            <w:pPr>
+              <w:bidi/>
+              <w:spacing w:after="60"/>
+              <w:jc w:val="center"/>
+            </w:pPr>
+            <w:r>
+              <w:rPr>
+                <w:rFonts w:ascii="Arial" w:cs="Arial" w:eastAsia="Arial" w:hAnsi="Arial"/>
+                <w:b w:val="false"/>
+                <w:bCs w:val="false"/>
+                <w:sz w:val="20"/>
+                <w:szCs w:val="20"/>
+                <w:rtl/>
+              </w:rPr>
+              <w:t xml:space="preserve">33</w:t>
+            </w:r>
+          </w:p>
+        </w:tc>
+        <w:tc>
+          <w:tcPr>
+            <w:tcW w:type="dxa" w:w="1900"/>
+            <w:tcBorders>
+              <w:top w:val="single" w:color="808080" w:sz="4"/>
+              <w:left w:val="single" w:color="808080" w:sz="4"/>
+              <w:bottom w:val="single" w:color="808080" w:sz="4"/>
+              <w:right w:val="single" w:color="808080" w:sz="4"/>
+            </w:tcBorders>
+            <w:tcMar>
+              <w:top w:type="dxa" w:w="60"/>
+              <w:left w:type="dxa" w:w="100"/>
+              <w:bottom w:type="dxa" w:w="60"/>
+              <w:right w:type="dxa" w:w="100"/>
+            </w:tcMar>
+          </w:tcPr>
+          <w:p>
+            <w:pPr>
+              <w:bidi/>
+              <w:spacing w:after="60"/>
+              <w:jc w:val="right"/>
+            </w:pPr>
+            <w:r>
+              <w:rPr>
+                <w:rFonts w:ascii="Arial" w:cs="Arial" w:eastAsia="Arial" w:hAnsi="Arial"/>
+                <w:b w:val="false"/>
+                <w:bCs w:val="false"/>
+                <w:sz w:val="20"/>
+                <w:szCs w:val="20"/>
+                <w:rtl/>
+              </w:rPr>
+              <w:t xml:space="preserve">12.1</w:t>
+            </w:r>
+          </w:p>
+        </w:tc>
+        <w:tc>
+          <w:tcPr>
+            <w:tcW w:type="dxa" w:w="9038"/>
+            <w:tcBorders>
+              <w:top w:val="single" w:color="808080" w:sz="4"/>
+              <w:left w:val="single" w:color="808080" w:sz="4"/>
+              <w:bottom w:val="single" w:color="808080" w:sz="4"/>
+              <w:right w:val="single" w:color="808080" w:sz="4"/>
+            </w:tcBorders>
+            <w:tcMar>
+              <w:top w:type="dxa" w:w="60"/>
+              <w:left w:type="dxa" w:w="100"/>
+              <w:bottom w:type="dxa" w:w="60"/>
+              <w:right w:type="dxa" w:w="100"/>
+            </w:tcMar>
+          </w:tcPr>
+          <w:p>
+            <w:pPr>
+              <w:bidi/>
+              <w:spacing w:after="60"/>
+              <w:jc w:val="right"/>
+            </w:pPr>
+            <w:r>
+              <w:rPr>
+                <w:rFonts w:ascii="Arial" w:cs="Arial" w:eastAsia="Arial" w:hAnsi="Arial"/>
+                <w:b w:val="false"/>
+                <w:bCs w:val="false"/>
+                <w:sz w:val="20"/>
+                <w:szCs w:val="20"/>
+                <w:rtl/>
+              </w:rPr>
+              <w:t xml:space="preserve">מבוקש לבצע את השינויים הבאים בסעיף 12.1: (א) בשורה 3 – למחוק את המלל "ובעלת מוניטין"; (ב) בשורה 4 – למחוק את המלל "בביטוחים אלו" ולכתוב "בביטוחי החבויות בגין אחריותה למעשי ומחדלי הספק"; (ג) בשורה 5 – למחוק את המלל "כל תקופת חבותו החוקית" ולכתוב "למשך 3 שנים נוספות ממועד סיום ההתקשרות".</w:t>
+            </w:r>
+          </w:p>
+        </w:tc>
+      </w:tr>
+      <w:tr>
+        <w:trPr>
+          <w:cantSplit/>
+        </w:trPr>
+        <w:tc>
+          <w:tcPr>
+            <w:tcW w:type="dxa" w:w="700"/>
+            <w:tcBorders>
+              <w:top w:val="single" w:color="808080" w:sz="4"/>
+              <w:left w:val="single" w:color="808080" w:sz="4"/>
+              <w:bottom w:val="single" w:color="808080" w:sz="4"/>
+              <w:right w:val="single" w:color="808080" w:sz="4"/>
+            </w:tcBorders>
+            <w:tcMar>
+              <w:top w:type="dxa" w:w="60"/>
+              <w:left w:type="dxa" w:w="100"/>
+              <w:bottom w:type="dxa" w:w="60"/>
+              <w:right w:type="dxa" w:w="100"/>
+            </w:tcMar>
+          </w:tcPr>
+          <w:p>
+            <w:pPr>
+              <w:bidi/>
+              <w:spacing w:after="60"/>
+              <w:jc w:val="center"/>
+            </w:pPr>
+            <w:r>
+              <w:rPr>
+                <w:rFonts w:ascii="Arial" w:cs="Arial" w:eastAsia="Arial" w:hAnsi="Arial"/>
+                <w:b w:val="false"/>
+                <w:bCs w:val="false"/>
+                <w:sz w:val="20"/>
+                <w:szCs w:val="20"/>
+                <w:rtl/>
+              </w:rPr>
+              <w:t xml:space="preserve">46</w:t>
+            </w:r>
+          </w:p>
+        </w:tc>
+        <w:tc>
+          <w:tcPr>
+            <w:tcW w:type="dxa" w:w="2400"/>
+            <w:tcBorders>
+              <w:top w:val="single" w:color="808080" w:sz="4"/>
+              <w:left w:val="single" w:color="808080" w:sz="4"/>
+              <w:bottom w:val="single" w:color="808080" w:sz="4"/>
+              <w:right w:val="single" w:color="808080" w:sz="4"/>
+            </w:tcBorders>
+            <w:tcMar>
+              <w:top w:type="dxa" w:w="60"/>
+              <w:left w:type="dxa" w:w="100"/>
+              <w:bottom w:type="dxa" w:w="60"/>
+              <w:right w:type="dxa" w:w="100"/>
+            </w:tcMar>
+          </w:tcPr>
+          <w:p>
+            <w:pPr>
+              <w:bidi/>
+              <w:spacing w:after="60"/>
+              <w:jc w:val="right"/>
+            </w:pPr>
+            <w:r>
+              <w:rPr>
+                <w:rFonts w:ascii="Arial" w:cs="Arial" w:eastAsia="Arial" w:hAnsi="Arial"/>
+                <w:b w:val="false"/>
+                <w:bCs w:val="false"/>
+                <w:sz w:val="20"/>
+                <w:szCs w:val="20"/>
+                <w:rtl/>
+              </w:rPr>
+              <w:t xml:space="preserve">מסמך ג' – הסכם</w:t>
+            </w:r>
+          </w:p>
+        </w:tc>
+        <w:tc>
+          <w:tcPr>
+            <w:tcW w:type="dxa" w:w="800"/>
+            <w:tcBorders>
+              <w:top w:val="single" w:color="808080" w:sz="4"/>
+              <w:left w:val="single" w:color="808080" w:sz="4"/>
+              <w:bottom w:val="single" w:color="808080" w:sz="4"/>
+              <w:right w:val="single" w:color="808080" w:sz="4"/>
+            </w:tcBorders>
+            <w:tcMar>
+              <w:top w:type="dxa" w:w="60"/>
+              <w:left w:type="dxa" w:w="100"/>
+              <w:bottom w:type="dxa" w:w="60"/>
+              <w:right w:type="dxa" w:w="100"/>
+            </w:tcMar>
+          </w:tcPr>
+          <w:p>
+            <w:pPr>
+              <w:bidi/>
+              <w:spacing w:after="60"/>
+              <w:jc w:val="center"/>
+            </w:pPr>
+            <w:r>
+              <w:rPr>
+                <w:rFonts w:ascii="Arial" w:cs="Arial" w:eastAsia="Arial" w:hAnsi="Arial"/>
+                <w:b w:val="false"/>
+                <w:bCs w:val="false"/>
+                <w:sz w:val="20"/>
+                <w:szCs w:val="20"/>
+                <w:rtl/>
+              </w:rPr>
+              <w:t xml:space="preserve">33</w:t>
+            </w:r>
+          </w:p>
+        </w:tc>
+        <w:tc>
+          <w:tcPr>
+            <w:tcW w:type="dxa" w:w="1900"/>
+            <w:tcBorders>
+              <w:top w:val="single" w:color="808080" w:sz="4"/>
+              <w:left w:val="single" w:color="808080" w:sz="4"/>
+              <w:bottom w:val="single" w:color="808080" w:sz="4"/>
+              <w:right w:val="single" w:color="808080" w:sz="4"/>
+            </w:tcBorders>
+            <w:tcMar>
+              <w:top w:type="dxa" w:w="60"/>
+              <w:left w:type="dxa" w:w="100"/>
+              <w:bottom w:type="dxa" w:w="60"/>
+              <w:right w:type="dxa" w:w="100"/>
+            </w:tcMar>
+          </w:tcPr>
+          <w:p>
+            <w:pPr>
+              <w:bidi/>
+              <w:spacing w:after="60"/>
+              <w:jc w:val="right"/>
+            </w:pPr>
+            <w:r>
+              <w:rPr>
+                <w:rFonts w:ascii="Arial" w:cs="Arial" w:eastAsia="Arial" w:hAnsi="Arial"/>
+                <w:b w:val="false"/>
+                <w:bCs w:val="false"/>
+                <w:sz w:val="20"/>
+                <w:szCs w:val="20"/>
+                <w:rtl/>
+              </w:rPr>
+              <w:t xml:space="preserve">12.4</w:t>
+            </w:r>
+          </w:p>
+        </w:tc>
+        <w:tc>
+          <w:tcPr>
+            <w:tcW w:type="dxa" w:w="9038"/>
+            <w:tcBorders>
+              <w:top w:val="single" w:color="808080" w:sz="4"/>
+              <w:left w:val="single" w:color="808080" w:sz="4"/>
+              <w:bottom w:val="single" w:color="808080" w:sz="4"/>
+              <w:right w:val="single" w:color="808080" w:sz="4"/>
+            </w:tcBorders>
+            <w:tcMar>
+              <w:top w:type="dxa" w:w="60"/>
+              <w:left w:type="dxa" w:w="100"/>
+              <w:bottom w:type="dxa" w:w="60"/>
+              <w:right w:type="dxa" w:w="100"/>
+            </w:tcMar>
+          </w:tcPr>
+          <w:p>
+            <w:pPr>
+              <w:bidi/>
+              <w:spacing w:after="60"/>
+              <w:jc w:val="right"/>
+            </w:pPr>
+            <w:r>
+              <w:rPr>
+                <w:rFonts w:ascii="Arial" w:cs="Arial" w:eastAsia="Arial" w:hAnsi="Arial"/>
+                <w:b w:val="false"/>
+                <w:bCs w:val="false"/>
+                <w:sz w:val="20"/>
+                <w:szCs w:val="20"/>
+                <w:rtl/>
+              </w:rPr>
+              <w:t xml:space="preserve">מבוקש לבצע את השינויים הבאים בסעיף 12.4: (א) בשורה 2 – למחוק את המילה "מתחייב" ולכתוב "רשאי"; (ב) בשורה 3 – למחוק את המלל "והפועלים מטעמה"; (ג) בשורה 3 – למחוק את המלל "ו/או יורחב שם המבוטח לכלול את העיריה ו/או הפועלים מטעמה לעניין ביטוחי חבויות, בכפוף לסעיף אחריות צולבת כאילו נערך הביטוח בנפרד עבור כל אחד מיחידי המבוטח" ולכתוב "למעט כלפי מי שגרם לנזק בזדון".</w:t>
+            </w:r>
+          </w:p>
+        </w:tc>
+      </w:tr>
+      <w:tr>
+        <w:trPr>
+          <w:cantSplit/>
+        </w:trPr>
+        <w:tc>
+          <w:tcPr>
+            <w:tcW w:type="dxa" w:w="700"/>
+            <w:tcBorders>
+              <w:top w:val="single" w:color="808080" w:sz="4"/>
+              <w:left w:val="single" w:color="808080" w:sz="4"/>
+              <w:bottom w:val="single" w:color="808080" w:sz="4"/>
+              <w:right w:val="single" w:color="808080" w:sz="4"/>
+            </w:tcBorders>
+            <w:tcMar>
+              <w:top w:type="dxa" w:w="60"/>
+              <w:left w:type="dxa" w:w="100"/>
+              <w:bottom w:type="dxa" w:w="60"/>
+              <w:right w:type="dxa" w:w="100"/>
+            </w:tcMar>
+          </w:tcPr>
+          <w:p>
+            <w:pPr>
+              <w:bidi/>
+              <w:spacing w:after="60"/>
+              <w:jc w:val="center"/>
+            </w:pPr>
+            <w:r>
+              <w:rPr>
+                <w:rFonts w:ascii="Arial" w:cs="Arial" w:eastAsia="Arial" w:hAnsi="Arial"/>
+                <w:b w:val="false"/>
+                <w:bCs w:val="false"/>
+                <w:sz w:val="20"/>
+                <w:szCs w:val="20"/>
+                <w:rtl/>
+              </w:rPr>
+              <w:t xml:space="preserve">47</w:t>
+            </w:r>
+          </w:p>
+        </w:tc>
+        <w:tc>
+          <w:tcPr>
+            <w:tcW w:type="dxa" w:w="2400"/>
+            <w:tcBorders>
+              <w:top w:val="single" w:color="808080" w:sz="4"/>
+              <w:left w:val="single" w:color="808080" w:sz="4"/>
+              <w:bottom w:val="single" w:color="808080" w:sz="4"/>
+              <w:right w:val="single" w:color="808080" w:sz="4"/>
+            </w:tcBorders>
+            <w:tcMar>
+              <w:top w:type="dxa" w:w="60"/>
+              <w:left w:type="dxa" w:w="100"/>
+              <w:bottom w:type="dxa" w:w="60"/>
+              <w:right w:type="dxa" w:w="100"/>
+            </w:tcMar>
+          </w:tcPr>
+          <w:p>
+            <w:pPr>
+              <w:bidi/>
+              <w:spacing w:after="60"/>
+              <w:jc w:val="right"/>
+            </w:pPr>
+            <w:r>
+              <w:rPr>
+                <w:rFonts w:ascii="Arial" w:cs="Arial" w:eastAsia="Arial" w:hAnsi="Arial"/>
+                <w:b w:val="false"/>
+                <w:bCs w:val="false"/>
+                <w:sz w:val="20"/>
+                <w:szCs w:val="20"/>
+                <w:rtl/>
+              </w:rPr>
+              <w:t xml:space="preserve">מסמך ג' – הסכם</w:t>
+            </w:r>
+          </w:p>
+        </w:tc>
+        <w:tc>
+          <w:tcPr>
+            <w:tcW w:type="dxa" w:w="800"/>
+            <w:tcBorders>
+              <w:top w:val="single" w:color="808080" w:sz="4"/>
+              <w:left w:val="single" w:color="808080" w:sz="4"/>
+              <w:bottom w:val="single" w:color="808080" w:sz="4"/>
+              <w:right w:val="single" w:color="808080" w:sz="4"/>
+            </w:tcBorders>
+            <w:tcMar>
+              <w:top w:type="dxa" w:w="60"/>
+              <w:left w:type="dxa" w:w="100"/>
+              <w:bottom w:type="dxa" w:w="60"/>
+              <w:right w:type="dxa" w:w="100"/>
+            </w:tcMar>
+          </w:tcPr>
+          <w:p>
+            <w:pPr>
+              <w:bidi/>
+              <w:spacing w:after="60"/>
+              <w:jc w:val="center"/>
+            </w:pPr>
+            <w:r>
+              <w:rPr>
+                <w:rFonts w:ascii="Arial" w:cs="Arial" w:eastAsia="Arial" w:hAnsi="Arial"/>
+                <w:b w:val="false"/>
+                <w:bCs w:val="false"/>
+                <w:sz w:val="20"/>
+                <w:szCs w:val="20"/>
+                <w:rtl/>
+              </w:rPr>
+              <w:t xml:space="preserve">34</w:t>
+            </w:r>
+          </w:p>
+        </w:tc>
+        <w:tc>
+          <w:tcPr>
+            <w:tcW w:type="dxa" w:w="1900"/>
+            <w:tcBorders>
+              <w:top w:val="single" w:color="808080" w:sz="4"/>
+              <w:left w:val="single" w:color="808080" w:sz="4"/>
+              <w:bottom w:val="single" w:color="808080" w:sz="4"/>
+              <w:right w:val="single" w:color="808080" w:sz="4"/>
+            </w:tcBorders>
+            <w:tcMar>
+              <w:top w:type="dxa" w:w="60"/>
+              <w:left w:type="dxa" w:w="100"/>
+              <w:bottom w:type="dxa" w:w="60"/>
+              <w:right w:type="dxa" w:w="100"/>
+            </w:tcMar>
+          </w:tcPr>
+          <w:p>
+            <w:pPr>
+              <w:bidi/>
+              <w:spacing w:after="60"/>
+              <w:jc w:val="right"/>
+            </w:pPr>
+            <w:r>
+              <w:rPr>
+                <w:rFonts w:ascii="Arial" w:cs="Arial" w:eastAsia="Arial" w:hAnsi="Arial"/>
+                <w:b w:val="false"/>
+                <w:bCs w:val="false"/>
+                <w:sz w:val="20"/>
+                <w:szCs w:val="20"/>
+                <w:rtl/>
+              </w:rPr>
+              <w:t xml:space="preserve">12.5</w:t>
+            </w:r>
+          </w:p>
+        </w:tc>
+        <w:tc>
+          <w:tcPr>
+            <w:tcW w:type="dxa" w:w="9038"/>
+            <w:tcBorders>
+              <w:top w:val="single" w:color="808080" w:sz="4"/>
+              <w:left w:val="single" w:color="808080" w:sz="4"/>
+              <w:bottom w:val="single" w:color="808080" w:sz="4"/>
+              <w:right w:val="single" w:color="808080" w:sz="4"/>
+            </w:tcBorders>
+            <w:tcMar>
+              <w:top w:type="dxa" w:w="60"/>
+              <w:left w:type="dxa" w:w="100"/>
+              <w:bottom w:type="dxa" w:w="60"/>
+              <w:right w:type="dxa" w:w="100"/>
+            </w:tcMar>
+          </w:tcPr>
+          <w:p>
+            <w:pPr>
+              <w:bidi/>
+              <w:spacing w:after="60"/>
+              <w:jc w:val="right"/>
+            </w:pPr>
+            <w:r>
+              <w:rPr>
+                <w:rFonts w:ascii="Arial" w:cs="Arial" w:eastAsia="Arial" w:hAnsi="Arial"/>
+                <w:b w:val="false"/>
+                <w:bCs w:val="false"/>
+                <w:sz w:val="20"/>
+                <w:szCs w:val="20"/>
+                <w:rtl/>
+              </w:rPr>
+              <w:t xml:space="preserve">מבוקש לבצע את השינויים הבאים בסעיף 12.5: (א) בשורה 3 – למחוק את המילה "תימסר" ולכתוב "תישלח"; (ב) בשורה 4 – למחוק את המלל "בדואר רשום".</w:t>
+            </w:r>
+          </w:p>
+        </w:tc>
+      </w:tr>
+      <w:tr>
+        <w:trPr>
+          <w:cantSplit/>
+        </w:trPr>
+        <w:tc>
+          <w:tcPr>
+            <w:tcW w:type="dxa" w:w="700"/>
+            <w:tcBorders>
+              <w:top w:val="single" w:color="808080" w:sz="4"/>
+              <w:left w:val="single" w:color="808080" w:sz="4"/>
+              <w:bottom w:val="single" w:color="808080" w:sz="4"/>
+              <w:right w:val="single" w:color="808080" w:sz="4"/>
+            </w:tcBorders>
+            <w:tcMar>
+              <w:top w:type="dxa" w:w="60"/>
+              <w:left w:type="dxa" w:w="100"/>
+              <w:bottom w:type="dxa" w:w="60"/>
+              <w:right w:type="dxa" w:w="100"/>
+            </w:tcMar>
+          </w:tcPr>
+          <w:p>
+            <w:pPr>
+              <w:bidi/>
+              <w:spacing w:after="60"/>
+              <w:jc w:val="center"/>
+            </w:pPr>
+            <w:r>
+              <w:rPr>
+                <w:rFonts w:ascii="Arial" w:cs="Arial" w:eastAsia="Arial" w:hAnsi="Arial"/>
+                <w:b w:val="false"/>
+                <w:bCs w:val="false"/>
+                <w:sz w:val="20"/>
+                <w:szCs w:val="20"/>
+                <w:rtl/>
+              </w:rPr>
+              <w:t xml:space="preserve">48</w:t>
+            </w:r>
+          </w:p>
+        </w:tc>
+        <w:tc>
+          <w:tcPr>
+            <w:tcW w:type="dxa" w:w="2400"/>
+            <w:tcBorders>
+              <w:top w:val="single" w:color="808080" w:sz="4"/>
+              <w:left w:val="single" w:color="808080" w:sz="4"/>
+              <w:bottom w:val="single" w:color="808080" w:sz="4"/>
+              <w:right w:val="single" w:color="808080" w:sz="4"/>
+            </w:tcBorders>
+            <w:tcMar>
+              <w:top w:type="dxa" w:w="60"/>
+              <w:left w:type="dxa" w:w="100"/>
+              <w:bottom w:type="dxa" w:w="60"/>
+              <w:right w:type="dxa" w:w="100"/>
+            </w:tcMar>
+          </w:tcPr>
+          <w:p>
+            <w:pPr>
+              <w:bidi/>
+              <w:spacing w:after="60"/>
+              <w:jc w:val="right"/>
+            </w:pPr>
+            <w:r>
+              <w:rPr>
+                <w:rFonts w:ascii="Arial" w:cs="Arial" w:eastAsia="Arial" w:hAnsi="Arial"/>
+                <w:b w:val="false"/>
+                <w:bCs w:val="false"/>
+                <w:sz w:val="20"/>
+                <w:szCs w:val="20"/>
+                <w:rtl/>
+              </w:rPr>
+              <w:t xml:space="preserve">מסמך ג' – הסכם</w:t>
+            </w:r>
+          </w:p>
+        </w:tc>
+        <w:tc>
+          <w:tcPr>
+            <w:tcW w:type="dxa" w:w="800"/>
+            <w:tcBorders>
+              <w:top w:val="single" w:color="808080" w:sz="4"/>
+              <w:left w:val="single" w:color="808080" w:sz="4"/>
+              <w:bottom w:val="single" w:color="808080" w:sz="4"/>
+              <w:right w:val="single" w:color="808080" w:sz="4"/>
+            </w:tcBorders>
+            <w:tcMar>
+              <w:top w:type="dxa" w:w="60"/>
+              <w:left w:type="dxa" w:w="100"/>
+              <w:bottom w:type="dxa" w:w="60"/>
+              <w:right w:type="dxa" w:w="100"/>
+            </w:tcMar>
+          </w:tcPr>
+          <w:p>
+            <w:pPr>
+              <w:bidi/>
+              <w:spacing w:after="60"/>
+              <w:jc w:val="center"/>
+            </w:pPr>
+            <w:r>
+              <w:rPr>
+                <w:rFonts w:ascii="Arial" w:cs="Arial" w:eastAsia="Arial" w:hAnsi="Arial"/>
+                <w:b w:val="false"/>
+                <w:bCs w:val="false"/>
+                <w:sz w:val="20"/>
+                <w:szCs w:val="20"/>
+                <w:rtl/>
+              </w:rPr>
+              <w:t xml:space="preserve">34</w:t>
+            </w:r>
+          </w:p>
+        </w:tc>
+        <w:tc>
+          <w:tcPr>
+            <w:tcW w:type="dxa" w:w="1900"/>
+            <w:tcBorders>
+              <w:top w:val="single" w:color="808080" w:sz="4"/>
+              <w:left w:val="single" w:color="808080" w:sz="4"/>
+              <w:bottom w:val="single" w:color="808080" w:sz="4"/>
+              <w:right w:val="single" w:color="808080" w:sz="4"/>
+            </w:tcBorders>
+            <w:tcMar>
+              <w:top w:type="dxa" w:w="60"/>
+              <w:left w:type="dxa" w:w="100"/>
+              <w:bottom w:type="dxa" w:w="60"/>
+              <w:right w:type="dxa" w:w="100"/>
+            </w:tcMar>
+          </w:tcPr>
+          <w:p>
+            <w:pPr>
+              <w:bidi/>
+              <w:spacing w:after="60"/>
+              <w:jc w:val="right"/>
+            </w:pPr>
+            <w:r>
+              <w:rPr>
+                <w:rFonts w:ascii="Arial" w:cs="Arial" w:eastAsia="Arial" w:hAnsi="Arial"/>
+                <w:b w:val="false"/>
+                <w:bCs w:val="false"/>
+                <w:sz w:val="20"/>
+                <w:szCs w:val="20"/>
+                <w:rtl/>
+              </w:rPr>
+              <w:t xml:space="preserve">12.6</w:t>
+            </w:r>
+          </w:p>
+        </w:tc>
+        <w:tc>
+          <w:tcPr>
+            <w:tcW w:type="dxa" w:w="9038"/>
+            <w:tcBorders>
+              <w:top w:val="single" w:color="808080" w:sz="4"/>
+              <w:left w:val="single" w:color="808080" w:sz="4"/>
+              <w:bottom w:val="single" w:color="808080" w:sz="4"/>
+              <w:right w:val="single" w:color="808080" w:sz="4"/>
+            </w:tcBorders>
+            <w:tcMar>
+              <w:top w:type="dxa" w:w="60"/>
+              <w:left w:type="dxa" w:w="100"/>
+              <w:bottom w:type="dxa" w:w="60"/>
+              <w:right w:type="dxa" w:w="100"/>
+            </w:tcMar>
+          </w:tcPr>
+          <w:p>
+            <w:pPr>
+              <w:bidi/>
+              <w:spacing w:after="60"/>
+              <w:jc w:val="right"/>
+            </w:pPr>
+            <w:r>
+              <w:rPr>
+                <w:rFonts w:ascii="Arial" w:cs="Arial" w:eastAsia="Arial" w:hAnsi="Arial"/>
+                <w:b w:val="false"/>
+                <w:bCs w:val="false"/>
+                <w:sz w:val="20"/>
+                <w:szCs w:val="20"/>
+                <w:rtl/>
+              </w:rPr>
+              <w:t xml:space="preserve">מבוקש לבצע את השינויים הבאים בסעיף 12.6: (א) בשורה 1 – למחוק את המלל "ו/או מי מטעמה"; (ב) בשורה 2 – לאחר המילה "נזק" להוסיף "לרכוש הספק".</w:t>
+            </w:r>
+          </w:p>
+        </w:tc>
+      </w:tr>
+      <w:tr>
+        <w:trPr>
+          <w:cantSplit/>
+        </w:trPr>
+        <w:tc>
+          <w:tcPr>
+            <w:tcW w:type="dxa" w:w="700"/>
+            <w:tcBorders>
+              <w:top w:val="single" w:color="808080" w:sz="4"/>
+              <w:left w:val="single" w:color="808080" w:sz="4"/>
+              <w:bottom w:val="single" w:color="808080" w:sz="4"/>
+              <w:right w:val="single" w:color="808080" w:sz="4"/>
+            </w:tcBorders>
+            <w:tcMar>
+              <w:top w:type="dxa" w:w="60"/>
+              <w:left w:type="dxa" w:w="100"/>
+              <w:bottom w:type="dxa" w:w="60"/>
+              <w:right w:type="dxa" w:w="100"/>
+            </w:tcMar>
+          </w:tcPr>
+          <w:p>
+            <w:pPr>
+              <w:bidi/>
+              <w:spacing w:after="60"/>
+              <w:jc w:val="center"/>
+            </w:pPr>
+            <w:r>
+              <w:rPr>
+                <w:rFonts w:ascii="Arial" w:cs="Arial" w:eastAsia="Arial" w:hAnsi="Arial"/>
+                <w:b w:val="false"/>
+                <w:bCs w:val="false"/>
+                <w:sz w:val="20"/>
+                <w:szCs w:val="20"/>
+                <w:rtl/>
+              </w:rPr>
+              <w:t xml:space="preserve">49</w:t>
+            </w:r>
+          </w:p>
+        </w:tc>
+        <w:tc>
+          <w:tcPr>
+            <w:tcW w:type="dxa" w:w="2400"/>
+            <w:tcBorders>
+              <w:top w:val="single" w:color="808080" w:sz="4"/>
+              <w:left w:val="single" w:color="808080" w:sz="4"/>
+              <w:bottom w:val="single" w:color="808080" w:sz="4"/>
+              <w:right w:val="single" w:color="808080" w:sz="4"/>
+            </w:tcBorders>
+            <w:tcMar>
+              <w:top w:type="dxa" w:w="60"/>
+              <w:left w:type="dxa" w:w="100"/>
+              <w:bottom w:type="dxa" w:w="60"/>
+              <w:right w:type="dxa" w:w="100"/>
+            </w:tcMar>
+          </w:tcPr>
+          <w:p>
+            <w:pPr>
+              <w:bidi/>
+              <w:spacing w:after="60"/>
+              <w:jc w:val="right"/>
+            </w:pPr>
+            <w:r>
+              <w:rPr>
+                <w:rFonts w:ascii="Arial" w:cs="Arial" w:eastAsia="Arial" w:hAnsi="Arial"/>
+                <w:b w:val="false"/>
+                <w:bCs w:val="false"/>
+                <w:sz w:val="20"/>
+                <w:szCs w:val="20"/>
+                <w:rtl/>
+              </w:rPr>
+              <w:t xml:space="preserve">מסמך ג' – הסכם</w:t>
+            </w:r>
+          </w:p>
+        </w:tc>
+        <w:tc>
+          <w:tcPr>
+            <w:tcW w:type="dxa" w:w="800"/>
+            <w:tcBorders>
+              <w:top w:val="single" w:color="808080" w:sz="4"/>
+              <w:left w:val="single" w:color="808080" w:sz="4"/>
+              <w:bottom w:val="single" w:color="808080" w:sz="4"/>
+              <w:right w:val="single" w:color="808080" w:sz="4"/>
+            </w:tcBorders>
+            <w:tcMar>
+              <w:top w:type="dxa" w:w="60"/>
+              <w:left w:type="dxa" w:w="100"/>
+              <w:bottom w:type="dxa" w:w="60"/>
+              <w:right w:type="dxa" w:w="100"/>
+            </w:tcMar>
+          </w:tcPr>
+          <w:p>
+            <w:pPr>
+              <w:bidi/>
+              <w:spacing w:after="60"/>
+              <w:jc w:val="center"/>
+            </w:pPr>
+            <w:r>
+              <w:rPr>
+                <w:rFonts w:ascii="Arial" w:cs="Arial" w:eastAsia="Arial" w:hAnsi="Arial"/>
+                <w:b w:val="false"/>
+                <w:bCs w:val="false"/>
+                <w:sz w:val="20"/>
+                <w:szCs w:val="20"/>
+                <w:rtl/>
+              </w:rPr>
+              <w:t xml:space="preserve">34</w:t>
+            </w:r>
+          </w:p>
+        </w:tc>
+        <w:tc>
+          <w:tcPr>
+            <w:tcW w:type="dxa" w:w="1900"/>
+            <w:tcBorders>
+              <w:top w:val="single" w:color="808080" w:sz="4"/>
+              <w:left w:val="single" w:color="808080" w:sz="4"/>
+              <w:bottom w:val="single" w:color="808080" w:sz="4"/>
+              <w:right w:val="single" w:color="808080" w:sz="4"/>
+            </w:tcBorders>
+            <w:tcMar>
+              <w:top w:type="dxa" w:w="60"/>
+              <w:left w:type="dxa" w:w="100"/>
+              <w:bottom w:type="dxa" w:w="60"/>
+              <w:right w:type="dxa" w:w="100"/>
+            </w:tcMar>
+          </w:tcPr>
+          <w:p>
+            <w:pPr>
+              <w:bidi/>
+              <w:spacing w:after="60"/>
+              <w:jc w:val="right"/>
+            </w:pPr>
+            <w:r>
+              <w:rPr>
+                <w:rFonts w:ascii="Arial" w:cs="Arial" w:eastAsia="Arial" w:hAnsi="Arial"/>
+                <w:b w:val="false"/>
+                <w:bCs w:val="false"/>
+                <w:sz w:val="20"/>
+                <w:szCs w:val="20"/>
+                <w:rtl/>
+              </w:rPr>
+              <w:t xml:space="preserve">12.8</w:t>
+            </w:r>
+          </w:p>
+        </w:tc>
+        <w:tc>
+          <w:tcPr>
+            <w:tcW w:type="dxa" w:w="9038"/>
+            <w:tcBorders>
+              <w:top w:val="single" w:color="808080" w:sz="4"/>
+              <w:left w:val="single" w:color="808080" w:sz="4"/>
+              <w:bottom w:val="single" w:color="808080" w:sz="4"/>
+              <w:right w:val="single" w:color="808080" w:sz="4"/>
+            </w:tcBorders>
+            <w:tcMar>
+              <w:top w:type="dxa" w:w="60"/>
+              <w:left w:type="dxa" w:w="100"/>
+              <w:bottom w:type="dxa" w:w="60"/>
+              <w:right w:type="dxa" w:w="100"/>
+            </w:tcMar>
+          </w:tcPr>
+          <w:p>
+            <w:pPr>
+              <w:bidi/>
+              <w:spacing w:after="60"/>
+              <w:jc w:val="right"/>
+            </w:pPr>
+            <w:r>
+              <w:rPr>
+                <w:rFonts w:ascii="Arial" w:cs="Arial" w:eastAsia="Arial" w:hAnsi="Arial"/>
+                <w:b w:val="false"/>
+                <w:bCs w:val="false"/>
+                <w:sz w:val="20"/>
+                <w:szCs w:val="20"/>
+                <w:rtl/>
+              </w:rPr>
+              <w:t xml:space="preserve">מבוקש למחוק את סעיף 12.8.</w:t>
+            </w:r>
+          </w:p>
+        </w:tc>
+      </w:tr>
+      <w:tr>
+        <w:trPr>
+          <w:cantSplit/>
+        </w:trPr>
+        <w:tc>
+          <w:tcPr>
+            <w:tcW w:type="dxa" w:w="700"/>
+            <w:tcBorders>
+              <w:top w:val="single" w:color="808080" w:sz="4"/>
+              <w:left w:val="single" w:color="808080" w:sz="4"/>
+              <w:bottom w:val="single" w:color="808080" w:sz="4"/>
+              <w:right w:val="single" w:color="808080" w:sz="4"/>
+            </w:tcBorders>
+            <w:tcMar>
+              <w:top w:type="dxa" w:w="60"/>
+              <w:left w:type="dxa" w:w="100"/>
+              <w:bottom w:type="dxa" w:w="60"/>
+              <w:right w:type="dxa" w:w="100"/>
+            </w:tcMar>
+          </w:tcPr>
+          <w:p>
+            <w:pPr>
+              <w:bidi/>
+              <w:spacing w:after="60"/>
+              <w:jc w:val="center"/>
+            </w:pPr>
+            <w:r>
+              <w:rPr>
+                <w:rFonts w:ascii="Arial" w:cs="Arial" w:eastAsia="Arial" w:hAnsi="Arial"/>
+                <w:b w:val="false"/>
+                <w:bCs w:val="false"/>
+                <w:sz w:val="20"/>
+                <w:szCs w:val="20"/>
+                <w:rtl/>
+              </w:rPr>
+              <w:t xml:space="preserve">50</w:t>
+            </w:r>
+          </w:p>
+        </w:tc>
+        <w:tc>
+          <w:tcPr>
+            <w:tcW w:type="dxa" w:w="2400"/>
+            <w:tcBorders>
+              <w:top w:val="single" w:color="808080" w:sz="4"/>
+              <w:left w:val="single" w:color="808080" w:sz="4"/>
+              <w:bottom w:val="single" w:color="808080" w:sz="4"/>
+              <w:right w:val="single" w:color="808080" w:sz="4"/>
+            </w:tcBorders>
+            <w:tcMar>
+              <w:top w:type="dxa" w:w="60"/>
+              <w:left w:type="dxa" w:w="100"/>
+              <w:bottom w:type="dxa" w:w="60"/>
+              <w:right w:type="dxa" w:w="100"/>
+            </w:tcMar>
+          </w:tcPr>
+          <w:p>
+            <w:pPr>
+              <w:bidi/>
+              <w:spacing w:after="60"/>
+              <w:jc w:val="right"/>
+            </w:pPr>
+            <w:r>
+              <w:rPr>
+                <w:rFonts w:ascii="Arial" w:cs="Arial" w:eastAsia="Arial" w:hAnsi="Arial"/>
+                <w:b w:val="false"/>
+                <w:bCs w:val="false"/>
+                <w:sz w:val="20"/>
+                <w:szCs w:val="20"/>
+                <w:rtl/>
+              </w:rPr>
+              <w:t xml:space="preserve">מסמך ג' – הסכם</w:t>
+            </w:r>
+          </w:p>
+        </w:tc>
+        <w:tc>
+          <w:tcPr>
+            <w:tcW w:type="dxa" w:w="800"/>
+            <w:tcBorders>
+              <w:top w:val="single" w:color="808080" w:sz="4"/>
+              <w:left w:val="single" w:color="808080" w:sz="4"/>
+              <w:bottom w:val="single" w:color="808080" w:sz="4"/>
+              <w:right w:val="single" w:color="808080" w:sz="4"/>
+            </w:tcBorders>
+            <w:tcMar>
+              <w:top w:type="dxa" w:w="60"/>
+              <w:left w:type="dxa" w:w="100"/>
+              <w:bottom w:type="dxa" w:w="60"/>
+              <w:right w:type="dxa" w:w="100"/>
+            </w:tcMar>
+          </w:tcPr>
+          <w:p>
+            <w:pPr>
+              <w:bidi/>
+              <w:spacing w:after="60"/>
+              <w:jc w:val="center"/>
+            </w:pPr>
+            <w:r>
+              <w:rPr>
+                <w:rFonts w:ascii="Arial" w:cs="Arial" w:eastAsia="Arial" w:hAnsi="Arial"/>
+                <w:b w:val="false"/>
+                <w:bCs w:val="false"/>
+                <w:sz w:val="20"/>
+                <w:szCs w:val="20"/>
+                <w:rtl/>
+              </w:rPr>
+              <w:t xml:space="preserve">34</w:t>
+            </w:r>
+          </w:p>
+        </w:tc>
+        <w:tc>
+          <w:tcPr>
+            <w:tcW w:type="dxa" w:w="1900"/>
+            <w:tcBorders>
+              <w:top w:val="single" w:color="808080" w:sz="4"/>
+              <w:left w:val="single" w:color="808080" w:sz="4"/>
+              <w:bottom w:val="single" w:color="808080" w:sz="4"/>
+              <w:right w:val="single" w:color="808080" w:sz="4"/>
+            </w:tcBorders>
+            <w:tcMar>
+              <w:top w:type="dxa" w:w="60"/>
+              <w:left w:type="dxa" w:w="100"/>
+              <w:bottom w:type="dxa" w:w="60"/>
+              <w:right w:type="dxa" w:w="100"/>
+            </w:tcMar>
+          </w:tcPr>
+          <w:p>
+            <w:pPr>
+              <w:bidi/>
+              <w:spacing w:after="60"/>
+              <w:jc w:val="right"/>
+            </w:pPr>
+            <w:r>
+              <w:rPr>
+                <w:rFonts w:ascii="Arial" w:cs="Arial" w:eastAsia="Arial" w:hAnsi="Arial"/>
+                <w:b w:val="false"/>
+                <w:bCs w:val="false"/>
+                <w:sz w:val="20"/>
+                <w:szCs w:val="20"/>
+                <w:rtl/>
+              </w:rPr>
+              <w:t xml:space="preserve">12.9</w:t>
+            </w:r>
+          </w:p>
+        </w:tc>
+        <w:tc>
+          <w:tcPr>
+            <w:tcW w:type="dxa" w:w="9038"/>
+            <w:tcBorders>
+              <w:top w:val="single" w:color="808080" w:sz="4"/>
+              <w:left w:val="single" w:color="808080" w:sz="4"/>
+              <w:bottom w:val="single" w:color="808080" w:sz="4"/>
+              <w:right w:val="single" w:color="808080" w:sz="4"/>
+            </w:tcBorders>
+            <w:tcMar>
+              <w:top w:type="dxa" w:w="60"/>
+              <w:left w:type="dxa" w:w="100"/>
+              <w:bottom w:type="dxa" w:w="60"/>
+              <w:right w:type="dxa" w:w="100"/>
+            </w:tcMar>
+          </w:tcPr>
+          <w:p>
+            <w:pPr>
+              <w:bidi/>
+              <w:spacing w:after="60"/>
+              <w:jc w:val="right"/>
+            </w:pPr>
+            <w:r>
+              <w:rPr>
+                <w:rFonts w:ascii="Arial" w:cs="Arial" w:eastAsia="Arial" w:hAnsi="Arial"/>
+                <w:b w:val="false"/>
+                <w:bCs w:val="false"/>
+                <w:sz w:val="20"/>
+                <w:szCs w:val="20"/>
+                <w:rtl/>
+              </w:rPr>
+              <w:t xml:space="preserve">מבוקש למחוק בסעיף 12.9 את המלל "ו/או בהמצאת העתקי הפוליסות".</w:t>
+            </w:r>
+          </w:p>
+        </w:tc>
+      </w:tr>
+      <w:tr>
+        <w:trPr>
+          <w:cantSplit/>
+        </w:trPr>
+        <w:tc>
+          <w:tcPr>
+            <w:tcW w:type="dxa" w:w="700"/>
+            <w:tcBorders>
+              <w:top w:val="single" w:color="808080" w:sz="4"/>
+              <w:left w:val="single" w:color="808080" w:sz="4"/>
+              <w:bottom w:val="single" w:color="808080" w:sz="4"/>
+              <w:right w:val="single" w:color="808080" w:sz="4"/>
+            </w:tcBorders>
+            <w:tcMar>
+              <w:top w:type="dxa" w:w="60"/>
+              <w:left w:type="dxa" w:w="100"/>
+              <w:bottom w:type="dxa" w:w="60"/>
+              <w:right w:type="dxa" w:w="100"/>
+            </w:tcMar>
+          </w:tcPr>
+          <w:p>
+            <w:pPr>
+              <w:bidi/>
+              <w:spacing w:after="60"/>
+              <w:jc w:val="center"/>
+            </w:pPr>
+            <w:r>
+              <w:rPr>
+                <w:rFonts w:ascii="Arial" w:cs="Arial" w:eastAsia="Arial" w:hAnsi="Arial"/>
+                <w:b w:val="false"/>
+                <w:bCs w:val="false"/>
+                <w:sz w:val="20"/>
+                <w:szCs w:val="20"/>
+                <w:rtl/>
+              </w:rPr>
+              <w:t xml:space="preserve">51</w:t>
+            </w:r>
+          </w:p>
+        </w:tc>
+        <w:tc>
+          <w:tcPr>
+            <w:tcW w:type="dxa" w:w="2400"/>
+            <w:tcBorders>
+              <w:top w:val="single" w:color="808080" w:sz="4"/>
+              <w:left w:val="single" w:color="808080" w:sz="4"/>
+              <w:bottom w:val="single" w:color="808080" w:sz="4"/>
+              <w:right w:val="single" w:color="808080" w:sz="4"/>
+            </w:tcBorders>
+            <w:tcMar>
+              <w:top w:type="dxa" w:w="60"/>
+              <w:left w:type="dxa" w:w="100"/>
+              <w:bottom w:type="dxa" w:w="60"/>
+              <w:right w:type="dxa" w:w="100"/>
+            </w:tcMar>
+          </w:tcPr>
+          <w:p>
+            <w:pPr>
+              <w:bidi/>
+              <w:spacing w:after="60"/>
+              <w:jc w:val="right"/>
+            </w:pPr>
+            <w:r>
+              <w:rPr>
+                <w:rFonts w:ascii="Arial" w:cs="Arial" w:eastAsia="Arial" w:hAnsi="Arial"/>
+                <w:b w:val="false"/>
+                <w:bCs w:val="false"/>
+                <w:sz w:val="20"/>
+                <w:szCs w:val="20"/>
+                <w:rtl/>
+              </w:rPr>
+              <w:t xml:space="preserve">מסמך ג' – הסכם</w:t>
+            </w:r>
+          </w:p>
+        </w:tc>
+        <w:tc>
+          <w:tcPr>
+            <w:tcW w:type="dxa" w:w="800"/>
+            <w:tcBorders>
+              <w:top w:val="single" w:color="808080" w:sz="4"/>
+              <w:left w:val="single" w:color="808080" w:sz="4"/>
+              <w:bottom w:val="single" w:color="808080" w:sz="4"/>
+              <w:right w:val="single" w:color="808080" w:sz="4"/>
+            </w:tcBorders>
+            <w:tcMar>
+              <w:top w:type="dxa" w:w="60"/>
+              <w:left w:type="dxa" w:w="100"/>
+              <w:bottom w:type="dxa" w:w="60"/>
+              <w:right w:type="dxa" w:w="100"/>
+            </w:tcMar>
+          </w:tcPr>
+          <w:p>
+            <w:pPr>
+              <w:bidi/>
+              <w:spacing w:after="60"/>
+              <w:jc w:val="center"/>
+            </w:pPr>
+            <w:r>
+              <w:rPr>
+                <w:rFonts w:ascii="Arial" w:cs="Arial" w:eastAsia="Arial" w:hAnsi="Arial"/>
+                <w:b w:val="false"/>
+                <w:bCs w:val="false"/>
+                <w:sz w:val="20"/>
+                <w:szCs w:val="20"/>
+                <w:rtl/>
+              </w:rPr>
+              <w:t xml:space="preserve">34</w:t>
+            </w:r>
+          </w:p>
+        </w:tc>
+        <w:tc>
+          <w:tcPr>
+            <w:tcW w:type="dxa" w:w="1900"/>
+            <w:tcBorders>
+              <w:top w:val="single" w:color="808080" w:sz="4"/>
+              <w:left w:val="single" w:color="808080" w:sz="4"/>
+              <w:bottom w:val="single" w:color="808080" w:sz="4"/>
+              <w:right w:val="single" w:color="808080" w:sz="4"/>
+            </w:tcBorders>
+            <w:tcMar>
+              <w:top w:type="dxa" w:w="60"/>
+              <w:left w:type="dxa" w:w="100"/>
+              <w:bottom w:type="dxa" w:w="60"/>
+              <w:right w:type="dxa" w:w="100"/>
+            </w:tcMar>
+          </w:tcPr>
+          <w:p>
+            <w:pPr>
+              <w:bidi/>
+              <w:spacing w:after="60"/>
+              <w:jc w:val="right"/>
+            </w:pPr>
+            <w:r>
+              <w:rPr>
+                <w:rFonts w:ascii="Arial" w:cs="Arial" w:eastAsia="Arial" w:hAnsi="Arial"/>
+                <w:b w:val="false"/>
+                <w:bCs w:val="false"/>
+                <w:sz w:val="20"/>
+                <w:szCs w:val="20"/>
+                <w:rtl/>
+              </w:rPr>
+              <w:t xml:space="preserve">12.10</w:t>
+            </w:r>
+          </w:p>
+        </w:tc>
+        <w:tc>
+          <w:tcPr>
+            <w:tcW w:type="dxa" w:w="9038"/>
+            <w:tcBorders>
+              <w:top w:val="single" w:color="808080" w:sz="4"/>
+              <w:left w:val="single" w:color="808080" w:sz="4"/>
+              <w:bottom w:val="single" w:color="808080" w:sz="4"/>
+              <w:right w:val="single" w:color="808080" w:sz="4"/>
+            </w:tcBorders>
+            <w:tcMar>
+              <w:top w:type="dxa" w:w="60"/>
+              <w:left w:type="dxa" w:w="100"/>
+              <w:bottom w:type="dxa" w:w="60"/>
+              <w:right w:type="dxa" w:w="100"/>
+            </w:tcMar>
+          </w:tcPr>
+          <w:p>
+            <w:pPr>
+              <w:bidi/>
+              <w:spacing w:after="60"/>
+              <w:jc w:val="right"/>
+            </w:pPr>
+            <w:r>
+              <w:rPr>
+                <w:rFonts w:ascii="Arial" w:cs="Arial" w:eastAsia="Arial" w:hAnsi="Arial"/>
+                <w:b w:val="false"/>
+                <w:bCs w:val="false"/>
+                <w:sz w:val="20"/>
+                <w:szCs w:val="20"/>
+                <w:rtl/>
+              </w:rPr>
+              <w:t xml:space="preserve">מבוקש למחוק את סעיף 12.10.</w:t>
+            </w:r>
+          </w:p>
+        </w:tc>
+      </w:tr>
+      <w:tr>
+        <w:trPr>
+          <w:cantSplit/>
+        </w:trPr>
+        <w:tc>
+          <w:tcPr>
+            <w:tcW w:type="dxa" w:w="700"/>
+            <w:tcBorders>
+              <w:top w:val="single" w:color="808080" w:sz="4"/>
+              <w:left w:val="single" w:color="808080" w:sz="4"/>
+              <w:bottom w:val="single" w:color="808080" w:sz="4"/>
+              <w:right w:val="single" w:color="808080" w:sz="4"/>
+            </w:tcBorders>
+            <w:tcMar>
+              <w:top w:type="dxa" w:w="60"/>
+              <w:left w:type="dxa" w:w="100"/>
+              <w:bottom w:type="dxa" w:w="60"/>
+              <w:right w:type="dxa" w:w="100"/>
+            </w:tcMar>
+          </w:tcPr>
+          <w:p>
+            <w:pPr>
+              <w:bidi/>
+              <w:spacing w:after="60"/>
+              <w:jc w:val="center"/>
+            </w:pPr>
+            <w:r>
+              <w:rPr>
+                <w:rFonts w:ascii="Arial" w:cs="Arial" w:eastAsia="Arial" w:hAnsi="Arial"/>
+                <w:b w:val="false"/>
+                <w:bCs w:val="false"/>
+                <w:sz w:val="20"/>
+                <w:szCs w:val="20"/>
+                <w:rtl/>
+              </w:rPr>
+              <w:t xml:space="preserve">52</w:t>
+            </w:r>
+          </w:p>
+        </w:tc>
+        <w:tc>
+          <w:tcPr>
+            <w:tcW w:type="dxa" w:w="2400"/>
+            <w:tcBorders>
+              <w:top w:val="single" w:color="808080" w:sz="4"/>
+              <w:left w:val="single" w:color="808080" w:sz="4"/>
+              <w:bottom w:val="single" w:color="808080" w:sz="4"/>
+              <w:right w:val="single" w:color="808080" w:sz="4"/>
+            </w:tcBorders>
+            <w:tcMar>
+              <w:top w:type="dxa" w:w="60"/>
+              <w:left w:type="dxa" w:w="100"/>
+              <w:bottom w:type="dxa" w:w="60"/>
+              <w:right w:type="dxa" w:w="100"/>
+            </w:tcMar>
+          </w:tcPr>
+          <w:p>
+            <w:pPr>
+              <w:bidi/>
+              <w:spacing w:after="60"/>
+              <w:jc w:val="right"/>
+            </w:pPr>
+            <w:r>
+              <w:rPr>
+                <w:rFonts w:ascii="Arial" w:cs="Arial" w:eastAsia="Arial" w:hAnsi="Arial"/>
+                <w:b w:val="false"/>
+                <w:bCs w:val="false"/>
+                <w:sz w:val="20"/>
+                <w:szCs w:val="20"/>
+                <w:rtl/>
+              </w:rPr>
+              <w:t xml:space="preserve">מסמך ג' – הסכם</w:t>
+            </w:r>
+          </w:p>
+        </w:tc>
+        <w:tc>
+          <w:tcPr>
+            <w:tcW w:type="dxa" w:w="800"/>
+            <w:tcBorders>
+              <w:top w:val="single" w:color="808080" w:sz="4"/>
+              <w:left w:val="single" w:color="808080" w:sz="4"/>
+              <w:bottom w:val="single" w:color="808080" w:sz="4"/>
+              <w:right w:val="single" w:color="808080" w:sz="4"/>
+            </w:tcBorders>
+            <w:tcMar>
+              <w:top w:type="dxa" w:w="60"/>
+              <w:left w:type="dxa" w:w="100"/>
+              <w:bottom w:type="dxa" w:w="60"/>
+              <w:right w:type="dxa" w:w="100"/>
+            </w:tcMar>
+          </w:tcPr>
+          <w:p>
+            <w:pPr>
+              <w:bidi/>
+              <w:spacing w:after="60"/>
+              <w:jc w:val="center"/>
+            </w:pPr>
+            <w:r>
+              <w:rPr>
+                <w:rFonts w:ascii="Arial" w:cs="Arial" w:eastAsia="Arial" w:hAnsi="Arial"/>
+                <w:b w:val="false"/>
+                <w:bCs w:val="false"/>
+                <w:sz w:val="20"/>
+                <w:szCs w:val="20"/>
+                <w:rtl/>
+              </w:rPr>
+              <w:t xml:space="preserve">34</w:t>
+            </w:r>
+          </w:p>
+        </w:tc>
+        <w:tc>
+          <w:tcPr>
+            <w:tcW w:type="dxa" w:w="1900"/>
+            <w:tcBorders>
+              <w:top w:val="single" w:color="808080" w:sz="4"/>
+              <w:left w:val="single" w:color="808080" w:sz="4"/>
+              <w:bottom w:val="single" w:color="808080" w:sz="4"/>
+              <w:right w:val="single" w:color="808080" w:sz="4"/>
+            </w:tcBorders>
+            <w:tcMar>
+              <w:top w:type="dxa" w:w="60"/>
+              <w:left w:type="dxa" w:w="100"/>
+              <w:bottom w:type="dxa" w:w="60"/>
+              <w:right w:type="dxa" w:w="100"/>
+            </w:tcMar>
+          </w:tcPr>
+          <w:p>
+            <w:pPr>
+              <w:bidi/>
+              <w:spacing w:after="60"/>
+              <w:jc w:val="right"/>
+            </w:pPr>
+            <w:r>
+              <w:rPr>
+                <w:rFonts w:ascii="Arial" w:cs="Arial" w:eastAsia="Arial" w:hAnsi="Arial"/>
+                <w:b w:val="false"/>
+                <w:bCs w:val="false"/>
+                <w:sz w:val="20"/>
+                <w:szCs w:val="20"/>
+                <w:rtl/>
+              </w:rPr>
+              <w:t xml:space="preserve">12.11</w:t>
+            </w:r>
+          </w:p>
+        </w:tc>
+        <w:tc>
+          <w:tcPr>
+            <w:tcW w:type="dxa" w:w="9038"/>
+            <w:tcBorders>
+              <w:top w:val="single" w:color="808080" w:sz="4"/>
+              <w:left w:val="single" w:color="808080" w:sz="4"/>
+              <w:bottom w:val="single" w:color="808080" w:sz="4"/>
+              <w:right w:val="single" w:color="808080" w:sz="4"/>
+            </w:tcBorders>
+            <w:tcMar>
+              <w:top w:type="dxa" w:w="60"/>
+              <w:left w:type="dxa" w:w="100"/>
+              <w:bottom w:type="dxa" w:w="60"/>
+              <w:right w:type="dxa" w:w="100"/>
+            </w:tcMar>
+          </w:tcPr>
+          <w:p>
+            <w:pPr>
+              <w:bidi/>
+              <w:spacing w:after="60"/>
+              <w:jc w:val="right"/>
+            </w:pPr>
+            <w:r>
+              <w:rPr>
+                <w:rFonts w:ascii="Arial" w:cs="Arial" w:eastAsia="Arial" w:hAnsi="Arial"/>
+                <w:b w:val="false"/>
+                <w:bCs w:val="false"/>
+                <w:sz w:val="20"/>
+                <w:szCs w:val="20"/>
+                <w:rtl/>
+              </w:rPr>
+              <w:t xml:space="preserve">מבוקש להוסיף בסוף סעיף 12.11: "על אף האמור, מוסכם ומובהר כי אי המצאת אישורי הביטוח במועדים המצוינים לעיל לא תהווה הפרה של תנאי מהותי, אלא אם הספק לא פעל להעברת אישורי הביטוח תוך 10 ימי עבודה מיום בקשת העירייה בכתב."</w:t>
+            </w:r>
+          </w:p>
+        </w:tc>
+      </w:tr>
+      <w:tr>
+        <w:trPr>
+          <w:cantSplit/>
+        </w:trPr>
+        <w:tc>
+          <w:tcPr>
+            <w:tcW w:type="dxa" w:w="700"/>
+            <w:tcBorders>
+              <w:top w:val="single" w:color="808080" w:sz="4"/>
+              <w:left w:val="single" w:color="808080" w:sz="4"/>
+              <w:bottom w:val="single" w:color="808080" w:sz="4"/>
+              <w:right w:val="single" w:color="808080" w:sz="4"/>
+            </w:tcBorders>
+            <w:tcMar>
+              <w:top w:type="dxa" w:w="60"/>
+              <w:left w:type="dxa" w:w="100"/>
+              <w:bottom w:type="dxa" w:w="60"/>
+              <w:right w:type="dxa" w:w="100"/>
+            </w:tcMar>
+          </w:tcPr>
+          <w:p>
+            <w:pPr>
+              <w:bidi/>
+              <w:spacing w:after="60"/>
+              <w:jc w:val="center"/>
+            </w:pPr>
+            <w:r>
+              <w:rPr>
+                <w:rFonts w:ascii="Arial" w:cs="Arial" w:eastAsia="Arial" w:hAnsi="Arial"/>
+                <w:b w:val="false"/>
+                <w:bCs w:val="false"/>
+                <w:sz w:val="20"/>
+                <w:szCs w:val="20"/>
+                <w:rtl/>
+              </w:rPr>
+              <w:t xml:space="preserve">53</w:t>
+            </w:r>
+          </w:p>
+        </w:tc>
+        <w:tc>
+          <w:tcPr>
+            <w:tcW w:type="dxa" w:w="2400"/>
+            <w:tcBorders>
+              <w:top w:val="single" w:color="808080" w:sz="4"/>
+              <w:left w:val="single" w:color="808080" w:sz="4"/>
+              <w:bottom w:val="single" w:color="808080" w:sz="4"/>
+              <w:right w:val="single" w:color="808080" w:sz="4"/>
+            </w:tcBorders>
+            <w:tcMar>
+              <w:top w:type="dxa" w:w="60"/>
+              <w:left w:type="dxa" w:w="100"/>
+              <w:bottom w:type="dxa" w:w="60"/>
+              <w:right w:type="dxa" w:w="100"/>
+            </w:tcMar>
+          </w:tcPr>
+          <w:p>
+            <w:pPr>
+              <w:bidi/>
+              <w:spacing w:after="60"/>
+              <w:jc w:val="right"/>
+            </w:pPr>
+            <w:r>
+              <w:rPr>
+                <w:rFonts w:ascii="Arial" w:cs="Arial" w:eastAsia="Arial" w:hAnsi="Arial"/>
+                <w:b w:val="false"/>
+                <w:bCs w:val="false"/>
+                <w:sz w:val="20"/>
+                <w:szCs w:val="20"/>
+                <w:rtl/>
+              </w:rPr>
+              <w:t xml:space="preserve">מסמך ג' – הסכם</w:t>
+            </w:r>
+          </w:p>
+        </w:tc>
+        <w:tc>
+          <w:tcPr>
+            <w:tcW w:type="dxa" w:w="800"/>
+            <w:tcBorders>
+              <w:top w:val="single" w:color="808080" w:sz="4"/>
+              <w:left w:val="single" w:color="808080" w:sz="4"/>
+              <w:bottom w:val="single" w:color="808080" w:sz="4"/>
+              <w:right w:val="single" w:color="808080" w:sz="4"/>
+            </w:tcBorders>
+            <w:tcMar>
+              <w:top w:type="dxa" w:w="60"/>
+              <w:left w:type="dxa" w:w="100"/>
+              <w:bottom w:type="dxa" w:w="60"/>
+              <w:right w:type="dxa" w:w="100"/>
+            </w:tcMar>
+          </w:tcPr>
+          <w:p>
+            <w:pPr>
+              <w:bidi/>
+              <w:spacing w:after="60"/>
+              <w:jc w:val="center"/>
+            </w:pPr>
+            <w:r>
+              <w:rPr>
+                <w:rFonts w:ascii="Arial" w:cs="Arial" w:eastAsia="Arial" w:hAnsi="Arial"/>
+                <w:b w:val="false"/>
+                <w:bCs w:val="false"/>
+                <w:sz w:val="20"/>
+                <w:szCs w:val="20"/>
+                <w:rtl/>
+              </w:rPr>
+              <w:t xml:space="preserve">34</w:t>
+            </w:r>
+          </w:p>
+        </w:tc>
+        <w:tc>
+          <w:tcPr>
+            <w:tcW w:type="dxa" w:w="1900"/>
+            <w:tcBorders>
+              <w:top w:val="single" w:color="808080" w:sz="4"/>
+              <w:left w:val="single" w:color="808080" w:sz="4"/>
+              <w:bottom w:val="single" w:color="808080" w:sz="4"/>
+              <w:right w:val="single" w:color="808080" w:sz="4"/>
+            </w:tcBorders>
+            <w:tcMar>
+              <w:top w:type="dxa" w:w="60"/>
+              <w:left w:type="dxa" w:w="100"/>
+              <w:bottom w:type="dxa" w:w="60"/>
+              <w:right w:type="dxa" w:w="100"/>
+            </w:tcMar>
+          </w:tcPr>
+          <w:p>
+            <w:pPr>
+              <w:bidi/>
+              <w:spacing w:after="60"/>
+              <w:jc w:val="right"/>
+            </w:pPr>
+            <w:r>
+              <w:rPr>
+                <w:rFonts w:ascii="Arial" w:cs="Arial" w:eastAsia="Arial" w:hAnsi="Arial"/>
+                <w:b w:val="false"/>
+                <w:bCs w:val="false"/>
+                <w:sz w:val="20"/>
+                <w:szCs w:val="20"/>
+                <w:rtl/>
+              </w:rPr>
+              <w:t xml:space="preserve">12.12</w:t>
+            </w:r>
+          </w:p>
+        </w:tc>
+        <w:tc>
+          <w:tcPr>
+            <w:tcW w:type="dxa" w:w="9038"/>
+            <w:tcBorders>
+              <w:top w:val="single" w:color="808080" w:sz="4"/>
+              <w:left w:val="single" w:color="808080" w:sz="4"/>
+              <w:bottom w:val="single" w:color="808080" w:sz="4"/>
+              <w:right w:val="single" w:color="808080" w:sz="4"/>
+            </w:tcBorders>
+            <w:tcMar>
+              <w:top w:type="dxa" w:w="60"/>
+              <w:left w:type="dxa" w:w="100"/>
+              <w:bottom w:type="dxa" w:w="60"/>
+              <w:right w:type="dxa" w:w="100"/>
+            </w:tcMar>
+          </w:tcPr>
+          <w:p>
+            <w:pPr>
+              <w:bidi/>
+              <w:spacing w:after="60"/>
+              <w:jc w:val="right"/>
+            </w:pPr>
+            <w:r>
+              <w:rPr>
+                <w:rFonts w:ascii="Arial" w:cs="Arial" w:eastAsia="Arial" w:hAnsi="Arial"/>
+                <w:b w:val="false"/>
+                <w:bCs w:val="false"/>
+                <w:sz w:val="20"/>
+                <w:szCs w:val="20"/>
+                <w:rtl/>
+              </w:rPr>
+              <w:t xml:space="preserve">מבוקש למחוק בסעיף 12.12 את המלל "במידה ויידרש, הספק מתחייב להמציא לעירייה את אישורי הביטוח של קבלני המשנה הפועלים מטעמו בביצוע הסכם זה".</w:t>
+            </w:r>
+          </w:p>
+        </w:tc>
+      </w:tr>
+      <w:tr>
+        <w:trPr>
+          <w:cantSplit/>
+        </w:trPr>
+        <w:tc>
+          <w:tcPr>
+            <w:tcW w:type="dxa" w:w="700"/>
+            <w:tcBorders>
+              <w:top w:val="single" w:color="808080" w:sz="4"/>
+              <w:left w:val="single" w:color="808080" w:sz="4"/>
+              <w:bottom w:val="single" w:color="808080" w:sz="4"/>
+              <w:right w:val="single" w:color="808080" w:sz="4"/>
+            </w:tcBorders>
+            <w:tcMar>
+              <w:top w:type="dxa" w:w="60"/>
+              <w:left w:type="dxa" w:w="100"/>
+              <w:bottom w:type="dxa" w:w="60"/>
+              <w:right w:type="dxa" w:w="100"/>
+            </w:tcMar>
+          </w:tcPr>
+          <w:p>
+            <w:pPr>
+              <w:bidi/>
+              <w:spacing w:after="60"/>
+              <w:jc w:val="center"/>
+            </w:pPr>
+            <w:r>
+              <w:rPr>
+                <w:rFonts w:ascii="Arial" w:cs="Arial" w:eastAsia="Arial" w:hAnsi="Arial"/>
+                <w:b w:val="false"/>
+                <w:bCs w:val="false"/>
+                <w:sz w:val="20"/>
+                <w:szCs w:val="20"/>
+                <w:rtl/>
+              </w:rPr>
+              <w:t xml:space="preserve">54</w:t>
+            </w:r>
+          </w:p>
+        </w:tc>
+        <w:tc>
+          <w:tcPr>
+            <w:tcW w:type="dxa" w:w="2400"/>
+            <w:tcBorders>
+              <w:top w:val="single" w:color="808080" w:sz="4"/>
+              <w:left w:val="single" w:color="808080" w:sz="4"/>
+              <w:bottom w:val="single" w:color="808080" w:sz="4"/>
+              <w:right w:val="single" w:color="808080" w:sz="4"/>
+            </w:tcBorders>
+            <w:tcMar>
+              <w:top w:type="dxa" w:w="60"/>
+              <w:left w:type="dxa" w:w="100"/>
+              <w:bottom w:type="dxa" w:w="60"/>
+              <w:right w:type="dxa" w:w="100"/>
+            </w:tcMar>
+          </w:tcPr>
+          <w:p>
+            <w:pPr>
+              <w:bidi/>
+              <w:spacing w:after="60"/>
+              <w:jc w:val="right"/>
+            </w:pPr>
+            <w:r>
+              <w:rPr>
+                <w:rFonts w:ascii="Arial" w:cs="Arial" w:eastAsia="Arial" w:hAnsi="Arial"/>
+                <w:b w:val="false"/>
+                <w:bCs w:val="false"/>
+                <w:sz w:val="20"/>
+                <w:szCs w:val="20"/>
+                <w:rtl/>
+              </w:rPr>
+              <w:t xml:space="preserve">מסמך ג' – הסכם</w:t>
+            </w:r>
+          </w:p>
+        </w:tc>
+        <w:tc>
+          <w:tcPr>
+            <w:tcW w:type="dxa" w:w="800"/>
+            <w:tcBorders>
+              <w:top w:val="single" w:color="808080" w:sz="4"/>
+              <w:left w:val="single" w:color="808080" w:sz="4"/>
+              <w:bottom w:val="single" w:color="808080" w:sz="4"/>
+              <w:right w:val="single" w:color="808080" w:sz="4"/>
+            </w:tcBorders>
+            <w:tcMar>
+              <w:top w:type="dxa" w:w="60"/>
+              <w:left w:type="dxa" w:w="100"/>
+              <w:bottom w:type="dxa" w:w="60"/>
+              <w:right w:type="dxa" w:w="100"/>
+            </w:tcMar>
+          </w:tcPr>
+          <w:p>
+            <w:pPr>
+              <w:bidi/>
+              <w:spacing w:after="60"/>
+              <w:jc w:val="center"/>
+            </w:pPr>
+            <w:r>
+              <w:rPr>
+                <w:rFonts w:ascii="Arial" w:cs="Arial" w:eastAsia="Arial" w:hAnsi="Arial"/>
+                <w:b w:val="false"/>
+                <w:bCs w:val="false"/>
+                <w:sz w:val="20"/>
+                <w:szCs w:val="20"/>
+                <w:rtl/>
+              </w:rPr>
+              <w:t xml:space="preserve">34</w:t>
+            </w:r>
+          </w:p>
+        </w:tc>
+        <w:tc>
+          <w:tcPr>
+            <w:tcW w:type="dxa" w:w="1900"/>
+            <w:tcBorders>
+              <w:top w:val="single" w:color="808080" w:sz="4"/>
+              <w:left w:val="single" w:color="808080" w:sz="4"/>
+              <w:bottom w:val="single" w:color="808080" w:sz="4"/>
+              <w:right w:val="single" w:color="808080" w:sz="4"/>
+            </w:tcBorders>
+            <w:tcMar>
+              <w:top w:type="dxa" w:w="60"/>
+              <w:left w:type="dxa" w:w="100"/>
+              <w:bottom w:type="dxa" w:w="60"/>
+              <w:right w:type="dxa" w:w="100"/>
+            </w:tcMar>
+          </w:tcPr>
+          <w:p>
+            <w:pPr>
+              <w:bidi/>
+              <w:spacing w:after="60"/>
+              <w:jc w:val="right"/>
+            </w:pPr>
+            <w:r>
+              <w:rPr>
+                <w:rFonts w:ascii="Arial" w:cs="Arial" w:eastAsia="Arial" w:hAnsi="Arial"/>
+                <w:b w:val="false"/>
+                <w:bCs w:val="false"/>
+                <w:sz w:val="20"/>
+                <w:szCs w:val="20"/>
+                <w:rtl/>
+              </w:rPr>
+              <w:t xml:space="preserve">12.13 (סעיף חדש)</w:t>
+            </w:r>
+          </w:p>
+        </w:tc>
+        <w:tc>
+          <w:tcPr>
+            <w:tcW w:type="dxa" w:w="9038"/>
+            <w:tcBorders>
+              <w:top w:val="single" w:color="808080" w:sz="4"/>
+              <w:left w:val="single" w:color="808080" w:sz="4"/>
+              <w:bottom w:val="single" w:color="808080" w:sz="4"/>
+              <w:right w:val="single" w:color="808080" w:sz="4"/>
+            </w:tcBorders>
+            <w:tcMar>
+              <w:top w:type="dxa" w:w="60"/>
+              <w:left w:type="dxa" w:w="100"/>
+              <w:bottom w:type="dxa" w:w="60"/>
+              <w:right w:type="dxa" w:w="100"/>
+            </w:tcMar>
+          </w:tcPr>
+          <w:p>
+            <w:pPr>
+              <w:bidi/>
+              <w:spacing w:after="60"/>
+              <w:jc w:val="right"/>
+            </w:pPr>
+            <w:r>
+              <w:rPr>
+                <w:rFonts w:ascii="Arial" w:cs="Arial" w:eastAsia="Arial" w:hAnsi="Arial"/>
+                <w:b w:val="false"/>
+                <w:bCs w:val="false"/>
+                <w:sz w:val="20"/>
+                <w:szCs w:val="20"/>
+                <w:rtl/>
+              </w:rPr>
+              <w:t xml:space="preserve">מבוקש להוסיף להסכם את סעיף 12.13 בנוסח הבא:</w:t>
+            </w:r>
+          </w:p>
+          <w:p>
+            <w:pPr>
+              <w:bidi/>
+              <w:spacing w:after="60"/>
+              <w:jc w:val="right"/>
+            </w:pPr>
+            <w:r>
+              <w:rPr>
+                <w:rFonts w:ascii="Arial" w:cs="Arial" w:eastAsia="Arial" w:hAnsi="Arial"/>
+                <w:b w:val="false"/>
+                <w:bCs w:val="false"/>
+                <w:sz w:val="20"/>
+                <w:szCs w:val="20"/>
+                <w:rtl/>
+              </w:rPr>
+              <w:t xml:space="preserve">"12.13 ביטוחי העירייה – לא יאוחר ממועד תחילת העבודות וכתנאי להתחלתן, ולמשך כל תקופת ההסכם, מתחייבת העירייה לערוך ולקיים, באמצעות חברת ביטוח מורשית כדין בישראל, את הביטוחים המפורטים להלן:</w:t>
+            </w:r>
+          </w:p>
+          <w:p>
+            <w:pPr>
+              <w:bidi/>
+              <w:spacing w:after="60"/>
+              <w:jc w:val="right"/>
+            </w:pPr>
+            <w:r>
+              <w:rPr>
+                <w:rFonts w:ascii="Arial" w:cs="Arial" w:eastAsia="Arial" w:hAnsi="Arial"/>
+                <w:b w:val="false"/>
+                <w:bCs w:val="false"/>
+                <w:sz w:val="20"/>
+                <w:szCs w:val="20"/>
+                <w:rtl/>
+              </w:rPr>
+              <w:t xml:space="preserve">א. פוליסת ביטוח "אש מורחב" ו/או "כל הסיכונים" לרכוש העירייה, לרבות מבנים, תשתיות, מלאים ותכולה מכל סוג ותיאור הנמצא בשטח מתן השירותים ובסביבתו, במלוא ערכי כינונו, מפני אבדן או נזק עקב הסיכונים המבוטחים בביטוח אש מורחב, לרבות אש, עשן, ברק, התפוצצות, רעידת אדמה, סערה וסופה, שיטפון, נזקי נוזלים והתבקעות צינורות, פגיעה ע"י כלי רכב/טיס, פרעות, שביתות, נזק בזדון ופריצה, גניבה ושוד.</w:t>
+            </w:r>
+          </w:p>
+          <w:p>
+            <w:pPr>
+              <w:bidi/>
+              <w:spacing w:after="60"/>
+              <w:jc w:val="right"/>
+            </w:pPr>
+            <w:r>
+              <w:rPr>
+                <w:rFonts w:ascii="Arial" w:cs="Arial" w:eastAsia="Arial" w:hAnsi="Arial"/>
+                <w:b w:val="false"/>
+                <w:bCs w:val="false"/>
+                <w:sz w:val="20"/>
+                <w:szCs w:val="20"/>
+                <w:rtl/>
+              </w:rPr>
+              <w:t xml:space="preserve">ב. פוליסה לביטוח אבדן תוצאתי המבטחת אבדן הכנסות לעירייה עקב נזק לרכוש המבוטח על פי סעיף 12.13א' לעיל, למשך תקופת שיפוי שלא תפחת מ-24 חודשים. העירייה רשאית שלא לערוך ביטוח אבדן תוצאתי, בחלקו או במלואו, אולם במקרה כזה יחול הפטור האמור בסעיף 12.13ד' להלן כאילו נערכו ביטוחים אלו במלואם.</w:t>
+            </w:r>
+          </w:p>
+          <w:p>
+            <w:pPr>
+              <w:bidi/>
+              <w:spacing w:after="60"/>
+              <w:jc w:val="right"/>
+            </w:pPr>
+            <w:r>
+              <w:rPr>
+                <w:rFonts w:ascii="Arial" w:cs="Arial" w:eastAsia="Arial" w:hAnsi="Arial"/>
+                <w:b w:val="false"/>
+                <w:bCs w:val="false"/>
+                <w:sz w:val="20"/>
+                <w:szCs w:val="20"/>
+                <w:rtl/>
+              </w:rPr>
+              <w:t xml:space="preserve">ג. הביטוחים כאמור בסעיפים 12.13א'–12.13ב' לעיל יכללו סעיף ויתור על זכות תחלוף לטובת הספק ומי מטעמו, ובלבד שהוויתור לא יחול לטובת מי שגרם לנזק בזדון.</w:t>
+            </w:r>
+          </w:p>
+          <w:p>
+            <w:pPr>
+              <w:bidi/>
+              <w:spacing w:after="60"/>
+              <w:jc w:val="right"/>
+            </w:pPr>
+            <w:r>
+              <w:rPr>
+                <w:rFonts w:ascii="Arial" w:cs="Arial" w:eastAsia="Arial" w:hAnsi="Arial"/>
+                <w:b w:val="false"/>
+                <w:bCs w:val="false"/>
+                <w:sz w:val="20"/>
+                <w:szCs w:val="20"/>
+                <w:rtl/>
+              </w:rPr>
+              <w:t xml:space="preserve">ד. העירייה מצהירה כי היא פוטרת את הספק ומי מטעמו מכל אחריות לנזק ו/או אבדן שהיא זכאית לשיפוי בגינו (או הייתה זכאית אלמלא ההשתתפות העצמית הנקובה בפוליסה ו/או החלתו של סעיף ביטוח חסר בפוליסות ו/או אי מילוי הוראות הפוליסות) על פי הביטוחים שהתחייבה לערוך כמפורט לעיל. הפטור כאמור לא יחול לטובת מי שגרם לנזק בזדון.</w:t>
+            </w:r>
+          </w:p>
+          <w:p>
+            <w:pPr>
+              <w:bidi/>
+              <w:spacing w:after="60"/>
+              <w:jc w:val="right"/>
+            </w:pPr>
+            <w:r>
+              <w:rPr>
+                <w:rFonts w:ascii="Arial" w:cs="Arial" w:eastAsia="Arial" w:hAnsi="Arial"/>
+                <w:b w:val="false"/>
+                <w:bCs w:val="false"/>
+                <w:sz w:val="20"/>
+                <w:szCs w:val="20"/>
+                <w:rtl/>
+              </w:rPr>
+              <w:t xml:space="preserve">ה. מוסכם כי ככל שהאתר ו/או המבנים כאמור בהסכם זה, אשר עליהם מתבצעות העבודות ו/או ניתנים השירותים, נועדו לשימוש ו/או לשכירות ו/או לרשות של משתמשים ו/או ברי רשות מטעם העירייה ו/או בבעלות צדדים שלישיים, לרבות בעלי תשתיות ו/או רשויות מוניציפאליות שונות – העירייה תקבל את הסכמת האמורים לעיל להחלת סעיף זה לטובת הספק ו/או מי מטעמו, גם לגבי נזק לרכוש ו/או אובדן רווחים של האמורים לעיל."</w:t>
             </w:r>
           </w:p>
         </w:tc>

--- a/tenders/analysis/2026-ofakim-11/שאלות_הבהרה_מכרז_11-2026_אופקים.docx
+++ b/tenders/analysis/2026-ofakim-11/שאלות_הבהרה_מכרז_11-2026_אופקים.docx
@@ -620,7 +620,6 @@
         <w:tc>
           <w:tcPr>
             <w:tcW w:type="dxa" w:w="700"/>
-            <w:vMerge w:val="restart"/>
             <w:tcBorders>
               <w:top w:val="single" w:color="808080" w:sz="4"/>
               <w:left w:val="single" w:color="808080" w:sz="4"/>
@@ -684,7 +683,7 @@
                 <w:szCs w:val="20"/>
                 <w:rtl/>
               </w:rPr>
-              <w:t xml:space="preserve">מסמך ג' – הסכם</w:t>
+              <w:t xml:space="preserve">מסמך א' – הזמנה להציע הצעות</w:t>
             </w:r>
           </w:p>
         </w:tc>
@@ -719,7 +718,7 @@
                 <w:szCs w:val="20"/>
                 <w:rtl/>
               </w:rPr>
-              <w:t xml:space="preserve">30</w:t>
+              <w:t xml:space="preserve">11</w:t>
             </w:r>
           </w:p>
         </w:tc>
@@ -754,61 +753,42 @@
                 <w:szCs w:val="20"/>
                 <w:rtl/>
               </w:rPr>
-              <w:t xml:space="preserve">7.1 בהסכם</w:t>
+              <w:t xml:space="preserve">10.3.3</w:t>
             </w:r>
           </w:p>
         </w:tc>
         <w:tc>
           <w:tcPr>
             <w:tcW w:type="dxa" w:w="9038"/>
-            <w:vMerge w:val="restart"/>
-            <w:tcBorders>
-              <w:top w:val="single" w:color="808080" w:sz="4"/>
-              <w:left w:val="single" w:color="808080" w:sz="4"/>
-              <w:bottom w:val="single" w:color="808080" w:sz="4"/>
-              <w:right w:val="single" w:color="808080" w:sz="4"/>
-            </w:tcBorders>
-            <w:tcMar>
-              <w:top w:type="dxa" w:w="60"/>
-              <w:left w:type="dxa" w:w="100"/>
-              <w:bottom w:type="dxa" w:w="60"/>
-              <w:right w:type="dxa" w:w="100"/>
-            </w:tcMar>
-          </w:tcPr>
-          <w:p>
-            <w:pPr>
-              <w:bidi/>
-              <w:spacing w:after="60"/>
-              <w:jc w:val="right"/>
-            </w:pPr>
-            <w:r>
-              <w:rPr>
-                <w:rFonts w:ascii="Arial" w:cs="Arial" w:eastAsia="Arial" w:hAnsi="Arial"/>
-                <w:b w:val="false"/>
-                <w:bCs w:val="false"/>
-                <w:sz w:val="20"/>
-                <w:szCs w:val="20"/>
-                <w:rtl/>
-              </w:rPr>
-              <w:t xml:space="preserve">קיימת סתירה בין משטרי הפיצוי בגין איחור בהקמה: סעיף 7.1 להסכם קובע 500 ₪ לכל יום איחור, ואילו טבלה 3 במפרט קובעת 500 ₪ לכל שעה ומהשעה השישית 1,000 ₪ לשעה. בנוסף נקבע במפרט כי פיגור של יום אחד מהווה הפרה יסודית.</w:t>
-            </w:r>
-          </w:p>
-          <w:p>
-            <w:pPr>
-              <w:bidi/>
-              <w:spacing w:after="60"/>
-              <w:jc w:val="right"/>
-            </w:pPr>
-            <w:r>
-              <w:rPr>
-                <w:rFonts w:ascii="Arial" w:cs="Arial" w:eastAsia="Arial" w:hAnsi="Arial"/>
-                <w:b w:val="false"/>
-                <w:bCs w:val="false"/>
-                <w:sz w:val="20"/>
-                <w:szCs w:val="20"/>
-                <w:rtl/>
-              </w:rPr>
-              <w:t xml:space="preserve">מבוקש להבהיר כי יחול משטר פיצוי אחד בלבד – 500 ₪ ליום כקבוע בהסכם (שגובר לפי סעיף 11.7 למסמך א'), וכי פיגור ייחשב הפרה יסודית רק לאחר 14 ימי פיגור ולאחר התראה בכתב.</w:t>
+            <w:tcBorders>
+              <w:top w:val="single" w:color="808080" w:sz="4"/>
+              <w:left w:val="single" w:color="808080" w:sz="4"/>
+              <w:bottom w:val="single" w:color="808080" w:sz="4"/>
+              <w:right w:val="single" w:color="808080" w:sz="4"/>
+            </w:tcBorders>
+            <w:tcMar>
+              <w:top w:type="dxa" w:w="60"/>
+              <w:left w:type="dxa" w:w="100"/>
+              <w:bottom w:type="dxa" w:w="60"/>
+              <w:right w:type="dxa" w:w="100"/>
+            </w:tcMar>
+          </w:tcPr>
+          <w:p>
+            <w:pPr>
+              <w:bidi/>
+              <w:spacing w:after="60"/>
+              <w:jc w:val="right"/>
+            </w:pPr>
+            <w:r>
+              <w:rPr>
+                <w:rFonts w:ascii="Arial" w:cs="Arial" w:eastAsia="Arial" w:hAnsi="Arial"/>
+                <w:b w:val="false"/>
+                <w:bCs w:val="false"/>
+                <w:sz w:val="20"/>
+                <w:szCs w:val="20"/>
+                <w:rtl/>
+              </w:rPr>
+              <w:t xml:space="preserve">מבוקש להבהיר: (א) כי ההדגמה ב"מערכת חיה" יכולה להתבצע על סביבת הדגמה או סביבת ייצור קיימת של המציע; (ב) כמה ימים לפני הראיון יישלחו התרחישים; (ג) האם הדגמת ממשק CRM יכולה להתבצע מול מערכת CRM גנרית.</w:t>
             </w:r>
           </w:p>
         </w:tc>
@@ -819,15 +799,39 @@
         </w:trPr>
         <w:tc>
           <w:tcPr>
-            <w:vMerge w:val="continue"/>
-            <w:tcBorders>
-              <w:top w:val="single" w:color="808080" w:sz="4"/>
-              <w:left w:val="single" w:color="808080" w:sz="4"/>
-              <w:bottom w:val="single" w:color="808080" w:sz="4"/>
-              <w:right w:val="single" w:color="808080" w:sz="4"/>
-            </w:tcBorders>
-          </w:tcPr>
-          <w:p/>
+            <w:tcW w:type="dxa" w:w="700"/>
+            <w:vMerge w:val="restart"/>
+            <w:tcBorders>
+              <w:top w:val="single" w:color="808080" w:sz="4"/>
+              <w:left w:val="single" w:color="808080" w:sz="4"/>
+              <w:bottom w:val="single" w:color="808080" w:sz="4"/>
+              <w:right w:val="single" w:color="808080" w:sz="4"/>
+            </w:tcBorders>
+            <w:tcMar>
+              <w:top w:type="dxa" w:w="60"/>
+              <w:left w:type="dxa" w:w="100"/>
+              <w:bottom w:type="dxa" w:w="60"/>
+              <w:right w:type="dxa" w:w="100"/>
+            </w:tcMar>
+          </w:tcPr>
+          <w:p>
+            <w:pPr>
+              <w:bidi/>
+              <w:spacing w:after="60"/>
+              <w:jc w:val="center"/>
+            </w:pPr>
+            <w:r>
+              <w:rPr>
+                <w:rFonts w:ascii="Arial" w:cs="Arial" w:eastAsia="Arial" w:hAnsi="Arial"/>
+                <w:b w:val="false"/>
+                <w:bCs w:val="false"/>
+                <w:sz w:val="20"/>
+                <w:szCs w:val="20"/>
+                <w:rtl/>
+              </w:rPr>
+              <w:t xml:space="preserve">3</w:t>
+            </w:r>
+          </w:p>
         </w:tc>
         <w:tc>
           <w:tcPr>
@@ -860,7 +864,7 @@
                 <w:szCs w:val="20"/>
                 <w:rtl/>
               </w:rPr>
-              <w:t xml:space="preserve">נספח א' – מפרט השירותים (קובץ נפרד)</w:t>
+              <w:t xml:space="preserve">מסמך ג' – הסכם</w:t>
             </w:r>
           </w:p>
         </w:tc>
@@ -895,7 +899,7 @@
                 <w:szCs w:val="20"/>
                 <w:rtl/>
               </w:rPr>
-              <w:t xml:space="preserve">19–20</w:t>
+              <w:t xml:space="preserve">30</w:t>
             </w:r>
           </w:p>
         </w:tc>
@@ -930,21 +934,63 @@
                 <w:szCs w:val="20"/>
                 <w:rtl/>
               </w:rPr>
-              <w:t xml:space="preserve">פרק 4 ב-SLA וטבלה 3</w:t>
-            </w:r>
-          </w:p>
-        </w:tc>
-        <w:tc>
-          <w:tcPr>
-            <w:vMerge w:val="continue"/>
-            <w:tcBorders>
-              <w:top w:val="single" w:color="808080" w:sz="4"/>
-              <w:left w:val="single" w:color="808080" w:sz="4"/>
-              <w:bottom w:val="single" w:color="808080" w:sz="4"/>
-              <w:right w:val="single" w:color="808080" w:sz="4"/>
-            </w:tcBorders>
-          </w:tcPr>
-          <w:p/>
+              <w:t xml:space="preserve">7.1 בהסכם</w:t>
+            </w:r>
+          </w:p>
+        </w:tc>
+        <w:tc>
+          <w:tcPr>
+            <w:tcW w:type="dxa" w:w="9038"/>
+            <w:vMerge w:val="restart"/>
+            <w:tcBorders>
+              <w:top w:val="single" w:color="808080" w:sz="4"/>
+              <w:left w:val="single" w:color="808080" w:sz="4"/>
+              <w:bottom w:val="single" w:color="808080" w:sz="4"/>
+              <w:right w:val="single" w:color="808080" w:sz="4"/>
+            </w:tcBorders>
+            <w:tcMar>
+              <w:top w:type="dxa" w:w="60"/>
+              <w:left w:type="dxa" w:w="100"/>
+              <w:bottom w:type="dxa" w:w="60"/>
+              <w:right w:type="dxa" w:w="100"/>
+            </w:tcMar>
+          </w:tcPr>
+          <w:p>
+            <w:pPr>
+              <w:bidi/>
+              <w:spacing w:after="60"/>
+              <w:jc w:val="right"/>
+            </w:pPr>
+            <w:r>
+              <w:rPr>
+                <w:rFonts w:ascii="Arial" w:cs="Arial" w:eastAsia="Arial" w:hAnsi="Arial"/>
+                <w:b w:val="false"/>
+                <w:bCs w:val="false"/>
+                <w:sz w:val="20"/>
+                <w:szCs w:val="20"/>
+                <w:rtl/>
+              </w:rPr>
+              <w:t xml:space="preserve">קיימת סתירה בין משטרי הפיצוי בגין איחור בהקמה: סעיף 7.1 להסכם קובע 500 ₪ לכל יום איחור, ואילו טבלה 3 במפרט קובעת 500 ₪ לכל שעה ומהשעה השישית 1,000 ₪ לשעה. בנוסף נקבע במפרט כי פיגור של יום אחד מהווה הפרה יסודית.</w:t>
+            </w:r>
+          </w:p>
+          <w:p>
+            <w:pPr>
+              <w:bidi/>
+              <w:spacing w:after="60"/>
+              <w:jc w:val="right"/>
+            </w:pPr>
+            <w:r>
+              <w:rPr>
+                <w:rFonts w:ascii="Arial" w:cs="Arial" w:eastAsia="Arial" w:hAnsi="Arial"/>
+                <w:b w:val="false"/>
+                <w:bCs w:val="false"/>
+                <w:sz w:val="20"/>
+                <w:szCs w:val="20"/>
+                <w:rtl/>
+              </w:rPr>
+              <w:t xml:space="preserve">מבוקש להבהיר כי יחול משטר פיצוי אחד בלבד – 500 ₪ ליום כקבוע בהסכם (שגובר לפי סעיף 11.7 למסמך א'), וכי פיגור ייחשב הפרה יסודית רק לאחר 14 ימי פיגור ולאחר התראה בכתב.</w:t>
+            </w:r>
+          </w:p>
         </w:tc>
       </w:tr>
       <w:tr>
@@ -953,7 +999,54 @@
         </w:trPr>
         <w:tc>
           <w:tcPr>
-            <w:tcW w:type="dxa" w:w="700"/>
+            <w:vMerge w:val="continue"/>
+            <w:tcBorders>
+              <w:top w:val="single" w:color="808080" w:sz="4"/>
+              <w:left w:val="single" w:color="808080" w:sz="4"/>
+              <w:bottom w:val="single" w:color="808080" w:sz="4"/>
+              <w:right w:val="single" w:color="808080" w:sz="4"/>
+            </w:tcBorders>
+          </w:tcPr>
+          <w:p/>
+        </w:tc>
+        <w:tc>
+          <w:tcPr>
+            <w:tcW w:type="dxa" w:w="2400"/>
+            <w:tcBorders>
+              <w:top w:val="single" w:color="808080" w:sz="4"/>
+              <w:left w:val="single" w:color="808080" w:sz="4"/>
+              <w:bottom w:val="single" w:color="808080" w:sz="4"/>
+              <w:right w:val="single" w:color="808080" w:sz="4"/>
+            </w:tcBorders>
+            <w:tcMar>
+              <w:top w:type="dxa" w:w="60"/>
+              <w:left w:type="dxa" w:w="100"/>
+              <w:bottom w:type="dxa" w:w="60"/>
+              <w:right w:type="dxa" w:w="100"/>
+            </w:tcMar>
+          </w:tcPr>
+          <w:p>
+            <w:pPr>
+              <w:bidi/>
+              <w:spacing w:after="60"/>
+              <w:jc w:val="right"/>
+            </w:pPr>
+            <w:r>
+              <w:rPr>
+                <w:rFonts w:ascii="Arial" w:cs="Arial" w:eastAsia="Arial" w:hAnsi="Arial"/>
+                <w:b w:val="false"/>
+                <w:bCs w:val="false"/>
+                <w:sz w:val="20"/>
+                <w:szCs w:val="20"/>
+                <w:rtl/>
+              </w:rPr>
+              <w:t xml:space="preserve">נספח א' – מפרט השירותים (קובץ נפרד)</w:t>
+            </w:r>
+          </w:p>
+        </w:tc>
+        <w:tc>
+          <w:tcPr>
+            <w:tcW w:type="dxa" w:w="800"/>
             <w:tcBorders>
               <w:top w:val="single" w:color="808080" w:sz="4"/>
               <w:left w:val="single" w:color="808080" w:sz="4"/>
@@ -982,77 +1075,7 @@
                 <w:szCs w:val="20"/>
                 <w:rtl/>
               </w:rPr>
-              <w:t xml:space="preserve">3</w:t>
-            </w:r>
-          </w:p>
-        </w:tc>
-        <w:tc>
-          <w:tcPr>
-            <w:tcW w:type="dxa" w:w="2400"/>
-            <w:tcBorders>
-              <w:top w:val="single" w:color="808080" w:sz="4"/>
-              <w:left w:val="single" w:color="808080" w:sz="4"/>
-              <w:bottom w:val="single" w:color="808080" w:sz="4"/>
-              <w:right w:val="single" w:color="808080" w:sz="4"/>
-            </w:tcBorders>
-            <w:tcMar>
-              <w:top w:type="dxa" w:w="60"/>
-              <w:left w:type="dxa" w:w="100"/>
-              <w:bottom w:type="dxa" w:w="60"/>
-              <w:right w:type="dxa" w:w="100"/>
-            </w:tcMar>
-          </w:tcPr>
-          <w:p>
-            <w:pPr>
-              <w:bidi/>
-              <w:spacing w:after="60"/>
-              <w:jc w:val="right"/>
-            </w:pPr>
-            <w:r>
-              <w:rPr>
-                <w:rFonts w:ascii="Arial" w:cs="Arial" w:eastAsia="Arial" w:hAnsi="Arial"/>
-                <w:b w:val="false"/>
-                <w:bCs w:val="false"/>
-                <w:sz w:val="20"/>
-                <w:szCs w:val="20"/>
-                <w:rtl/>
-              </w:rPr>
-              <w:t xml:space="preserve">נספח א' – מפרט השירותים (קובץ נפרד)</w:t>
-            </w:r>
-          </w:p>
-        </w:tc>
-        <w:tc>
-          <w:tcPr>
-            <w:tcW w:type="dxa" w:w="800"/>
-            <w:tcBorders>
-              <w:top w:val="single" w:color="808080" w:sz="4"/>
-              <w:left w:val="single" w:color="808080" w:sz="4"/>
-              <w:bottom w:val="single" w:color="808080" w:sz="4"/>
-              <w:right w:val="single" w:color="808080" w:sz="4"/>
-            </w:tcBorders>
-            <w:tcMar>
-              <w:top w:type="dxa" w:w="60"/>
-              <w:left w:type="dxa" w:w="100"/>
-              <w:bottom w:type="dxa" w:w="60"/>
-              <w:right w:type="dxa" w:w="100"/>
-            </w:tcMar>
-          </w:tcPr>
-          <w:p>
-            <w:pPr>
-              <w:bidi/>
-              <w:spacing w:after="60"/>
-              <w:jc w:val="center"/>
-            </w:pPr>
-            <w:r>
-              <w:rPr>
-                <w:rFonts w:ascii="Arial" w:cs="Arial" w:eastAsia="Arial" w:hAnsi="Arial"/>
-                <w:b w:val="false"/>
-                <w:bCs w:val="false"/>
-                <w:sz w:val="20"/>
-                <w:szCs w:val="20"/>
-                <w:rtl/>
-              </w:rPr>
-              <w:t xml:space="preserve">20</w:t>
+              <w:t xml:space="preserve">19–20</w:t>
             </w:r>
           </w:p>
         </w:tc>
@@ -1087,62 +1110,21 @@
                 <w:szCs w:val="20"/>
                 <w:rtl/>
               </w:rPr>
-              <w:t xml:space="preserve">טבלה 3 – פיצוי מוסכם בהקמה</w:t>
-            </w:r>
-          </w:p>
-        </w:tc>
-        <w:tc>
-          <w:tcPr>
-            <w:tcW w:type="dxa" w:w="9038"/>
-            <w:tcBorders>
-              <w:top w:val="single" w:color="808080" w:sz="4"/>
-              <w:left w:val="single" w:color="808080" w:sz="4"/>
-              <w:bottom w:val="single" w:color="808080" w:sz="4"/>
-              <w:right w:val="single" w:color="808080" w:sz="4"/>
-            </w:tcBorders>
-            <w:tcMar>
-              <w:top w:type="dxa" w:w="60"/>
-              <w:left w:type="dxa" w:w="100"/>
-              <w:bottom w:type="dxa" w:w="60"/>
-              <w:right w:type="dxa" w:w="100"/>
-            </w:tcMar>
-          </w:tcPr>
-          <w:p>
-            <w:pPr>
-              <w:bidi/>
-              <w:spacing w:after="60"/>
-              <w:jc w:val="right"/>
-            </w:pPr>
-            <w:r>
-              <w:rPr>
-                <w:rFonts w:ascii="Arial" w:cs="Arial" w:eastAsia="Arial" w:hAnsi="Arial"/>
-                <w:b w:val="false"/>
-                <w:bCs w:val="false"/>
-                <w:sz w:val="20"/>
-                <w:szCs w:val="20"/>
-                <w:rtl/>
-              </w:rPr>
-              <w:t xml:space="preserve">הטבלה מטילה על הספק, בנוסף לפיצוי המוסכם, תשלום לספק המערכת הקודמת של כל עלויות הפעלתה מחדש, הפרשי מחירים בין המערכות והוצאות פרסום לתושבים, ללא תקרה.</w:t>
-            </w:r>
-          </w:p>
-          <w:p>
-            <w:pPr>
-              <w:bidi/>
-              <w:spacing w:after="60"/>
-              <w:jc w:val="right"/>
-            </w:pPr>
-            <w:r>
-              <w:rPr>
-                <w:rFonts w:ascii="Arial" w:cs="Arial" w:eastAsia="Arial" w:hAnsi="Arial"/>
-                <w:b w:val="false"/>
-                <w:bCs w:val="false"/>
-                <w:sz w:val="20"/>
-                <w:szCs w:val="20"/>
-                <w:rtl/>
-              </w:rPr>
-              <w:t xml:space="preserve">מבוקש למחוק רכיבים אלה, או לחלופין לקבוע תקרה כוללת לכלל הפיצויים בשלב ההקמה בשיעור של 10% מהמחיר המוצע בסעיף 1 לטופס הצעת המחיר, וכן תקרת אחריות כוללת להסכם.</w:t>
-            </w:r>
-          </w:p>
+              <w:t xml:space="preserve">פרק 4 ב-SLA וטבלה 3</w:t>
+            </w:r>
+          </w:p>
+        </w:tc>
+        <w:tc>
+          <w:tcPr>
+            <w:vMerge w:val="continue"/>
+            <w:tcBorders>
+              <w:top w:val="single" w:color="808080" w:sz="4"/>
+              <w:left w:val="single" w:color="808080" w:sz="4"/>
+              <w:bottom w:val="single" w:color="808080" w:sz="4"/>
+              <w:right w:val="single" w:color="808080" w:sz="4"/>
+            </w:tcBorders>
+          </w:tcPr>
+          <w:p/>
         </w:tc>
       </w:tr>
       <w:tr>
@@ -1350,7 +1332,6 @@
         <w:tc>
           <w:tcPr>
             <w:tcW w:type="dxa" w:w="700"/>
-            <w:vMerge w:val="restart"/>
             <w:tcBorders>
               <w:top w:val="single" w:color="808080" w:sz="4"/>
               <w:left w:val="single" w:color="808080" w:sz="4"/>
@@ -1414,7 +1395,7 @@
                 <w:szCs w:val="20"/>
                 <w:rtl/>
               </w:rPr>
-              <w:t xml:space="preserve">נספח ה' – טופס הצעת מחיר</w:t>
+              <w:t xml:space="preserve">מסמך ג' – הסכם</w:t>
             </w:r>
           </w:p>
         </w:tc>
@@ -1449,7 +1430,7 @@
                 <w:szCs w:val="20"/>
                 <w:rtl/>
               </w:rPr>
-              <w:t xml:space="preserve">56</w:t>
+              <w:t xml:space="preserve">31</w:t>
             </w:r>
           </w:p>
         </w:tc>
@@ -1484,97 +1465,42 @@
                 <w:szCs w:val="20"/>
                 <w:rtl/>
               </w:rPr>
-              <w:t xml:space="preserve">סעיף 1 בטופס</w:t>
+              <w:t xml:space="preserve">8.4</w:t>
             </w:r>
           </w:p>
         </w:tc>
         <w:tc>
           <w:tcPr>
             <w:tcW w:type="dxa" w:w="9038"/>
-            <w:vMerge w:val="restart"/>
-            <w:tcBorders>
-              <w:top w:val="single" w:color="808080" w:sz="4"/>
-              <w:left w:val="single" w:color="808080" w:sz="4"/>
-              <w:bottom w:val="single" w:color="808080" w:sz="4"/>
-              <w:right w:val="single" w:color="808080" w:sz="4"/>
-            </w:tcBorders>
-            <w:tcMar>
-              <w:top w:type="dxa" w:w="60"/>
-              <w:left w:type="dxa" w:w="100"/>
-              <w:bottom w:type="dxa" w:w="60"/>
-              <w:right w:type="dxa" w:w="100"/>
-            </w:tcMar>
-          </w:tcPr>
-          <w:p>
-            <w:pPr>
-              <w:bidi/>
-              <w:spacing w:after="60"/>
-              <w:jc w:val="right"/>
-            </w:pPr>
-            <w:r>
-              <w:rPr>
-                <w:rFonts w:ascii="Arial" w:cs="Arial" w:eastAsia="Arial" w:hAnsi="Arial"/>
-                <w:b w:val="false"/>
-                <w:bCs w:val="false"/>
-                <w:sz w:val="20"/>
-                <w:szCs w:val="20"/>
-                <w:rtl/>
-              </w:rPr>
-              <w:t xml:space="preserve">סעיף 1 מוגדר כ"קומפלט – חד פעמי / תשלום אחד ל-36 חודשים", והוא כולל גם שירות, תחזוקה ומרכזיית ענן לתקופה של 36 חודשים. מבוקש להבהיר:</w:t>
-            </w:r>
-          </w:p>
-          <w:p>
-            <w:pPr>
-              <w:bidi/>
-              <w:spacing w:after="60"/>
-              <w:jc w:val="right"/>
-            </w:pPr>
-            <w:r>
-              <w:rPr>
-                <w:rFonts w:ascii="Arial" w:cs="Arial" w:eastAsia="Arial" w:hAnsi="Arial"/>
-                <w:b w:val="false"/>
-                <w:bCs w:val="false"/>
-                <w:sz w:val="20"/>
-                <w:szCs w:val="20"/>
-                <w:rtl/>
-              </w:rPr>
-              <w:t xml:space="preserve">(א) האם מחיר סעיף 1 משולם כולו לפי אבני הדרך שבסעיף 8.2 להסכם (20% / 80%), או שרכיב השירות והענן משולם כתשלום חודשי שווה לפי סעיף 8.3;</w:t>
-            </w:r>
-          </w:p>
-          <w:p>
-            <w:pPr>
-              <w:bidi/>
-              <w:spacing w:after="60"/>
-              <w:jc w:val="right"/>
-            </w:pPr>
-            <w:r>
-              <w:rPr>
-                <w:rFonts w:ascii="Arial" w:cs="Arial" w:eastAsia="Arial" w:hAnsi="Arial"/>
-                <w:b w:val="false"/>
-                <w:bCs w:val="false"/>
-                <w:sz w:val="20"/>
-                <w:szCs w:val="20"/>
-                <w:rtl/>
-              </w:rPr>
-              <w:t xml:space="preserve">(ב) כי מלבד הסעיפים בטופס הצעת המחיר לא יידרשו או ייגבו תשלומים נוספים במהלך 36 החודשים (אירוח ענן, רישוי שנתי של יצרן, עדכוני גרסה);</w:t>
-            </w:r>
-          </w:p>
-          <w:p>
-            <w:pPr>
-              <w:bidi/>
-              <w:spacing w:after="60"/>
-              <w:jc w:val="right"/>
-            </w:pPr>
-            <w:r>
-              <w:rPr>
-                <w:rFonts w:ascii="Arial" w:cs="Arial" w:eastAsia="Arial" w:hAnsi="Arial"/>
-                <w:b w:val="false"/>
-                <w:bCs w:val="false"/>
-                <w:sz w:val="20"/>
-                <w:szCs w:val="20"/>
-                <w:rtl/>
-              </w:rPr>
-              <w:t xml:space="preserve">(ג) האם סעיף 4 ("שירות ותמיכה ואחריות משנה רביעית") כולל גם את אירוח מרכזיית הענן ומוקד הענן ואת רישוי היצרן בשנות האופציה.</w:t>
+            <w:tcBorders>
+              <w:top w:val="single" w:color="808080" w:sz="4"/>
+              <w:left w:val="single" w:color="808080" w:sz="4"/>
+              <w:bottom w:val="single" w:color="808080" w:sz="4"/>
+              <w:right w:val="single" w:color="808080" w:sz="4"/>
+            </w:tcBorders>
+            <w:tcMar>
+              <w:top w:type="dxa" w:w="60"/>
+              <w:left w:type="dxa" w:w="100"/>
+              <w:bottom w:type="dxa" w:w="60"/>
+              <w:right w:type="dxa" w:w="100"/>
+            </w:tcMar>
+          </w:tcPr>
+          <w:p>
+            <w:pPr>
+              <w:bidi/>
+              <w:spacing w:after="60"/>
+              <w:jc w:val="right"/>
+            </w:pPr>
+            <w:r>
+              <w:rPr>
+                <w:rFonts w:ascii="Arial" w:cs="Arial" w:eastAsia="Arial" w:hAnsi="Arial"/>
+                <w:b w:val="false"/>
+                <w:bCs w:val="false"/>
+                <w:sz w:val="20"/>
+                <w:szCs w:val="20"/>
+                <w:rtl/>
+              </w:rPr>
+              <w:t xml:space="preserve">מבוקש להבהיר האם הצמדת המחירים למדד חלה גם על סעיף 4 (שירות משנה רביעית) ועל סעיף 5 (בנק דקות) בטופס הצעת המחיר, ולקבוע כי עדכון ההצמדה בשנות האופציה ייעשה אחת לשנה.</w:t>
             </w:r>
           </w:p>
         </w:tc>
@@ -1585,15 +1511,38 @@
         </w:trPr>
         <w:tc>
           <w:tcPr>
-            <w:vMerge w:val="continue"/>
-            <w:tcBorders>
-              <w:top w:val="single" w:color="808080" w:sz="4"/>
-              <w:left w:val="single" w:color="808080" w:sz="4"/>
-              <w:bottom w:val="single" w:color="808080" w:sz="4"/>
-              <w:right w:val="single" w:color="808080" w:sz="4"/>
-            </w:tcBorders>
-          </w:tcPr>
-          <w:p/>
+            <w:tcW w:type="dxa" w:w="700"/>
+            <w:tcBorders>
+              <w:top w:val="single" w:color="808080" w:sz="4"/>
+              <w:left w:val="single" w:color="808080" w:sz="4"/>
+              <w:bottom w:val="single" w:color="808080" w:sz="4"/>
+              <w:right w:val="single" w:color="808080" w:sz="4"/>
+            </w:tcBorders>
+            <w:tcMar>
+              <w:top w:type="dxa" w:w="60"/>
+              <w:left w:type="dxa" w:w="100"/>
+              <w:bottom w:type="dxa" w:w="60"/>
+              <w:right w:type="dxa" w:w="100"/>
+            </w:tcMar>
+          </w:tcPr>
+          <w:p>
+            <w:pPr>
+              <w:bidi/>
+              <w:spacing w:after="60"/>
+              <w:jc w:val="center"/>
+            </w:pPr>
+            <w:r>
+              <w:rPr>
+                <w:rFonts w:ascii="Arial" w:cs="Arial" w:eastAsia="Arial" w:hAnsi="Arial"/>
+                <w:b w:val="false"/>
+                <w:bCs w:val="false"/>
+                <w:sz w:val="20"/>
+                <w:szCs w:val="20"/>
+                <w:rtl/>
+              </w:rPr>
+              <w:t xml:space="preserve">6</w:t>
+            </w:r>
+          </w:p>
         </w:tc>
         <w:tc>
           <w:tcPr>
@@ -1661,7 +1610,7 @@
                 <w:szCs w:val="20"/>
                 <w:rtl/>
               </w:rPr>
-              <w:t xml:space="preserve">31</w:t>
+              <w:t xml:space="preserve">32</w:t>
             </w:r>
           </w:p>
         </w:tc>
@@ -1696,21 +1645,134 @@
                 <w:szCs w:val="20"/>
                 <w:rtl/>
               </w:rPr>
-              <w:t xml:space="preserve">8.2–8.3 בהסכם</w:t>
-            </w:r>
-          </w:p>
-        </w:tc>
-        <w:tc>
-          <w:tcPr>
-            <w:vMerge w:val="continue"/>
-            <w:tcBorders>
-              <w:top w:val="single" w:color="808080" w:sz="4"/>
-              <w:left w:val="single" w:color="808080" w:sz="4"/>
-              <w:bottom w:val="single" w:color="808080" w:sz="4"/>
-              <w:right w:val="single" w:color="808080" w:sz="4"/>
-            </w:tcBorders>
-          </w:tcPr>
-          <w:p/>
+              <w:t xml:space="preserve">11</w:t>
+            </w:r>
+          </w:p>
+        </w:tc>
+        <w:tc>
+          <w:tcPr>
+            <w:tcW w:type="dxa" w:w="9038"/>
+            <w:tcBorders>
+              <w:top w:val="single" w:color="808080" w:sz="4"/>
+              <w:left w:val="single" w:color="808080" w:sz="4"/>
+              <w:bottom w:val="single" w:color="808080" w:sz="4"/>
+              <w:right w:val="single" w:color="808080" w:sz="4"/>
+            </w:tcBorders>
+            <w:tcMar>
+              <w:top w:type="dxa" w:w="60"/>
+              <w:left w:type="dxa" w:w="100"/>
+              <w:bottom w:type="dxa" w:w="60"/>
+              <w:right w:type="dxa" w:w="100"/>
+            </w:tcMar>
+          </w:tcPr>
+          <w:p>
+            <w:pPr>
+              <w:bidi/>
+              <w:spacing w:after="60"/>
+              <w:jc w:val="right"/>
+            </w:pPr>
+            <w:r>
+              <w:rPr>
+                <w:rFonts w:ascii="Arial" w:cs="Arial" w:eastAsia="Arial" w:hAnsi="Arial"/>
+                <w:b w:val="false"/>
+                <w:bCs w:val="false"/>
+                <w:sz w:val="20"/>
+                <w:szCs w:val="20"/>
+                <w:rtl/>
+              </w:rPr>
+              <w:t xml:space="preserve">כידוע סעיפי האחריות מטופלים על ידי יועצים משפטיים של חברתכם, בשים לב להמלצתנו לצמצם את אחריותכם לאחריות על פי דין (שכן פוליסות האחריות מכסות חבות חוקית בלבד).</w:t>
+            </w:r>
+          </w:p>
+          <w:p>
+            <w:pPr>
+              <w:bidi/>
+              <w:spacing w:after="60"/>
+              <w:jc w:val="right"/>
+            </w:pPr>
+            <w:r>
+              <w:rPr>
+                <w:rFonts w:ascii="Arial" w:cs="Arial" w:eastAsia="Arial" w:hAnsi="Arial"/>
+                <w:b w:val="false"/>
+                <w:bCs w:val="false"/>
+                <w:sz w:val="20"/>
+                <w:szCs w:val="20"/>
+                <w:rtl/>
+              </w:rPr>
+              <w:t xml:space="preserve">סעיף 11.1 – יש למחוק את המלל "אחריות מלאה ומוחלטת" ולכתוב "על פי דין".</w:t>
+            </w:r>
+          </w:p>
+          <w:p>
+            <w:pPr>
+              <w:bidi/>
+              <w:spacing w:after="60"/>
+              <w:jc w:val="right"/>
+            </w:pPr>
+            <w:r>
+              <w:rPr>
+                <w:rFonts w:ascii="Arial" w:cs="Arial" w:eastAsia="Arial" w:hAnsi="Arial"/>
+                <w:b w:val="false"/>
+                <w:bCs w:val="false"/>
+                <w:sz w:val="20"/>
+                <w:szCs w:val="20"/>
+                <w:rtl/>
+              </w:rPr>
+              <w:t xml:space="preserve">כמו כן מומלץ להוסיף סעיף מגבלת אחריות בנוסח הקבוע שלהלן.</w:t>
+            </w:r>
+          </w:p>
+          <w:p>
+            <w:pPr>
+              <w:bidi/>
+              <w:spacing w:after="60"/>
+              <w:jc w:val="right"/>
+            </w:pPr>
+            <w:r>
+              <w:rPr>
+                <w:rFonts w:ascii="Arial" w:cs="Arial" w:eastAsia="Arial" w:hAnsi="Arial"/>
+                <w:b w:val="false"/>
+                <w:bCs w:val="false"/>
+                <w:sz w:val="20"/>
+                <w:szCs w:val="20"/>
+                <w:rtl/>
+              </w:rPr>
+              <w:t xml:space="preserve">"הגבלת אחריות </w:t>
+            </w:r>
+          </w:p>
+          <w:p>
+            <w:pPr>
+              <w:bidi/>
+              <w:spacing w:after="60"/>
+              <w:jc w:val="right"/>
+            </w:pPr>
+            <w:r>
+              <w:rPr>
+                <w:rFonts w:ascii="Arial" w:cs="Arial" w:eastAsia="Arial" w:hAnsi="Arial"/>
+                <w:b w:val="false"/>
+                <w:bCs w:val="false"/>
+                <w:sz w:val="20"/>
+                <w:szCs w:val="20"/>
+                <w:rtl/>
+              </w:rPr>
+              <w:t xml:space="preserve">מובהר ומוסכם כי חבות הספק ואחריותו בכל מקום בו נושא הספק  באחריות ו/או בפיצוי ו/או בשיפוי על פי הסכם זה לרבות נספחיו כפופה לתנאים המצטברים דלהלן: (1) התקבל פס"ד חלוט (2) העירייה הודיעה לספק על כל תביעה או דרישה כאמור מיד עם היוודע לה על כך ואפשרה לספק לנהל את ההגנה ולא התפשרה בשמו ובמקומו ו/או ללא אישורו של הספק מראש ובכתב (3) בשום מקרה הספק לא יישא בנזקים עקיפים ו/או תוצאתיים לרבות כלכליים טהורים. </w:t>
+            </w:r>
+          </w:p>
+          <w:p>
+            <w:pPr>
+              <w:bidi/>
+              <w:spacing w:after="60"/>
+              <w:jc w:val="right"/>
+            </w:pPr>
+            <w:r>
+              <w:rPr>
+                <w:rFonts w:ascii="Arial" w:cs="Arial" w:eastAsia="Arial" w:hAnsi="Arial"/>
+                <w:b w:val="false"/>
+                <w:bCs w:val="false"/>
+                <w:sz w:val="20"/>
+                <w:szCs w:val="20"/>
+                <w:rtl/>
+              </w:rPr>
+              <w:t xml:space="preserve">על אף האמור בסעיף זה, ועל אף כל הוראה אחרת בהסכם זה, מוסכם בזאת מפורשות כי אחריות הספק והשיעור המרבי של הפיצויים ו/או השיפוי ו/או ההוצאות ו/או דמי הנזק בהם יישא הספק על פי הסכם זה או על פי דין, לא יעלו בכל מקרה על סכום _______ (מסחרי, להשלמה על ידי הוט), והעירייה פוטרת את הספק ומוותרת בזאת על כל תשלום העולה על סכום הפיצוי המרבי המצוין לעיל. הוראות סעיף זה יחולו אף לאחר סיום ההסכם ו/או ביטולו".</w:t>
+            </w:r>
+          </w:p>
         </w:tc>
       </w:tr>
       <w:tr>
@@ -1720,7 +1782,6 @@
         <w:tc>
           <w:tcPr>
             <w:tcW w:type="dxa" w:w="700"/>
-            <w:vMerge w:val="restart"/>
             <w:tcBorders>
               <w:top w:val="single" w:color="808080" w:sz="4"/>
               <w:left w:val="single" w:color="808080" w:sz="4"/>
@@ -1749,7 +1810,7 @@
                 <w:szCs w:val="20"/>
                 <w:rtl/>
               </w:rPr>
-              <w:t xml:space="preserve">6</w:t>
+              <w:t xml:space="preserve">7</w:t>
             </w:r>
           </w:p>
         </w:tc>
@@ -1784,7 +1845,7 @@
                 <w:szCs w:val="20"/>
                 <w:rtl/>
               </w:rPr>
-              <w:t xml:space="preserve">נספח ה' – טופס הצעת מחיר</w:t>
+              <w:t xml:space="preserve">מסמך ג' – הסכם</w:t>
             </w:r>
           </w:p>
         </w:tc>
@@ -1819,7 +1880,7 @@
                 <w:szCs w:val="20"/>
                 <w:rtl/>
               </w:rPr>
-              <w:t xml:space="preserve">56–57</w:t>
+              <w:t xml:space="preserve">33</w:t>
             </w:r>
           </w:p>
         </w:tc>
@@ -1854,61 +1915,78 @@
                 <w:szCs w:val="20"/>
                 <w:rtl/>
               </w:rPr>
-              <w:t xml:space="preserve">סעיף 1 ותוספת 1 בטופס</w:t>
+              <w:t xml:space="preserve">12.1</w:t>
             </w:r>
           </w:p>
         </w:tc>
         <w:tc>
           <w:tcPr>
             <w:tcW w:type="dxa" w:w="9038"/>
-            <w:vMerge w:val="restart"/>
-            <w:tcBorders>
-              <w:top w:val="single" w:color="808080" w:sz="4"/>
-              <w:left w:val="single" w:color="808080" w:sz="4"/>
-              <w:bottom w:val="single" w:color="808080" w:sz="4"/>
-              <w:right w:val="single" w:color="808080" w:sz="4"/>
-            </w:tcBorders>
-            <w:tcMar>
-              <w:top w:type="dxa" w:w="60"/>
-              <w:left w:type="dxa" w:w="100"/>
-              <w:bottom w:type="dxa" w:w="60"/>
-              <w:right w:type="dxa" w:w="100"/>
-            </w:tcMar>
-          </w:tcPr>
-          <w:p>
-            <w:pPr>
-              <w:bidi/>
-              <w:spacing w:after="60"/>
-              <w:jc w:val="right"/>
-            </w:pPr>
-            <w:r>
-              <w:rPr>
-                <w:rFonts w:ascii="Arial" w:cs="Arial" w:eastAsia="Arial" w:hAnsi="Arial"/>
-                <w:b w:val="false"/>
-                <w:bCs w:val="false"/>
-                <w:sz w:val="20"/>
-                <w:szCs w:val="20"/>
-                <w:rtl/>
-              </w:rPr>
-              <w:t xml:space="preserve">סעיף 1 בטופס כולל call center מקומי וגם call center בענן; סעיף 7.25 במפרט קובע כי על הספק להציע "גם" מחיר ל-call center בענן; ותוספת 1 מתמחרת "מחיר לשלוחה בודדת call center בענן".</w:t>
-            </w:r>
-          </w:p>
-          <w:p>
-            <w:pPr>
-              <w:bidi/>
-              <w:spacing w:after="60"/>
-              <w:jc w:val="right"/>
-            </w:pPr>
-            <w:r>
-              <w:rPr>
-                <w:rFonts w:ascii="Arial" w:cs="Arial" w:eastAsia="Arial" w:hAnsi="Arial"/>
-                <w:b w:val="false"/>
-                <w:bCs w:val="false"/>
-                <w:sz w:val="20"/>
-                <w:szCs w:val="20"/>
-                <w:rtl/>
-              </w:rPr>
-              <w:t xml:space="preserve">מבוקש להבהיר: (א) האם סעיף 1 כולל את שני המוקדים במלואם; (ב) האם 30 הרישיונות שבסעיף 7.24 נדרשים בכל אחד מהמוקדים או 30 בסך הכול; (ג) לאיזה צורך משמשת תוספת 1, והאם המחיר בה חודשי או חד-פעמי.</w:t>
+            <w:tcBorders>
+              <w:top w:val="single" w:color="808080" w:sz="4"/>
+              <w:left w:val="single" w:color="808080" w:sz="4"/>
+              <w:bottom w:val="single" w:color="808080" w:sz="4"/>
+              <w:right w:val="single" w:color="808080" w:sz="4"/>
+            </w:tcBorders>
+            <w:tcMar>
+              <w:top w:type="dxa" w:w="60"/>
+              <w:left w:type="dxa" w:w="100"/>
+              <w:bottom w:type="dxa" w:w="60"/>
+              <w:right w:type="dxa" w:w="100"/>
+            </w:tcMar>
+          </w:tcPr>
+          <w:p>
+            <w:pPr>
+              <w:bidi/>
+              <w:spacing w:after="60"/>
+              <w:jc w:val="right"/>
+            </w:pPr>
+            <w:r>
+              <w:rPr>
+                <w:rFonts w:ascii="Arial" w:cs="Arial" w:eastAsia="Arial" w:hAnsi="Arial"/>
+                <w:b w:val="false"/>
+                <w:bCs w:val="false"/>
+                <w:sz w:val="20"/>
+                <w:szCs w:val="20"/>
+                <w:rtl/>
+              </w:rPr>
+              <w:t xml:space="preserve">שורה 3 – יש למחוק את המלל: "ובעלת מוניטין".</w:t>
+            </w:r>
+          </w:p>
+          <w:p>
+            <w:pPr>
+              <w:bidi/>
+              <w:spacing w:after="60"/>
+              <w:jc w:val="right"/>
+            </w:pPr>
+            <w:r>
+              <w:rPr>
+                <w:rFonts w:ascii="Arial" w:cs="Arial" w:eastAsia="Arial" w:hAnsi="Arial"/>
+                <w:b w:val="false"/>
+                <w:bCs w:val="false"/>
+                <w:sz w:val="20"/>
+                <w:szCs w:val="20"/>
+                <w:rtl/>
+              </w:rPr>
+              <w:t xml:space="preserve">שורה 4 – יש למחוק את המלל: "בביטוחים אלו" ולכתוב "בביטוחי החבויות בגין אחריותה למעדי ומחדלי הספק".</w:t>
+            </w:r>
+          </w:p>
+          <w:p>
+            <w:pPr>
+              <w:bidi/>
+              <w:spacing w:after="60"/>
+              <w:jc w:val="right"/>
+            </w:pPr>
+            <w:r>
+              <w:rPr>
+                <w:rFonts w:ascii="Arial" w:cs="Arial" w:eastAsia="Arial" w:hAnsi="Arial"/>
+                <w:b w:val="false"/>
+                <w:bCs w:val="false"/>
+                <w:sz w:val="20"/>
+                <w:szCs w:val="20"/>
+                <w:rtl/>
+              </w:rPr>
+              <w:t xml:space="preserve">שורה 5 – יש למחוק את המלל: "כל תקופת חבותו החוקית" ולכתוב "למשך 3 שנים נוספות ממועד סיום ההתקשרות".</w:t>
             </w:r>
           </w:p>
         </w:tc>
@@ -1919,15 +1997,38 @@
         </w:trPr>
         <w:tc>
           <w:tcPr>
-            <w:vMerge w:val="continue"/>
-            <w:tcBorders>
-              <w:top w:val="single" w:color="808080" w:sz="4"/>
-              <w:left w:val="single" w:color="808080" w:sz="4"/>
-              <w:bottom w:val="single" w:color="808080" w:sz="4"/>
-              <w:right w:val="single" w:color="808080" w:sz="4"/>
-            </w:tcBorders>
-          </w:tcPr>
-          <w:p/>
+            <w:tcW w:type="dxa" w:w="700"/>
+            <w:tcBorders>
+              <w:top w:val="single" w:color="808080" w:sz="4"/>
+              <w:left w:val="single" w:color="808080" w:sz="4"/>
+              <w:bottom w:val="single" w:color="808080" w:sz="4"/>
+              <w:right w:val="single" w:color="808080" w:sz="4"/>
+            </w:tcBorders>
+            <w:tcMar>
+              <w:top w:type="dxa" w:w="60"/>
+              <w:left w:type="dxa" w:w="100"/>
+              <w:bottom w:type="dxa" w:w="60"/>
+              <w:right w:type="dxa" w:w="100"/>
+            </w:tcMar>
+          </w:tcPr>
+          <w:p>
+            <w:pPr>
+              <w:bidi/>
+              <w:spacing w:after="60"/>
+              <w:jc w:val="center"/>
+            </w:pPr>
+            <w:r>
+              <w:rPr>
+                <w:rFonts w:ascii="Arial" w:cs="Arial" w:eastAsia="Arial" w:hAnsi="Arial"/>
+                <w:b w:val="false"/>
+                <w:bCs w:val="false"/>
+                <w:sz w:val="20"/>
+                <w:szCs w:val="20"/>
+                <w:rtl/>
+              </w:rPr>
+              <w:t xml:space="preserve">8</w:t>
+            </w:r>
+          </w:p>
         </w:tc>
         <w:tc>
           <w:tcPr>
@@ -1960,7 +2061,7 @@
                 <w:szCs w:val="20"/>
                 <w:rtl/>
               </w:rPr>
-              <w:t xml:space="preserve">נספח א' – מפרט השירותים (קובץ נפרד)</w:t>
+              <w:t xml:space="preserve">מסמך ג' – הסכם</w:t>
             </w:r>
           </w:p>
         </w:tc>
@@ -1995,7 +2096,7 @@
                 <w:szCs w:val="20"/>
                 <w:rtl/>
               </w:rPr>
-              <w:t xml:space="preserve">13</w:t>
+              <w:t xml:space="preserve">33</w:t>
             </w:r>
           </w:p>
         </w:tc>
@@ -2030,21 +2131,80 @@
                 <w:szCs w:val="20"/>
                 <w:rtl/>
               </w:rPr>
-              <w:t xml:space="preserve">7.24–7.25 במפרט</w:t>
-            </w:r>
-          </w:p>
-        </w:tc>
-        <w:tc>
-          <w:tcPr>
-            <w:vMerge w:val="continue"/>
-            <w:tcBorders>
-              <w:top w:val="single" w:color="808080" w:sz="4"/>
-              <w:left w:val="single" w:color="808080" w:sz="4"/>
-              <w:bottom w:val="single" w:color="808080" w:sz="4"/>
-              <w:right w:val="single" w:color="808080" w:sz="4"/>
-            </w:tcBorders>
-          </w:tcPr>
-          <w:p/>
+              <w:t xml:space="preserve">12.4</w:t>
+            </w:r>
+          </w:p>
+        </w:tc>
+        <w:tc>
+          <w:tcPr>
+            <w:tcW w:type="dxa" w:w="9038"/>
+            <w:tcBorders>
+              <w:top w:val="single" w:color="808080" w:sz="4"/>
+              <w:left w:val="single" w:color="808080" w:sz="4"/>
+              <w:bottom w:val="single" w:color="808080" w:sz="4"/>
+              <w:right w:val="single" w:color="808080" w:sz="4"/>
+            </w:tcBorders>
+            <w:tcMar>
+              <w:top w:type="dxa" w:w="60"/>
+              <w:left w:type="dxa" w:w="100"/>
+              <w:bottom w:type="dxa" w:w="60"/>
+              <w:right w:type="dxa" w:w="100"/>
+            </w:tcMar>
+          </w:tcPr>
+          <w:p>
+            <w:pPr>
+              <w:bidi/>
+              <w:spacing w:after="60"/>
+              <w:jc w:val="right"/>
+            </w:pPr>
+            <w:r>
+              <w:rPr>
+                <w:rFonts w:ascii="Arial" w:cs="Arial" w:eastAsia="Arial" w:hAnsi="Arial"/>
+                <w:b w:val="false"/>
+                <w:bCs w:val="false"/>
+                <w:sz w:val="20"/>
+                <w:szCs w:val="20"/>
+                <w:rtl/>
+              </w:rPr>
+              <w:t xml:space="preserve">שורה 2 – יש למחוק את המילה "מתחייב" ולכתוב "רשאי".</w:t>
+            </w:r>
+          </w:p>
+          <w:p>
+            <w:pPr>
+              <w:bidi/>
+              <w:spacing w:after="60"/>
+              <w:jc w:val="right"/>
+            </w:pPr>
+            <w:r>
+              <w:rPr>
+                <w:rFonts w:ascii="Arial" w:cs="Arial" w:eastAsia="Arial" w:hAnsi="Arial"/>
+                <w:b w:val="false"/>
+                <w:bCs w:val="false"/>
+                <w:sz w:val="20"/>
+                <w:szCs w:val="20"/>
+                <w:rtl/>
+              </w:rPr>
+              <w:t xml:space="preserve">שורה 3 – יש למחוק את המלל: "והפועלים מטעמה".</w:t>
+            </w:r>
+          </w:p>
+          <w:p>
+            <w:pPr>
+              <w:bidi/>
+              <w:spacing w:after="60"/>
+              <w:jc w:val="right"/>
+            </w:pPr>
+            <w:r>
+              <w:rPr>
+                <w:rFonts w:ascii="Arial" w:cs="Arial" w:eastAsia="Arial" w:hAnsi="Arial"/>
+                <w:b w:val="false"/>
+                <w:bCs w:val="false"/>
+                <w:sz w:val="20"/>
+                <w:szCs w:val="20"/>
+                <w:rtl/>
+              </w:rPr>
+              <w:t xml:space="preserve">שורה 3 – יש למחוק את המלל: "ו/או יורחב שם המבוטח לכלול את העיריה ו/או הפועלים מטעמה לעניין ביטוחי  חבויות, בכפוף לסעיף אחריות צולבת כאילו נערך הביטוח בנפרד עבור כל אחד מיחידי המבוטח" ולכתוב "למעט כלפי מי שגרם לנזק בזדון".</w:t>
+            </w:r>
+          </w:p>
         </w:tc>
       </w:tr>
       <w:tr>
@@ -2082,7 +2242,7 @@
                 <w:szCs w:val="20"/>
                 <w:rtl/>
               </w:rPr>
-              <w:t xml:space="preserve">7</w:t>
+              <w:t xml:space="preserve">9</w:t>
             </w:r>
           </w:p>
         </w:tc>
@@ -2117,7 +2277,7 @@
                 <w:szCs w:val="20"/>
                 <w:rtl/>
               </w:rPr>
-              <w:t xml:space="preserve">נספח א' – מפרט השירותים (קובץ נפרד)</w:t>
+              <w:t xml:space="preserve">מסמך ג' – הסכם</w:t>
             </w:r>
           </w:p>
         </w:tc>
@@ -2152,7 +2312,7 @@
                 <w:szCs w:val="20"/>
                 <w:rtl/>
               </w:rPr>
-              <w:t xml:space="preserve">4</w:t>
+              <w:t xml:space="preserve">34</w:t>
             </w:r>
           </w:p>
         </w:tc>
@@ -2187,7 +2347,7 @@
                 <w:szCs w:val="20"/>
                 <w:rtl/>
               </w:rPr>
-              <w:t xml:space="preserve">3.1.9</w:t>
+              <w:t xml:space="preserve">12.5</w:t>
             </w:r>
           </w:p>
         </w:tc>
@@ -2222,25 +2382,25 @@
                 <w:szCs w:val="20"/>
                 <w:rtl/>
               </w:rPr>
-              <w:t xml:space="preserve">העירייה רשאית לבחור לפי שיקול דעתה מתי להפעיל את מרכזיית הענן וכמה שלוחות יחוברו אליה.</w:t>
-            </w:r>
-          </w:p>
-          <w:p>
-            <w:pPr>
-              <w:bidi/>
-              <w:spacing w:after="60"/>
-              <w:jc w:val="right"/>
-            </w:pPr>
-            <w:r>
-              <w:rPr>
-                <w:rFonts w:ascii="Arial" w:cs="Arial" w:eastAsia="Arial" w:hAnsi="Arial"/>
-                <w:b w:val="false"/>
-                <w:bCs w:val="false"/>
-                <w:sz w:val="20"/>
-                <w:szCs w:val="20"/>
-                <w:rtl/>
-              </w:rPr>
-              <w:t xml:space="preserve">מבוקש להבהיר האם מחיר סעיף 1 בטופס הצעת המחיר משולם במלואו גם אם העירייה תדחה את הפעלת מרכזיית הענן, וממתי נמנית תקופת השירות של 36 החודשים לגבי רכיב הענן.</w:t>
+              <w:t xml:space="preserve">שורה 3 – יש למחוק את המילה "תמסר" ולכתוב "תשלח".</w:t>
+            </w:r>
+          </w:p>
+          <w:p>
+            <w:pPr>
+              <w:bidi/>
+              <w:spacing w:after="60"/>
+              <w:jc w:val="right"/>
+            </w:pPr>
+            <w:r>
+              <w:rPr>
+                <w:rFonts w:ascii="Arial" w:cs="Arial" w:eastAsia="Arial" w:hAnsi="Arial"/>
+                <w:b w:val="false"/>
+                <w:bCs w:val="false"/>
+                <w:sz w:val="20"/>
+                <w:szCs w:val="20"/>
+                <w:rtl/>
+              </w:rPr>
+              <w:t xml:space="preserve">שורה 4 – יש למחוק את המלל: "בדואר רשום".</w:t>
             </w:r>
           </w:p>
         </w:tc>
@@ -2252,7 +2412,6 @@
         <w:tc>
           <w:tcPr>
             <w:tcW w:type="dxa" w:w="700"/>
-            <w:vMerge w:val="restart"/>
             <w:tcBorders>
               <w:top w:val="single" w:color="808080" w:sz="4"/>
               <w:left w:val="single" w:color="808080" w:sz="4"/>
@@ -2281,7 +2440,7 @@
                 <w:szCs w:val="20"/>
                 <w:rtl/>
               </w:rPr>
-              <w:t xml:space="preserve">8</w:t>
+              <w:t xml:space="preserve">10</w:t>
             </w:r>
           </w:p>
         </w:tc>
@@ -2316,7 +2475,7 @@
                 <w:szCs w:val="20"/>
                 <w:rtl/>
               </w:rPr>
-              <w:t xml:space="preserve">נספח ה' – טופס הצעת מחיר</w:t>
+              <w:t xml:space="preserve">מסמך ג' – הסכם</w:t>
             </w:r>
           </w:p>
         </w:tc>
@@ -2351,7 +2510,7 @@
                 <w:szCs w:val="20"/>
                 <w:rtl/>
               </w:rPr>
-              <w:t xml:space="preserve">56</w:t>
+              <w:t xml:space="preserve">34</w:t>
             </w:r>
           </w:p>
         </w:tc>
@@ -2386,133 +2545,60 @@
                 <w:szCs w:val="20"/>
                 <w:rtl/>
               </w:rPr>
-              <w:t xml:space="preserve">סעיף 5 בטופס</w:t>
+              <w:t xml:space="preserve">12.6</w:t>
             </w:r>
           </w:p>
         </w:tc>
         <w:tc>
           <w:tcPr>
             <w:tcW w:type="dxa" w:w="9038"/>
-            <w:vMerge w:val="restart"/>
-            <w:tcBorders>
-              <w:top w:val="single" w:color="808080" w:sz="4"/>
-              <w:left w:val="single" w:color="808080" w:sz="4"/>
-              <w:bottom w:val="single" w:color="808080" w:sz="4"/>
-              <w:right w:val="single" w:color="808080" w:sz="4"/>
-            </w:tcBorders>
-            <w:tcMar>
-              <w:top w:type="dxa" w:w="60"/>
-              <w:left w:type="dxa" w:w="100"/>
-              <w:bottom w:type="dxa" w:w="60"/>
-              <w:right w:type="dxa" w:w="100"/>
-            </w:tcMar>
-          </w:tcPr>
-          <w:p>
-            <w:pPr>
-              <w:bidi/>
-              <w:spacing w:after="60"/>
-              <w:jc w:val="right"/>
-            </w:pPr>
-            <w:r>
-              <w:rPr>
-                <w:rFonts w:ascii="Arial" w:cs="Arial" w:eastAsia="Arial" w:hAnsi="Arial"/>
-                <w:b w:val="false"/>
-                <w:bCs w:val="false"/>
-                <w:sz w:val="20"/>
-                <w:szCs w:val="20"/>
-                <w:rtl/>
-              </w:rPr>
-              <w:t xml:space="preserve">לגבי בנק השיחות של 40,000 דקות בחודש, מבוקש להבהיר:</w:t>
-            </w:r>
-          </w:p>
-          <w:p>
-            <w:pPr>
-              <w:bidi/>
-              <w:spacing w:after="60"/>
-              <w:jc w:val="right"/>
-            </w:pPr>
-            <w:r>
-              <w:rPr>
-                <w:rFonts w:ascii="Arial" w:cs="Arial" w:eastAsia="Arial" w:hAnsi="Arial"/>
-                <w:b w:val="false"/>
-                <w:bCs w:val="false"/>
-                <w:sz w:val="20"/>
-                <w:szCs w:val="20"/>
-                <w:rtl/>
-              </w:rPr>
-              <w:t xml:space="preserve">(א) אילו יעדים כלולים בבנק: נייח, סלולר, חו"ל, מספרי 1-700/1-800/1-900 ושירותי ערך מוסף;</w:t>
-            </w:r>
-          </w:p>
-          <w:p>
-            <w:pPr>
-              <w:bidi/>
-              <w:spacing w:after="60"/>
-              <w:jc w:val="right"/>
-            </w:pPr>
-            <w:r>
-              <w:rPr>
-                <w:rFonts w:ascii="Arial" w:cs="Arial" w:eastAsia="Arial" w:hAnsi="Arial"/>
-                <w:b w:val="false"/>
-                <w:bCs w:val="false"/>
-                <w:sz w:val="20"/>
-                <w:szCs w:val="20"/>
-                <w:rtl/>
-              </w:rPr>
-              <w:t xml:space="preserve">(ב) האם שיחות נכנסות ושיחות פנים-ארגוניות נספרות בבנק;</w:t>
-            </w:r>
-          </w:p>
-          <w:p>
-            <w:pPr>
-              <w:bidi/>
-              <w:spacing w:after="60"/>
-              <w:jc w:val="right"/>
-            </w:pPr>
-            <w:r>
-              <w:rPr>
-                <w:rFonts w:ascii="Arial" w:cs="Arial" w:eastAsia="Arial" w:hAnsi="Arial"/>
-                <w:b w:val="false"/>
-                <w:bCs w:val="false"/>
-                <w:sz w:val="20"/>
-                <w:szCs w:val="20"/>
-                <w:rtl/>
-              </w:rPr>
-              <w:t xml:space="preserve">(ג) האם דקות שלא נוצלו בחודש נצברות לחודש הבא;</w:t>
-            </w:r>
-          </w:p>
-          <w:p>
-            <w:pPr>
-              <w:bidi/>
-              <w:spacing w:after="60"/>
-              <w:jc w:val="right"/>
-            </w:pPr>
-            <w:r>
-              <w:rPr>
-                <w:rFonts w:ascii="Arial" w:cs="Arial" w:eastAsia="Arial" w:hAnsi="Arial"/>
-                <w:b w:val="false"/>
-                <w:bCs w:val="false"/>
-                <w:sz w:val="20"/>
-                <w:szCs w:val="20"/>
-                <w:rtl/>
-              </w:rPr>
-              <w:t xml:space="preserve">(ד) מהו המחיר לדקה מעבר לבנק – האם לפי תוספת 9 בלבד;</w:t>
-            </w:r>
-          </w:p>
-          <w:p>
-            <w:pPr>
-              <w:bidi/>
-              <w:spacing w:after="60"/>
-              <w:jc w:val="right"/>
-            </w:pPr>
-            <w:r>
-              <w:rPr>
-                <w:rFonts w:ascii="Arial" w:cs="Arial" w:eastAsia="Arial" w:hAnsi="Arial"/>
-                <w:b w:val="false"/>
-                <w:bCs w:val="false"/>
-                <w:sz w:val="20"/>
-                <w:szCs w:val="20"/>
-                <w:rtl/>
-              </w:rPr>
-              <w:t xml:space="preserve">(ה) כמה ערוצי שיחה בו-זמניים (SIP trunk) נדרשים.</w:t>
+            <w:tcBorders>
+              <w:top w:val="single" w:color="808080" w:sz="4"/>
+              <w:left w:val="single" w:color="808080" w:sz="4"/>
+              <w:bottom w:val="single" w:color="808080" w:sz="4"/>
+              <w:right w:val="single" w:color="808080" w:sz="4"/>
+            </w:tcBorders>
+            <w:tcMar>
+              <w:top w:type="dxa" w:w="60"/>
+              <w:left w:type="dxa" w:w="100"/>
+              <w:bottom w:type="dxa" w:w="60"/>
+              <w:right w:type="dxa" w:w="100"/>
+            </w:tcMar>
+          </w:tcPr>
+          <w:p>
+            <w:pPr>
+              <w:bidi/>
+              <w:spacing w:after="60"/>
+              <w:jc w:val="right"/>
+            </w:pPr>
+            <w:r>
+              <w:rPr>
+                <w:rFonts w:ascii="Arial" w:cs="Arial" w:eastAsia="Arial" w:hAnsi="Arial"/>
+                <w:b w:val="false"/>
+                <w:bCs w:val="false"/>
+                <w:sz w:val="20"/>
+                <w:szCs w:val="20"/>
+                <w:rtl/>
+              </w:rPr>
+              <w:t xml:space="preserve">שורה 1 – יש למחוק את המלל: "ו/או מי מטעמה".</w:t>
+            </w:r>
+          </w:p>
+          <w:p>
+            <w:pPr>
+              <w:bidi/>
+              <w:spacing w:after="60"/>
+              <w:jc w:val="right"/>
+            </w:pPr>
+            <w:r>
+              <w:rPr>
+                <w:rFonts w:ascii="Arial" w:cs="Arial" w:eastAsia="Arial" w:hAnsi="Arial"/>
+                <w:b w:val="false"/>
+                <w:bCs w:val="false"/>
+                <w:sz w:val="20"/>
+                <w:szCs w:val="20"/>
+                <w:rtl/>
+              </w:rPr>
+              <w:t xml:space="preserve">שורה 2 – לאחר המילה "נזק" יש לכתוב "לרכוש הספק".</w:t>
             </w:r>
           </w:p>
         </w:tc>
@@ -2523,15 +2609,38 @@
         </w:trPr>
         <w:tc>
           <w:tcPr>
-            <w:vMerge w:val="continue"/>
-            <w:tcBorders>
-              <w:top w:val="single" w:color="808080" w:sz="4"/>
-              <w:left w:val="single" w:color="808080" w:sz="4"/>
-              <w:bottom w:val="single" w:color="808080" w:sz="4"/>
-              <w:right w:val="single" w:color="808080" w:sz="4"/>
-            </w:tcBorders>
-          </w:tcPr>
-          <w:p/>
+            <w:tcW w:type="dxa" w:w="700"/>
+            <w:tcBorders>
+              <w:top w:val="single" w:color="808080" w:sz="4"/>
+              <w:left w:val="single" w:color="808080" w:sz="4"/>
+              <w:bottom w:val="single" w:color="808080" w:sz="4"/>
+              <w:right w:val="single" w:color="808080" w:sz="4"/>
+            </w:tcBorders>
+            <w:tcMar>
+              <w:top w:type="dxa" w:w="60"/>
+              <w:left w:type="dxa" w:w="100"/>
+              <w:bottom w:type="dxa" w:w="60"/>
+              <w:right w:type="dxa" w:w="100"/>
+            </w:tcMar>
+          </w:tcPr>
+          <w:p>
+            <w:pPr>
+              <w:bidi/>
+              <w:spacing w:after="60"/>
+              <w:jc w:val="center"/>
+            </w:pPr>
+            <w:r>
+              <w:rPr>
+                <w:rFonts w:ascii="Arial" w:cs="Arial" w:eastAsia="Arial" w:hAnsi="Arial"/>
+                <w:b w:val="false"/>
+                <w:bCs w:val="false"/>
+                <w:sz w:val="20"/>
+                <w:szCs w:val="20"/>
+                <w:rtl/>
+              </w:rPr>
+              <w:t xml:space="preserve">11</w:t>
+            </w:r>
+          </w:p>
         </w:tc>
         <w:tc>
           <w:tcPr>
@@ -2564,7 +2673,7 @@
                 <w:szCs w:val="20"/>
                 <w:rtl/>
               </w:rPr>
-              <w:t xml:space="preserve">נספח א' – מפרט השירותים (קובץ נפרד)</w:t>
+              <w:t xml:space="preserve">מסמך ג' – הסכם</w:t>
             </w:r>
           </w:p>
         </w:tc>
@@ -2599,7 +2708,7 @@
                 <w:szCs w:val="20"/>
                 <w:rtl/>
               </w:rPr>
-              <w:t xml:space="preserve">3</w:t>
+              <w:t xml:space="preserve">34</w:t>
             </w:r>
           </w:p>
         </w:tc>
@@ -2634,21 +2743,44 @@
                 <w:szCs w:val="20"/>
                 <w:rtl/>
               </w:rPr>
-              <w:t xml:space="preserve">2.6 במפרט</w:t>
-            </w:r>
-          </w:p>
-        </w:tc>
-        <w:tc>
-          <w:tcPr>
-            <w:vMerge w:val="continue"/>
-            <w:tcBorders>
-              <w:top w:val="single" w:color="808080" w:sz="4"/>
-              <w:left w:val="single" w:color="808080" w:sz="4"/>
-              <w:bottom w:val="single" w:color="808080" w:sz="4"/>
-              <w:right w:val="single" w:color="808080" w:sz="4"/>
-            </w:tcBorders>
-          </w:tcPr>
-          <w:p/>
+              <w:t xml:space="preserve">12.8</w:t>
+            </w:r>
+          </w:p>
+        </w:tc>
+        <w:tc>
+          <w:tcPr>
+            <w:tcW w:type="dxa" w:w="9038"/>
+            <w:tcBorders>
+              <w:top w:val="single" w:color="808080" w:sz="4"/>
+              <w:left w:val="single" w:color="808080" w:sz="4"/>
+              <w:bottom w:val="single" w:color="808080" w:sz="4"/>
+              <w:right w:val="single" w:color="808080" w:sz="4"/>
+            </w:tcBorders>
+            <w:tcMar>
+              <w:top w:type="dxa" w:w="60"/>
+              <w:left w:type="dxa" w:w="100"/>
+              <w:bottom w:type="dxa" w:w="60"/>
+              <w:right w:type="dxa" w:w="100"/>
+            </w:tcMar>
+          </w:tcPr>
+          <w:p>
+            <w:pPr>
+              <w:bidi/>
+              <w:spacing w:after="60"/>
+              <w:jc w:val="right"/>
+            </w:pPr>
+            <w:r>
+              <w:rPr>
+                <w:rFonts w:ascii="Arial" w:cs="Arial" w:eastAsia="Arial" w:hAnsi="Arial"/>
+                <w:b w:val="false"/>
+                <w:bCs w:val="false"/>
+                <w:sz w:val="20"/>
+                <w:szCs w:val="20"/>
+                <w:rtl/>
+              </w:rPr>
+              <w:t xml:space="preserve">יש למחוק את הסעיף.</w:t>
+            </w:r>
+          </w:p>
         </w:tc>
       </w:tr>
       <w:tr>
@@ -2686,7 +2818,7 @@
                 <w:szCs w:val="20"/>
                 <w:rtl/>
               </w:rPr>
-              <w:t xml:space="preserve">9</w:t>
+              <w:t xml:space="preserve">12</w:t>
             </w:r>
           </w:p>
         </w:tc>
@@ -2721,7 +2853,7 @@
                 <w:szCs w:val="20"/>
                 <w:rtl/>
               </w:rPr>
-              <w:t xml:space="preserve">נספח א' – מפרט השירותים (קובץ נפרד)</w:t>
+              <w:t xml:space="preserve">מסמך ג' – הסכם</w:t>
             </w:r>
           </w:p>
         </w:tc>
@@ -2756,7 +2888,7 @@
                 <w:szCs w:val="20"/>
                 <w:rtl/>
               </w:rPr>
-              <w:t xml:space="preserve">3</w:t>
+              <w:t xml:space="preserve">34</w:t>
             </w:r>
           </w:p>
         </w:tc>
@@ -2791,7 +2923,7 @@
                 <w:szCs w:val="20"/>
                 <w:rtl/>
               </w:rPr>
-              <w:t xml:space="preserve">2.1–2.2</w:t>
+              <w:t xml:space="preserve">12.9</w:t>
             </w:r>
           </w:p>
         </w:tc>
@@ -2826,25 +2958,7 @@
                 <w:szCs w:val="20"/>
                 <w:rtl/>
               </w:rPr>
-              <w:t xml:space="preserve">מבוקש להבהיר: (א) מהו גודל טווח המספרים הקיים (DID), מיהו הספק המחזיק בו כיום, והאם הזוכה נדרש לנייד אליו את הטווח ולספק את שירותי הקווים; (ב) מי נושא בעלויות הניוד ובעיכובים הנובעים מהספק הקיים.</w:t>
-            </w:r>
-          </w:p>
-          <w:p>
-            <w:pPr>
-              <w:bidi/>
-              <w:spacing w:after="60"/>
-              <w:jc w:val="right"/>
-            </w:pPr>
-            <w:r>
-              <w:rPr>
-                <w:rFonts w:ascii="Arial" w:cs="Arial" w:eastAsia="Arial" w:hAnsi="Arial"/>
-                <w:b w:val="false"/>
-                <w:bCs w:val="false"/>
-                <w:sz w:val="20"/>
-                <w:szCs w:val="20"/>
-                <w:rtl/>
-              </w:rPr>
-              <w:t xml:space="preserve">כמו כן, בסעיף 2.1 מתוארת המערכת הקיימת כ"מרכזייה מקומית מסוג PBX015 (מרכזיית ענן של SAR טכנולוגיות)". מבוקש להבהיר האם המערכת הקיימת מקומית או בענן, מהו מועד סיום ההתקשרות הנוכחית, והאם העירייה תבטיח את שיתוף הפעולה של הספק הקיים בייצוא נתונים (הקלטות, תסריטי IVR, הגדרות שלוחות).</w:t>
+              <w:t xml:space="preserve">יש למחוק את המלל: "ו/או בהמצאת העתקי הפוליסות"</w:t>
             </w:r>
           </w:p>
         </w:tc>
@@ -2856,7 +2970,6 @@
         <w:tc>
           <w:tcPr>
             <w:tcW w:type="dxa" w:w="700"/>
-            <w:vMerge w:val="restart"/>
             <w:tcBorders>
               <w:top w:val="single" w:color="808080" w:sz="4"/>
               <w:left w:val="single" w:color="808080" w:sz="4"/>
@@ -2885,7 +2998,7 @@
                 <w:szCs w:val="20"/>
                 <w:rtl/>
               </w:rPr>
-              <w:t xml:space="preserve">10</w:t>
+              <w:t xml:space="preserve">13</w:t>
             </w:r>
           </w:p>
         </w:tc>
@@ -2920,7 +3033,7 @@
                 <w:szCs w:val="20"/>
                 <w:rtl/>
               </w:rPr>
-              <w:t xml:space="preserve">נספח ה' – טופס הצעת מחיר</w:t>
+              <w:t xml:space="preserve">מסמך ג' – הסכם</w:t>
             </w:r>
           </w:p>
         </w:tc>
@@ -2955,7 +3068,7 @@
                 <w:szCs w:val="20"/>
                 <w:rtl/>
               </w:rPr>
-              <w:t xml:space="preserve">56</w:t>
+              <w:t xml:space="preserve">34</w:t>
             </w:r>
           </w:p>
         </w:tc>
@@ -2990,43 +3103,42 @@
                 <w:szCs w:val="20"/>
                 <w:rtl/>
               </w:rPr>
-              <w:t xml:space="preserve">סעיפים 2–3 בטופס</w:t>
+              <w:t xml:space="preserve">12.10</w:t>
             </w:r>
           </w:p>
         </w:tc>
         <w:tc>
           <w:tcPr>
             <w:tcW w:type="dxa" w:w="9038"/>
-            <w:vMerge w:val="restart"/>
-            <w:tcBorders>
-              <w:top w:val="single" w:color="808080" w:sz="4"/>
-              <w:left w:val="single" w:color="808080" w:sz="4"/>
-              <w:bottom w:val="single" w:color="808080" w:sz="4"/>
-              <w:right w:val="single" w:color="808080" w:sz="4"/>
-            </w:tcBorders>
-            <w:tcMar>
-              <w:top w:type="dxa" w:w="60"/>
-              <w:left w:type="dxa" w:w="100"/>
-              <w:bottom w:type="dxa" w:w="60"/>
-              <w:right w:type="dxa" w:w="100"/>
-            </w:tcMar>
-          </w:tcPr>
-          <w:p>
-            <w:pPr>
-              <w:bidi/>
-              <w:spacing w:after="60"/>
-              <w:jc w:val="right"/>
-            </w:pPr>
-            <w:r>
-              <w:rPr>
-                <w:rFonts w:ascii="Arial" w:cs="Arial" w:eastAsia="Arial" w:hAnsi="Arial"/>
-                <w:b w:val="false"/>
-                <w:bCs w:val="false"/>
-                <w:sz w:val="20"/>
-                <w:szCs w:val="20"/>
-                <w:rtl/>
-              </w:rPr>
-              <w:t xml:space="preserve">מבוקש לפרט את הכמות המשוערת של כל אחד מדגמי הטלפונים (8.1, 8.2, 8.3) שהעירייה צפויה להזמין, ולהבהיר כי מכשירי הטלפון הקיימים הם בבעלות העירייה, יחוברו למרכזייה החדשה ככל שניתן, ופתיחת מכשירים נעולים תתומחר לפי שעת טכנאי (תוספת 6) לאחר אישור העירייה בכתב.</w:t>
+            <w:tcBorders>
+              <w:top w:val="single" w:color="808080" w:sz="4"/>
+              <w:left w:val="single" w:color="808080" w:sz="4"/>
+              <w:bottom w:val="single" w:color="808080" w:sz="4"/>
+              <w:right w:val="single" w:color="808080" w:sz="4"/>
+            </w:tcBorders>
+            <w:tcMar>
+              <w:top w:type="dxa" w:w="60"/>
+              <w:left w:type="dxa" w:w="100"/>
+              <w:bottom w:type="dxa" w:w="60"/>
+              <w:right w:type="dxa" w:w="100"/>
+            </w:tcMar>
+          </w:tcPr>
+          <w:p>
+            <w:pPr>
+              <w:bidi/>
+              <w:spacing w:after="60"/>
+              <w:jc w:val="right"/>
+            </w:pPr>
+            <w:r>
+              <w:rPr>
+                <w:rFonts w:ascii="Arial" w:cs="Arial" w:eastAsia="Arial" w:hAnsi="Arial"/>
+                <w:b w:val="false"/>
+                <w:bCs w:val="false"/>
+                <w:sz w:val="20"/>
+                <w:szCs w:val="20"/>
+                <w:rtl/>
+              </w:rPr>
+              <w:t xml:space="preserve">יש למחוק את הסעיף.</w:t>
             </w:r>
           </w:p>
         </w:tc>
@@ -3037,15 +3149,38 @@
         </w:trPr>
         <w:tc>
           <w:tcPr>
-            <w:vMerge w:val="continue"/>
-            <w:tcBorders>
-              <w:top w:val="single" w:color="808080" w:sz="4"/>
-              <w:left w:val="single" w:color="808080" w:sz="4"/>
-              <w:bottom w:val="single" w:color="808080" w:sz="4"/>
-              <w:right w:val="single" w:color="808080" w:sz="4"/>
-            </w:tcBorders>
-          </w:tcPr>
-          <w:p/>
+            <w:tcW w:type="dxa" w:w="700"/>
+            <w:tcBorders>
+              <w:top w:val="single" w:color="808080" w:sz="4"/>
+              <w:left w:val="single" w:color="808080" w:sz="4"/>
+              <w:bottom w:val="single" w:color="808080" w:sz="4"/>
+              <w:right w:val="single" w:color="808080" w:sz="4"/>
+            </w:tcBorders>
+            <w:tcMar>
+              <w:top w:type="dxa" w:w="60"/>
+              <w:left w:type="dxa" w:w="100"/>
+              <w:bottom w:type="dxa" w:w="60"/>
+              <w:right w:type="dxa" w:w="100"/>
+            </w:tcMar>
+          </w:tcPr>
+          <w:p>
+            <w:pPr>
+              <w:bidi/>
+              <w:spacing w:after="60"/>
+              <w:jc w:val="center"/>
+            </w:pPr>
+            <w:r>
+              <w:rPr>
+                <w:rFonts w:ascii="Arial" w:cs="Arial" w:eastAsia="Arial" w:hAnsi="Arial"/>
+                <w:b w:val="false"/>
+                <w:bCs w:val="false"/>
+                <w:sz w:val="20"/>
+                <w:szCs w:val="20"/>
+                <w:rtl/>
+              </w:rPr>
+              <w:t xml:space="preserve">14</w:t>
+            </w:r>
+          </w:p>
         </w:tc>
         <w:tc>
           <w:tcPr>
@@ -3078,7 +3213,7 @@
                 <w:szCs w:val="20"/>
                 <w:rtl/>
               </w:rPr>
-              <w:t xml:space="preserve">נספח א' – מפרט השירותים (קובץ נפרד)</w:t>
+              <w:t xml:space="preserve">מסמך ג' – הסכם</w:t>
             </w:r>
           </w:p>
         </w:tc>
@@ -3113,7 +3248,7 @@
                 <w:szCs w:val="20"/>
                 <w:rtl/>
               </w:rPr>
-              <w:t xml:space="preserve">5</w:t>
+              <w:t xml:space="preserve">34</w:t>
             </w:r>
           </w:p>
         </w:tc>
@@ -3148,21 +3283,44 @@
                 <w:szCs w:val="20"/>
                 <w:rtl/>
               </w:rPr>
-              <w:t xml:space="preserve">3.5 במפרט</w:t>
-            </w:r>
-          </w:p>
-        </w:tc>
-        <w:tc>
-          <w:tcPr>
-            <w:vMerge w:val="continue"/>
-            <w:tcBorders>
-              <w:top w:val="single" w:color="808080" w:sz="4"/>
-              <w:left w:val="single" w:color="808080" w:sz="4"/>
-              <w:bottom w:val="single" w:color="808080" w:sz="4"/>
-              <w:right w:val="single" w:color="808080" w:sz="4"/>
-            </w:tcBorders>
-          </w:tcPr>
-          <w:p/>
+              <w:t xml:space="preserve">12.11</w:t>
+            </w:r>
+          </w:p>
+        </w:tc>
+        <w:tc>
+          <w:tcPr>
+            <w:tcW w:type="dxa" w:w="9038"/>
+            <w:tcBorders>
+              <w:top w:val="single" w:color="808080" w:sz="4"/>
+              <w:left w:val="single" w:color="808080" w:sz="4"/>
+              <w:bottom w:val="single" w:color="808080" w:sz="4"/>
+              <w:right w:val="single" w:color="808080" w:sz="4"/>
+            </w:tcBorders>
+            <w:tcMar>
+              <w:top w:type="dxa" w:w="60"/>
+              <w:left w:type="dxa" w:w="100"/>
+              <w:bottom w:type="dxa" w:w="60"/>
+              <w:right w:type="dxa" w:w="100"/>
+            </w:tcMar>
+          </w:tcPr>
+          <w:p>
+            <w:pPr>
+              <w:bidi/>
+              <w:spacing w:after="60"/>
+              <w:jc w:val="right"/>
+            </w:pPr>
+            <w:r>
+              <w:rPr>
+                <w:rFonts w:ascii="Arial" w:cs="Arial" w:eastAsia="Arial" w:hAnsi="Arial"/>
+                <w:b w:val="false"/>
+                <w:bCs w:val="false"/>
+                <w:sz w:val="20"/>
+                <w:szCs w:val="20"/>
+                <w:rtl/>
+              </w:rPr>
+              <w:t xml:space="preserve">בסוף הסעיף יש לכתוב: "על האף האמור מוסכם ומובהר כי אי המצאת אישורי הביטוח במועדים המצוינים לעיל לא תהווה הפרה  של תנאי מהותי אלא אם הספק לא פעל להעברת אישורי הביטוח תוך 10 ימי עבודה מיום בקשת העירייה בכתב".</w:t>
+            </w:r>
+          </w:p>
         </w:tc>
       </w:tr>
       <w:tr>
@@ -3172,7 +3330,6 @@
         <w:tc>
           <w:tcPr>
             <w:tcW w:type="dxa" w:w="700"/>
-            <w:vMerge w:val="restart"/>
             <w:tcBorders>
               <w:top w:val="single" w:color="808080" w:sz="4"/>
               <w:left w:val="single" w:color="808080" w:sz="4"/>
@@ -3201,7 +3358,7 @@
                 <w:szCs w:val="20"/>
                 <w:rtl/>
               </w:rPr>
-              <w:t xml:space="preserve">11</w:t>
+              <w:t xml:space="preserve">15</w:t>
             </w:r>
           </w:p>
         </w:tc>
@@ -3236,7 +3393,7 @@
                 <w:szCs w:val="20"/>
                 <w:rtl/>
               </w:rPr>
-              <w:t xml:space="preserve">נספח א' – מפרט השירותים (קובץ נפרד)</w:t>
+              <w:t xml:space="preserve">מסמך ג' – הסכם</w:t>
             </w:r>
           </w:p>
         </w:tc>
@@ -3271,7 +3428,7 @@
                 <w:szCs w:val="20"/>
                 <w:rtl/>
               </w:rPr>
-              <w:t xml:space="preserve">6, 9</w:t>
+              <w:t xml:space="preserve">34</w:t>
             </w:r>
           </w:p>
         </w:tc>
@@ -3306,61 +3463,60 @@
                 <w:szCs w:val="20"/>
                 <w:rtl/>
               </w:rPr>
-              <w:t xml:space="preserve">4.1.5, 4.2.54</w:t>
+              <w:t xml:space="preserve">12.12</w:t>
             </w:r>
           </w:p>
         </w:tc>
         <w:tc>
           <w:tcPr>
             <w:tcW w:type="dxa" w:w="9038"/>
-            <w:vMerge w:val="restart"/>
-            <w:tcBorders>
-              <w:top w:val="single" w:color="808080" w:sz="4"/>
-              <w:left w:val="single" w:color="808080" w:sz="4"/>
-              <w:bottom w:val="single" w:color="808080" w:sz="4"/>
-              <w:right w:val="single" w:color="808080" w:sz="4"/>
-            </w:tcBorders>
-            <w:tcMar>
-              <w:top w:type="dxa" w:w="60"/>
-              <w:left w:type="dxa" w:w="100"/>
-              <w:bottom w:type="dxa" w:w="60"/>
-              <w:right w:type="dxa" w:w="100"/>
-            </w:tcMar>
-          </w:tcPr>
-          <w:p>
-            <w:pPr>
-              <w:bidi/>
-              <w:spacing w:after="60"/>
-              <w:jc w:val="right"/>
-            </w:pPr>
-            <w:r>
-              <w:rPr>
-                <w:rFonts w:ascii="Arial" w:cs="Arial" w:eastAsia="Arial" w:hAnsi="Arial"/>
-                <w:b w:val="false"/>
-                <w:bCs w:val="false"/>
-                <w:sz w:val="20"/>
-                <w:szCs w:val="20"/>
-                <w:rtl/>
-              </w:rPr>
-              <w:t xml:space="preserve">מבוקש להבהיר כי תשתית הרשת המקומית (מתגים, PoE, נקודות תקשורת), קישורי הגמ"מ בין בנייני העירייה וקו האינטרנט או התמסורת בין המרכזייה המקומית לבין מרכזיית הענן יסופקו על ידי העירייה ועל חשבונה. ככל שהזוכה נדרש לספק קווי תמסורת או קישוריות לספקי צד ג' (לרבות IPVPN) – כיצד יתומחרו, שכן אין להם סעיף בטופס הצעת המחיר.</w:t>
-            </w:r>
-          </w:p>
-          <w:p>
-            <w:pPr>
-              <w:bidi/>
-              <w:spacing w:after="60"/>
-              <w:jc w:val="right"/>
-            </w:pPr>
-            <w:r>
-              <w:rPr>
-                <w:rFonts w:ascii="Arial" w:cs="Arial" w:eastAsia="Arial" w:hAnsi="Arial"/>
-                <w:b w:val="false"/>
-                <w:bCs w:val="false"/>
-                <w:sz w:val="20"/>
-                <w:szCs w:val="20"/>
-                <w:rtl/>
-              </w:rPr>
-              <w:t xml:space="preserve">כמו כן, מבוקש להבהיר כי מקום בארון תקשורת, חשמל ו-UPS עבור המרכזייה המקומית יסופקו על ידי העירייה, בהתאם לסעיף 1.8 לנספח ד', הקובע כי הלקוח אחראי לאבטחה הפיזית של חדר התקשורת ולרשת התקשורת שלו.</w:t>
+            <w:tcBorders>
+              <w:top w:val="single" w:color="808080" w:sz="4"/>
+              <w:left w:val="single" w:color="808080" w:sz="4"/>
+              <w:bottom w:val="single" w:color="808080" w:sz="4"/>
+              <w:right w:val="single" w:color="808080" w:sz="4"/>
+            </w:tcBorders>
+            <w:tcMar>
+              <w:top w:type="dxa" w:w="60"/>
+              <w:left w:type="dxa" w:w="100"/>
+              <w:bottom w:type="dxa" w:w="60"/>
+              <w:right w:type="dxa" w:w="100"/>
+            </w:tcMar>
+          </w:tcPr>
+          <w:p>
+            <w:pPr>
+              <w:bidi/>
+              <w:spacing w:after="60"/>
+              <w:jc w:val="right"/>
+            </w:pPr>
+            <w:r>
+              <w:rPr>
+                <w:rFonts w:ascii="Arial" w:cs="Arial" w:eastAsia="Arial" w:hAnsi="Arial"/>
+                <w:b w:val="false"/>
+                <w:bCs w:val="false"/>
+                <w:sz w:val="20"/>
+                <w:szCs w:val="20"/>
+                <w:rtl/>
+              </w:rPr>
+              <w:t xml:space="preserve">יש למחוק את המלל: "במידה ויידרש, הספק מתחייב</w:t>
+            </w:r>
+          </w:p>
+          <w:p>
+            <w:pPr>
+              <w:bidi/>
+              <w:spacing w:after="60"/>
+              <w:jc w:val="right"/>
+            </w:pPr>
+            <w:r>
+              <w:rPr>
+                <w:rFonts w:ascii="Arial" w:cs="Arial" w:eastAsia="Arial" w:hAnsi="Arial"/>
+                <w:b w:val="false"/>
+                <w:bCs w:val="false"/>
+                <w:sz w:val="20"/>
+                <w:szCs w:val="20"/>
+                <w:rtl/>
+              </w:rPr>
+              <w:t xml:space="preserve">להמציא לעירייה את אישורי הביטוח של קבלני המשנה הפועלים מטעמו בביצוע הסכם זה.".</w:t>
             </w:r>
           </w:p>
         </w:tc>
@@ -3371,15 +3527,38 @@
         </w:trPr>
         <w:tc>
           <w:tcPr>
-            <w:vMerge w:val="continue"/>
-            <w:tcBorders>
-              <w:top w:val="single" w:color="808080" w:sz="4"/>
-              <w:left w:val="single" w:color="808080" w:sz="4"/>
-              <w:bottom w:val="single" w:color="808080" w:sz="4"/>
-              <w:right w:val="single" w:color="808080" w:sz="4"/>
-            </w:tcBorders>
-          </w:tcPr>
-          <w:p/>
+            <w:tcW w:type="dxa" w:w="700"/>
+            <w:tcBorders>
+              <w:top w:val="single" w:color="808080" w:sz="4"/>
+              <w:left w:val="single" w:color="808080" w:sz="4"/>
+              <w:bottom w:val="single" w:color="808080" w:sz="4"/>
+              <w:right w:val="single" w:color="808080" w:sz="4"/>
+            </w:tcBorders>
+            <w:tcMar>
+              <w:top w:type="dxa" w:w="60"/>
+              <w:left w:type="dxa" w:w="100"/>
+              <w:bottom w:type="dxa" w:w="60"/>
+              <w:right w:type="dxa" w:w="100"/>
+            </w:tcMar>
+          </w:tcPr>
+          <w:p>
+            <w:pPr>
+              <w:bidi/>
+              <w:spacing w:after="60"/>
+              <w:jc w:val="center"/>
+            </w:pPr>
+            <w:r>
+              <w:rPr>
+                <w:rFonts w:ascii="Arial" w:cs="Arial" w:eastAsia="Arial" w:hAnsi="Arial"/>
+                <w:b w:val="false"/>
+                <w:bCs w:val="false"/>
+                <w:sz w:val="20"/>
+                <w:szCs w:val="20"/>
+                <w:rtl/>
+              </w:rPr>
+              <w:t xml:space="preserve">16</w:t>
+            </w:r>
+          </w:p>
         </w:tc>
         <w:tc>
           <w:tcPr>
@@ -3412,7 +3591,7 @@
                 <w:szCs w:val="20"/>
                 <w:rtl/>
               </w:rPr>
-              <w:t xml:space="preserve">נספח ד' – נספח מיקור חוץ לעיבוד מידע אישי</w:t>
+              <w:t xml:space="preserve">מסמך ג' – הסכם</w:t>
             </w:r>
           </w:p>
         </w:tc>
@@ -3447,7 +3626,7 @@
                 <w:szCs w:val="20"/>
                 <w:rtl/>
               </w:rPr>
-              <w:t xml:space="preserve">44</w:t>
+              <w:t xml:space="preserve">34</w:t>
             </w:r>
           </w:p>
         </w:tc>
@@ -3482,21 +3661,170 @@
                 <w:szCs w:val="20"/>
                 <w:rtl/>
               </w:rPr>
-              <w:t xml:space="preserve">1.8</w:t>
-            </w:r>
-          </w:p>
-        </w:tc>
-        <w:tc>
-          <w:tcPr>
-            <w:vMerge w:val="continue"/>
-            <w:tcBorders>
-              <w:top w:val="single" w:color="808080" w:sz="4"/>
-              <w:left w:val="single" w:color="808080" w:sz="4"/>
-              <w:bottom w:val="single" w:color="808080" w:sz="4"/>
-              <w:right w:val="single" w:color="808080" w:sz="4"/>
-            </w:tcBorders>
-          </w:tcPr>
-          <w:p/>
+              <w:t xml:space="preserve">12.13</w:t>
+            </w:r>
+          </w:p>
+        </w:tc>
+        <w:tc>
+          <w:tcPr>
+            <w:tcW w:type="dxa" w:w="9038"/>
+            <w:tcBorders>
+              <w:top w:val="single" w:color="808080" w:sz="4"/>
+              <w:left w:val="single" w:color="808080" w:sz="4"/>
+              <w:bottom w:val="single" w:color="808080" w:sz="4"/>
+              <w:right w:val="single" w:color="808080" w:sz="4"/>
+            </w:tcBorders>
+            <w:tcMar>
+              <w:top w:type="dxa" w:w="60"/>
+              <w:left w:type="dxa" w:w="100"/>
+              <w:bottom w:type="dxa" w:w="60"/>
+              <w:right w:type="dxa" w:w="100"/>
+            </w:tcMar>
+          </w:tcPr>
+          <w:p>
+            <w:pPr>
+              <w:bidi/>
+              <w:spacing w:after="60"/>
+              <w:jc w:val="right"/>
+            </w:pPr>
+            <w:r>
+              <w:rPr>
+                <w:rFonts w:ascii="Arial" w:cs="Arial" w:eastAsia="Arial" w:hAnsi="Arial"/>
+                <w:b w:val="false"/>
+                <w:bCs w:val="false"/>
+                <w:sz w:val="20"/>
+                <w:szCs w:val="20"/>
+                <w:rtl/>
+              </w:rPr>
+              <w:t xml:space="preserve">יש להוסיף את סעיף 12.13 להלן:</w:t>
+            </w:r>
+          </w:p>
+          <w:p>
+            <w:pPr>
+              <w:bidi/>
+              <w:spacing w:after="60"/>
+              <w:jc w:val="right"/>
+            </w:pPr>
+            <w:r>
+              <w:rPr>
+                <w:rFonts w:ascii="Arial" w:cs="Arial" w:eastAsia="Arial" w:hAnsi="Arial"/>
+                <w:b w:val="false"/>
+                <w:bCs w:val="false"/>
+                <w:sz w:val="20"/>
+                <w:szCs w:val="20"/>
+                <w:rtl/>
+              </w:rPr>
+              <w:t xml:space="preserve">"12.13 ביטוחי העירייה</w:t>
+            </w:r>
+          </w:p>
+          <w:p>
+            <w:pPr>
+              <w:bidi/>
+              <w:spacing w:after="60"/>
+              <w:jc w:val="right"/>
+            </w:pPr>
+            <w:r>
+              <w:rPr>
+                <w:rFonts w:ascii="Arial" w:cs="Arial" w:eastAsia="Arial" w:hAnsi="Arial"/>
+                <w:b w:val="false"/>
+                <w:bCs w:val="false"/>
+                <w:sz w:val="20"/>
+                <w:szCs w:val="20"/>
+                <w:rtl/>
+              </w:rPr>
+              <w:t xml:space="preserve">לא יאוחר ממועד תחילת העבודות וכתנאי להתחלתן ולמשך כל תקופת ההסכם מתחייבת העירייה לערוך ולקיים, באמצעות חברת ביטוח מורשית כדין בישראל, את הביטוחים המפורטים להלן:</w:t>
+            </w:r>
+          </w:p>
+          <w:p>
+            <w:pPr>
+              <w:bidi/>
+              <w:spacing w:after="60"/>
+              <w:jc w:val="right"/>
+            </w:pPr>
+            <w:r>
+              <w:rPr>
+                <w:rFonts w:ascii="Arial" w:cs="Arial" w:eastAsia="Arial" w:hAnsi="Arial"/>
+                <w:b w:val="false"/>
+                <w:bCs w:val="false"/>
+                <w:sz w:val="20"/>
+                <w:szCs w:val="20"/>
+                <w:rtl/>
+              </w:rPr>
+              <w:t xml:space="preserve">1. פוליסת ביטוח "אש מורחב" ו/או "כל הסיכונים" לרכוש העירייה לרבות מבנים, תשתיות, מלאים ותכולה מכל סוג ותיאור הנמצא בשטח מתן השירותים ובסביבתו במלוא ערכי כינונו, מפני אבדן או נזק עקב הסיכונים המבוטחים בביטוח אשר מורחב, לרבות אש, עשן, ברק, התפוצצות, רעידת אדמה, סערה וסופה, שיטפון, נזקי נוזלים והתבקעות צינורות, פגיעה ע"י כלי רכב/טיס, פרעות, שביתות, נזק בזדון ופריצה, גניבה ושוד. </w:t>
+            </w:r>
+          </w:p>
+          <w:p>
+            <w:pPr>
+              <w:bidi/>
+              <w:spacing w:after="60"/>
+              <w:jc w:val="right"/>
+            </w:pPr>
+            <w:r>
+              <w:rPr>
+                <w:rFonts w:ascii="Arial" w:cs="Arial" w:eastAsia="Arial" w:hAnsi="Arial"/>
+                <w:b w:val="false"/>
+                <w:bCs w:val="false"/>
+                <w:sz w:val="20"/>
+                <w:szCs w:val="20"/>
+                <w:rtl/>
+              </w:rPr>
+              <w:t xml:space="preserve">2. פוליסה לביטוח אבדן תוצאתי המבטח אבדן הכנסות לעירייה עקב נזק לרכוש המבוטח על פי סעיף 12.13א' לעיל למשך תקופת שיפוי שלא תפחת מ-24 חודשים. העיריה רשאית שלא לערוך ביטוח אבדן תוצאתי המפורט בהסכם זה, בחלקו או במלואו, אולם במקרה כזה יחול הפטור האמור בסעיף 12.13ד' להלן כאילו נערכו ביטוחים אלו במלואם.</w:t>
+            </w:r>
+          </w:p>
+          <w:p>
+            <w:pPr>
+              <w:bidi/>
+              <w:spacing w:after="60"/>
+              <w:jc w:val="right"/>
+            </w:pPr>
+            <w:r>
+              <w:rPr>
+                <w:rFonts w:ascii="Arial" w:cs="Arial" w:eastAsia="Arial" w:hAnsi="Arial"/>
+                <w:b w:val="false"/>
+                <w:bCs w:val="false"/>
+                <w:sz w:val="20"/>
+                <w:szCs w:val="20"/>
+                <w:rtl/>
+              </w:rPr>
+              <w:t xml:space="preserve">3. הביטוחים כאמור בסעיפים 12.13א' – 12.13ב' לעיל יכללו סעיף ויתור על זכות תחלוף לטובת הספק ומי מטעמו, ובלבד שהוויתור לא יחול לטובת מי שגרם לנזק בזדון</w:t>
+            </w:r>
+          </w:p>
+          <w:p>
+            <w:pPr>
+              <w:bidi/>
+              <w:spacing w:after="60"/>
+              <w:jc w:val="right"/>
+            </w:pPr>
+            <w:r>
+              <w:rPr>
+                <w:rFonts w:ascii="Arial" w:cs="Arial" w:eastAsia="Arial" w:hAnsi="Arial"/>
+                <w:b w:val="false"/>
+                <w:bCs w:val="false"/>
+                <w:sz w:val="20"/>
+                <w:szCs w:val="20"/>
+                <w:rtl/>
+              </w:rPr>
+              <w:t xml:space="preserve">4. העיריה מצהירה כי היא פוטרת את הספק ומי מטעמו, מכל אחריות לנזק ו/א אבדן שהוא זכאית לשיפוי בגינו (או הייתה זכאית אלמלא ההשתתפות העצמית הנקובה בפוליסה ו/או החלתו של סעיף ביטוח חסר בפוליסות ו/או אי מילוי הוראות הפוליסות) על פי הביטוחים שהתחייבה לערוך כמפורט לעיל. הפטור כאמור לא יחול לטובת מי שגרם לנזק בזדון.</w:t>
+            </w:r>
+          </w:p>
+          <w:p>
+            <w:pPr>
+              <w:bidi/>
+              <w:spacing w:after="60"/>
+              <w:jc w:val="right"/>
+            </w:pPr>
+            <w:r>
+              <w:rPr>
+                <w:rFonts w:ascii="Arial" w:cs="Arial" w:eastAsia="Arial" w:hAnsi="Arial"/>
+                <w:b w:val="false"/>
+                <w:bCs w:val="false"/>
+                <w:sz w:val="20"/>
+                <w:szCs w:val="20"/>
+                <w:rtl/>
+              </w:rPr>
+              <w:t xml:space="preserve">5. מוסכם כי ככל והאתר ו/או המבנים כאמור בהסכם זה אשר עליהם מתבצעות העבודות ו/או ניתנים השירותים נועדו לשימוש ו/או לשכירות ו/או לרשות של משתמשים ו/או ברי רשות מטעם העירייה ו/או בעלות של צדדים שלישיים, לרבות בעלי תשתיות ו/או רשויות מוניציפאליות שונות העיריה תקבל הסכמת האמורים לעיל להחלת סעיף זה לטובת הספק ו/או מי מטעמו, גם לגבי נזק לרכוש ו/או אובדן רווחים של האמורים לעיל".</w:t>
+            </w:r>
+          </w:p>
         </w:tc>
       </w:tr>
       <w:tr>
@@ -3534,7 +3862,7 @@
                 <w:szCs w:val="20"/>
                 <w:rtl/>
               </w:rPr>
-              <w:t xml:space="preserve">12</w:t>
+              <w:t xml:space="preserve">17</w:t>
             </w:r>
           </w:p>
         </w:tc>
@@ -3569,7 +3897,7 @@
                 <w:szCs w:val="20"/>
                 <w:rtl/>
               </w:rPr>
-              <w:t xml:space="preserve">נספח א' – מפרט השירותים (קובץ נפרד)</w:t>
+              <w:t xml:space="preserve">מסמך ג' – הסכם</w:t>
             </w:r>
           </w:p>
         </w:tc>
@@ -3604,7 +3932,7 @@
                 <w:szCs w:val="20"/>
                 <w:rtl/>
               </w:rPr>
-              <w:t xml:space="preserve">3, 12</w:t>
+              <w:t xml:space="preserve">37</w:t>
             </w:r>
           </w:p>
         </w:tc>
@@ -3639,7 +3967,7 @@
                 <w:szCs w:val="20"/>
                 <w:rtl/>
               </w:rPr>
-              <w:t xml:space="preserve">2.10, 7.15</w:t>
+              <w:t xml:space="preserve">17.1.12</w:t>
             </w:r>
           </w:p>
         </w:tc>
@@ -3674,25 +4002,7 @@
                 <w:szCs w:val="20"/>
                 <w:rtl/>
               </w:rPr>
-              <w:t xml:space="preserve">סעיף 7.15 מחייב ממשק "למערכת ה-CRM שהעירייה תבחר" על חשבון הספק, עד לחיבור מלא.</w:t>
-            </w:r>
-          </w:p>
-          <w:p>
-            <w:pPr>
-              <w:bidi/>
-              <w:spacing w:after="60"/>
-              <w:jc w:val="right"/>
-            </w:pPr>
-            <w:r>
-              <w:rPr>
-                <w:rFonts w:ascii="Arial" w:cs="Arial" w:eastAsia="Arial" w:hAnsi="Arial"/>
-                <w:b w:val="false"/>
-                <w:bCs w:val="false"/>
-                <w:sz w:val="20"/>
-                <w:szCs w:val="20"/>
-                <w:rtl/>
-              </w:rPr>
-              <w:t xml:space="preserve">מבוקש להבהיר כי החובה מתייחסת למערכת ה-CRM הקיימת של א.ש. בינה, באמצעות ממשק ה-API הקיים שלה, כי עלויות ספק ה-CRM ושיתוף הפעולה שלו יחולו על העירייה, וכי ממשק למערכת CRM אחרת שתיבחר בעתיד יתומחר לפי שעת טכנאי.</w:t>
+              <w:t xml:space="preserve">סעיף 17.1.12 להסכם מתייחס לשימוש "בכלי רכב ו/או ציוד שאינם באיכות ראויה". השירותים נשוא המכרז אינם כוללים שימוש בכלי רכב. מבוקש למחוק את ההתייחסות לכלי רכב בסעיף, או להבהיר כי אינה חלה על מכרז זה.</w:t>
             </w:r>
           </w:p>
         </w:tc>
@@ -3732,7 +4042,7 @@
                 <w:szCs w:val="20"/>
                 <w:rtl/>
               </w:rPr>
-              <w:t xml:space="preserve">13</w:t>
+              <w:t xml:space="preserve">18</w:t>
             </w:r>
           </w:p>
         </w:tc>
@@ -3802,7 +4112,7 @@
                 <w:szCs w:val="20"/>
                 <w:rtl/>
               </w:rPr>
-              <w:t xml:space="preserve">13</w:t>
+              <w:t xml:space="preserve">3</w:t>
             </w:r>
           </w:p>
         </w:tc>
@@ -3837,7 +4147,7 @@
                 <w:szCs w:val="20"/>
                 <w:rtl/>
               </w:rPr>
-              <w:t xml:space="preserve">הערה לפרק 7 (מערכת Aspire)</w:t>
+              <w:t xml:space="preserve">2.1–2.2</w:t>
             </w:r>
           </w:p>
         </w:tc>
@@ -3872,25 +4182,25 @@
                 <w:szCs w:val="20"/>
                 <w:rtl/>
               </w:rPr>
-              <w:t xml:space="preserve">נקבע כי ככל שהעירייה תבחר להשאיר את מערכת Aspire הקיימת, על הזוכה "לשתף פעולה ולבצע כל פעולה".</w:t>
-            </w:r>
-          </w:p>
-          <w:p>
-            <w:pPr>
-              <w:bidi/>
-              <w:spacing w:after="60"/>
-              <w:jc w:val="right"/>
-            </w:pPr>
-            <w:r>
-              <w:rPr>
-                <w:rFonts w:ascii="Arial" w:cs="Arial" w:eastAsia="Arial" w:hAnsi="Arial"/>
-                <w:b w:val="false"/>
-                <w:bCs w:val="false"/>
-                <w:sz w:val="20"/>
-                <w:szCs w:val="20"/>
-                <w:rtl/>
-              </w:rPr>
-              <w:t xml:space="preserve">מבוקש להגדיר את היקף הפעולות הנדרשות (למשל ניתוב שיחות בין המערכות בלבד), ולהבהיר כי עלויות ספק מערכת Aspire יחולו על העירייה.</w:t>
+              <w:t xml:space="preserve">מבוקש להבהיר: (א) מהו גודל טווח המספרים הקיים (DID), מיהו הספק המחזיק בו כיום, והאם הזוכה נדרש לנייד אליו את הטווח ולספק את שירותי הקווים; (ב) מי נושא בעלויות הניוד ובעיכובים הנובעים מהספק הקיים.</w:t>
+            </w:r>
+          </w:p>
+          <w:p>
+            <w:pPr>
+              <w:bidi/>
+              <w:spacing w:after="60"/>
+              <w:jc w:val="right"/>
+            </w:pPr>
+            <w:r>
+              <w:rPr>
+                <w:rFonts w:ascii="Arial" w:cs="Arial" w:eastAsia="Arial" w:hAnsi="Arial"/>
+                <w:b w:val="false"/>
+                <w:bCs w:val="false"/>
+                <w:sz w:val="20"/>
+                <w:szCs w:val="20"/>
+                <w:rtl/>
+              </w:rPr>
+              <w:t xml:space="preserve">כמו כן, בסעיף 2.1 מתוארת המערכת הקיימת כ"מרכזייה מקומית מסוג PBX015 (מרכזיית ענן של SAR טכנולוגיות)". מבוקש להבהיר האם המערכת הקיימת מקומית או בענן, מהו מועד סיום ההתקשרות הנוכחית, והאם העירייה תבטיח את שיתוף הפעולה של הספק הקיים בייצוא נתונים (הקלטות, תסריטי IVR, הגדרות שלוחות).</w:t>
             </w:r>
           </w:p>
         </w:tc>
@@ -3930,7 +4240,7 @@
                 <w:szCs w:val="20"/>
                 <w:rtl/>
               </w:rPr>
-              <w:t xml:space="preserve">14</w:t>
+              <w:t xml:space="preserve">19</w:t>
             </w:r>
           </w:p>
         </w:tc>
@@ -4000,7 +4310,7 @@
                 <w:szCs w:val="20"/>
                 <w:rtl/>
               </w:rPr>
-              <w:t xml:space="preserve">5, 9</w:t>
+              <w:t xml:space="preserve">3, 12</w:t>
             </w:r>
           </w:p>
         </w:tc>
@@ -4035,7 +4345,7 @@
                 <w:szCs w:val="20"/>
                 <w:rtl/>
               </w:rPr>
-              <w:t xml:space="preserve">3.4, 4.2.55–4.2.56</w:t>
+              <w:t xml:space="preserve">2.10, 7.15</w:t>
             </w:r>
           </w:p>
         </w:tc>
@@ -4070,7 +4380,25 @@
                 <w:szCs w:val="20"/>
                 <w:rtl/>
               </w:rPr>
-              <w:t xml:space="preserve">מבוקש להבהיר: (א) האם התמיכה בשיחות דרך Teams ו-Google Meet מתייחסת לחיבור trunk (כגון Direct Routing) או לאפליקציה משולבת; (ב) כי "הלקוח" בסעיף 3.4 הוא העירייה, ורישוי Microsoft ו-Google יחול עליה; (ג) כי עלויות ספק המחשוב בביצוע האינטגרציה ל-Active Directory ולשרת הדוא"ל יחולו על העירייה.</w:t>
+              <w:t xml:space="preserve">סעיף 7.15 מחייב ממשק "למערכת ה-CRM שהעירייה תבחר" על חשבון הספק, עד לחיבור מלא.</w:t>
+            </w:r>
+          </w:p>
+          <w:p>
+            <w:pPr>
+              <w:bidi/>
+              <w:spacing w:after="60"/>
+              <w:jc w:val="right"/>
+            </w:pPr>
+            <w:r>
+              <w:rPr>
+                <w:rFonts w:ascii="Arial" w:cs="Arial" w:eastAsia="Arial" w:hAnsi="Arial"/>
+                <w:b w:val="false"/>
+                <w:bCs w:val="false"/>
+                <w:sz w:val="20"/>
+                <w:szCs w:val="20"/>
+                <w:rtl/>
+              </w:rPr>
+              <w:t xml:space="preserve">מבוקש להבהיר כי החובה מתייחסת למערכת ה-CRM הקיימת של א.ש. בינה, באמצעות ממשק ה-API הקיים שלה, כי עלויות ספק ה-CRM ושיתוף הפעולה שלו יחולו על העירייה, וכי ממשק למערכת CRM אחרת שתיבחר בעתיד יתומחר לפי שעת טכנאי.</w:t>
             </w:r>
           </w:p>
         </w:tc>
@@ -4110,7 +4438,7 @@
                 <w:szCs w:val="20"/>
                 <w:rtl/>
               </w:rPr>
-              <w:t xml:space="preserve">15</w:t>
+              <w:t xml:space="preserve">20</w:t>
             </w:r>
           </w:p>
         </w:tc>
@@ -4180,7 +4508,7 @@
                 <w:szCs w:val="20"/>
                 <w:rtl/>
               </w:rPr>
-              <w:t xml:space="preserve">5, 6, 13</w:t>
+              <w:t xml:space="preserve">3</w:t>
             </w:r>
           </w:p>
         </w:tc>
@@ -4215,7 +4543,7 @@
                 <w:szCs w:val="20"/>
                 <w:rtl/>
               </w:rPr>
-              <w:t xml:space="preserve">3.8.7, 4.1.7, 7.23.10</w:t>
+              <w:t xml:space="preserve">מהות השרות המבוקש טלפוניה סעיף 3.1</w:t>
             </w:r>
           </w:p>
         </w:tc>
@@ -4250,7 +4578,7 @@
                 <w:szCs w:val="20"/>
                 <w:rtl/>
               </w:rPr>
-              <w:t xml:space="preserve">מבוקש להבהיר: (א) מהות "הזיהוי הקולי" – האם הכוונה לזיהוי דיבור לצורך ניתוב שיחות (Speech Recognition), או לזיהוי זהות הדובר (ביומטריה קולית); (ב) האם הזיהוי הקולי נדרש בעברית בלבד (סעיף 4.1.7) או גם באנגלית וברוסית (סעיף 3.8.7); (ג) האם ניתן לספק את הזיהוי הקולי ואת "זיהוי מצבי רוח" (סעיף 7.23.10) באמצעות שירות ענן משולב של צד ג'; (ד) האם "זיהוי מצבי רוח" הוא דרישת חובה; (ה) האם יש היקף שימוש צפוי (דקות בחודש) לשירותים אלה.</w:t>
+              <w:t xml:space="preserve">כיצד תרצו לחבר את הvoip? אתם רוצים שהמערכות יהיו ביחד? מקבילות?</w:t>
             </w:r>
           </w:p>
         </w:tc>
@@ -4290,7 +4618,7 @@
                 <w:szCs w:val="20"/>
                 <w:rtl/>
               </w:rPr>
-              <w:t xml:space="preserve">16</w:t>
+              <w:t xml:space="preserve">21</w:t>
             </w:r>
           </w:p>
         </w:tc>
@@ -4360,7 +4688,7 @@
                 <w:szCs w:val="20"/>
                 <w:rtl/>
               </w:rPr>
-              <w:t xml:space="preserve">6, 7</w:t>
+              <w:t xml:space="preserve">3</w:t>
             </w:r>
           </w:p>
         </w:tc>
@@ -4395,7 +4723,7 @@
                 <w:szCs w:val="20"/>
                 <w:rtl/>
               </w:rPr>
-              <w:t xml:space="preserve">3.11.1, 4.2.11</w:t>
+              <w:t xml:space="preserve">מהות השרות המבוקש טלפוניה סעיף 3.1</w:t>
             </w:r>
           </w:p>
         </w:tc>
@@ -4430,7 +4758,7 @@
                 <w:szCs w:val="20"/>
                 <w:rtl/>
               </w:rPr>
-              <w:t xml:space="preserve">בסעיף 4.2.11 נקבע כי ההקלטות יישמרו בענן 3 חודשים ולאחר מכן יועברו לשרת העירייה, לחשבון גוגל, לחשבון מייקרוסופט "או Paybox". מבוקש להבהיר: (א) האם הכוונה ל-Dropbox; (ב) כי שטח האחסון לאחר 3 החודשים יסופק על ידי העירייה; (ג) כי "ללא הגבלה" בסעיף 3.11.1 מתייחס להיקף השלוחות המוקלטות ולא לתקופת שמירה בענן מעבר ל-3 חודשים.</w:t>
+              <w:t xml:space="preserve">מה היחס בין המערכת on prem למערכת voip?</w:t>
             </w:r>
           </w:p>
         </w:tc>
@@ -4470,7 +4798,7 @@
                 <w:szCs w:val="20"/>
                 <w:rtl/>
               </w:rPr>
-              <w:t xml:space="preserve">17</w:t>
+              <w:t xml:space="preserve">22</w:t>
             </w:r>
           </w:p>
         </w:tc>
@@ -4540,7 +4868,7 @@
                 <w:szCs w:val="20"/>
                 <w:rtl/>
               </w:rPr>
-              <w:t xml:space="preserve">6, 8</w:t>
+              <w:t xml:space="preserve">3</w:t>
             </w:r>
           </w:p>
         </w:tc>
@@ -4575,7 +4903,7 @@
                 <w:szCs w:val="20"/>
                 <w:rtl/>
               </w:rPr>
-              <w:t xml:space="preserve">3.12, 4.2.32</w:t>
+              <w:t xml:space="preserve">מהות השרות המבוקש טלפוניה סעיף 3.1</w:t>
             </w:r>
           </w:p>
         </w:tc>
@@ -4610,7 +4938,7 @@
                 <w:szCs w:val="20"/>
                 <w:rtl/>
               </w:rPr>
-              <w:t xml:space="preserve">מבוקש להבהיר: (א) כי הרחבה של עד 200 שלוחות נוספות ללא עלות (סעיף 3.12) מתייחסת לרישוי בלבד, ללא מכשירי טלפון; (ב) מה הכוונה ב"500 סוכנים" (סעיף 4.2.32) – האם רישיונות לשלוחות וירטואליות ואפליקציה (softphone), או רישיונות נציג במוקד (Call Center).</w:t>
+              <w:t xml:space="preserve">האם המערכת voip (בענן) היא גיבוי למערכת on prem או שזו מערכת שנמצאת באינטגרציה מלאה?</w:t>
             </w:r>
           </w:p>
         </w:tc>
@@ -4650,7 +4978,7 @@
                 <w:szCs w:val="20"/>
                 <w:rtl/>
               </w:rPr>
-              <w:t xml:space="preserve">18</w:t>
+              <w:t xml:space="preserve">23</w:t>
             </w:r>
           </w:p>
         </w:tc>
@@ -4720,7 +5048,7 @@
                 <w:szCs w:val="20"/>
                 <w:rtl/>
               </w:rPr>
-              <w:t xml:space="preserve">19</w:t>
+              <w:t xml:space="preserve">3</w:t>
             </w:r>
           </w:p>
         </w:tc>
@@ -4755,7 +5083,7 @@
                 <w:szCs w:val="20"/>
                 <w:rtl/>
               </w:rPr>
-              <w:t xml:space="preserve">פרק 4 – זמני ביצוע הסבה</w:t>
+              <w:t xml:space="preserve">מהות השרות המבוקש טלפוניה סעיף 3.1</w:t>
             </w:r>
           </w:p>
         </w:tc>
@@ -4790,7 +5118,7 @@
                 <w:szCs w:val="20"/>
                 <w:rtl/>
               </w:rPr>
-              <w:t xml:space="preserve">נקבע כי ההסבה תבוצע בין יום חמישי בשעה 20:00 ליום ראשון בשעה 02:00, ובהמשך נקבע כי המערכות יחזרו לפעולה מלאה ביום ראשון בשעה 05:30. מבוקש להבהיר מהי השעה הקובעת לסיום ההסבה.</w:t>
+              <w:t xml:space="preserve">האם ניתן לספק פתרון הוט סנטריקס המוגבה ב 5 חוות בתצורת HOT SWAOP המאשר מעבר אוטומטי בין החוות בזיהוי נפילה בפחות 10 שניות. במקרה של נפילה באתר מקומי , עם זיהוי הנפילה השיחה עוברת לטלפונים ניידים.</w:t>
             </w:r>
           </w:p>
         </w:tc>
@@ -4802,6 +5130,7 @@
         <w:tc>
           <w:tcPr>
             <w:tcW w:type="dxa" w:w="700"/>
+            <w:vMerge w:val="restart"/>
             <w:tcBorders>
               <w:top w:val="single" w:color="808080" w:sz="4"/>
               <w:left w:val="single" w:color="808080" w:sz="4"/>
@@ -4830,7 +5159,7 @@
                 <w:szCs w:val="20"/>
                 <w:rtl/>
               </w:rPr>
-              <w:t xml:space="preserve">19</w:t>
+              <w:t xml:space="preserve">24</w:t>
             </w:r>
           </w:p>
         </w:tc>
@@ -4900,7 +5229,7 @@
                 <w:szCs w:val="20"/>
                 <w:rtl/>
               </w:rPr>
-              <w:t xml:space="preserve">17–18</w:t>
+              <w:t xml:space="preserve">4</w:t>
             </w:r>
           </w:p>
         </w:tc>
@@ -4935,42 +5264,61 @@
                 <w:szCs w:val="20"/>
                 <w:rtl/>
               </w:rPr>
-              <w:t xml:space="preserve">רמת שירות שוטפת, סעיפים 1–2</w:t>
+              <w:t xml:space="preserve">3.1.1</w:t>
             </w:r>
           </w:p>
         </w:tc>
         <w:tc>
           <w:tcPr>
             <w:tcW w:type="dxa" w:w="9038"/>
-            <w:tcBorders>
-              <w:top w:val="single" w:color="808080" w:sz="4"/>
-              <w:left w:val="single" w:color="808080" w:sz="4"/>
-              <w:bottom w:val="single" w:color="808080" w:sz="4"/>
-              <w:right w:val="single" w:color="808080" w:sz="4"/>
-            </w:tcBorders>
-            <w:tcMar>
-              <w:top w:type="dxa" w:w="60"/>
-              <w:left w:type="dxa" w:w="100"/>
-              <w:bottom w:type="dxa" w:w="60"/>
-              <w:right w:type="dxa" w:w="100"/>
-            </w:tcMar>
-          </w:tcPr>
-          <w:p>
-            <w:pPr>
-              <w:bidi/>
-              <w:spacing w:after="60"/>
-              <w:jc w:val="right"/>
-            </w:pPr>
-            <w:r>
-              <w:rPr>
-                <w:rFonts w:ascii="Arial" w:cs="Arial" w:eastAsia="Arial" w:hAnsi="Arial"/>
-                <w:b w:val="false"/>
-                <w:bCs w:val="false"/>
-                <w:sz w:val="20"/>
-                <w:szCs w:val="20"/>
-                <w:rtl/>
-              </w:rPr>
-              <w:t xml:space="preserve">מבוקש להבהיר כי זמני הטיפול והקנסות בטבלה שבסעיף 2 לא יחולו על תקלות שמקורן בתשתיות שבאחריות העירייה או צד שלישי (רשת מקומית, חשמל, קישורי הגמ"מ, ספקי תקשורת שאינם הספק), וכי הקנס בגין "השבתת שרות" (5,000 ₪ ליום) חל רק כשההשבתה באחריות הספק.</w:t>
+            <w:vMerge w:val="restart"/>
+            <w:tcBorders>
+              <w:top w:val="single" w:color="808080" w:sz="4"/>
+              <w:left w:val="single" w:color="808080" w:sz="4"/>
+              <w:bottom w:val="single" w:color="808080" w:sz="4"/>
+              <w:right w:val="single" w:color="808080" w:sz="4"/>
+            </w:tcBorders>
+            <w:tcMar>
+              <w:top w:type="dxa" w:w="60"/>
+              <w:left w:type="dxa" w:w="100"/>
+              <w:bottom w:type="dxa" w:w="60"/>
+              <w:right w:type="dxa" w:w="100"/>
+            </w:tcMar>
+          </w:tcPr>
+          <w:p>
+            <w:pPr>
+              <w:bidi/>
+              <w:spacing w:after="60"/>
+              <w:jc w:val="right"/>
+            </w:pPr>
+            <w:r>
+              <w:rPr>
+                <w:rFonts w:ascii="Arial" w:cs="Arial" w:eastAsia="Arial" w:hAnsi="Arial"/>
+                <w:b w:val="false"/>
+                <w:bCs w:val="false"/>
+                <w:sz w:val="20"/>
+                <w:szCs w:val="20"/>
+                <w:rtl/>
+              </w:rPr>
+              <w:t xml:space="preserve">סעיף 3.1.1 למפרט קובע כי המרכזייה הראשית "תחובר למרכזייה אצל המציע", וסעיף 2.3 לנספח ד' קובע כי המידע יאוחסן בשרתים הממוקמים בישראל (אזור ענן / Region בישראל).</w:t>
+            </w:r>
+          </w:p>
+          <w:p>
+            <w:pPr>
+              <w:bidi/>
+              <w:spacing w:after="60"/>
+              <w:jc w:val="right"/>
+            </w:pPr>
+            <w:r>
+              <w:rPr>
+                <w:rFonts w:ascii="Arial" w:cs="Arial" w:eastAsia="Arial" w:hAnsi="Arial"/>
+                <w:b w:val="false"/>
+                <w:bCs w:val="false"/>
+                <w:sz w:val="20"/>
+                <w:szCs w:val="20"/>
+                <w:rtl/>
+              </w:rPr>
+              <w:t xml:space="preserve">מבוקש לאשר כי אירוח מרכזיית הענן ומוקד הענן בענן ציבורי (כגון AWS, Azure או Google Cloud) באזור ענן בישראל עומד בדרישות המכרז.</w:t>
             </w:r>
           </w:p>
         </w:tc>
@@ -4981,7 +5329,54 @@
         </w:trPr>
         <w:tc>
           <w:tcPr>
-            <w:tcW w:type="dxa" w:w="700"/>
+            <w:vMerge w:val="continue"/>
+            <w:tcBorders>
+              <w:top w:val="single" w:color="808080" w:sz="4"/>
+              <w:left w:val="single" w:color="808080" w:sz="4"/>
+              <w:bottom w:val="single" w:color="808080" w:sz="4"/>
+              <w:right w:val="single" w:color="808080" w:sz="4"/>
+            </w:tcBorders>
+          </w:tcPr>
+          <w:p/>
+        </w:tc>
+        <w:tc>
+          <w:tcPr>
+            <w:tcW w:type="dxa" w:w="2400"/>
+            <w:tcBorders>
+              <w:top w:val="single" w:color="808080" w:sz="4"/>
+              <w:left w:val="single" w:color="808080" w:sz="4"/>
+              <w:bottom w:val="single" w:color="808080" w:sz="4"/>
+              <w:right w:val="single" w:color="808080" w:sz="4"/>
+            </w:tcBorders>
+            <w:tcMar>
+              <w:top w:type="dxa" w:w="60"/>
+              <w:left w:type="dxa" w:w="100"/>
+              <w:bottom w:type="dxa" w:w="60"/>
+              <w:right w:type="dxa" w:w="100"/>
+            </w:tcMar>
+          </w:tcPr>
+          <w:p>
+            <w:pPr>
+              <w:bidi/>
+              <w:spacing w:after="60"/>
+              <w:jc w:val="right"/>
+            </w:pPr>
+            <w:r>
+              <w:rPr>
+                <w:rFonts w:ascii="Arial" w:cs="Arial" w:eastAsia="Arial" w:hAnsi="Arial"/>
+                <w:b w:val="false"/>
+                <w:bCs w:val="false"/>
+                <w:sz w:val="20"/>
+                <w:szCs w:val="20"/>
+                <w:rtl/>
+              </w:rPr>
+              <w:t xml:space="preserve">נספח ד' – נספח מיקור חוץ לעיבוד מידע אישי</w:t>
+            </w:r>
+          </w:p>
+        </w:tc>
+        <w:tc>
+          <w:tcPr>
+            <w:tcW w:type="dxa" w:w="800"/>
             <w:tcBorders>
               <w:top w:val="single" w:color="808080" w:sz="4"/>
               <w:left w:val="single" w:color="808080" w:sz="4"/>
@@ -5010,77 +5405,7 @@
                 <w:szCs w:val="20"/>
                 <w:rtl/>
               </w:rPr>
-              <w:t xml:space="preserve">20</w:t>
-            </w:r>
-          </w:p>
-        </w:tc>
-        <w:tc>
-          <w:tcPr>
-            <w:tcW w:type="dxa" w:w="2400"/>
-            <w:tcBorders>
-              <w:top w:val="single" w:color="808080" w:sz="4"/>
-              <w:left w:val="single" w:color="808080" w:sz="4"/>
-              <w:bottom w:val="single" w:color="808080" w:sz="4"/>
-              <w:right w:val="single" w:color="808080" w:sz="4"/>
-            </w:tcBorders>
-            <w:tcMar>
-              <w:top w:type="dxa" w:w="60"/>
-              <w:left w:type="dxa" w:w="100"/>
-              <w:bottom w:type="dxa" w:w="60"/>
-              <w:right w:type="dxa" w:w="100"/>
-            </w:tcMar>
-          </w:tcPr>
-          <w:p>
-            <w:pPr>
-              <w:bidi/>
-              <w:spacing w:after="60"/>
-              <w:jc w:val="right"/>
-            </w:pPr>
-            <w:r>
-              <w:rPr>
-                <w:rFonts w:ascii="Arial" w:cs="Arial" w:eastAsia="Arial" w:hAnsi="Arial"/>
-                <w:b w:val="false"/>
-                <w:bCs w:val="false"/>
-                <w:sz w:val="20"/>
-                <w:szCs w:val="20"/>
-                <w:rtl/>
-              </w:rPr>
-              <w:t xml:space="preserve">נספח א' – מפרט השירותים (קובץ נפרד)</w:t>
-            </w:r>
-          </w:p>
-        </w:tc>
-        <w:tc>
-          <w:tcPr>
-            <w:tcW w:type="dxa" w:w="800"/>
-            <w:tcBorders>
-              <w:top w:val="single" w:color="808080" w:sz="4"/>
-              <w:left w:val="single" w:color="808080" w:sz="4"/>
-              <w:bottom w:val="single" w:color="808080" w:sz="4"/>
-              <w:right w:val="single" w:color="808080" w:sz="4"/>
-            </w:tcBorders>
-            <w:tcMar>
-              <w:top w:type="dxa" w:w="60"/>
-              <w:left w:type="dxa" w:w="100"/>
-              <w:bottom w:type="dxa" w:w="60"/>
-              <w:right w:type="dxa" w:w="100"/>
-            </w:tcMar>
-          </w:tcPr>
-          <w:p>
-            <w:pPr>
-              <w:bidi/>
-              <w:spacing w:after="60"/>
-              <w:jc w:val="center"/>
-            </w:pPr>
-            <w:r>
-              <w:rPr>
-                <w:rFonts w:ascii="Arial" w:cs="Arial" w:eastAsia="Arial" w:hAnsi="Arial"/>
-                <w:b w:val="false"/>
-                <w:bCs w:val="false"/>
-                <w:sz w:val="20"/>
-                <w:szCs w:val="20"/>
-                <w:rtl/>
-              </w:rPr>
-              <w:t xml:space="preserve">21</w:t>
+              <w:t xml:space="preserve">44</w:t>
             </w:r>
           </w:p>
         </w:tc>
@@ -5115,44 +5440,21 @@
                 <w:szCs w:val="20"/>
                 <w:rtl/>
               </w:rPr>
-              <w:t xml:space="preserve">5.8</w:t>
-            </w:r>
-          </w:p>
-        </w:tc>
-        <w:tc>
-          <w:tcPr>
-            <w:tcW w:type="dxa" w:w="9038"/>
-            <w:tcBorders>
-              <w:top w:val="single" w:color="808080" w:sz="4"/>
-              <w:left w:val="single" w:color="808080" w:sz="4"/>
-              <w:bottom w:val="single" w:color="808080" w:sz="4"/>
-              <w:right w:val="single" w:color="808080" w:sz="4"/>
-            </w:tcBorders>
-            <w:tcMar>
-              <w:top w:type="dxa" w:w="60"/>
-              <w:left w:type="dxa" w:w="100"/>
-              <w:bottom w:type="dxa" w:w="60"/>
-              <w:right w:type="dxa" w:w="100"/>
-            </w:tcMar>
-          </w:tcPr>
-          <w:p>
-            <w:pPr>
-              <w:bidi/>
-              <w:spacing w:after="60"/>
-              <w:jc w:val="right"/>
-            </w:pPr>
-            <w:r>
-              <w:rPr>
-                <w:rFonts w:ascii="Arial" w:cs="Arial" w:eastAsia="Arial" w:hAnsi="Arial"/>
-                <w:b w:val="false"/>
-                <w:bCs w:val="false"/>
-                <w:sz w:val="20"/>
-                <w:szCs w:val="20"/>
-                <w:rtl/>
-              </w:rPr>
-              <w:t xml:space="preserve">נקבע קנס של 5,000 ₪ לכל יום איחור בהעברת המידע בתקופת החפיפה. מבוקש להגדיר את המועד להעברת המידע ואת הפורמט שלו, ולקבוע תקרה לקנס.</w:t>
-            </w:r>
-          </w:p>
+              <w:t xml:space="preserve">2.3</w:t>
+            </w:r>
+          </w:p>
+        </w:tc>
+        <w:tc>
+          <w:tcPr>
+            <w:vMerge w:val="continue"/>
+            <w:tcBorders>
+              <w:top w:val="single" w:color="808080" w:sz="4"/>
+              <w:left w:val="single" w:color="808080" w:sz="4"/>
+              <w:bottom w:val="single" w:color="808080" w:sz="4"/>
+              <w:right w:val="single" w:color="808080" w:sz="4"/>
+            </w:tcBorders>
+          </w:tcPr>
+          <w:p/>
         </w:tc>
       </w:tr>
       <w:tr>
@@ -5190,7 +5492,7 @@
                 <w:szCs w:val="20"/>
                 <w:rtl/>
               </w:rPr>
-              <w:t xml:space="preserve">21</w:t>
+              <w:t xml:space="preserve">25</w:t>
             </w:r>
           </w:p>
         </w:tc>
@@ -5260,7 +5562,7 @@
                 <w:szCs w:val="20"/>
                 <w:rtl/>
               </w:rPr>
-              <w:t xml:space="preserve">15, 16</w:t>
+              <w:t xml:space="preserve">4</w:t>
             </w:r>
           </w:p>
         </w:tc>
@@ -5295,7 +5597,7 @@
                 <w:szCs w:val="20"/>
                 <w:rtl/>
               </w:rPr>
-              <w:t xml:space="preserve">9.4, 9.7.3</w:t>
+              <w:t xml:space="preserve">3.1.4, 3.3 (שרטוט)</w:t>
             </w:r>
           </w:p>
         </w:tc>
@@ -5330,7 +5632,25 @@
                 <w:szCs w:val="20"/>
                 <w:rtl/>
               </w:rPr>
-              <w:t xml:space="preserve">מבוקש להבהיר: (א) האם האישורים ו-3 ההמלצות על אנשי הצוות (סעיף 9.4) נדרשים כבר בשלב הגשת ההצעה, ובאיזה פורמט, שכן הם אינם מופיעים בטבלת המסמכים להגשה (מסמך א'(8)); (ב) כמה אנשי צוות יש להציג; (ג) סעיף 9.7.3 מפנה ל"סעיף 3 נספח ב'", ונספח ב' הוא נוסח ערבות הביצוע – לאיזה סעיף הכוונה.</w:t>
+              <w:t xml:space="preserve">מבוקש להבהיר על אילו תרחישי כשל חלה דרישת המעבר האוטומטי: (א) כשל במרכזייה המקומית; (ב) כשל בקו התקשורת בין בניין העירייה לבין הענן; (ג) כשל בציר.</w:t>
+            </w:r>
+          </w:p>
+          <w:p>
+            <w:pPr>
+              <w:bidi/>
+              <w:spacing w:after="60"/>
+              <w:jc w:val="right"/>
+            </w:pPr>
+            <w:r>
+              <w:rPr>
+                <w:rFonts w:ascii="Arial" w:cs="Arial" w:eastAsia="Arial" w:hAnsi="Arial"/>
+                <w:b w:val="false"/>
+                <w:bCs w:val="false"/>
+                <w:sz w:val="20"/>
+                <w:szCs w:val="20"/>
+                <w:rtl/>
+              </w:rPr>
+              <w:t xml:space="preserve">בתרחיש (ב) גם הטלפונים שבבניין העירייה לא יוכלו להתחבר למרכזיית הענן. מבוקש להבהיר האם נדרש קו גיבוי נוסף (סלולרי או ספק אינטרנט שני), ומי יספק אותו ויישא בעלותו.</w:t>
             </w:r>
           </w:p>
         </w:tc>
@@ -5370,7 +5690,7 @@
                 <w:szCs w:val="20"/>
                 <w:rtl/>
               </w:rPr>
-              <w:t xml:space="preserve">22</w:t>
+              <w:t xml:space="preserve">26</w:t>
             </w:r>
           </w:p>
         </w:tc>
@@ -5405,7 +5725,7 @@
                 <w:szCs w:val="20"/>
                 <w:rtl/>
               </w:rPr>
-              <w:t xml:space="preserve">נספח ה' – טופס הצעת מחיר</w:t>
+              <w:t xml:space="preserve">נספח א' – מפרט השירותים (קובץ נפרד)</w:t>
             </w:r>
           </w:p>
         </w:tc>
@@ -5440,7 +5760,7 @@
                 <w:szCs w:val="20"/>
                 <w:rtl/>
               </w:rPr>
-              <w:t xml:space="preserve">57</w:t>
+              <w:t xml:space="preserve">4</w:t>
             </w:r>
           </w:p>
         </w:tc>
@@ -5475,7 +5795,7 @@
                 <w:szCs w:val="20"/>
                 <w:rtl/>
               </w:rPr>
-              <w:t xml:space="preserve">תוספת 2</w:t>
+              <w:t xml:space="preserve">3.1.5</w:t>
             </w:r>
           </w:p>
         </w:tc>
@@ -5510,7 +5830,7 @@
                 <w:szCs w:val="20"/>
                 <w:rtl/>
               </w:rPr>
-              <w:t xml:space="preserve">בתוספת 2 נכתב "טלפון מתקדם שני מסכים: סעיף 9.3". מבוקש לאשר כי הכוונה לסעיף 8.3 במפרט.</w:t>
+              <w:t xml:space="preserve">מבוקש להבהיר האם החזרה למרכזייה המקומית לאחר תיקון הכשל יכולה להתבצע באופן ידני ובתיאום עם העירייה ולא באופן אוטומטי, ומהו פרק הזמן המרבי לביצועה.</w:t>
             </w:r>
           </w:p>
         </w:tc>
@@ -5550,7 +5870,7 @@
                 <w:szCs w:val="20"/>
                 <w:rtl/>
               </w:rPr>
-              <w:t xml:space="preserve">23</w:t>
+              <w:t xml:space="preserve">27</w:t>
             </w:r>
           </w:p>
         </w:tc>
@@ -5585,7 +5905,7 @@
                 <w:szCs w:val="20"/>
                 <w:rtl/>
               </w:rPr>
-              <w:t xml:space="preserve">מסמך ג' – הסכם</w:t>
+              <w:t xml:space="preserve">נספח א' – מפרט השירותים (קובץ נפרד)</w:t>
             </w:r>
           </w:p>
         </w:tc>
@@ -5620,7 +5940,7 @@
                 <w:szCs w:val="20"/>
                 <w:rtl/>
               </w:rPr>
-              <w:t xml:space="preserve">31</w:t>
+              <w:t xml:space="preserve">4</w:t>
             </w:r>
           </w:p>
         </w:tc>
@@ -5655,7 +5975,7 @@
                 <w:szCs w:val="20"/>
                 <w:rtl/>
               </w:rPr>
-              <w:t xml:space="preserve">8.4</w:t>
+              <w:t xml:space="preserve">3.1.9</w:t>
             </w:r>
           </w:p>
         </w:tc>
@@ -5690,7 +6010,25 @@
                 <w:szCs w:val="20"/>
                 <w:rtl/>
               </w:rPr>
-              <w:t xml:space="preserve">מבוקש להבהיר האם הצמדת המחירים למדד חלה גם על סעיף 4 (שירות משנה רביעית) ועל סעיף 5 (בנק דקות) בטופס הצעת המחיר, ולקבוע כי עדכון ההצמדה בשנות האופציה ייעשה אחת לשנה.</w:t>
+              <w:t xml:space="preserve">העירייה רשאית לבחור לפי שיקול דעתה מתי להפעיל את מרכזיית הענן וכמה שלוחות יחוברו אליה.</w:t>
+            </w:r>
+          </w:p>
+          <w:p>
+            <w:pPr>
+              <w:bidi/>
+              <w:spacing w:after="60"/>
+              <w:jc w:val="right"/>
+            </w:pPr>
+            <w:r>
+              <w:rPr>
+                <w:rFonts w:ascii="Arial" w:cs="Arial" w:eastAsia="Arial" w:hAnsi="Arial"/>
+                <w:b w:val="false"/>
+                <w:bCs w:val="false"/>
+                <w:sz w:val="20"/>
+                <w:szCs w:val="20"/>
+                <w:rtl/>
+              </w:rPr>
+              <w:t xml:space="preserve">מבוקש להבהיר האם מחיר סעיף 1 בטופס הצעת המחיר משולם במלואו גם אם העירייה תדחה את הפעלת מרכזיית הענן, וממתי נמנית תקופת השירות של 36 החודשים לגבי רכיב הענן.</w:t>
             </w:r>
           </w:p>
         </w:tc>
@@ -5730,7 +6068,7 @@
                 <w:szCs w:val="20"/>
                 <w:rtl/>
               </w:rPr>
-              <w:t xml:space="preserve">24</w:t>
+              <w:t xml:space="preserve">28</w:t>
             </w:r>
           </w:p>
         </w:tc>
@@ -5765,7 +6103,7 @@
                 <w:szCs w:val="20"/>
                 <w:rtl/>
               </w:rPr>
-              <w:t xml:space="preserve">מסמך א' – הזמנה להציע הצעות</w:t>
+              <w:t xml:space="preserve">נספח א' – מפרט השירותים (קובץ נפרד)</w:t>
             </w:r>
           </w:p>
         </w:tc>
@@ -5800,7 +6138,7 @@
                 <w:szCs w:val="20"/>
                 <w:rtl/>
               </w:rPr>
-              <w:t xml:space="preserve">11</w:t>
+              <w:t xml:space="preserve">4</w:t>
             </w:r>
           </w:p>
         </w:tc>
@@ -5835,7 +6173,7 @@
                 <w:szCs w:val="20"/>
                 <w:rtl/>
               </w:rPr>
-              <w:t xml:space="preserve">10.3.3</w:t>
+              <w:t xml:space="preserve">3.2–3.3</w:t>
             </w:r>
           </w:p>
         </w:tc>
@@ -5870,7 +6208,7 @@
                 <w:szCs w:val="20"/>
                 <w:rtl/>
               </w:rPr>
-              <w:t xml:space="preserve">מבוקש להבהיר: (א) כי ההדגמה ב"מערכת חיה" יכולה להתבצע על סביבת הדגמה או סביבת ייצור קיימת של המציע; (ב) כמה ימים לפני הראיון יישלחו התרחישים; (ג) האם הדגמת ממשק CRM יכולה להתבצע מול מערכת CRM גנרית.</w:t>
+              <w:t xml:space="preserve">סעיף 3.2 מגדיר את השרטוט כ"מבנה חיבור עקרוני". מבוקש להבהיר האם מציע רשאי להציע ארכיטקטורה חלופית העומדת בכלל הדרישות התפקודיות של המכרז, כגון מרכזיית ענן ראשית עם רכיב שרידות מקומי (SBC / gateway) הממשיך לפעול בעת כשל, והאם הצעה כזו תיחשב כעומדת בדרישות המכרז וכיצד תנוקד.</w:t>
             </w:r>
           </w:p>
         </w:tc>
@@ -5910,7 +6248,7 @@
                 <w:szCs w:val="20"/>
                 <w:rtl/>
               </w:rPr>
-              <w:t xml:space="preserve">25</w:t>
+              <w:t xml:space="preserve">29</w:t>
             </w:r>
           </w:p>
         </w:tc>
@@ -5945,7 +6283,7 @@
                 <w:szCs w:val="20"/>
                 <w:rtl/>
               </w:rPr>
-              <w:t xml:space="preserve">נספח ג' – נוסח אישור קיום ביטוחים</w:t>
+              <w:t xml:space="preserve">נספח א' – מפרט השירותים (קובץ נפרד)</w:t>
             </w:r>
           </w:p>
         </w:tc>
@@ -5980,7 +6318,7 @@
                 <w:szCs w:val="20"/>
                 <w:rtl/>
               </w:rPr>
-              <w:t xml:space="preserve">42</w:t>
+              <w:t xml:space="preserve">4</w:t>
             </w:r>
           </w:p>
         </w:tc>
@@ -6015,7 +6353,7 @@
                 <w:szCs w:val="20"/>
                 <w:rtl/>
               </w:rPr>
-              <w:t xml:space="preserve">גורמים נוספים; צד שלישי; חבות מעבידים; אחריות מקצועית</w:t>
+              <w:t xml:space="preserve">3.3 (שרטוט), 3.12</w:t>
             </w:r>
           </w:p>
         </w:tc>
@@ -6050,79 +6388,25 @@
                 <w:szCs w:val="20"/>
                 <w:rtl/>
               </w:rPr>
-              <w:t xml:space="preserve">מבוקש לבצע את השינויים הבאים באישור קיום הביטוחים:</w:t>
-            </w:r>
-          </w:p>
-          <w:p>
-            <w:pPr>
-              <w:bidi/>
-              <w:spacing w:after="60"/>
-              <w:jc w:val="right"/>
-            </w:pPr>
-            <w:r>
-              <w:rPr>
-                <w:rFonts w:ascii="Arial" w:cs="Arial" w:eastAsia="Arial" w:hAnsi="Arial"/>
-                <w:b w:val="false"/>
-                <w:bCs w:val="false"/>
-                <w:sz w:val="20"/>
-                <w:szCs w:val="20"/>
-                <w:rtl/>
-              </w:rPr>
-              <w:t xml:space="preserve">(א) "גורמים נוספים הקשורים למבקש האישור" – למחוק את המלל "תאגידים עירוניים ו/או חברות קשורות";</w:t>
-            </w:r>
-          </w:p>
-          <w:p>
-            <w:pPr>
-              <w:bidi/>
-              <w:spacing w:after="60"/>
-              <w:jc w:val="right"/>
-            </w:pPr>
-            <w:r>
-              <w:rPr>
-                <w:rFonts w:ascii="Arial" w:cs="Arial" w:eastAsia="Arial" w:hAnsi="Arial"/>
-                <w:b w:val="false"/>
-                <w:bCs w:val="false"/>
-                <w:sz w:val="20"/>
-                <w:szCs w:val="20"/>
-                <w:rtl/>
-              </w:rPr>
-              <w:t xml:space="preserve">(ב) ביטוח צד שלישי – למחוק את קוד 329;</w:t>
-            </w:r>
-          </w:p>
-          <w:p>
-            <w:pPr>
-              <w:bidi/>
-              <w:spacing w:after="60"/>
-              <w:jc w:val="right"/>
-            </w:pPr>
-            <w:r>
-              <w:rPr>
-                <w:rFonts w:ascii="Arial" w:cs="Arial" w:eastAsia="Arial" w:hAnsi="Arial"/>
-                <w:b w:val="false"/>
-                <w:bCs w:val="false"/>
-                <w:sz w:val="20"/>
-                <w:szCs w:val="20"/>
-                <w:rtl/>
-              </w:rPr>
-              <w:t xml:space="preserve">(ג) ביטוח חבות מעבידים – למחוק את קוד 350;</w:t>
-            </w:r>
-          </w:p>
-          <w:p>
-            <w:pPr>
-              <w:bidi/>
-              <w:spacing w:after="60"/>
-              <w:jc w:val="right"/>
-            </w:pPr>
-            <w:r>
-              <w:rPr>
-                <w:rFonts w:ascii="Arial" w:cs="Arial" w:eastAsia="Arial" w:hAnsi="Arial"/>
-                <w:b w:val="false"/>
-                <w:bCs w:val="false"/>
-                <w:sz w:val="20"/>
-                <w:szCs w:val="20"/>
-                <w:rtl/>
-              </w:rPr>
-              <w:t xml:space="preserve">(ד) ביטוח אחריות מקצועית – למחוק את קוד 339, ולהוסיף במקומו ביטוח סייבר נפרד לאישור קיום הביטוחים.</w:t>
+              <w:t xml:space="preserve">בשרטוט שבסעיף 3.3 מופיעים "בתי ספר, גנים" כמחוברים למרכזיית הענן, אך הם אינם מוזכרים בטקסט המפרט ובטופס הצעת המחיר.</w:t>
+            </w:r>
+          </w:p>
+          <w:p>
+            <w:pPr>
+              <w:bidi/>
+              <w:spacing w:after="60"/>
+              <w:jc w:val="right"/>
+            </w:pPr>
+            <w:r>
+              <w:rPr>
+                <w:rFonts w:ascii="Arial" w:cs="Arial" w:eastAsia="Arial" w:hAnsi="Arial"/>
+                <w:b w:val="false"/>
+                <w:bCs w:val="false"/>
+                <w:sz w:val="20"/>
+                <w:szCs w:val="20"/>
+                <w:rtl/>
+              </w:rPr>
+              <w:t xml:space="preserve">מבוקש לפרט את מספר האתרים, מספר השלוחות והמכשירים בכל אתר, ולהבהיר האם הם כלולים ב-300 השלוחות שבסעיף 3.12 ובמחיר סעיף 1 בטופס הצעת המחיר. כמו כן מבוקש להבהיר כי קווי האינטרנט ותשתית הרשת באתרים אלה יסופקו על ידי העירייה.</w:t>
             </w:r>
           </w:p>
         </w:tc>
@@ -6162,7 +6446,7 @@
                 <w:szCs w:val="20"/>
                 <w:rtl/>
               </w:rPr>
-              <w:t xml:space="preserve">26</w:t>
+              <w:t xml:space="preserve">30</w:t>
             </w:r>
           </w:p>
         </w:tc>
@@ -6267,7 +6551,7 @@
                 <w:szCs w:val="20"/>
                 <w:rtl/>
               </w:rPr>
-              <w:t xml:space="preserve">3.3 (שרטוט), 3.12</w:t>
+              <w:t xml:space="preserve">3.3 (שרטוט), 3.1.3</w:t>
             </w:r>
           </w:p>
         </w:tc>
@@ -6302,25 +6586,25 @@
                 <w:szCs w:val="20"/>
                 <w:rtl/>
               </w:rPr>
-              <w:t xml:space="preserve">בשרטוט שבסעיף 3.3 מופיעים "בתי ספר, גנים" כמחוברים למרכזיית הענן, אך הם אינם מוזכרים בטקסט המפרט ובטופס הצעת המחיר.</w:t>
-            </w:r>
-          </w:p>
-          <w:p>
-            <w:pPr>
-              <w:bidi/>
-              <w:spacing w:after="60"/>
-              <w:jc w:val="right"/>
-            </w:pPr>
-            <w:r>
-              <w:rPr>
-                <w:rFonts w:ascii="Arial" w:cs="Arial" w:eastAsia="Arial" w:hAnsi="Arial"/>
-                <w:b w:val="false"/>
-                <w:bCs w:val="false"/>
-                <w:sz w:val="20"/>
-                <w:szCs w:val="20"/>
-                <w:rtl/>
-              </w:rPr>
-              <w:t xml:space="preserve">מבוקש לפרט את מספר האתרים, מספר השלוחות והמכשירים בכל אתר, ולהבהיר האם הם כלולים ב-300 השלוחות שבסעיף 3.12 ובמחיר סעיף 1 בטופס הצעת המחיר. כמו כן מבוקש להבהיר כי קווי האינטרנט ותשתית הרשת באתרים אלה יסופקו על ידי העירייה.</w:t>
+              <w:t xml:space="preserve">בשרטוט מופיעות "שלוחות חירום" כקבוצה נפרדת המחוברת גם למרכזיית הענן, ואילו סעיף 3.1.3 קובע כי כלל הטלפונים יוגדרו עם חיבור שני למרכזיית הענן.</w:t>
+            </w:r>
+          </w:p>
+          <w:p>
+            <w:pPr>
+              <w:bidi/>
+              <w:spacing w:after="60"/>
+              <w:jc w:val="right"/>
+            </w:pPr>
+            <w:r>
+              <w:rPr>
+                <w:rFonts w:ascii="Arial" w:cs="Arial" w:eastAsia="Arial" w:hAnsi="Arial"/>
+                <w:b w:val="false"/>
+                <w:bCs w:val="false"/>
+                <w:sz w:val="20"/>
+                <w:szCs w:val="20"/>
+                <w:rtl/>
+              </w:rPr>
+              <w:t xml:space="preserve">מבוקש להבהיר האם רישום כפול נדרש לכלל השלוחות או לשלוחות החירום בלבד, ומהו מספר שלוחות החירום ומיקומן.</w:t>
             </w:r>
           </w:p>
         </w:tc>
@@ -6360,7 +6644,7 @@
                 <w:szCs w:val="20"/>
                 <w:rtl/>
               </w:rPr>
-              <w:t xml:space="preserve">27</w:t>
+              <w:t xml:space="preserve">31</w:t>
             </w:r>
           </w:p>
         </w:tc>
@@ -6465,7 +6749,7 @@
                 <w:szCs w:val="20"/>
                 <w:rtl/>
               </w:rPr>
-              <w:t xml:space="preserve">3.3 (שרטוט), 3.1.3</w:t>
+              <w:t xml:space="preserve">3.3 (שרטוט), 3.1.2, 3.1.4</w:t>
             </w:r>
           </w:p>
         </w:tc>
@@ -6500,25 +6784,25 @@
                 <w:szCs w:val="20"/>
                 <w:rtl/>
               </w:rPr>
-              <w:t xml:space="preserve">בשרטוט מופיעות "שלוחות חירום" כקבוצה נפרדת המחוברת גם למרכזיית הענן, ואילו סעיף 3.1.3 קובע כי כלל הטלפונים יוגדרו עם חיבור שני למרכזיית הענן.</w:t>
-            </w:r>
-          </w:p>
-          <w:p>
-            <w:pPr>
-              <w:bidi/>
-              <w:spacing w:after="60"/>
-              <w:jc w:val="right"/>
-            </w:pPr>
-            <w:r>
-              <w:rPr>
-                <w:rFonts w:ascii="Arial" w:cs="Arial" w:eastAsia="Arial" w:hAnsi="Arial"/>
-                <w:b w:val="false"/>
-                <w:bCs w:val="false"/>
-                <w:sz w:val="20"/>
-                <w:szCs w:val="20"/>
-                <w:rtl/>
-              </w:rPr>
-              <w:t xml:space="preserve">מבוקש להבהיר האם רישום כפול נדרש לכלל השלוחות או לשלוחות החירום בלבד, ומהו מספר שלוחות החירום ומיקומן.</w:t>
+              <w:t xml:space="preserve">מבוקש להבהיר האם הציר הקיים הוא SIP trunk או PRI, מיהו הספק המחזיק בו וכמה ערוצים יש בו, והאם הזוכה נדרש לספק את הציר.</w:t>
+            </w:r>
+          </w:p>
+          <w:p>
+            <w:pPr>
+              <w:bidi/>
+              <w:spacing w:after="60"/>
+              <w:jc w:val="right"/>
+            </w:pPr>
+            <w:r>
+              <w:rPr>
+                <w:rFonts w:ascii="Arial" w:cs="Arial" w:eastAsia="Arial" w:hAnsi="Arial"/>
+                <w:b w:val="false"/>
+                <w:bCs w:val="false"/>
+                <w:sz w:val="20"/>
+                <w:szCs w:val="20"/>
+                <w:rtl/>
+              </w:rPr>
+              <w:t xml:space="preserve">ככל שהציר נשאר אצל ספק אחר, מבוקש להבהיר כי ניתוב השיחות למרכזיית הענן בעת תקלה (סעיף 3.1.4) יבוצע בשיתוף אותו ספק ובאחריות העירייה, שכן מיתוג אוטומטי של קו PRI פיזי לענן אפשרי רק ברמת ספק הקווים.</w:t>
             </w:r>
           </w:p>
         </w:tc>
@@ -6558,7 +6842,7 @@
                 <w:szCs w:val="20"/>
                 <w:rtl/>
               </w:rPr>
-              <w:t xml:space="preserve">28</w:t>
+              <w:t xml:space="preserve">32</w:t>
             </w:r>
           </w:p>
         </w:tc>
@@ -6663,7 +6947,7 @@
                 <w:szCs w:val="20"/>
                 <w:rtl/>
               </w:rPr>
-              <w:t xml:space="preserve">3.3 (שרטוט), 3.1.2, 3.1.4</w:t>
+              <w:t xml:space="preserve">3.3 (שרטוט), 3.1.4</w:t>
             </w:r>
           </w:p>
         </w:tc>
@@ -6698,25 +6982,25 @@
                 <w:szCs w:val="20"/>
                 <w:rtl/>
               </w:rPr>
-              <w:t xml:space="preserve">מבוקש להבהיר האם הציר הקיים הוא SIP trunk או PRI, מיהו הספק המחזיק בו וכמה ערוצים יש בו, והאם הזוכה נדרש לספק את הציר.</w:t>
-            </w:r>
-          </w:p>
-          <w:p>
-            <w:pPr>
-              <w:bidi/>
-              <w:spacing w:after="60"/>
-              <w:jc w:val="right"/>
-            </w:pPr>
-            <w:r>
-              <w:rPr>
-                <w:rFonts w:ascii="Arial" w:cs="Arial" w:eastAsia="Arial" w:hAnsi="Arial"/>
-                <w:b w:val="false"/>
-                <w:bCs w:val="false"/>
-                <w:sz w:val="20"/>
-                <w:szCs w:val="20"/>
-                <w:rtl/>
-              </w:rPr>
-              <w:t xml:space="preserve">ככל שהציר נשאר אצל ספק אחר, מבוקש להבהיר כי ניתוב השיחות למרכזיית הענן בעת תקלה (סעיף 3.1.4) יבוצע בשיתוף אותו ספק ובאחריות העירייה, שכן מיתוג אוטומטי של קו PRI פיזי לענן אפשרי רק ברמת ספק הקווים.</w:t>
+              <w:t xml:space="preserve">בשרטוט, בעת "תקלה" מנותב הציר ל-"call group + IVR" בענן, ואילו סעיף 3.1.4 קובע כי הטלפונים ינדדו לחיבור ישיר למרכזיית הענן תוך שמירה על המספור וכלל התכונות.</w:t>
+            </w:r>
+          </w:p>
+          <w:p>
+            <w:pPr>
+              <w:bidi/>
+              <w:spacing w:after="60"/>
+              <w:jc w:val="right"/>
+            </w:pPr>
+            <w:r>
+              <w:rPr>
+                <w:rFonts w:ascii="Arial" w:cs="Arial" w:eastAsia="Arial" w:hAnsi="Arial"/>
+                <w:b w:val="false"/>
+                <w:bCs w:val="false"/>
+                <w:sz w:val="20"/>
+                <w:szCs w:val="20"/>
+                <w:rtl/>
+              </w:rPr>
+              <w:t xml:space="preserve">מבוקש להבהיר מהו התרחיש הנדרש בעת תקלה: ניתוב השיחות הנכנסות ל-IVR ולקבוצת צלצול בלבד, או המשך עבודה מלא של כלל השלוחות.</w:t>
             </w:r>
           </w:p>
         </w:tc>
@@ -6756,7 +7040,7 @@
                 <w:szCs w:val="20"/>
                 <w:rtl/>
               </w:rPr>
-              <w:t xml:space="preserve">29</w:t>
+              <w:t xml:space="preserve">33</w:t>
             </w:r>
           </w:p>
         </w:tc>
@@ -6826,7 +7110,7 @@
                 <w:szCs w:val="20"/>
                 <w:rtl/>
               </w:rPr>
-              <w:t xml:space="preserve">4</w:t>
+              <w:t xml:space="preserve">4, 13</w:t>
             </w:r>
           </w:p>
         </w:tc>
@@ -6861,7 +7145,7 @@
                 <w:szCs w:val="20"/>
                 <w:rtl/>
               </w:rPr>
-              <w:t xml:space="preserve">3.3 (שרטוט), 3.1.4</w:t>
+              <w:t xml:space="preserve">3.3 (שרטוט), 7.25</w:t>
             </w:r>
           </w:p>
         </w:tc>
@@ -6896,25 +7180,25 @@
                 <w:szCs w:val="20"/>
                 <w:rtl/>
               </w:rPr>
-              <w:t xml:space="preserve">בשרטוט, בעת "תקלה" מנותב הציר ל-"call group + IVR" בענן, ואילו סעיף 3.1.4 קובע כי הטלפונים ינדדו לחיבור ישיר למרכזיית הענן תוך שמירה על המספור וכלל התכונות.</w:t>
-            </w:r>
-          </w:p>
-          <w:p>
-            <w:pPr>
-              <w:bidi/>
-              <w:spacing w:after="60"/>
-              <w:jc w:val="right"/>
-            </w:pPr>
-            <w:r>
-              <w:rPr>
-                <w:rFonts w:ascii="Arial" w:cs="Arial" w:eastAsia="Arial" w:hAnsi="Arial"/>
-                <w:b w:val="false"/>
-                <w:bCs w:val="false"/>
-                <w:sz w:val="20"/>
-                <w:szCs w:val="20"/>
-                <w:rtl/>
-              </w:rPr>
-              <w:t xml:space="preserve">מבוקש להבהיר מהו התרחיש הנדרש בעת תקלה: ניתוב השיחות הנכנסות ל-IVR ולקבוצת צלצול בלבד, או המשך עבודה מלא של כלל השלוחות.</w:t>
+              <w:t xml:space="preserve">בשרטוט, מוקד ה-call center בענן אינו מחובר לרכיב כלשהו, והמוקד המקומי מחובר בקו מקווקו לשתי המרכזיות.</w:t>
+            </w:r>
+          </w:p>
+          <w:p>
+            <w:pPr>
+              <w:bidi/>
+              <w:spacing w:after="60"/>
+              <w:jc w:val="right"/>
+            </w:pPr>
+            <w:r>
+              <w:rPr>
+                <w:rFonts w:ascii="Arial" w:cs="Arial" w:eastAsia="Arial" w:hAnsi="Arial"/>
+                <w:b w:val="false"/>
+                <w:bCs w:val="false"/>
+                <w:sz w:val="20"/>
+                <w:szCs w:val="20"/>
+                <w:rtl/>
+              </w:rPr>
+              <w:t xml:space="preserve">מבוקש להבהיר האם בעת כשל במרכזייה המקומית נדרש מעבר אוטומטי של המוקד (תורים, נציגים והקלטות) למוקד בענן, ומה משמעות הקו המקווקו בשרטוט.</w:t>
             </w:r>
           </w:p>
         </w:tc>
@@ -6926,6 +7210,7 @@
         <w:tc>
           <w:tcPr>
             <w:tcW w:type="dxa" w:w="700"/>
+            <w:vMerge w:val="restart"/>
             <w:tcBorders>
               <w:top w:val="single" w:color="808080" w:sz="4"/>
               <w:left w:val="single" w:color="808080" w:sz="4"/>
@@ -6954,7 +7239,7 @@
                 <w:szCs w:val="20"/>
                 <w:rtl/>
               </w:rPr>
-              <w:t xml:space="preserve">30</w:t>
+              <w:t xml:space="preserve">34</w:t>
             </w:r>
           </w:p>
         </w:tc>
@@ -7024,7 +7309,7 @@
                 <w:szCs w:val="20"/>
                 <w:rtl/>
               </w:rPr>
-              <w:t xml:space="preserve">4</w:t>
+              <w:t xml:space="preserve">4, 9</w:t>
             </w:r>
           </w:p>
         </w:tc>
@@ -7059,60 +7344,43 @@
                 <w:szCs w:val="20"/>
                 <w:rtl/>
               </w:rPr>
-              <w:t xml:space="preserve">3.1.4, 3.3 (שרטוט)</w:t>
+              <w:t xml:space="preserve">3.3 (שרטוט), 4.2.64</w:t>
             </w:r>
           </w:p>
         </w:tc>
         <w:tc>
           <w:tcPr>
             <w:tcW w:type="dxa" w:w="9038"/>
-            <w:tcBorders>
-              <w:top w:val="single" w:color="808080" w:sz="4"/>
-              <w:left w:val="single" w:color="808080" w:sz="4"/>
-              <w:bottom w:val="single" w:color="808080" w:sz="4"/>
-              <w:right w:val="single" w:color="808080" w:sz="4"/>
-            </w:tcBorders>
-            <w:tcMar>
-              <w:top w:type="dxa" w:w="60"/>
-              <w:left w:type="dxa" w:w="100"/>
-              <w:bottom w:type="dxa" w:w="60"/>
-              <w:right w:type="dxa" w:w="100"/>
-            </w:tcMar>
-          </w:tcPr>
-          <w:p>
-            <w:pPr>
-              <w:bidi/>
-              <w:spacing w:after="60"/>
-              <w:jc w:val="right"/>
-            </w:pPr>
-            <w:r>
-              <w:rPr>
-                <w:rFonts w:ascii="Arial" w:cs="Arial" w:eastAsia="Arial" w:hAnsi="Arial"/>
-                <w:b w:val="false"/>
-                <w:bCs w:val="false"/>
-                <w:sz w:val="20"/>
-                <w:szCs w:val="20"/>
-                <w:rtl/>
-              </w:rPr>
-              <w:t xml:space="preserve">מבוקש להבהיר על אילו תרחישי כשל חלה דרישת המעבר האוטומטי: (א) כשל במרכזייה המקומית; (ב) כשל בקו התקשורת בין בניין העירייה לבין הענן; (ג) כשל בציר.</w:t>
-            </w:r>
-          </w:p>
-          <w:p>
-            <w:pPr>
-              <w:bidi/>
-              <w:spacing w:after="60"/>
-              <w:jc w:val="right"/>
-            </w:pPr>
-            <w:r>
-              <w:rPr>
-                <w:rFonts w:ascii="Arial" w:cs="Arial" w:eastAsia="Arial" w:hAnsi="Arial"/>
-                <w:b w:val="false"/>
-                <w:bCs w:val="false"/>
-                <w:sz w:val="20"/>
-                <w:szCs w:val="20"/>
-                <w:rtl/>
-              </w:rPr>
-              <w:t xml:space="preserve">בתרחיש (ב) גם הטלפונים שבבניין העירייה לא יוכלו להתחבר למרכזיית הענן. מבוקש להבהיר האם נדרש קו גיבוי נוסף (סלולרי או ספק אינטרנט שני), ומי יספק אותו ויישא בעלותו.</w:t>
+            <w:vMerge w:val="restart"/>
+            <w:tcBorders>
+              <w:top w:val="single" w:color="808080" w:sz="4"/>
+              <w:left w:val="single" w:color="808080" w:sz="4"/>
+              <w:bottom w:val="single" w:color="808080" w:sz="4"/>
+              <w:right w:val="single" w:color="808080" w:sz="4"/>
+            </w:tcBorders>
+            <w:tcMar>
+              <w:top w:type="dxa" w:w="60"/>
+              <w:left w:type="dxa" w:w="100"/>
+              <w:bottom w:type="dxa" w:w="60"/>
+              <w:right w:type="dxa" w:w="100"/>
+            </w:tcMar>
+          </w:tcPr>
+          <w:p>
+            <w:pPr>
+              <w:bidi/>
+              <w:spacing w:after="60"/>
+              <w:jc w:val="right"/>
+            </w:pPr>
+            <w:r>
+              <w:rPr>
+                <w:rFonts w:ascii="Arial" w:cs="Arial" w:eastAsia="Arial" w:hAnsi="Arial"/>
+                <w:b w:val="false"/>
+                <w:bCs w:val="false"/>
+                <w:sz w:val="20"/>
+                <w:szCs w:val="20"/>
+                <w:rtl/>
+              </w:rPr>
+              <w:t xml:space="preserve">מבוקש להבהיר כי אספקת חשמל רציפה (UPS) למתגי ה-PoE בבנייני העירייה ולשלוחות החירום היא באחריות העירייה, בהתאם לסעיף 1.8 לנספח ד' לפיו הלקוח אחראי לרשת התקשורת שלו.</w:t>
             </w:r>
           </w:p>
         </w:tc>
@@ -7123,7 +7391,54 @@
         </w:trPr>
         <w:tc>
           <w:tcPr>
-            <w:tcW w:type="dxa" w:w="700"/>
+            <w:vMerge w:val="continue"/>
+            <w:tcBorders>
+              <w:top w:val="single" w:color="808080" w:sz="4"/>
+              <w:left w:val="single" w:color="808080" w:sz="4"/>
+              <w:bottom w:val="single" w:color="808080" w:sz="4"/>
+              <w:right w:val="single" w:color="808080" w:sz="4"/>
+            </w:tcBorders>
+          </w:tcPr>
+          <w:p/>
+        </w:tc>
+        <w:tc>
+          <w:tcPr>
+            <w:tcW w:type="dxa" w:w="2400"/>
+            <w:tcBorders>
+              <w:top w:val="single" w:color="808080" w:sz="4"/>
+              <w:left w:val="single" w:color="808080" w:sz="4"/>
+              <w:bottom w:val="single" w:color="808080" w:sz="4"/>
+              <w:right w:val="single" w:color="808080" w:sz="4"/>
+            </w:tcBorders>
+            <w:tcMar>
+              <w:top w:type="dxa" w:w="60"/>
+              <w:left w:type="dxa" w:w="100"/>
+              <w:bottom w:type="dxa" w:w="60"/>
+              <w:right w:type="dxa" w:w="100"/>
+            </w:tcMar>
+          </w:tcPr>
+          <w:p>
+            <w:pPr>
+              <w:bidi/>
+              <w:spacing w:after="60"/>
+              <w:jc w:val="right"/>
+            </w:pPr>
+            <w:r>
+              <w:rPr>
+                <w:rFonts w:ascii="Arial" w:cs="Arial" w:eastAsia="Arial" w:hAnsi="Arial"/>
+                <w:b w:val="false"/>
+                <w:bCs w:val="false"/>
+                <w:sz w:val="20"/>
+                <w:szCs w:val="20"/>
+                <w:rtl/>
+              </w:rPr>
+              <w:t xml:space="preserve">נספח ד' – נספח מיקור חוץ לעיבוד מידע אישי</w:t>
+            </w:r>
+          </w:p>
+        </w:tc>
+        <w:tc>
+          <w:tcPr>
+            <w:tcW w:type="dxa" w:w="800"/>
             <w:tcBorders>
               <w:top w:val="single" w:color="808080" w:sz="4"/>
               <w:left w:val="single" w:color="808080" w:sz="4"/>
@@ -7152,77 +7467,7 @@
                 <w:szCs w:val="20"/>
                 <w:rtl/>
               </w:rPr>
-              <w:t xml:space="preserve">31</w:t>
-            </w:r>
-          </w:p>
-        </w:tc>
-        <w:tc>
-          <w:tcPr>
-            <w:tcW w:type="dxa" w:w="2400"/>
-            <w:tcBorders>
-              <w:top w:val="single" w:color="808080" w:sz="4"/>
-              <w:left w:val="single" w:color="808080" w:sz="4"/>
-              <w:bottom w:val="single" w:color="808080" w:sz="4"/>
-              <w:right w:val="single" w:color="808080" w:sz="4"/>
-            </w:tcBorders>
-            <w:tcMar>
-              <w:top w:type="dxa" w:w="60"/>
-              <w:left w:type="dxa" w:w="100"/>
-              <w:bottom w:type="dxa" w:w="60"/>
-              <w:right w:type="dxa" w:w="100"/>
-            </w:tcMar>
-          </w:tcPr>
-          <w:p>
-            <w:pPr>
-              <w:bidi/>
-              <w:spacing w:after="60"/>
-              <w:jc w:val="right"/>
-            </w:pPr>
-            <w:r>
-              <w:rPr>
-                <w:rFonts w:ascii="Arial" w:cs="Arial" w:eastAsia="Arial" w:hAnsi="Arial"/>
-                <w:b w:val="false"/>
-                <w:bCs w:val="false"/>
-                <w:sz w:val="20"/>
-                <w:szCs w:val="20"/>
-                <w:rtl/>
-              </w:rPr>
-              <w:t xml:space="preserve">נספח א' – מפרט השירותים (קובץ נפרד)</w:t>
-            </w:r>
-          </w:p>
-        </w:tc>
-        <w:tc>
-          <w:tcPr>
-            <w:tcW w:type="dxa" w:w="800"/>
-            <w:tcBorders>
-              <w:top w:val="single" w:color="808080" w:sz="4"/>
-              <w:left w:val="single" w:color="808080" w:sz="4"/>
-              <w:bottom w:val="single" w:color="808080" w:sz="4"/>
-              <w:right w:val="single" w:color="808080" w:sz="4"/>
-            </w:tcBorders>
-            <w:tcMar>
-              <w:top w:type="dxa" w:w="60"/>
-              <w:left w:type="dxa" w:w="100"/>
-              <w:bottom w:type="dxa" w:w="60"/>
-              <w:right w:type="dxa" w:w="100"/>
-            </w:tcMar>
-          </w:tcPr>
-          <w:p>
-            <w:pPr>
-              <w:bidi/>
-              <w:spacing w:after="60"/>
-              <w:jc w:val="center"/>
-            </w:pPr>
-            <w:r>
-              <w:rPr>
-                <w:rFonts w:ascii="Arial" w:cs="Arial" w:eastAsia="Arial" w:hAnsi="Arial"/>
-                <w:b w:val="false"/>
-                <w:bCs w:val="false"/>
-                <w:sz w:val="20"/>
-                <w:szCs w:val="20"/>
-                <w:rtl/>
-              </w:rPr>
-              <w:t xml:space="preserve">4, 13</w:t>
+              <w:t xml:space="preserve">44</w:t>
             </w:r>
           </w:p>
         </w:tc>
@@ -7257,62 +7502,21 @@
                 <w:szCs w:val="20"/>
                 <w:rtl/>
               </w:rPr>
-              <w:t xml:space="preserve">3.3 (שרטוט), 7.25</w:t>
-            </w:r>
-          </w:p>
-        </w:tc>
-        <w:tc>
-          <w:tcPr>
-            <w:tcW w:type="dxa" w:w="9038"/>
-            <w:tcBorders>
-              <w:top w:val="single" w:color="808080" w:sz="4"/>
-              <w:left w:val="single" w:color="808080" w:sz="4"/>
-              <w:bottom w:val="single" w:color="808080" w:sz="4"/>
-              <w:right w:val="single" w:color="808080" w:sz="4"/>
-            </w:tcBorders>
-            <w:tcMar>
-              <w:top w:type="dxa" w:w="60"/>
-              <w:left w:type="dxa" w:w="100"/>
-              <w:bottom w:type="dxa" w:w="60"/>
-              <w:right w:type="dxa" w:w="100"/>
-            </w:tcMar>
-          </w:tcPr>
-          <w:p>
-            <w:pPr>
-              <w:bidi/>
-              <w:spacing w:after="60"/>
-              <w:jc w:val="right"/>
-            </w:pPr>
-            <w:r>
-              <w:rPr>
-                <w:rFonts w:ascii="Arial" w:cs="Arial" w:eastAsia="Arial" w:hAnsi="Arial"/>
-                <w:b w:val="false"/>
-                <w:bCs w:val="false"/>
-                <w:sz w:val="20"/>
-                <w:szCs w:val="20"/>
-                <w:rtl/>
-              </w:rPr>
-              <w:t xml:space="preserve">בשרטוט, מוקד ה-call center בענן אינו מחובר לרכיב כלשהו, והמוקד המקומי מחובר בקו מקווקו לשתי המרכזיות.</w:t>
-            </w:r>
-          </w:p>
-          <w:p>
-            <w:pPr>
-              <w:bidi/>
-              <w:spacing w:after="60"/>
-              <w:jc w:val="right"/>
-            </w:pPr>
-            <w:r>
-              <w:rPr>
-                <w:rFonts w:ascii="Arial" w:cs="Arial" w:eastAsia="Arial" w:hAnsi="Arial"/>
-                <w:b w:val="false"/>
-                <w:bCs w:val="false"/>
-                <w:sz w:val="20"/>
-                <w:szCs w:val="20"/>
-                <w:rtl/>
-              </w:rPr>
-              <w:t xml:space="preserve">מבוקש להבהיר האם בעת כשל במרכזייה המקומית נדרש מעבר אוטומטי של המוקד (תורים, נציגים והקלטות) למוקד בענן, ומה משמעות הקו המקווקו בשרטוט.</w:t>
-            </w:r>
-          </w:p>
+              <w:t xml:space="preserve">1.8</w:t>
+            </w:r>
+          </w:p>
+        </w:tc>
+        <w:tc>
+          <w:tcPr>
+            <w:vMerge w:val="continue"/>
+            <w:tcBorders>
+              <w:top w:val="single" w:color="808080" w:sz="4"/>
+              <w:left w:val="single" w:color="808080" w:sz="4"/>
+              <w:bottom w:val="single" w:color="808080" w:sz="4"/>
+              <w:right w:val="single" w:color="808080" w:sz="4"/>
+            </w:tcBorders>
+          </w:tcPr>
+          <w:p/>
         </w:tc>
       </w:tr>
       <w:tr>
@@ -7350,7 +7554,7 @@
                 <w:szCs w:val="20"/>
                 <w:rtl/>
               </w:rPr>
-              <w:t xml:space="preserve">32</w:t>
+              <w:t xml:space="preserve">35</w:t>
             </w:r>
           </w:p>
         </w:tc>
@@ -7420,7 +7624,7 @@
                 <w:szCs w:val="20"/>
                 <w:rtl/>
               </w:rPr>
-              <w:t xml:space="preserve">4</w:t>
+              <w:t xml:space="preserve">5, 9</w:t>
             </w:r>
           </w:p>
         </w:tc>
@@ -7455,7 +7659,7 @@
                 <w:szCs w:val="20"/>
                 <w:rtl/>
               </w:rPr>
-              <w:t xml:space="preserve">3.2–3.3</w:t>
+              <w:t xml:space="preserve">3.4, 4.2.55–4.2.56</w:t>
             </w:r>
           </w:p>
         </w:tc>
@@ -7490,25 +7694,7 @@
                 <w:szCs w:val="20"/>
                 <w:rtl/>
               </w:rPr>
-              <w:t xml:space="preserve">סעיף 3.2 מגדיר את השרטוט כ"מבנה חיבור עקרוני". מבוקש להבהיר האם מציע רשאי להציע ארכיטקטורה חלופית העומדת בכלל הדרישות התפקודיות של המכרז, כגון מרכזיית ענן ראשית עם רכיב שרידות מקומי (SBC / gateway) הממשיך לפעול בעת כשל, והאם הצעה כזו תיחשב כעומדת בדרישות המכרז וכיצד תנוקד.</w:t>
-            </w:r>
-          </w:p>
-          <w:p>
-            <w:pPr>
-              <w:bidi/>
-              <w:spacing w:after="60"/>
-              <w:jc w:val="right"/>
-            </w:pPr>
-            <w:r>
-              <w:rPr>
-                <w:rFonts w:ascii="Arial" w:cs="Arial" w:eastAsia="Arial" w:hAnsi="Arial"/>
-                <w:b w:val="false"/>
-                <w:bCs w:val="false"/>
-                <w:sz w:val="20"/>
-                <w:szCs w:val="20"/>
-                <w:rtl/>
-              </w:rPr>
-              <w:t xml:space="preserve">בפרט, מבוקש לאשר כי ניתן להציע פתרון IP Centrex בענן המגובה במספר חוות שרתים גאוגרפיות בתצורת Hot-Swap, עם מעבר אוטומטי בין החוות תוך פחות מ-10 שניות מזיהוי נפילה, וכן ניתוב אוטומטי של השיחות לטלפונים ניידים במקרה של נפילת האתר המקומי.</w:t>
+              <w:t xml:space="preserve">מבוקש להבהיר: (א) האם התמיכה בשיחות דרך Teams ו-Google Meet מתייחסת לחיבור trunk (כגון Direct Routing) או לאפליקציה משולבת; (ב) כי "הלקוח" בסעיף 3.4 הוא העירייה, ורישוי Microsoft ו-Google יחול עליה; (ג) כי עלויות ספק המחשוב בביצוע האינטגרציה ל-Active Directory ולשרת הדוא"ל יחולו על העירייה.</w:t>
             </w:r>
           </w:p>
         </w:tc>
@@ -7520,7 +7706,6 @@
         <w:tc>
           <w:tcPr>
             <w:tcW w:type="dxa" w:w="700"/>
-            <w:vMerge w:val="restart"/>
             <w:tcBorders>
               <w:top w:val="single" w:color="808080" w:sz="4"/>
               <w:left w:val="single" w:color="808080" w:sz="4"/>
@@ -7549,7 +7734,7 @@
                 <w:szCs w:val="20"/>
                 <w:rtl/>
               </w:rPr>
-              <w:t xml:space="preserve">33</w:t>
+              <w:t xml:space="preserve">36</w:t>
             </w:r>
           </w:p>
         </w:tc>
@@ -7619,7 +7804,7 @@
                 <w:szCs w:val="20"/>
                 <w:rtl/>
               </w:rPr>
-              <w:t xml:space="preserve">4</w:t>
+              <w:t xml:space="preserve">5</w:t>
             </w:r>
           </w:p>
         </w:tc>
@@ -7654,61 +7839,42 @@
                 <w:szCs w:val="20"/>
                 <w:rtl/>
               </w:rPr>
-              <w:t xml:space="preserve">3.1.1</w:t>
+              <w:t xml:space="preserve">מהות השרות המבוקש טלפוניה סעיף 3.5</w:t>
             </w:r>
           </w:p>
         </w:tc>
         <w:tc>
           <w:tcPr>
             <w:tcW w:type="dxa" w:w="9038"/>
-            <w:vMerge w:val="restart"/>
-            <w:tcBorders>
-              <w:top w:val="single" w:color="808080" w:sz="4"/>
-              <w:left w:val="single" w:color="808080" w:sz="4"/>
-              <w:bottom w:val="single" w:color="808080" w:sz="4"/>
-              <w:right w:val="single" w:color="808080" w:sz="4"/>
-            </w:tcBorders>
-            <w:tcMar>
-              <w:top w:type="dxa" w:w="60"/>
-              <w:left w:type="dxa" w:w="100"/>
-              <w:bottom w:type="dxa" w:w="60"/>
-              <w:right w:type="dxa" w:w="100"/>
-            </w:tcMar>
-          </w:tcPr>
-          <w:p>
-            <w:pPr>
-              <w:bidi/>
-              <w:spacing w:after="60"/>
-              <w:jc w:val="right"/>
-            </w:pPr>
-            <w:r>
-              <w:rPr>
-                <w:rFonts w:ascii="Arial" w:cs="Arial" w:eastAsia="Arial" w:hAnsi="Arial"/>
-                <w:b w:val="false"/>
-                <w:bCs w:val="false"/>
-                <w:sz w:val="20"/>
-                <w:szCs w:val="20"/>
-                <w:rtl/>
-              </w:rPr>
-              <w:t xml:space="preserve">סעיף 3.1.1 למפרט קובע כי המרכזייה הראשית "תחובר למרכזייה אצל המציע", וסעיף 2.3 לנספח ד' קובע כי המידע יאוחסן בשרתים הממוקמים בישראל (אזור ענן / Region בישראל).</w:t>
-            </w:r>
-          </w:p>
-          <w:p>
-            <w:pPr>
-              <w:bidi/>
-              <w:spacing w:after="60"/>
-              <w:jc w:val="right"/>
-            </w:pPr>
-            <w:r>
-              <w:rPr>
-                <w:rFonts w:ascii="Arial" w:cs="Arial" w:eastAsia="Arial" w:hAnsi="Arial"/>
-                <w:b w:val="false"/>
-                <w:bCs w:val="false"/>
-                <w:sz w:val="20"/>
-                <w:szCs w:val="20"/>
-                <w:rtl/>
-              </w:rPr>
-              <w:t xml:space="preserve">מבוקש לאשר כי אירוח מרכזיית הענן ומוקד הענן בענן ציבורי (כגון AWS, Azure או Google Cloud) באזור ענן בישראל עומד בדרישות המכרז.</w:t>
+            <w:tcBorders>
+              <w:top w:val="single" w:color="808080" w:sz="4"/>
+              <w:left w:val="single" w:color="808080" w:sz="4"/>
+              <w:bottom w:val="single" w:color="808080" w:sz="4"/>
+              <w:right w:val="single" w:color="808080" w:sz="4"/>
+            </w:tcBorders>
+            <w:tcMar>
+              <w:top w:type="dxa" w:w="60"/>
+              <w:left w:type="dxa" w:w="100"/>
+              <w:bottom w:type="dxa" w:w="60"/>
+              <w:right w:type="dxa" w:w="100"/>
+            </w:tcMar>
+          </w:tcPr>
+          <w:p>
+            <w:pPr>
+              <w:bidi/>
+              <w:spacing w:after="60"/>
+              <w:jc w:val="right"/>
+            </w:pPr>
+            <w:r>
+              <w:rPr>
+                <w:rFonts w:ascii="Arial" w:cs="Arial" w:eastAsia="Arial" w:hAnsi="Arial"/>
+                <w:b w:val="false"/>
+                <w:bCs w:val="false"/>
+                <w:sz w:val="20"/>
+                <w:szCs w:val="20"/>
+                <w:rtl/>
+              </w:rPr>
+              <w:t xml:space="preserve">יש להוסיף באחריות הלקוח ניתוק המכשירים מניהול ענן ספק ננטש.</w:t>
             </w:r>
           </w:p>
         </w:tc>
@@ -7719,15 +7885,38 @@
         </w:trPr>
         <w:tc>
           <w:tcPr>
-            <w:vMerge w:val="continue"/>
-            <w:tcBorders>
-              <w:top w:val="single" w:color="808080" w:sz="4"/>
-              <w:left w:val="single" w:color="808080" w:sz="4"/>
-              <w:bottom w:val="single" w:color="808080" w:sz="4"/>
-              <w:right w:val="single" w:color="808080" w:sz="4"/>
-            </w:tcBorders>
-          </w:tcPr>
-          <w:p/>
+            <w:tcW w:type="dxa" w:w="700"/>
+            <w:tcBorders>
+              <w:top w:val="single" w:color="808080" w:sz="4"/>
+              <w:left w:val="single" w:color="808080" w:sz="4"/>
+              <w:bottom w:val="single" w:color="808080" w:sz="4"/>
+              <w:right w:val="single" w:color="808080" w:sz="4"/>
+            </w:tcBorders>
+            <w:tcMar>
+              <w:top w:type="dxa" w:w="60"/>
+              <w:left w:type="dxa" w:w="100"/>
+              <w:bottom w:type="dxa" w:w="60"/>
+              <w:right w:type="dxa" w:w="100"/>
+            </w:tcMar>
+          </w:tcPr>
+          <w:p>
+            <w:pPr>
+              <w:bidi/>
+              <w:spacing w:after="60"/>
+              <w:jc w:val="center"/>
+            </w:pPr>
+            <w:r>
+              <w:rPr>
+                <w:rFonts w:ascii="Arial" w:cs="Arial" w:eastAsia="Arial" w:hAnsi="Arial"/>
+                <w:b w:val="false"/>
+                <w:bCs w:val="false"/>
+                <w:sz w:val="20"/>
+                <w:szCs w:val="20"/>
+                <w:rtl/>
+              </w:rPr>
+              <w:t xml:space="preserve">37</w:t>
+            </w:r>
+          </w:p>
         </w:tc>
         <w:tc>
           <w:tcPr>
@@ -7760,7 +7949,7 @@
                 <w:szCs w:val="20"/>
                 <w:rtl/>
               </w:rPr>
-              <w:t xml:space="preserve">נספח ד' – נספח מיקור חוץ לעיבוד מידע אישי</w:t>
+              <w:t xml:space="preserve">נספח א' – מפרט השירותים (קובץ נפרד)</w:t>
             </w:r>
           </w:p>
         </w:tc>
@@ -7795,7 +7984,7 @@
                 <w:szCs w:val="20"/>
                 <w:rtl/>
               </w:rPr>
-              <w:t xml:space="preserve">44</w:t>
+              <w:t xml:space="preserve">5, 6, 13</w:t>
             </w:r>
           </w:p>
         </w:tc>
@@ -7830,21 +8019,44 @@
                 <w:szCs w:val="20"/>
                 <w:rtl/>
               </w:rPr>
-              <w:t xml:space="preserve">2.3</w:t>
-            </w:r>
-          </w:p>
-        </w:tc>
-        <w:tc>
-          <w:tcPr>
-            <w:vMerge w:val="continue"/>
-            <w:tcBorders>
-              <w:top w:val="single" w:color="808080" w:sz="4"/>
-              <w:left w:val="single" w:color="808080" w:sz="4"/>
-              <w:bottom w:val="single" w:color="808080" w:sz="4"/>
-              <w:right w:val="single" w:color="808080" w:sz="4"/>
-            </w:tcBorders>
-          </w:tcPr>
-          <w:p/>
+              <w:t xml:space="preserve">3.8.7, 4.1.7, 7.23.10</w:t>
+            </w:r>
+          </w:p>
+        </w:tc>
+        <w:tc>
+          <w:tcPr>
+            <w:tcW w:type="dxa" w:w="9038"/>
+            <w:tcBorders>
+              <w:top w:val="single" w:color="808080" w:sz="4"/>
+              <w:left w:val="single" w:color="808080" w:sz="4"/>
+              <w:bottom w:val="single" w:color="808080" w:sz="4"/>
+              <w:right w:val="single" w:color="808080" w:sz="4"/>
+            </w:tcBorders>
+            <w:tcMar>
+              <w:top w:type="dxa" w:w="60"/>
+              <w:left w:type="dxa" w:w="100"/>
+              <w:bottom w:type="dxa" w:w="60"/>
+              <w:right w:type="dxa" w:w="100"/>
+            </w:tcMar>
+          </w:tcPr>
+          <w:p>
+            <w:pPr>
+              <w:bidi/>
+              <w:spacing w:after="60"/>
+              <w:jc w:val="right"/>
+            </w:pPr>
+            <w:r>
+              <w:rPr>
+                <w:rFonts w:ascii="Arial" w:cs="Arial" w:eastAsia="Arial" w:hAnsi="Arial"/>
+                <w:b w:val="false"/>
+                <w:bCs w:val="false"/>
+                <w:sz w:val="20"/>
+                <w:szCs w:val="20"/>
+                <w:rtl/>
+              </w:rPr>
+              <w:t xml:space="preserve">מבוקש להבהיר: (א) האם הזיהוי הקולי נדרש בעברית בלבד (סעיף 4.1.7) או גם באנגלית וברוסית (סעיף 3.8.7); (ב) האם ניתן לספק את הזיהוי הקולי ואת "זיהוי מצבי רוח" (סעיף 7.23.10) באמצעות שירות ענן משולב של צד ג'; (ג) האם "זיהוי מצבי רוח" הוא דרישת חובה; (ד) האם יש היקף שימוש צפוי (דקות בחודש) לשירותים אלה.</w:t>
+            </w:r>
+          </w:p>
         </w:tc>
       </w:tr>
       <w:tr>
@@ -7882,7 +8094,7 @@
                 <w:szCs w:val="20"/>
                 <w:rtl/>
               </w:rPr>
-              <w:t xml:space="preserve">34</w:t>
+              <w:t xml:space="preserve">38</w:t>
             </w:r>
           </w:p>
         </w:tc>
@@ -7952,7 +8164,7 @@
                 <w:szCs w:val="20"/>
                 <w:rtl/>
               </w:rPr>
-              <w:t xml:space="preserve">4</w:t>
+              <w:t xml:space="preserve">5</w:t>
             </w:r>
           </w:p>
         </w:tc>
@@ -7987,7 +8199,7 @@
                 <w:szCs w:val="20"/>
                 <w:rtl/>
               </w:rPr>
-              <w:t xml:space="preserve">3.1.5</w:t>
+              <w:t xml:space="preserve">מובנה לניתוב שיחות סעיף 3.8.7</w:t>
             </w:r>
           </w:p>
         </w:tc>
@@ -8022,7 +8234,7 @@
                 <w:szCs w:val="20"/>
                 <w:rtl/>
               </w:rPr>
-              <w:t xml:space="preserve">מבוקש להבהיר האם החזרה למרכזייה המקומית לאחר תיקון הכשל יכולה להתבצע באופן ידני ובתיאום עם העירייה ולא באופן אוטומטי, ומהו פרק הזמן המרבי לביצועה.</w:t>
+              <w:t xml:space="preserve">מבקשים הבהרה למהות הזהות הקולי.</w:t>
             </w:r>
           </w:p>
         </w:tc>
@@ -8034,7 +8246,6 @@
         <w:tc>
           <w:tcPr>
             <w:tcW w:type="dxa" w:w="700"/>
-            <w:vMerge w:val="restart"/>
             <w:tcBorders>
               <w:top w:val="single" w:color="808080" w:sz="4"/>
               <w:left w:val="single" w:color="808080" w:sz="4"/>
@@ -8063,7 +8274,7 @@
                 <w:szCs w:val="20"/>
                 <w:rtl/>
               </w:rPr>
-              <w:t xml:space="preserve">35</w:t>
+              <w:t xml:space="preserve">39</w:t>
             </w:r>
           </w:p>
         </w:tc>
@@ -8133,7 +8344,7 @@
                 <w:szCs w:val="20"/>
                 <w:rtl/>
               </w:rPr>
-              <w:t xml:space="preserve">4, 9</w:t>
+              <w:t xml:space="preserve">6, 7</w:t>
             </w:r>
           </w:p>
         </w:tc>
@@ -8168,43 +8379,42 @@
                 <w:szCs w:val="20"/>
                 <w:rtl/>
               </w:rPr>
-              <w:t xml:space="preserve">3.3 (שרטוט), 4.2.64</w:t>
+              <w:t xml:space="preserve">3.11.1, 4.2.11</w:t>
             </w:r>
           </w:p>
         </w:tc>
         <w:tc>
           <w:tcPr>
             <w:tcW w:type="dxa" w:w="9038"/>
-            <w:vMerge w:val="restart"/>
-            <w:tcBorders>
-              <w:top w:val="single" w:color="808080" w:sz="4"/>
-              <w:left w:val="single" w:color="808080" w:sz="4"/>
-              <w:bottom w:val="single" w:color="808080" w:sz="4"/>
-              <w:right w:val="single" w:color="808080" w:sz="4"/>
-            </w:tcBorders>
-            <w:tcMar>
-              <w:top w:type="dxa" w:w="60"/>
-              <w:left w:type="dxa" w:w="100"/>
-              <w:bottom w:type="dxa" w:w="60"/>
-              <w:right w:type="dxa" w:w="100"/>
-            </w:tcMar>
-          </w:tcPr>
-          <w:p>
-            <w:pPr>
-              <w:bidi/>
-              <w:spacing w:after="60"/>
-              <w:jc w:val="right"/>
-            </w:pPr>
-            <w:r>
-              <w:rPr>
-                <w:rFonts w:ascii="Arial" w:cs="Arial" w:eastAsia="Arial" w:hAnsi="Arial"/>
-                <w:b w:val="false"/>
-                <w:bCs w:val="false"/>
-                <w:sz w:val="20"/>
-                <w:szCs w:val="20"/>
-                <w:rtl/>
-              </w:rPr>
-              <w:t xml:space="preserve">מבוקש להבהיר כי אספקת חשמל רציפה (UPS) למתגי ה-PoE בבנייני העירייה ולשלוחות החירום היא באחריות העירייה, בהתאם לסעיף 1.8 לנספח ד' לפיו הלקוח אחראי לרשת התקשורת שלו.</w:t>
+            <w:tcBorders>
+              <w:top w:val="single" w:color="808080" w:sz="4"/>
+              <w:left w:val="single" w:color="808080" w:sz="4"/>
+              <w:bottom w:val="single" w:color="808080" w:sz="4"/>
+              <w:right w:val="single" w:color="808080" w:sz="4"/>
+            </w:tcBorders>
+            <w:tcMar>
+              <w:top w:type="dxa" w:w="60"/>
+              <w:left w:type="dxa" w:w="100"/>
+              <w:bottom w:type="dxa" w:w="60"/>
+              <w:right w:type="dxa" w:w="100"/>
+            </w:tcMar>
+          </w:tcPr>
+          <w:p>
+            <w:pPr>
+              <w:bidi/>
+              <w:spacing w:after="60"/>
+              <w:jc w:val="right"/>
+            </w:pPr>
+            <w:r>
+              <w:rPr>
+                <w:rFonts w:ascii="Arial" w:cs="Arial" w:eastAsia="Arial" w:hAnsi="Arial"/>
+                <w:b w:val="false"/>
+                <w:bCs w:val="false"/>
+                <w:sz w:val="20"/>
+                <w:szCs w:val="20"/>
+                <w:rtl/>
+              </w:rPr>
+              <w:t xml:space="preserve">בסעיף 4.2.11 נקבע כי ההקלטות יישמרו בענן 3 חודשים ולאחר מכן יועברו לשרת העירייה, לחשבון גוגל, לחשבון מייקרוסופט "או Paybox". מבוקש להבהיר: (א) האם הכוונה ל-Dropbox; (ב) כי שטח האחסון לאחר 3 החודשים יסופק על ידי העירייה; (ג) כי "ללא הגבלה" בסעיף 3.11.1 מתייחס להיקף השלוחות המוקלטות ולא לתקופת שמירה בענן מעבר ל-3 חודשים.</w:t>
             </w:r>
           </w:p>
         </w:tc>
@@ -8215,15 +8425,38 @@
         </w:trPr>
         <w:tc>
           <w:tcPr>
-            <w:vMerge w:val="continue"/>
-            <w:tcBorders>
-              <w:top w:val="single" w:color="808080" w:sz="4"/>
-              <w:left w:val="single" w:color="808080" w:sz="4"/>
-              <w:bottom w:val="single" w:color="808080" w:sz="4"/>
-              <w:right w:val="single" w:color="808080" w:sz="4"/>
-            </w:tcBorders>
-          </w:tcPr>
-          <w:p/>
+            <w:tcW w:type="dxa" w:w="700"/>
+            <w:tcBorders>
+              <w:top w:val="single" w:color="808080" w:sz="4"/>
+              <w:left w:val="single" w:color="808080" w:sz="4"/>
+              <w:bottom w:val="single" w:color="808080" w:sz="4"/>
+              <w:right w:val="single" w:color="808080" w:sz="4"/>
+            </w:tcBorders>
+            <w:tcMar>
+              <w:top w:type="dxa" w:w="60"/>
+              <w:left w:type="dxa" w:w="100"/>
+              <w:bottom w:type="dxa" w:w="60"/>
+              <w:right w:type="dxa" w:w="100"/>
+            </w:tcMar>
+          </w:tcPr>
+          <w:p>
+            <w:pPr>
+              <w:bidi/>
+              <w:spacing w:after="60"/>
+              <w:jc w:val="center"/>
+            </w:pPr>
+            <w:r>
+              <w:rPr>
+                <w:rFonts w:ascii="Arial" w:cs="Arial" w:eastAsia="Arial" w:hAnsi="Arial"/>
+                <w:b w:val="false"/>
+                <w:bCs w:val="false"/>
+                <w:sz w:val="20"/>
+                <w:szCs w:val="20"/>
+                <w:rtl/>
+              </w:rPr>
+              <w:t xml:space="preserve">40</w:t>
+            </w:r>
+          </w:p>
         </w:tc>
         <w:tc>
           <w:tcPr>
@@ -8256,7 +8489,7 @@
                 <w:szCs w:val="20"/>
                 <w:rtl/>
               </w:rPr>
-              <w:t xml:space="preserve">נספח ד' – נספח מיקור חוץ לעיבוד מידע אישי</w:t>
+              <w:t xml:space="preserve">נספח א' – מפרט השירותים (קובץ נפרד)</w:t>
             </w:r>
           </w:p>
         </w:tc>
@@ -8291,7 +8524,7 @@
                 <w:szCs w:val="20"/>
                 <w:rtl/>
               </w:rPr>
-              <w:t xml:space="preserve">44</w:t>
+              <w:t xml:space="preserve">6, 8</w:t>
             </w:r>
           </w:p>
         </w:tc>
@@ -8326,21 +8559,44 @@
                 <w:szCs w:val="20"/>
                 <w:rtl/>
               </w:rPr>
-              <w:t xml:space="preserve">1.8</w:t>
-            </w:r>
-          </w:p>
-        </w:tc>
-        <w:tc>
-          <w:tcPr>
-            <w:vMerge w:val="continue"/>
-            <w:tcBorders>
-              <w:top w:val="single" w:color="808080" w:sz="4"/>
-              <w:left w:val="single" w:color="808080" w:sz="4"/>
-              <w:bottom w:val="single" w:color="808080" w:sz="4"/>
-              <w:right w:val="single" w:color="808080" w:sz="4"/>
-            </w:tcBorders>
-          </w:tcPr>
-          <w:p/>
+              <w:t xml:space="preserve">3.12, 4.2.32</w:t>
+            </w:r>
+          </w:p>
+        </w:tc>
+        <w:tc>
+          <w:tcPr>
+            <w:tcW w:type="dxa" w:w="9038"/>
+            <w:tcBorders>
+              <w:top w:val="single" w:color="808080" w:sz="4"/>
+              <w:left w:val="single" w:color="808080" w:sz="4"/>
+              <w:bottom w:val="single" w:color="808080" w:sz="4"/>
+              <w:right w:val="single" w:color="808080" w:sz="4"/>
+            </w:tcBorders>
+            <w:tcMar>
+              <w:top w:type="dxa" w:w="60"/>
+              <w:left w:type="dxa" w:w="100"/>
+              <w:bottom w:type="dxa" w:w="60"/>
+              <w:right w:type="dxa" w:w="100"/>
+            </w:tcMar>
+          </w:tcPr>
+          <w:p>
+            <w:pPr>
+              <w:bidi/>
+              <w:spacing w:after="60"/>
+              <w:jc w:val="right"/>
+            </w:pPr>
+            <w:r>
+              <w:rPr>
+                <w:rFonts w:ascii="Arial" w:cs="Arial" w:eastAsia="Arial" w:hAnsi="Arial"/>
+                <w:b w:val="false"/>
+                <w:bCs w:val="false"/>
+                <w:sz w:val="20"/>
+                <w:szCs w:val="20"/>
+                <w:rtl/>
+              </w:rPr>
+              <w:t xml:space="preserve">מבוקש להבהיר: (א) כי הרחבה של עד 200 שלוחות נוספות ללא עלות (סעיף 3.12) מתייחסת לרישוי בלבד, ללא מכשירי טלפון; (ב) מה הכוונה ב"500 סוכנים" (סעיף 4.2.32) – האם רישיונות לשלוחות וירטואליות ואפליקציה (softphone), או רישיונות נציג במוקד (Call Center).</w:t>
+            </w:r>
+          </w:p>
         </w:tc>
       </w:tr>
       <w:tr>
@@ -8379,7 +8635,7 @@
                 <w:szCs w:val="20"/>
                 <w:rtl/>
               </w:rPr>
-              <w:t xml:space="preserve">36</w:t>
+              <w:t xml:space="preserve">41</w:t>
             </w:r>
           </w:p>
         </w:tc>
@@ -8449,7 +8705,7 @@
                 <w:szCs w:val="20"/>
                 <w:rtl/>
               </w:rPr>
-              <w:t xml:space="preserve">13</w:t>
+              <w:t xml:space="preserve">6, 9</w:t>
             </w:r>
           </w:p>
         </w:tc>
@@ -8484,7 +8740,7 @@
                 <w:szCs w:val="20"/>
                 <w:rtl/>
               </w:rPr>
-              <w:t xml:space="preserve">7.23.10</w:t>
+              <w:t xml:space="preserve">4.1.5, 4.2.54</w:t>
             </w:r>
           </w:p>
         </w:tc>
@@ -8520,25 +8776,25 @@
                 <w:szCs w:val="20"/>
                 <w:rtl/>
               </w:rPr>
-              <w:t xml:space="preserve">סעיף 7.23.10 למפרט דורש "זיהוי מצבי רוח והתראות", ואילו סעיף 3.5 לנספח ד' קובע כי הפעלת יכולות מבוססות בינה מלאכותית, לרבות ניתוח רגשות, מותנית באישור מראש ובכתב של העירייה, לאחר בחינת הממונה על הגנת הפרטיות ותסקיר השפעה על הפרטיות.</w:t>
-            </w:r>
-          </w:p>
-          <w:p>
-            <w:pPr>
-              <w:bidi/>
-              <w:spacing w:after="60"/>
-              <w:jc w:val="right"/>
-            </w:pPr>
-            <w:r>
-              <w:rPr>
-                <w:rFonts w:ascii="Arial" w:cs="Arial" w:eastAsia="Arial" w:hAnsi="Arial"/>
-                <w:b w:val="false"/>
-                <w:bCs w:val="false"/>
-                <w:sz w:val="20"/>
-                <w:szCs w:val="20"/>
-                <w:rtl/>
-              </w:rPr>
-              <w:t xml:space="preserve">מבוקש להבהיר כי די בכך שהמערכת המוצעת תומכת ביכולת זו, וכי הפעלתה בפועל תיעשה רק לאחר האישור והתסקיר האמורים, כך שאי-הפעלתה לא תיחשב אי-עמידה בדרישות המפרט או ב-SLA.</w:t>
+              <w:t xml:space="preserve">מבוקש להבהיר כי תשתית הרשת המקומית (מתגים, PoE, נקודות תקשורת), קישורי הגמ"מ בין בנייני העירייה וקו האינטרנט או התמסורת בין המרכזייה המקומית לבין מרכזיית הענן יסופקו על ידי העירייה ועל חשבונה. ככל שהזוכה נדרש לספק קווי תמסורת או קישוריות לספקי צד ג' (לרבות IPVPN) – כיצד יתומחרו, שכן אין להם סעיף בטופס הצעת המחיר.</w:t>
+            </w:r>
+          </w:p>
+          <w:p>
+            <w:pPr>
+              <w:bidi/>
+              <w:spacing w:after="60"/>
+              <w:jc w:val="right"/>
+            </w:pPr>
+            <w:r>
+              <w:rPr>
+                <w:rFonts w:ascii="Arial" w:cs="Arial" w:eastAsia="Arial" w:hAnsi="Arial"/>
+                <w:b w:val="false"/>
+                <w:bCs w:val="false"/>
+                <w:sz w:val="20"/>
+                <w:szCs w:val="20"/>
+                <w:rtl/>
+              </w:rPr>
+              <w:t xml:space="preserve">כמו כן, מבוקש להבהיר כי מקום בארון תקשורת, חשמל ו-UPS עבור המרכזייה המקומית יסופקו על ידי העירייה, בהתאם לסעיף 1.8 לנספח ד', הקובע כי הלקוח אחראי לאבטחה הפיזית של חדר התקשורת ולרשת התקשורת שלו.</w:t>
             </w:r>
           </w:p>
         </w:tc>
@@ -8625,7 +8881,7 @@
                 <w:szCs w:val="20"/>
                 <w:rtl/>
               </w:rPr>
-              <w:t xml:space="preserve">45</w:t>
+              <w:t xml:space="preserve">44</w:t>
             </w:r>
           </w:p>
         </w:tc>
@@ -8660,7 +8916,7 @@
                 <w:szCs w:val="20"/>
                 <w:rtl/>
               </w:rPr>
-              <w:t xml:space="preserve">3.5</w:t>
+              <w:t xml:space="preserve">1.8</w:t>
             </w:r>
           </w:p>
         </w:tc>
@@ -8712,7 +8968,7 @@
                 <w:szCs w:val="20"/>
                 <w:rtl/>
               </w:rPr>
-              <w:t xml:space="preserve">37</w:t>
+              <w:t xml:space="preserve">42</w:t>
             </w:r>
           </w:p>
         </w:tc>
@@ -8747,7 +9003,7 @@
                 <w:szCs w:val="20"/>
                 <w:rtl/>
               </w:rPr>
-              <w:t xml:space="preserve">מסמך ג' – הסכם</w:t>
+              <w:t xml:space="preserve">נספח א' – מפרט השירותים (קובץ נפרד)</w:t>
             </w:r>
           </w:p>
         </w:tc>
@@ -8782,7 +9038,7 @@
                 <w:szCs w:val="20"/>
                 <w:rtl/>
               </w:rPr>
-              <w:t xml:space="preserve">37</w:t>
+              <w:t xml:space="preserve">7</w:t>
             </w:r>
           </w:p>
         </w:tc>
@@ -8817,7 +9073,7 @@
                 <w:szCs w:val="20"/>
                 <w:rtl/>
               </w:rPr>
-              <w:t xml:space="preserve">17.1.12</w:t>
+              <w:t xml:space="preserve">מפרט מינימאלי למרכזיות סעיף 4.2.14</w:t>
             </w:r>
           </w:p>
         </w:tc>
@@ -8852,7 +9108,7 @@
                 <w:szCs w:val="20"/>
                 <w:rtl/>
               </w:rPr>
-              <w:t xml:space="preserve">סעיף 17.1.12 להסכם מתייחס לשימוש "בכלי רכב ו/או ציוד שאינם באיכות ראויה". השירותים נשוא המכרז אינם כוללים שימוש בכלי רכב. מבוקש למחוק את ההתייחסות לכלי רכב בסעיף, או להבהיר כי אינה חלה על מכרז זה.</w:t>
+              <w:t xml:space="preserve">מבקשים להוסיף ו\או אפליקציה לנייד או העברת שיחה.</w:t>
             </w:r>
           </w:p>
         </w:tc>
@@ -8892,7 +9148,7 @@
                 <w:szCs w:val="20"/>
                 <w:rtl/>
               </w:rPr>
-              <w:t xml:space="preserve">38</w:t>
+              <w:t xml:space="preserve">43</w:t>
             </w:r>
           </w:p>
         </w:tc>
@@ -8962,7 +9218,7 @@
                 <w:szCs w:val="20"/>
                 <w:rtl/>
               </w:rPr>
-              <w:t xml:space="preserve">3–4</w:t>
+              <w:t xml:space="preserve">8</w:t>
             </w:r>
           </w:p>
         </w:tc>
@@ -8997,7 +9253,7 @@
                 <w:szCs w:val="20"/>
                 <w:rtl/>
               </w:rPr>
-              <w:t xml:space="preserve">3.1</w:t>
+              <w:t xml:space="preserve">מפרט מינימאלי למרכזיות סעיף 4.2.44</w:t>
             </w:r>
           </w:p>
         </w:tc>
@@ -9032,7 +9288,7 @@
                 <w:szCs w:val="20"/>
                 <w:rtl/>
               </w:rPr>
-              <w:t xml:space="preserve">מבוקש להבהיר את היחס בין המרכזייה המקומית (On-Prem) לבין מרכזיית הענן: (א) האם מרכזיית הענן משמשת גיבוי בלבד למרכזייה המקומית, או ששתי המערכות פועלות במקביל באינטגרציה מלאה כמערכת אחת; (ב) האם שלוחות יכולות להיות רשומות דרך קבע במרכזיית הענן בלבד (למשל עובדים מרוחקים), ובאיזה היקף.</w:t>
+              <w:t xml:space="preserve">כמות המשתמשים בשיחת ועידה , תלויה בסוג מכשיר הטלפון.</w:t>
             </w:r>
           </w:p>
         </w:tc>
@@ -9072,7 +9328,7 @@
                 <w:szCs w:val="20"/>
                 <w:rtl/>
               </w:rPr>
-              <w:t xml:space="preserve">39</w:t>
+              <w:t xml:space="preserve">44</w:t>
             </w:r>
           </w:p>
         </w:tc>
@@ -9142,7 +9398,7 @@
                 <w:szCs w:val="20"/>
                 <w:rtl/>
               </w:rPr>
-              <w:t xml:space="preserve">5</w:t>
+              <w:t xml:space="preserve">9</w:t>
             </w:r>
           </w:p>
         </w:tc>
@@ -9177,7 +9433,7 @@
                 <w:szCs w:val="20"/>
                 <w:rtl/>
               </w:rPr>
-              <w:t xml:space="preserve">3.5</w:t>
+              <w:t xml:space="preserve">מפרט מינימאלי למרכזיות סעיף 4.2.57</w:t>
             </w:r>
           </w:p>
         </w:tc>
@@ -9212,7 +9468,7 @@
                 <w:szCs w:val="20"/>
                 <w:rtl/>
               </w:rPr>
-              <w:t xml:space="preserve">מבוקש להוסיף לסעיף כי ניתוק מכשירי הטלפון הקיימים מממשק ניהול הענן של הספק הקיים (או של ספק שאינו פעיל עוד) הוא באחריות העירייה, וכי ככל שהזוכה יידרש לבצע זאת – העבודה תתומחר לפי שעת טכנאי (תוספת 6).</w:t>
+              <w:t xml:space="preserve">האם הכוונה ששלוחות אנלוגיות יחוברו באמצעות מתאמים אנלוגיים.</w:t>
             </w:r>
           </w:p>
         </w:tc>
@@ -9252,7 +9508,7 @@
                 <w:szCs w:val="20"/>
                 <w:rtl/>
               </w:rPr>
-              <w:t xml:space="preserve">40</w:t>
+              <w:t xml:space="preserve">45</w:t>
             </w:r>
           </w:p>
         </w:tc>
@@ -9322,7 +9578,7 @@
                 <w:szCs w:val="20"/>
                 <w:rtl/>
               </w:rPr>
-              <w:t xml:space="preserve">7</w:t>
+              <w:t xml:space="preserve">12</w:t>
             </w:r>
           </w:p>
         </w:tc>
@@ -9357,7 +9613,7 @@
                 <w:szCs w:val="20"/>
                 <w:rtl/>
               </w:rPr>
-              <w:t xml:space="preserve">4.2.14</w:t>
+              <w:t xml:space="preserve">מערכת Call Center סעיף 7.22.3</w:t>
             </w:r>
           </w:p>
         </w:tc>
@@ -9392,7 +9648,7 @@
                 <w:szCs w:val="20"/>
                 <w:rtl/>
               </w:rPr>
-              <w:t xml:space="preserve">מבוקש להבהיר כי הדרישה לתמיכה בשלוחות SIM ו-eSIM כשלוחות מערכת תתקיים גם באמצעות אפליקציה לטלפון הנייד או באמצעות העברת שיחה למספר הנייד, ולא רק באמצעות כרטיס SIM ייעודי.</w:t>
+              <w:t xml:space="preserve">האם מדובר ב CRM של חברת א.ש בינה ? </w:t>
             </w:r>
           </w:p>
         </w:tc>
@@ -9432,7 +9688,7 @@
                 <w:szCs w:val="20"/>
                 <w:rtl/>
               </w:rPr>
-              <w:t xml:space="preserve">41</w:t>
+              <w:t xml:space="preserve">46</w:t>
             </w:r>
           </w:p>
         </w:tc>
@@ -9502,7 +9758,7 @@
                 <w:szCs w:val="20"/>
                 <w:rtl/>
               </w:rPr>
-              <w:t xml:space="preserve">8</w:t>
+              <w:t xml:space="preserve">13</w:t>
             </w:r>
           </w:p>
         </w:tc>
@@ -9537,7 +9793,7 @@
                 <w:szCs w:val="20"/>
                 <w:rtl/>
               </w:rPr>
-              <w:t xml:space="preserve">4.2.44</w:t>
+              <w:t xml:space="preserve">הערה לפרק 7 (מערכת Aspire)</w:t>
             </w:r>
           </w:p>
         </w:tc>
@@ -9572,7 +9828,25 @@
                 <w:szCs w:val="20"/>
                 <w:rtl/>
               </w:rPr>
-              <w:t xml:space="preserve">מספר המשתתפים בשיחת ועידה המנוהלת ממכשיר הטלפון תלוי בדגם המכשיר. מבוקש להבהיר כי הדרישה לשיחת ועידה של 5 משתתפים לפחות תתקיים באמצעות גשר הוועידה של המרכזייה (חדרי ועידה – סעיף 4.2.19), ולא בהכרח ממכשיר הטלפון עצמו.</w:t>
+              <w:t xml:space="preserve">נקבע כי ככל שהעירייה תבחר להשאיר את מערכת Aspire הקיימת, על הזוכה "לשתף פעולה ולבצע כל פעולה".</w:t>
+            </w:r>
+          </w:p>
+          <w:p>
+            <w:pPr>
+              <w:bidi/>
+              <w:spacing w:after="60"/>
+              <w:jc w:val="right"/>
+            </w:pPr>
+            <w:r>
+              <w:rPr>
+                <w:rFonts w:ascii="Arial" w:cs="Arial" w:eastAsia="Arial" w:hAnsi="Arial"/>
+                <w:b w:val="false"/>
+                <w:bCs w:val="false"/>
+                <w:sz w:val="20"/>
+                <w:szCs w:val="20"/>
+                <w:rtl/>
+              </w:rPr>
+              <w:t xml:space="preserve">מבוקש להגדיר את היקף הפעולות הנדרשות (למשל ניתוב שיחות בין המערכות בלבד), ולהבהיר כי עלויות ספק מערכת Aspire יחולו על העירייה.</w:t>
             </w:r>
           </w:p>
         </w:tc>
@@ -9584,6 +9858,7 @@
         <w:tc>
           <w:tcPr>
             <w:tcW w:type="dxa" w:w="700"/>
+            <w:vMerge w:val="restart"/>
             <w:tcBorders>
               <w:top w:val="single" w:color="808080" w:sz="4"/>
               <w:left w:val="single" w:color="808080" w:sz="4"/>
@@ -9612,7 +9887,7 @@
                 <w:szCs w:val="20"/>
                 <w:rtl/>
               </w:rPr>
-              <w:t xml:space="preserve">42</w:t>
+              <w:t xml:space="preserve">47</w:t>
             </w:r>
           </w:p>
         </w:tc>
@@ -9682,7 +9957,7 @@
                 <w:szCs w:val="20"/>
                 <w:rtl/>
               </w:rPr>
-              <w:t xml:space="preserve">9</w:t>
+              <w:t xml:space="preserve">13</w:t>
             </w:r>
           </w:p>
         </w:tc>
@@ -9717,42 +9992,61 @@
                 <w:szCs w:val="20"/>
                 <w:rtl/>
               </w:rPr>
-              <w:t xml:space="preserve">4.2.57</w:t>
+              <w:t xml:space="preserve">7.23.10</w:t>
             </w:r>
           </w:p>
         </w:tc>
         <w:tc>
           <w:tcPr>
             <w:tcW w:type="dxa" w:w="9038"/>
-            <w:tcBorders>
-              <w:top w:val="single" w:color="808080" w:sz="4"/>
-              <w:left w:val="single" w:color="808080" w:sz="4"/>
-              <w:bottom w:val="single" w:color="808080" w:sz="4"/>
-              <w:right w:val="single" w:color="808080" w:sz="4"/>
-            </w:tcBorders>
-            <w:tcMar>
-              <w:top w:type="dxa" w:w="60"/>
-              <w:left w:type="dxa" w:w="100"/>
-              <w:bottom w:type="dxa" w:w="60"/>
-              <w:right w:type="dxa" w:w="100"/>
-            </w:tcMar>
-          </w:tcPr>
-          <w:p>
-            <w:pPr>
-              <w:bidi/>
-              <w:spacing w:after="60"/>
-              <w:jc w:val="right"/>
-            </w:pPr>
-            <w:r>
-              <w:rPr>
-                <w:rFonts w:ascii="Arial" w:cs="Arial" w:eastAsia="Arial" w:hAnsi="Arial"/>
-                <w:b w:val="false"/>
-                <w:bCs w:val="false"/>
-                <w:sz w:val="20"/>
-                <w:szCs w:val="20"/>
-                <w:rtl/>
-              </w:rPr>
-              <w:t xml:space="preserve">מבוקש להבהיר כי שלוחות אנלוגיות יחוברו למרכזייה באמצעות מתאמים אנלוגיים (FXS/ATA), וכי המתאמים יתומחרו לפי תוספות 3–4 בטופס הצעת המחיר.</w:t>
+            <w:vMerge w:val="restart"/>
+            <w:tcBorders>
+              <w:top w:val="single" w:color="808080" w:sz="4"/>
+              <w:left w:val="single" w:color="808080" w:sz="4"/>
+              <w:bottom w:val="single" w:color="808080" w:sz="4"/>
+              <w:right w:val="single" w:color="808080" w:sz="4"/>
+            </w:tcBorders>
+            <w:tcMar>
+              <w:top w:type="dxa" w:w="60"/>
+              <w:left w:type="dxa" w:w="100"/>
+              <w:bottom w:type="dxa" w:w="60"/>
+              <w:right w:type="dxa" w:w="100"/>
+            </w:tcMar>
+          </w:tcPr>
+          <w:p>
+            <w:pPr>
+              <w:bidi/>
+              <w:spacing w:after="60"/>
+              <w:jc w:val="right"/>
+            </w:pPr>
+            <w:r>
+              <w:rPr>
+                <w:rFonts w:ascii="Arial" w:cs="Arial" w:eastAsia="Arial" w:hAnsi="Arial"/>
+                <w:b w:val="false"/>
+                <w:bCs w:val="false"/>
+                <w:sz w:val="20"/>
+                <w:szCs w:val="20"/>
+                <w:rtl/>
+              </w:rPr>
+              <w:t xml:space="preserve">סעיף 7.23.10 למפרט דורש "זיהוי מצבי רוח והתראות", ואילו סעיף 3.5 לנספח ד' קובע כי הפעלת יכולות מבוססות בינה מלאכותית, לרבות ניתוח רגשות, מותנית באישור מראש ובכתב של העירייה, לאחר בחינת הממונה על הגנת הפרטיות ותסקיר השפעה על הפרטיות.</w:t>
+            </w:r>
+          </w:p>
+          <w:p>
+            <w:pPr>
+              <w:bidi/>
+              <w:spacing w:after="60"/>
+              <w:jc w:val="right"/>
+            </w:pPr>
+            <w:r>
+              <w:rPr>
+                <w:rFonts w:ascii="Arial" w:cs="Arial" w:eastAsia="Arial" w:hAnsi="Arial"/>
+                <w:b w:val="false"/>
+                <w:bCs w:val="false"/>
+                <w:sz w:val="20"/>
+                <w:szCs w:val="20"/>
+                <w:rtl/>
+              </w:rPr>
+              <w:t xml:space="preserve">מבוקש להבהיר כי די בכך שהמערכת המוצעת תומכת ביכולת זו, וכי הפעלתה בפועל תיעשה רק לאחר האישור והתסקיר האמורים, כך שאי-הפעלתה לא תיחשב אי-עמידה בדרישות המפרט או ב-SLA.</w:t>
             </w:r>
           </w:p>
         </w:tc>
@@ -9763,7 +10057,54 @@
         </w:trPr>
         <w:tc>
           <w:tcPr>
-            <w:tcW w:type="dxa" w:w="700"/>
+            <w:vMerge w:val="continue"/>
+            <w:tcBorders>
+              <w:top w:val="single" w:color="808080" w:sz="4"/>
+              <w:left w:val="single" w:color="808080" w:sz="4"/>
+              <w:bottom w:val="single" w:color="808080" w:sz="4"/>
+              <w:right w:val="single" w:color="808080" w:sz="4"/>
+            </w:tcBorders>
+          </w:tcPr>
+          <w:p/>
+        </w:tc>
+        <w:tc>
+          <w:tcPr>
+            <w:tcW w:type="dxa" w:w="2400"/>
+            <w:tcBorders>
+              <w:top w:val="single" w:color="808080" w:sz="4"/>
+              <w:left w:val="single" w:color="808080" w:sz="4"/>
+              <w:bottom w:val="single" w:color="808080" w:sz="4"/>
+              <w:right w:val="single" w:color="808080" w:sz="4"/>
+            </w:tcBorders>
+            <w:tcMar>
+              <w:top w:type="dxa" w:w="60"/>
+              <w:left w:type="dxa" w:w="100"/>
+              <w:bottom w:type="dxa" w:w="60"/>
+              <w:right w:type="dxa" w:w="100"/>
+            </w:tcMar>
+          </w:tcPr>
+          <w:p>
+            <w:pPr>
+              <w:bidi/>
+              <w:spacing w:after="60"/>
+              <w:jc w:val="right"/>
+            </w:pPr>
+            <w:r>
+              <w:rPr>
+                <w:rFonts w:ascii="Arial" w:cs="Arial" w:eastAsia="Arial" w:hAnsi="Arial"/>
+                <w:b w:val="false"/>
+                <w:bCs w:val="false"/>
+                <w:sz w:val="20"/>
+                <w:szCs w:val="20"/>
+                <w:rtl/>
+              </w:rPr>
+              <w:t xml:space="preserve">נספח ד' – נספח מיקור חוץ לעיבוד מידע אישי</w:t>
+            </w:r>
+          </w:p>
+        </w:tc>
+        <w:tc>
+          <w:tcPr>
+            <w:tcW w:type="dxa" w:w="800"/>
             <w:tcBorders>
               <w:top w:val="single" w:color="808080" w:sz="4"/>
               <w:left w:val="single" w:color="808080" w:sz="4"/>
@@ -9792,77 +10133,7 @@
                 <w:szCs w:val="20"/>
                 <w:rtl/>
               </w:rPr>
-              <w:t xml:space="preserve">43</w:t>
-            </w:r>
-          </w:p>
-        </w:tc>
-        <w:tc>
-          <w:tcPr>
-            <w:tcW w:type="dxa" w:w="2400"/>
-            <w:tcBorders>
-              <w:top w:val="single" w:color="808080" w:sz="4"/>
-              <w:left w:val="single" w:color="808080" w:sz="4"/>
-              <w:bottom w:val="single" w:color="808080" w:sz="4"/>
-              <w:right w:val="single" w:color="808080" w:sz="4"/>
-            </w:tcBorders>
-            <w:tcMar>
-              <w:top w:type="dxa" w:w="60"/>
-              <w:left w:type="dxa" w:w="100"/>
-              <w:bottom w:type="dxa" w:w="60"/>
-              <w:right w:type="dxa" w:w="100"/>
-            </w:tcMar>
-          </w:tcPr>
-          <w:p>
-            <w:pPr>
-              <w:bidi/>
-              <w:spacing w:after="60"/>
-              <w:jc w:val="right"/>
-            </w:pPr>
-            <w:r>
-              <w:rPr>
-                <w:rFonts w:ascii="Arial" w:cs="Arial" w:eastAsia="Arial" w:hAnsi="Arial"/>
-                <w:b w:val="false"/>
-                <w:bCs w:val="false"/>
-                <w:sz w:val="20"/>
-                <w:szCs w:val="20"/>
-                <w:rtl/>
-              </w:rPr>
-              <w:t xml:space="preserve">נספח ד' – נספח מיקור חוץ לעיבוד מידע אישי</w:t>
-            </w:r>
-          </w:p>
-        </w:tc>
-        <w:tc>
-          <w:tcPr>
-            <w:tcW w:type="dxa" w:w="800"/>
-            <w:tcBorders>
-              <w:top w:val="single" w:color="808080" w:sz="4"/>
-              <w:left w:val="single" w:color="808080" w:sz="4"/>
-              <w:bottom w:val="single" w:color="808080" w:sz="4"/>
-              <w:right w:val="single" w:color="808080" w:sz="4"/>
-            </w:tcBorders>
-            <w:tcMar>
-              <w:top w:type="dxa" w:w="60"/>
-              <w:left w:type="dxa" w:w="100"/>
-              <w:bottom w:type="dxa" w:w="60"/>
-              <w:right w:type="dxa" w:w="100"/>
-            </w:tcMar>
-          </w:tcPr>
-          <w:p>
-            <w:pPr>
-              <w:bidi/>
-              <w:spacing w:after="60"/>
-              <w:jc w:val="center"/>
-            </w:pPr>
-            <w:r>
-              <w:rPr>
-                <w:rFonts w:ascii="Arial" w:cs="Arial" w:eastAsia="Arial" w:hAnsi="Arial"/>
-                <w:b w:val="false"/>
-                <w:bCs w:val="false"/>
-                <w:sz w:val="20"/>
-                <w:szCs w:val="20"/>
-                <w:rtl/>
-              </w:rPr>
-              <w:t xml:space="preserve">51</w:t>
+              <w:t xml:space="preserve">45</w:t>
             </w:r>
           </w:p>
         </w:tc>
@@ -9897,116 +10168,21 @@
                 <w:szCs w:val="20"/>
                 <w:rtl/>
               </w:rPr>
-              <w:t xml:space="preserve">תוספת ב' – אבטחת תפעול מערכות והגנה מאיומי אינטרנט</w:t>
-            </w:r>
-          </w:p>
-        </w:tc>
-        <w:tc>
-          <w:tcPr>
-            <w:tcW w:type="dxa" w:w="9038"/>
-            <w:tcBorders>
-              <w:top w:val="single" w:color="808080" w:sz="4"/>
-              <w:left w:val="single" w:color="808080" w:sz="4"/>
-              <w:bottom w:val="single" w:color="808080" w:sz="4"/>
-              <w:right w:val="single" w:color="808080" w:sz="4"/>
-            </w:tcBorders>
-            <w:tcMar>
-              <w:top w:type="dxa" w:w="60"/>
-              <w:left w:type="dxa" w:w="100"/>
-              <w:bottom w:type="dxa" w:w="60"/>
-              <w:right w:type="dxa" w:w="100"/>
-            </w:tcMar>
-          </w:tcPr>
-          <w:p>
-            <w:pPr>
-              <w:bidi/>
-              <w:spacing w:after="60"/>
-              <w:jc w:val="right"/>
-            </w:pPr>
-            <w:r>
-              <w:rPr>
-                <w:rFonts w:ascii="Arial" w:cs="Arial" w:eastAsia="Arial" w:hAnsi="Arial"/>
-                <w:b w:val="false"/>
-                <w:bCs w:val="false"/>
-                <w:sz w:val="20"/>
-                <w:szCs w:val="20"/>
-                <w:rtl/>
-              </w:rPr>
-              <w:t xml:space="preserve">תוספת ב' לנספח ד' כוללת דרישות לפתרון EDR/XDR מנוהל "בכל תחנות הקצה ובשרתים", לסינון גלישה "בכל תחנות הקצה" ולרכיב NGFW הכולל IPS. מבוקש להבהיר:</w:t>
-            </w:r>
-          </w:p>
-          <w:p>
-            <w:pPr>
-              <w:bidi/>
-              <w:spacing w:after="60"/>
-              <w:jc w:val="right"/>
-            </w:pPr>
-            <w:r>
-              <w:rPr>
-                <w:rFonts w:ascii="Arial" w:cs="Arial" w:eastAsia="Arial" w:hAnsi="Arial"/>
-                <w:b w:val="false"/>
-                <w:bCs w:val="false"/>
-                <w:sz w:val="20"/>
-                <w:szCs w:val="20"/>
-                <w:rtl/>
-              </w:rPr>
-              <w:t xml:space="preserve">(א) האם הדרישות חלות על מערכות הספק ועל רכיבי המערכת שהספק מתקין בלבד, או גם על תחנות הקצה והרשת של העירייה;</w:t>
-            </w:r>
-          </w:p>
-          <w:p>
-            <w:pPr>
-              <w:bidi/>
-              <w:spacing w:after="60"/>
-              <w:jc w:val="right"/>
-            </w:pPr>
-            <w:r>
-              <w:rPr>
-                <w:rFonts w:ascii="Arial" w:cs="Arial" w:eastAsia="Arial" w:hAnsi="Arial"/>
-                <w:b w:val="false"/>
-                <w:bCs w:val="false"/>
-                <w:sz w:val="20"/>
-                <w:szCs w:val="20"/>
-                <w:rtl/>
-              </w:rPr>
-              <w:t xml:space="preserve">(ב) האם קיים בעירייה פתרון XDR שהספק נדרש לתמוך בו ולהתממשק אליו, או שהספק נדרש לספק פתרון כזה;</w:t>
-            </w:r>
-          </w:p>
-          <w:p>
-            <w:pPr>
-              <w:bidi/>
-              <w:spacing w:after="60"/>
-              <w:jc w:val="right"/>
-            </w:pPr>
-            <w:r>
-              <w:rPr>
-                <w:rFonts w:ascii="Arial" w:cs="Arial" w:eastAsia="Arial" w:hAnsi="Arial"/>
-                <w:b w:val="false"/>
-                <w:bCs w:val="false"/>
-                <w:sz w:val="20"/>
-                <w:szCs w:val="20"/>
-                <w:rtl/>
-              </w:rPr>
-              <w:t xml:space="preserve">(ג) כי חיבור האינטרנט של העירייה, סינון הגלישה וה-NGFW ברשת העירייה אינם באחריות הספק;</w:t>
-            </w:r>
-          </w:p>
-          <w:p>
-            <w:pPr>
-              <w:bidi/>
-              <w:spacing w:after="60"/>
-              <w:jc w:val="right"/>
-            </w:pPr>
-            <w:r>
-              <w:rPr>
-                <w:rFonts w:ascii="Arial" w:cs="Arial" w:eastAsia="Arial" w:hAnsi="Arial"/>
-                <w:b w:val="false"/>
-                <w:bCs w:val="false"/>
-                <w:sz w:val="20"/>
-                <w:szCs w:val="20"/>
-                <w:rtl/>
-              </w:rPr>
-              <w:t xml:space="preserve">(ד) ככל שנדרשים שירותי אבטחת מידע או ציוד אבטחה מעבר לרכיבי הטלפוניה – כיצד יתומחרו, שכן אין להם סעיף בטופס הצעת המחיר.</w:t>
-            </w:r>
-          </w:p>
+              <w:t xml:space="preserve">3.5</w:t>
+            </w:r>
+          </w:p>
+        </w:tc>
+        <w:tc>
+          <w:tcPr>
+            <w:vMerge w:val="continue"/>
+            <w:tcBorders>
+              <w:top w:val="single" w:color="808080" w:sz="4"/>
+              <w:left w:val="single" w:color="808080" w:sz="4"/>
+              <w:bottom w:val="single" w:color="808080" w:sz="4"/>
+              <w:right w:val="single" w:color="808080" w:sz="4"/>
+            </w:tcBorders>
+          </w:tcPr>
+          <w:p/>
         </w:tc>
       </w:tr>
       <w:tr>
@@ -10044,7 +10220,7 @@
                 <w:szCs w:val="20"/>
                 <w:rtl/>
               </w:rPr>
-              <w:t xml:space="preserve">44</w:t>
+              <w:t xml:space="preserve">48</w:t>
             </w:r>
           </w:p>
         </w:tc>
@@ -10079,7 +10255,7 @@
                 <w:szCs w:val="20"/>
                 <w:rtl/>
               </w:rPr>
-              <w:t xml:space="preserve">מסמך ג' – הסכם</w:t>
+              <w:t xml:space="preserve">נספח א' – מפרט השירותים (קובץ נפרד)</w:t>
             </w:r>
           </w:p>
         </w:tc>
@@ -10114,7 +10290,7 @@
                 <w:szCs w:val="20"/>
                 <w:rtl/>
               </w:rPr>
-              <w:t xml:space="preserve">32</w:t>
+              <w:t xml:space="preserve">15, 16</w:t>
             </w:r>
           </w:p>
         </w:tc>
@@ -10149,7 +10325,7 @@
                 <w:szCs w:val="20"/>
                 <w:rtl/>
               </w:rPr>
-              <w:t xml:space="preserve">11 (11.1)</w:t>
+              <w:t xml:space="preserve">9.4, 9.7.3</w:t>
             </w:r>
           </w:p>
         </w:tc>
@@ -10184,61 +10360,7 @@
                 <w:szCs w:val="20"/>
                 <w:rtl/>
               </w:rPr>
-              <w:t xml:space="preserve">מבוקש לצמצם את אחריות הספק לאחריות על פי דין: בסעיף 11.1 – למחוק את המלל "אחריות מלאה ומוחלטת" ולכתוב "על פי דין".</w:t>
-            </w:r>
-          </w:p>
-          <w:p>
-            <w:pPr>
-              <w:bidi/>
-              <w:spacing w:after="60"/>
-              <w:jc w:val="right"/>
-            </w:pPr>
-            <w:r>
-              <w:rPr>
-                <w:rFonts w:ascii="Arial" w:cs="Arial" w:eastAsia="Arial" w:hAnsi="Arial"/>
-                <w:b w:val="false"/>
-                <w:bCs w:val="false"/>
-                <w:sz w:val="20"/>
-                <w:szCs w:val="20"/>
-                <w:rtl/>
-              </w:rPr>
-              <w:t xml:space="preserve">כמו כן מבוקש להוסיף להסכם סעיף הגבלת אחריות בנוסח הבא:</w:t>
-            </w:r>
-          </w:p>
-          <w:p>
-            <w:pPr>
-              <w:bidi/>
-              <w:spacing w:after="60"/>
-              <w:jc w:val="right"/>
-            </w:pPr>
-            <w:r>
-              <w:rPr>
-                <w:rFonts w:ascii="Arial" w:cs="Arial" w:eastAsia="Arial" w:hAnsi="Arial"/>
-                <w:b w:val="false"/>
-                <w:bCs w:val="false"/>
-                <w:sz w:val="20"/>
-                <w:szCs w:val="20"/>
-                <w:rtl/>
-              </w:rPr>
-              <w:t xml:space="preserve">"הגבלת אחריות – מובהר ומוסכם כי חבות הספק ואחריותו בכל מקום בו נושא הספק באחריות ו/או בפיצוי ו/או בשיפוי על פי הסכם זה לרבות נספחיו כפופה לתנאים המצטברים דלהלן: (1) התקבל פס"ד חלוט; (2) העירייה הודיעה לספק על כל תביעה או דרישה כאמור מיד עם היוודע לה על כך ואפשרה לספק לנהל את ההגנה, ולא התפשרה בשמו ובמקומו ו/או ללא אישורו של הספק מראש ובכתב; (3) בשום מקרה הספק לא יישא בנזקים עקיפים ו/או תוצאתיים, לרבות כלכליים טהורים.</w:t>
-            </w:r>
-          </w:p>
-          <w:p>
-            <w:pPr>
-              <w:bidi/>
-              <w:spacing w:after="60"/>
-              <w:jc w:val="right"/>
-            </w:pPr>
-            <w:r>
-              <w:rPr>
-                <w:rFonts w:ascii="Arial" w:cs="Arial" w:eastAsia="Arial" w:hAnsi="Arial"/>
-                <w:b w:val="false"/>
-                <w:bCs w:val="false"/>
-                <w:sz w:val="20"/>
-                <w:szCs w:val="20"/>
-                <w:rtl/>
-              </w:rPr>
-              <w:t xml:space="preserve">על אף האמור בסעיף זה, ועל אף כל הוראה אחרת בהסכם זה, מוסכם בזאת מפורשות כי אחריות הספק והשיעור המרבי של הפיצויים ו/או השיפוי ו/או ההוצאות ו/או דמי הנזק בהם יישא הספק על פי הסכם זה או על פי דין, לא יעלו בכל מקרה על סכום של __________ ₪, והעירייה פוטרת את הספק ומוותרת בזאת על כל תשלום העולה על סכום הפיצוי המרבי המצוין לעיל. הוראות סעיף זה יחולו אף לאחר סיום ההסכם ו/או ביטולו."</w:t>
+              <w:t xml:space="preserve">מבוקש להבהיר: (א) האם האישורים ו-3 ההמלצות על אנשי הצוות (סעיף 9.4) נדרשים כבר בשלב הגשת ההצעה, ובאיזה פורמט, שכן הם אינם מופיעים בטבלת המסמכים להגשה (מסמך א'(8)); (ב) כמה אנשי צוות יש להציג; (ג) סעיף 9.7.3 מפנה ל"סעיף 3 נספח ב'", ונספח ב' הוא נוסח ערבות הביצוע – לאיזה סעיף הכוונה.</w:t>
             </w:r>
           </w:p>
         </w:tc>
@@ -10278,7 +10400,7 @@
                 <w:szCs w:val="20"/>
                 <w:rtl/>
               </w:rPr>
-              <w:t xml:space="preserve">45</w:t>
+              <w:t xml:space="preserve">49</w:t>
             </w:r>
           </w:p>
         </w:tc>
@@ -10313,7 +10435,7 @@
                 <w:szCs w:val="20"/>
                 <w:rtl/>
               </w:rPr>
-              <w:t xml:space="preserve">מסמך ג' – הסכם</w:t>
+              <w:t xml:space="preserve">נספח א' – מפרט השירותים (קובץ נפרד)</w:t>
             </w:r>
           </w:p>
         </w:tc>
@@ -10348,7 +10470,7 @@
                 <w:szCs w:val="20"/>
                 <w:rtl/>
               </w:rPr>
-              <w:t xml:space="preserve">33</w:t>
+              <w:t xml:space="preserve">17–18</w:t>
             </w:r>
           </w:p>
         </w:tc>
@@ -10383,7 +10505,7 @@
                 <w:szCs w:val="20"/>
                 <w:rtl/>
               </w:rPr>
-              <w:t xml:space="preserve">12.1</w:t>
+              <w:t xml:space="preserve">רמת שירות שוטפת, סעיפים 1–2</w:t>
             </w:r>
           </w:p>
         </w:tc>
@@ -10418,7 +10540,7 @@
                 <w:szCs w:val="20"/>
                 <w:rtl/>
               </w:rPr>
-              <w:t xml:space="preserve">מבוקש לבצע את השינויים הבאים בסעיף 12.1: (א) בשורה 3 – למחוק את המלל "ובעלת מוניטין"; (ב) בשורה 4 – למחוק את המלל "בביטוחים אלו" ולכתוב "בביטוחי החבויות בגין אחריותה למעשי ומחדלי הספק"; (ג) בשורה 5 – למחוק את המלל "כל תקופת חבותו החוקית" ולכתוב "למשך 3 שנים נוספות ממועד סיום ההתקשרות".</w:t>
+              <w:t xml:space="preserve">מבוקש להבהיר כי זמני הטיפול והקנסות בטבלה שבסעיף 2 לא יחולו על תקלות שמקורן בתשתיות שבאחריות העירייה או צד שלישי (רשת מקומית, חשמל, קישורי הגמ"מ, ספקי תקשורת שאינם הספק), וכי הקנס בגין "השבתת שרות" (5,000 ₪ ליום) חל רק כשההשבתה באחריות הספק.</w:t>
             </w:r>
           </w:p>
         </w:tc>
@@ -10458,7 +10580,7 @@
                 <w:szCs w:val="20"/>
                 <w:rtl/>
               </w:rPr>
-              <w:t xml:space="preserve">46</w:t>
+              <w:t xml:space="preserve">50</w:t>
             </w:r>
           </w:p>
         </w:tc>
@@ -10493,7 +10615,7 @@
                 <w:szCs w:val="20"/>
                 <w:rtl/>
               </w:rPr>
-              <w:t xml:space="preserve">מסמך ג' – הסכם</w:t>
+              <w:t xml:space="preserve">נספח א' – מפרט השירותים (קובץ נפרד)</w:t>
             </w:r>
           </w:p>
         </w:tc>
@@ -10528,7 +10650,7 @@
                 <w:szCs w:val="20"/>
                 <w:rtl/>
               </w:rPr>
-              <w:t xml:space="preserve">33</w:t>
+              <w:t xml:space="preserve">19</w:t>
             </w:r>
           </w:p>
         </w:tc>
@@ -10563,7 +10685,7 @@
                 <w:szCs w:val="20"/>
                 <w:rtl/>
               </w:rPr>
-              <w:t xml:space="preserve">12.4</w:t>
+              <w:t xml:space="preserve">פרק 4 – זמני ביצוע הסבה</w:t>
             </w:r>
           </w:p>
         </w:tc>
@@ -10598,7 +10720,7 @@
                 <w:szCs w:val="20"/>
                 <w:rtl/>
               </w:rPr>
-              <w:t xml:space="preserve">מבוקש לבצע את השינויים הבאים בסעיף 12.4: (א) בשורה 2 – למחוק את המילה "מתחייב" ולכתוב "רשאי"; (ב) בשורה 3 – למחוק את המלל "והפועלים מטעמה"; (ג) בשורה 3 – למחוק את המלל "ו/או יורחב שם המבוטח לכלול את העיריה ו/או הפועלים מטעמה לעניין ביטוחי חבויות, בכפוף לסעיף אחריות צולבת כאילו נערך הביטוח בנפרד עבור כל אחד מיחידי המבוטח" ולכתוב "למעט כלפי מי שגרם לנזק בזדון".</w:t>
+              <w:t xml:space="preserve">נקבע כי ההסבה תבוצע בין יום חמישי בשעה 20:00 ליום ראשון בשעה 02:00, ובהמשך נקבע כי המערכות יחזרו לפעולה מלאה ביום ראשון בשעה 05:30. מבוקש להבהיר מהי השעה הקובעת לסיום ההסבה.</w:t>
             </w:r>
           </w:p>
         </w:tc>
@@ -10638,7 +10760,7 @@
                 <w:szCs w:val="20"/>
                 <w:rtl/>
               </w:rPr>
-              <w:t xml:space="preserve">47</w:t>
+              <w:t xml:space="preserve">51</w:t>
             </w:r>
           </w:p>
         </w:tc>
@@ -10673,7 +10795,7 @@
                 <w:szCs w:val="20"/>
                 <w:rtl/>
               </w:rPr>
-              <w:t xml:space="preserve">מסמך ג' – הסכם</w:t>
+              <w:t xml:space="preserve">נספח א' – מפרט השירותים (קובץ נפרד)</w:t>
             </w:r>
           </w:p>
         </w:tc>
@@ -10708,7 +10830,7 @@
                 <w:szCs w:val="20"/>
                 <w:rtl/>
               </w:rPr>
-              <w:t xml:space="preserve">34</w:t>
+              <w:t xml:space="preserve">20</w:t>
             </w:r>
           </w:p>
         </w:tc>
@@ -10743,7 +10865,7 @@
                 <w:szCs w:val="20"/>
                 <w:rtl/>
               </w:rPr>
-              <w:t xml:space="preserve">12.5</w:t>
+              <w:t xml:space="preserve">טבלה 3 – פיצוי מוסכם בהקמה</w:t>
             </w:r>
           </w:p>
         </w:tc>
@@ -10778,7 +10900,25 @@
                 <w:szCs w:val="20"/>
                 <w:rtl/>
               </w:rPr>
-              <w:t xml:space="preserve">מבוקש לבצע את השינויים הבאים בסעיף 12.5: (א) בשורה 3 – למחוק את המילה "תימסר" ולכתוב "תישלח"; (ב) בשורה 4 – למחוק את המלל "בדואר רשום".</w:t>
+              <w:t xml:space="preserve">הטבלה מטילה על הספק, בנוסף לפיצוי המוסכם, תשלום לספק המערכת הקודמת של כל עלויות הפעלתה מחדש, הפרשי מחירים בין המערכות והוצאות פרסום לתושבים, ללא תקרה.</w:t>
+            </w:r>
+          </w:p>
+          <w:p>
+            <w:pPr>
+              <w:bidi/>
+              <w:spacing w:after="60"/>
+              <w:jc w:val="right"/>
+            </w:pPr>
+            <w:r>
+              <w:rPr>
+                <w:rFonts w:ascii="Arial" w:cs="Arial" w:eastAsia="Arial" w:hAnsi="Arial"/>
+                <w:b w:val="false"/>
+                <w:bCs w:val="false"/>
+                <w:sz w:val="20"/>
+                <w:szCs w:val="20"/>
+                <w:rtl/>
+              </w:rPr>
+              <w:t xml:space="preserve">מבוקש למחוק רכיבים אלה, או לחלופין לקבוע תקרה כוללת לכלל הפיצויים בשלב ההקמה בשיעור של 10% מהמחיר המוצע בסעיף 1 לטופס הצעת המחיר, וכן תקרת אחריות כוללת להסכם.</w:t>
             </w:r>
           </w:p>
         </w:tc>
@@ -10818,7 +10958,7 @@
                 <w:szCs w:val="20"/>
                 <w:rtl/>
               </w:rPr>
-              <w:t xml:space="preserve">48</w:t>
+              <w:t xml:space="preserve">52</w:t>
             </w:r>
           </w:p>
         </w:tc>
@@ -10853,7 +10993,7 @@
                 <w:szCs w:val="20"/>
                 <w:rtl/>
               </w:rPr>
-              <w:t xml:space="preserve">מסמך ג' – הסכם</w:t>
+              <w:t xml:space="preserve">נספח א' – מפרט השירותים (קובץ נפרד)</w:t>
             </w:r>
           </w:p>
         </w:tc>
@@ -10888,7 +11028,7 @@
                 <w:szCs w:val="20"/>
                 <w:rtl/>
               </w:rPr>
-              <w:t xml:space="preserve">34</w:t>
+              <w:t xml:space="preserve">21</w:t>
             </w:r>
           </w:p>
         </w:tc>
@@ -10923,7 +11063,7 @@
                 <w:szCs w:val="20"/>
                 <w:rtl/>
               </w:rPr>
-              <w:t xml:space="preserve">12.6</w:t>
+              <w:t xml:space="preserve">5.8</w:t>
             </w:r>
           </w:p>
         </w:tc>
@@ -10958,7 +11098,7 @@
                 <w:szCs w:val="20"/>
                 <w:rtl/>
               </w:rPr>
-              <w:t xml:space="preserve">מבוקש לבצע את השינויים הבאים בסעיף 12.6: (א) בשורה 1 – למחוק את המלל "ו/או מי מטעמה"; (ב) בשורה 2 – לאחר המילה "נזק" להוסיף "לרכוש הספק".</w:t>
+              <w:t xml:space="preserve">נקבע קנס של 5,000 ₪ לכל יום איחור בהעברת המידע בתקופת החפיפה. מבוקש להגדיר את המועד להעברת המידע ואת הפורמט שלו, ולקבוע תקרה לקנס.</w:t>
             </w:r>
           </w:p>
         </w:tc>
@@ -10998,7 +11138,7 @@
                 <w:szCs w:val="20"/>
                 <w:rtl/>
               </w:rPr>
-              <w:t xml:space="preserve">49</w:t>
+              <w:t xml:space="preserve">53</w:t>
             </w:r>
           </w:p>
         </w:tc>
@@ -11033,7 +11173,7 @@
                 <w:szCs w:val="20"/>
                 <w:rtl/>
               </w:rPr>
-              <w:t xml:space="preserve">מסמך ג' – הסכם</w:t>
+              <w:t xml:space="preserve">נספח ג' – נוסח אישור קיום ביטוחים</w:t>
             </w:r>
           </w:p>
         </w:tc>
@@ -11068,7 +11208,7 @@
                 <w:szCs w:val="20"/>
                 <w:rtl/>
               </w:rPr>
-              <w:t xml:space="preserve">34</w:t>
+              <w:t xml:space="preserve">42</w:t>
             </w:r>
           </w:p>
         </w:tc>
@@ -11103,7 +11243,7 @@
                 <w:szCs w:val="20"/>
                 <w:rtl/>
               </w:rPr>
-              <w:t xml:space="preserve">12.8</w:t>
+              <w:t xml:space="preserve">אחריות מקצועית</w:t>
             </w:r>
           </w:p>
         </w:tc>
@@ -11138,7 +11278,7 @@
                 <w:szCs w:val="20"/>
                 <w:rtl/>
               </w:rPr>
-              <w:t xml:space="preserve">מבוקש למחוק את סעיף 12.8.</w:t>
+              <w:t xml:space="preserve">מבוקש לאשר כי ניתן להציג את הכיסוי לנזקי סייבר בפוליסת סייבר נפרדת, במקום כהרחבה לפוליסת האחריות המקצועית.</w:t>
             </w:r>
           </w:p>
         </w:tc>
@@ -11178,7 +11318,7 @@
                 <w:szCs w:val="20"/>
                 <w:rtl/>
               </w:rPr>
-              <w:t xml:space="preserve">50</w:t>
+              <w:t xml:space="preserve">54</w:t>
             </w:r>
           </w:p>
         </w:tc>
@@ -11213,7 +11353,7 @@
                 <w:szCs w:val="20"/>
                 <w:rtl/>
               </w:rPr>
-              <w:t xml:space="preserve">מסמך ג' – הסכם</w:t>
+              <w:t xml:space="preserve">נספח ג' – נוסח אישור קיום ביטוחים</w:t>
             </w:r>
           </w:p>
         </w:tc>
@@ -11248,7 +11388,7 @@
                 <w:szCs w:val="20"/>
                 <w:rtl/>
               </w:rPr>
-              <w:t xml:space="preserve">34</w:t>
+              <w:t xml:space="preserve">42</w:t>
             </w:r>
           </w:p>
         </w:tc>
@@ -11283,7 +11423,7 @@
                 <w:szCs w:val="20"/>
                 <w:rtl/>
               </w:rPr>
-              <w:t xml:space="preserve">12.9</w:t>
+              <w:t xml:space="preserve">אישור קיום ביטוחים</w:t>
             </w:r>
           </w:p>
         </w:tc>
@@ -11318,7 +11458,61 @@
                 <w:szCs w:val="20"/>
                 <w:rtl/>
               </w:rPr>
-              <w:t xml:space="preserve">מבוקש למחוק בסעיף 12.9 את המלל "ו/או בהמצאת העתקי הפוליסות".</w:t>
+              <w:t xml:space="preserve">גורמים נוספים הקשורים למבקש האישור – יש למחוק את המלל: "תאגידים עירוניים ו/או חברות קשורות".</w:t>
+            </w:r>
+          </w:p>
+          <w:p>
+            <w:pPr>
+              <w:bidi/>
+              <w:spacing w:after="60"/>
+              <w:jc w:val="right"/>
+            </w:pPr>
+            <w:r>
+              <w:rPr>
+                <w:rFonts w:ascii="Arial" w:cs="Arial" w:eastAsia="Arial" w:hAnsi="Arial"/>
+                <w:b w:val="false"/>
+                <w:bCs w:val="false"/>
+                <w:sz w:val="20"/>
+                <w:szCs w:val="20"/>
+                <w:rtl/>
+              </w:rPr>
+              <w:t xml:space="preserve">ביטוח צד שלישי – יש למחוק קוד 329.</w:t>
+            </w:r>
+          </w:p>
+          <w:p>
+            <w:pPr>
+              <w:bidi/>
+              <w:spacing w:after="60"/>
+              <w:jc w:val="right"/>
+            </w:pPr>
+            <w:r>
+              <w:rPr>
+                <w:rFonts w:ascii="Arial" w:cs="Arial" w:eastAsia="Arial" w:hAnsi="Arial"/>
+                <w:b w:val="false"/>
+                <w:bCs w:val="false"/>
+                <w:sz w:val="20"/>
+                <w:szCs w:val="20"/>
+                <w:rtl/>
+              </w:rPr>
+              <w:t xml:space="preserve">ביטוח חבות מעבידים – יש למחוק קוד 350.</w:t>
+            </w:r>
+          </w:p>
+          <w:p>
+            <w:pPr>
+              <w:bidi/>
+              <w:spacing w:after="60"/>
+              <w:jc w:val="right"/>
+            </w:pPr>
+            <w:r>
+              <w:rPr>
+                <w:rFonts w:ascii="Arial" w:cs="Arial" w:eastAsia="Arial" w:hAnsi="Arial"/>
+                <w:b w:val="false"/>
+                <w:bCs w:val="false"/>
+                <w:sz w:val="20"/>
+                <w:szCs w:val="20"/>
+                <w:rtl/>
+              </w:rPr>
+              <w:t xml:space="preserve">ביטוח אחריות מקצועית – יש למחוק קוד 339 ולהוסיף במקום ביטוח סייבר לאישור קיום הביטוח.</w:t>
             </w:r>
           </w:p>
         </w:tc>
@@ -11358,82 +11552,82 @@
                 <w:szCs w:val="20"/>
                 <w:rtl/>
               </w:rPr>
+              <w:t xml:space="preserve">55</w:t>
+            </w:r>
+          </w:p>
+        </w:tc>
+        <w:tc>
+          <w:tcPr>
+            <w:tcW w:type="dxa" w:w="2400"/>
+            <w:tcBorders>
+              <w:top w:val="single" w:color="808080" w:sz="4"/>
+              <w:left w:val="single" w:color="808080" w:sz="4"/>
+              <w:bottom w:val="single" w:color="808080" w:sz="4"/>
+              <w:right w:val="single" w:color="808080" w:sz="4"/>
+            </w:tcBorders>
+            <w:tcMar>
+              <w:top w:type="dxa" w:w="60"/>
+              <w:left w:type="dxa" w:w="100"/>
+              <w:bottom w:type="dxa" w:w="60"/>
+              <w:right w:type="dxa" w:w="100"/>
+            </w:tcMar>
+          </w:tcPr>
+          <w:p>
+            <w:pPr>
+              <w:bidi/>
+              <w:spacing w:after="60"/>
+              <w:jc w:val="right"/>
+            </w:pPr>
+            <w:r>
+              <w:rPr>
+                <w:rFonts w:ascii="Arial" w:cs="Arial" w:eastAsia="Arial" w:hAnsi="Arial"/>
+                <w:b w:val="false"/>
+                <w:bCs w:val="false"/>
+                <w:sz w:val="20"/>
+                <w:szCs w:val="20"/>
+                <w:rtl/>
+              </w:rPr>
+              <w:t xml:space="preserve">נספח ד' – נספח מיקור חוץ לעיבוד מידע אישי</w:t>
+            </w:r>
+          </w:p>
+        </w:tc>
+        <w:tc>
+          <w:tcPr>
+            <w:tcW w:type="dxa" w:w="800"/>
+            <w:tcBorders>
+              <w:top w:val="single" w:color="808080" w:sz="4"/>
+              <w:left w:val="single" w:color="808080" w:sz="4"/>
+              <w:bottom w:val="single" w:color="808080" w:sz="4"/>
+              <w:right w:val="single" w:color="808080" w:sz="4"/>
+            </w:tcBorders>
+            <w:tcMar>
+              <w:top w:type="dxa" w:w="60"/>
+              <w:left w:type="dxa" w:w="100"/>
+              <w:bottom w:type="dxa" w:w="60"/>
+              <w:right w:type="dxa" w:w="100"/>
+            </w:tcMar>
+          </w:tcPr>
+          <w:p>
+            <w:pPr>
+              <w:bidi/>
+              <w:spacing w:after="60"/>
+              <w:jc w:val="center"/>
+            </w:pPr>
+            <w:r>
+              <w:rPr>
+                <w:rFonts w:ascii="Arial" w:cs="Arial" w:eastAsia="Arial" w:hAnsi="Arial"/>
+                <w:b w:val="false"/>
+                <w:bCs w:val="false"/>
+                <w:sz w:val="20"/>
+                <w:szCs w:val="20"/>
+                <w:rtl/>
+              </w:rPr>
               <w:t xml:space="preserve">51</w:t>
             </w:r>
           </w:p>
         </w:tc>
         <w:tc>
           <w:tcPr>
-            <w:tcW w:type="dxa" w:w="2400"/>
-            <w:tcBorders>
-              <w:top w:val="single" w:color="808080" w:sz="4"/>
-              <w:left w:val="single" w:color="808080" w:sz="4"/>
-              <w:bottom w:val="single" w:color="808080" w:sz="4"/>
-              <w:right w:val="single" w:color="808080" w:sz="4"/>
-            </w:tcBorders>
-            <w:tcMar>
-              <w:top w:type="dxa" w:w="60"/>
-              <w:left w:type="dxa" w:w="100"/>
-              <w:bottom w:type="dxa" w:w="60"/>
-              <w:right w:type="dxa" w:w="100"/>
-            </w:tcMar>
-          </w:tcPr>
-          <w:p>
-            <w:pPr>
-              <w:bidi/>
-              <w:spacing w:after="60"/>
-              <w:jc w:val="right"/>
-            </w:pPr>
-            <w:r>
-              <w:rPr>
-                <w:rFonts w:ascii="Arial" w:cs="Arial" w:eastAsia="Arial" w:hAnsi="Arial"/>
-                <w:b w:val="false"/>
-                <w:bCs w:val="false"/>
-                <w:sz w:val="20"/>
-                <w:szCs w:val="20"/>
-                <w:rtl/>
-              </w:rPr>
-              <w:t xml:space="preserve">מסמך ג' – הסכם</w:t>
-            </w:r>
-          </w:p>
-        </w:tc>
-        <w:tc>
-          <w:tcPr>
-            <w:tcW w:type="dxa" w:w="800"/>
-            <w:tcBorders>
-              <w:top w:val="single" w:color="808080" w:sz="4"/>
-              <w:left w:val="single" w:color="808080" w:sz="4"/>
-              <w:bottom w:val="single" w:color="808080" w:sz="4"/>
-              <w:right w:val="single" w:color="808080" w:sz="4"/>
-            </w:tcBorders>
-            <w:tcMar>
-              <w:top w:type="dxa" w:w="60"/>
-              <w:left w:type="dxa" w:w="100"/>
-              <w:bottom w:type="dxa" w:w="60"/>
-              <w:right w:type="dxa" w:w="100"/>
-            </w:tcMar>
-          </w:tcPr>
-          <w:p>
-            <w:pPr>
-              <w:bidi/>
-              <w:spacing w:after="60"/>
-              <w:jc w:val="center"/>
-            </w:pPr>
-            <w:r>
-              <w:rPr>
-                <w:rFonts w:ascii="Arial" w:cs="Arial" w:eastAsia="Arial" w:hAnsi="Arial"/>
-                <w:b w:val="false"/>
-                <w:bCs w:val="false"/>
-                <w:sz w:val="20"/>
-                <w:szCs w:val="20"/>
-                <w:rtl/>
-              </w:rPr>
-              <w:t xml:space="preserve">34</w:t>
-            </w:r>
-          </w:p>
-        </w:tc>
-        <w:tc>
-          <w:tcPr>
             <w:tcW w:type="dxa" w:w="1900"/>
             <w:tcBorders>
               <w:top w:val="single" w:color="808080" w:sz="4"/>
@@ -11463,7 +11657,7 @@
                 <w:szCs w:val="20"/>
                 <w:rtl/>
               </w:rPr>
-              <w:t xml:space="preserve">12.10</w:t>
+              <w:t xml:space="preserve">תוספת ב - אבטחת מידע</w:t>
             </w:r>
           </w:p>
         </w:tc>
@@ -11498,7 +11692,7 @@
                 <w:szCs w:val="20"/>
                 <w:rtl/>
               </w:rPr>
-              <w:t xml:space="preserve">מבוקש למחוק את סעיף 12.10.</w:t>
+              <w:t xml:space="preserve">האם הספק צריך לספק פתרון XDR או קיים פתרון כזה אצלכם והספק צריך לתמוך?</w:t>
             </w:r>
           </w:p>
         </w:tc>
@@ -11538,7 +11732,7 @@
                 <w:szCs w:val="20"/>
                 <w:rtl/>
               </w:rPr>
-              <w:t xml:space="preserve">52</w:t>
+              <w:t xml:space="preserve">56</w:t>
             </w:r>
           </w:p>
         </w:tc>
@@ -11573,7 +11767,7 @@
                 <w:szCs w:val="20"/>
                 <w:rtl/>
               </w:rPr>
-              <w:t xml:space="preserve">מסמך ג' – הסכם</w:t>
+              <w:t xml:space="preserve">נספח ד' – נספח מיקור חוץ לעיבוד מידע אישי</w:t>
             </w:r>
           </w:p>
         </w:tc>
@@ -11608,7 +11802,7 @@
                 <w:szCs w:val="20"/>
                 <w:rtl/>
               </w:rPr>
-              <w:t xml:space="preserve">34</w:t>
+              <w:t xml:space="preserve">51</w:t>
             </w:r>
           </w:p>
         </w:tc>
@@ -11643,7 +11837,7 @@
                 <w:szCs w:val="20"/>
                 <w:rtl/>
               </w:rPr>
-              <w:t xml:space="preserve">12.11</w:t>
+              <w:t xml:space="preserve">תוספת ב - אבטחת מידע</w:t>
             </w:r>
           </w:p>
         </w:tc>
@@ -11678,7 +11872,7 @@
                 <w:szCs w:val="20"/>
                 <w:rtl/>
               </w:rPr>
-              <w:t xml:space="preserve">מבוקש להוסיף בסוף סעיף 12.11: "על אף האמור, מוסכם ומובהר כי אי המצאת אישורי הביטוח במועדים המצוינים לעיל לא תהווה הפרה של תנאי מהותי, אלא אם הספק לא פעל להעברת אישורי הביטוח תוך 10 ימי עבודה מיום בקשת העירייה בכתב."</w:t>
+              <w:t xml:space="preserve">בהצעת מחיר התייחסתם רק לשירותי מרכזיות, לא לשירותי אבטחת מידע או ציוד אינטגרציה. אם יש צורך בשירות כזה, נוכל לתת הצעת מחיר בהתאם.</w:t>
             </w:r>
           </w:p>
         </w:tc>
@@ -11718,7 +11912,7 @@
                 <w:szCs w:val="20"/>
                 <w:rtl/>
               </w:rPr>
-              <w:t xml:space="preserve">53</w:t>
+              <w:t xml:space="preserve">57</w:t>
             </w:r>
           </w:p>
         </w:tc>
@@ -11753,7 +11947,7 @@
                 <w:szCs w:val="20"/>
                 <w:rtl/>
               </w:rPr>
-              <w:t xml:space="preserve">מסמך ג' – הסכם</w:t>
+              <w:t xml:space="preserve">נספח ד' – נספח מיקור חוץ לעיבוד מידע אישי</w:t>
             </w:r>
           </w:p>
         </w:tc>
@@ -11788,7 +11982,7 @@
                 <w:szCs w:val="20"/>
                 <w:rtl/>
               </w:rPr>
-              <w:t xml:space="preserve">34</w:t>
+              <w:t xml:space="preserve">51</w:t>
             </w:r>
           </w:p>
         </w:tc>
@@ -11823,7 +12017,7 @@
                 <w:szCs w:val="20"/>
                 <w:rtl/>
               </w:rPr>
-              <w:t xml:space="preserve">12.12</w:t>
+              <w:t xml:space="preserve">תוספת ב - אבטחת מידע - הגנה מאיומי אינטרנט</w:t>
             </w:r>
           </w:p>
         </w:tc>
@@ -11858,7 +12052,7 @@
                 <w:szCs w:val="20"/>
                 <w:rtl/>
               </w:rPr>
-              <w:t xml:space="preserve">מבוקש למחוק בסעיף 12.12 את המלל "במידה ויידרש, הספק מתחייב להמציא לעירייה את אישורי הביטוח של קבלני המשנה הפועלים מטעמו בביצוע הסכם זה".</w:t>
+              <w:t xml:space="preserve">האינטרנט הוא שלכם לא דרך הספק. יש דרישה להפעיל סינון גלישה בכל תחנות הקצה, NGFW, IPS  - אשמח להתייחסות</w:t>
             </w:r>
           </w:p>
         </w:tc>
@@ -11870,6 +12064,7 @@
         <w:tc>
           <w:tcPr>
             <w:tcW w:type="dxa" w:w="700"/>
+            <w:vMerge w:val="restart"/>
             <w:tcBorders>
               <w:top w:val="single" w:color="808080" w:sz="4"/>
               <w:left w:val="single" w:color="808080" w:sz="4"/>
@@ -11898,7 +12093,7 @@
                 <w:szCs w:val="20"/>
                 <w:rtl/>
               </w:rPr>
-              <w:t xml:space="preserve">54</w:t>
+              <w:t xml:space="preserve">58</w:t>
             </w:r>
           </w:p>
         </w:tc>
@@ -11933,6 +12128,218 @@
                 <w:szCs w:val="20"/>
                 <w:rtl/>
               </w:rPr>
+              <w:t xml:space="preserve">נספח ה' – טופס הצעת מחיר</w:t>
+            </w:r>
+          </w:p>
+        </w:tc>
+        <w:tc>
+          <w:tcPr>
+            <w:tcW w:type="dxa" w:w="800"/>
+            <w:tcBorders>
+              <w:top w:val="single" w:color="808080" w:sz="4"/>
+              <w:left w:val="single" w:color="808080" w:sz="4"/>
+              <w:bottom w:val="single" w:color="808080" w:sz="4"/>
+              <w:right w:val="single" w:color="808080" w:sz="4"/>
+            </w:tcBorders>
+            <w:tcMar>
+              <w:top w:type="dxa" w:w="60"/>
+              <w:left w:type="dxa" w:w="100"/>
+              <w:bottom w:type="dxa" w:w="60"/>
+              <w:right w:type="dxa" w:w="100"/>
+            </w:tcMar>
+          </w:tcPr>
+          <w:p>
+            <w:pPr>
+              <w:bidi/>
+              <w:spacing w:after="60"/>
+              <w:jc w:val="center"/>
+            </w:pPr>
+            <w:r>
+              <w:rPr>
+                <w:rFonts w:ascii="Arial" w:cs="Arial" w:eastAsia="Arial" w:hAnsi="Arial"/>
+                <w:b w:val="false"/>
+                <w:bCs w:val="false"/>
+                <w:sz w:val="20"/>
+                <w:szCs w:val="20"/>
+                <w:rtl/>
+              </w:rPr>
+              <w:t xml:space="preserve">56</w:t>
+            </w:r>
+          </w:p>
+        </w:tc>
+        <w:tc>
+          <w:tcPr>
+            <w:tcW w:type="dxa" w:w="1900"/>
+            <w:tcBorders>
+              <w:top w:val="single" w:color="808080" w:sz="4"/>
+              <w:left w:val="single" w:color="808080" w:sz="4"/>
+              <w:bottom w:val="single" w:color="808080" w:sz="4"/>
+              <w:right w:val="single" w:color="808080" w:sz="4"/>
+            </w:tcBorders>
+            <w:tcMar>
+              <w:top w:type="dxa" w:w="60"/>
+              <w:left w:type="dxa" w:w="100"/>
+              <w:bottom w:type="dxa" w:w="60"/>
+              <w:right w:type="dxa" w:w="100"/>
+            </w:tcMar>
+          </w:tcPr>
+          <w:p>
+            <w:pPr>
+              <w:bidi/>
+              <w:spacing w:after="60"/>
+              <w:jc w:val="right"/>
+            </w:pPr>
+            <w:r>
+              <w:rPr>
+                <w:rFonts w:ascii="Arial" w:cs="Arial" w:eastAsia="Arial" w:hAnsi="Arial"/>
+                <w:b w:val="false"/>
+                <w:bCs w:val="false"/>
+                <w:sz w:val="20"/>
+                <w:szCs w:val="20"/>
+                <w:rtl/>
+              </w:rPr>
+              <w:t xml:space="preserve">סעיף 1 בטופס</w:t>
+            </w:r>
+          </w:p>
+        </w:tc>
+        <w:tc>
+          <w:tcPr>
+            <w:tcW w:type="dxa" w:w="9038"/>
+            <w:vMerge w:val="restart"/>
+            <w:tcBorders>
+              <w:top w:val="single" w:color="808080" w:sz="4"/>
+              <w:left w:val="single" w:color="808080" w:sz="4"/>
+              <w:bottom w:val="single" w:color="808080" w:sz="4"/>
+              <w:right w:val="single" w:color="808080" w:sz="4"/>
+            </w:tcBorders>
+            <w:tcMar>
+              <w:top w:type="dxa" w:w="60"/>
+              <w:left w:type="dxa" w:w="100"/>
+              <w:bottom w:type="dxa" w:w="60"/>
+              <w:right w:type="dxa" w:w="100"/>
+            </w:tcMar>
+          </w:tcPr>
+          <w:p>
+            <w:pPr>
+              <w:bidi/>
+              <w:spacing w:after="60"/>
+              <w:jc w:val="right"/>
+            </w:pPr>
+            <w:r>
+              <w:rPr>
+                <w:rFonts w:ascii="Arial" w:cs="Arial" w:eastAsia="Arial" w:hAnsi="Arial"/>
+                <w:b w:val="false"/>
+                <w:bCs w:val="false"/>
+                <w:sz w:val="20"/>
+                <w:szCs w:val="20"/>
+                <w:rtl/>
+              </w:rPr>
+              <w:t xml:space="preserve">סעיף 1 מוגדר כ"קומפלט – חד פעמי / תשלום אחד ל-36 חודשים", והוא כולל גם שירות, תחזוקה ומרכזיית ענן לתקופה של 36 חודשים. מבוקש להבהיר:</w:t>
+            </w:r>
+          </w:p>
+          <w:p>
+            <w:pPr>
+              <w:bidi/>
+              <w:spacing w:after="60"/>
+              <w:jc w:val="right"/>
+            </w:pPr>
+            <w:r>
+              <w:rPr>
+                <w:rFonts w:ascii="Arial" w:cs="Arial" w:eastAsia="Arial" w:hAnsi="Arial"/>
+                <w:b w:val="false"/>
+                <w:bCs w:val="false"/>
+                <w:sz w:val="20"/>
+                <w:szCs w:val="20"/>
+                <w:rtl/>
+              </w:rPr>
+              <w:t xml:space="preserve">(א) האם מחיר סעיף 1 משולם כולו לפי אבני הדרך שבסעיף 8.2 להסכם (20% / 80%), או שרכיב השירות והענן משולם כתשלום חודשי שווה לפי סעיף 8.3;</w:t>
+            </w:r>
+          </w:p>
+          <w:p>
+            <w:pPr>
+              <w:bidi/>
+              <w:spacing w:after="60"/>
+              <w:jc w:val="right"/>
+            </w:pPr>
+            <w:r>
+              <w:rPr>
+                <w:rFonts w:ascii="Arial" w:cs="Arial" w:eastAsia="Arial" w:hAnsi="Arial"/>
+                <w:b w:val="false"/>
+                <w:bCs w:val="false"/>
+                <w:sz w:val="20"/>
+                <w:szCs w:val="20"/>
+                <w:rtl/>
+              </w:rPr>
+              <w:t xml:space="preserve">(ב) כי מלבד הסעיפים בטופס הצעת המחיר לא יידרשו או ייגבו תשלומים נוספים במהלך 36 החודשים (אירוח ענן, רישוי שנתי של יצרן, עדכוני גרסה);</w:t>
+            </w:r>
+          </w:p>
+          <w:p>
+            <w:pPr>
+              <w:bidi/>
+              <w:spacing w:after="60"/>
+              <w:jc w:val="right"/>
+            </w:pPr>
+            <w:r>
+              <w:rPr>
+                <w:rFonts w:ascii="Arial" w:cs="Arial" w:eastAsia="Arial" w:hAnsi="Arial"/>
+                <w:b w:val="false"/>
+                <w:bCs w:val="false"/>
+                <w:sz w:val="20"/>
+                <w:szCs w:val="20"/>
+                <w:rtl/>
+              </w:rPr>
+              <w:t xml:space="preserve">(ג) האם סעיף 4 ("שירות ותמיכה ואחריות משנה רביעית") כולל גם את אירוח מרכזיית הענן ומוקד הענן ואת רישוי היצרן בשנות האופציה.</w:t>
+            </w:r>
+          </w:p>
+        </w:tc>
+      </w:tr>
+      <w:tr>
+        <w:trPr>
+          <w:cantSplit/>
+        </w:trPr>
+        <w:tc>
+          <w:tcPr>
+            <w:vMerge w:val="continue"/>
+            <w:tcBorders>
+              <w:top w:val="single" w:color="808080" w:sz="4"/>
+              <w:left w:val="single" w:color="808080" w:sz="4"/>
+              <w:bottom w:val="single" w:color="808080" w:sz="4"/>
+              <w:right w:val="single" w:color="808080" w:sz="4"/>
+            </w:tcBorders>
+          </w:tcPr>
+          <w:p/>
+        </w:tc>
+        <w:tc>
+          <w:tcPr>
+            <w:tcW w:type="dxa" w:w="2400"/>
+            <w:tcBorders>
+              <w:top w:val="single" w:color="808080" w:sz="4"/>
+              <w:left w:val="single" w:color="808080" w:sz="4"/>
+              <w:bottom w:val="single" w:color="808080" w:sz="4"/>
+              <w:right w:val="single" w:color="808080" w:sz="4"/>
+            </w:tcBorders>
+            <w:tcMar>
+              <w:top w:type="dxa" w:w="60"/>
+              <w:left w:type="dxa" w:w="100"/>
+              <w:bottom w:type="dxa" w:w="60"/>
+              <w:right w:type="dxa" w:w="100"/>
+            </w:tcMar>
+          </w:tcPr>
+          <w:p>
+            <w:pPr>
+              <w:bidi/>
+              <w:spacing w:after="60"/>
+              <w:jc w:val="right"/>
+            </w:pPr>
+            <w:r>
+              <w:rPr>
+                <w:rFonts w:ascii="Arial" w:cs="Arial" w:eastAsia="Arial" w:hAnsi="Arial"/>
+                <w:b w:val="false"/>
+                <w:bCs w:val="false"/>
+                <w:sz w:val="20"/>
+                <w:szCs w:val="20"/>
+                <w:rtl/>
+              </w:rPr>
               <w:t xml:space="preserve">מסמך ג' – הסכם</w:t>
             </w:r>
           </w:p>
@@ -11968,7 +12375,7 @@
                 <w:szCs w:val="20"/>
                 <w:rtl/>
               </w:rPr>
-              <w:t xml:space="preserve">34</w:t>
+              <w:t xml:space="preserve">31</w:t>
             </w:r>
           </w:p>
         </w:tc>
@@ -12003,150 +12410,1255 @@
                 <w:szCs w:val="20"/>
                 <w:rtl/>
               </w:rPr>
-              <w:t xml:space="preserve">12.13 (סעיף חדש)</w:t>
+              <w:t xml:space="preserve">8.2–8.3 בהסכם</w:t>
+            </w:r>
+          </w:p>
+        </w:tc>
+        <w:tc>
+          <w:tcPr>
+            <w:vMerge w:val="continue"/>
+            <w:tcBorders>
+              <w:top w:val="single" w:color="808080" w:sz="4"/>
+              <w:left w:val="single" w:color="808080" w:sz="4"/>
+              <w:bottom w:val="single" w:color="808080" w:sz="4"/>
+              <w:right w:val="single" w:color="808080" w:sz="4"/>
+            </w:tcBorders>
+          </w:tcPr>
+          <w:p/>
+        </w:tc>
+      </w:tr>
+      <w:tr>
+        <w:trPr>
+          <w:cantSplit/>
+        </w:trPr>
+        <w:tc>
+          <w:tcPr>
+            <w:tcW w:type="dxa" w:w="700"/>
+            <w:vMerge w:val="restart"/>
+            <w:tcBorders>
+              <w:top w:val="single" w:color="808080" w:sz="4"/>
+              <w:left w:val="single" w:color="808080" w:sz="4"/>
+              <w:bottom w:val="single" w:color="808080" w:sz="4"/>
+              <w:right w:val="single" w:color="808080" w:sz="4"/>
+            </w:tcBorders>
+            <w:tcMar>
+              <w:top w:type="dxa" w:w="60"/>
+              <w:left w:type="dxa" w:w="100"/>
+              <w:bottom w:type="dxa" w:w="60"/>
+              <w:right w:type="dxa" w:w="100"/>
+            </w:tcMar>
+          </w:tcPr>
+          <w:p>
+            <w:pPr>
+              <w:bidi/>
+              <w:spacing w:after="60"/>
+              <w:jc w:val="center"/>
+            </w:pPr>
+            <w:r>
+              <w:rPr>
+                <w:rFonts w:ascii="Arial" w:cs="Arial" w:eastAsia="Arial" w:hAnsi="Arial"/>
+                <w:b w:val="false"/>
+                <w:bCs w:val="false"/>
+                <w:sz w:val="20"/>
+                <w:szCs w:val="20"/>
+                <w:rtl/>
+              </w:rPr>
+              <w:t xml:space="preserve">59</w:t>
+            </w:r>
+          </w:p>
+        </w:tc>
+        <w:tc>
+          <w:tcPr>
+            <w:tcW w:type="dxa" w:w="2400"/>
+            <w:tcBorders>
+              <w:top w:val="single" w:color="808080" w:sz="4"/>
+              <w:left w:val="single" w:color="808080" w:sz="4"/>
+              <w:bottom w:val="single" w:color="808080" w:sz="4"/>
+              <w:right w:val="single" w:color="808080" w:sz="4"/>
+            </w:tcBorders>
+            <w:tcMar>
+              <w:top w:type="dxa" w:w="60"/>
+              <w:left w:type="dxa" w:w="100"/>
+              <w:bottom w:type="dxa" w:w="60"/>
+              <w:right w:type="dxa" w:w="100"/>
+            </w:tcMar>
+          </w:tcPr>
+          <w:p>
+            <w:pPr>
+              <w:bidi/>
+              <w:spacing w:after="60"/>
+              <w:jc w:val="right"/>
+            </w:pPr>
+            <w:r>
+              <w:rPr>
+                <w:rFonts w:ascii="Arial" w:cs="Arial" w:eastAsia="Arial" w:hAnsi="Arial"/>
+                <w:b w:val="false"/>
+                <w:bCs w:val="false"/>
+                <w:sz w:val="20"/>
+                <w:szCs w:val="20"/>
+                <w:rtl/>
+              </w:rPr>
+              <w:t xml:space="preserve">נספח ה' – טופס הצעת מחיר</w:t>
+            </w:r>
+          </w:p>
+        </w:tc>
+        <w:tc>
+          <w:tcPr>
+            <w:tcW w:type="dxa" w:w="800"/>
+            <w:tcBorders>
+              <w:top w:val="single" w:color="808080" w:sz="4"/>
+              <w:left w:val="single" w:color="808080" w:sz="4"/>
+              <w:bottom w:val="single" w:color="808080" w:sz="4"/>
+              <w:right w:val="single" w:color="808080" w:sz="4"/>
+            </w:tcBorders>
+            <w:tcMar>
+              <w:top w:type="dxa" w:w="60"/>
+              <w:left w:type="dxa" w:w="100"/>
+              <w:bottom w:type="dxa" w:w="60"/>
+              <w:right w:type="dxa" w:w="100"/>
+            </w:tcMar>
+          </w:tcPr>
+          <w:p>
+            <w:pPr>
+              <w:bidi/>
+              <w:spacing w:after="60"/>
+              <w:jc w:val="center"/>
+            </w:pPr>
+            <w:r>
+              <w:rPr>
+                <w:rFonts w:ascii="Arial" w:cs="Arial" w:eastAsia="Arial" w:hAnsi="Arial"/>
+                <w:b w:val="false"/>
+                <w:bCs w:val="false"/>
+                <w:sz w:val="20"/>
+                <w:szCs w:val="20"/>
+                <w:rtl/>
+              </w:rPr>
+              <w:t xml:space="preserve">56–57</w:t>
+            </w:r>
+          </w:p>
+        </w:tc>
+        <w:tc>
+          <w:tcPr>
+            <w:tcW w:type="dxa" w:w="1900"/>
+            <w:tcBorders>
+              <w:top w:val="single" w:color="808080" w:sz="4"/>
+              <w:left w:val="single" w:color="808080" w:sz="4"/>
+              <w:bottom w:val="single" w:color="808080" w:sz="4"/>
+              <w:right w:val="single" w:color="808080" w:sz="4"/>
+            </w:tcBorders>
+            <w:tcMar>
+              <w:top w:type="dxa" w:w="60"/>
+              <w:left w:type="dxa" w:w="100"/>
+              <w:bottom w:type="dxa" w:w="60"/>
+              <w:right w:type="dxa" w:w="100"/>
+            </w:tcMar>
+          </w:tcPr>
+          <w:p>
+            <w:pPr>
+              <w:bidi/>
+              <w:spacing w:after="60"/>
+              <w:jc w:val="right"/>
+            </w:pPr>
+            <w:r>
+              <w:rPr>
+                <w:rFonts w:ascii="Arial" w:cs="Arial" w:eastAsia="Arial" w:hAnsi="Arial"/>
+                <w:b w:val="false"/>
+                <w:bCs w:val="false"/>
+                <w:sz w:val="20"/>
+                <w:szCs w:val="20"/>
+                <w:rtl/>
+              </w:rPr>
+              <w:t xml:space="preserve">סעיף 1 ותוספת 1 בטופס</w:t>
             </w:r>
           </w:p>
         </w:tc>
         <w:tc>
           <w:tcPr>
             <w:tcW w:type="dxa" w:w="9038"/>
-            <w:tcBorders>
-              <w:top w:val="single" w:color="808080" w:sz="4"/>
-              <w:left w:val="single" w:color="808080" w:sz="4"/>
-              <w:bottom w:val="single" w:color="808080" w:sz="4"/>
-              <w:right w:val="single" w:color="808080" w:sz="4"/>
-            </w:tcBorders>
-            <w:tcMar>
-              <w:top w:type="dxa" w:w="60"/>
-              <w:left w:type="dxa" w:w="100"/>
-              <w:bottom w:type="dxa" w:w="60"/>
-              <w:right w:type="dxa" w:w="100"/>
-            </w:tcMar>
-          </w:tcPr>
-          <w:p>
-            <w:pPr>
-              <w:bidi/>
-              <w:spacing w:after="60"/>
-              <w:jc w:val="right"/>
-            </w:pPr>
-            <w:r>
-              <w:rPr>
-                <w:rFonts w:ascii="Arial" w:cs="Arial" w:eastAsia="Arial" w:hAnsi="Arial"/>
-                <w:b w:val="false"/>
-                <w:bCs w:val="false"/>
-                <w:sz w:val="20"/>
-                <w:szCs w:val="20"/>
-                <w:rtl/>
-              </w:rPr>
-              <w:t xml:space="preserve">מבוקש להוסיף להסכם את סעיף 12.13 בנוסח הבא:</w:t>
-            </w:r>
-          </w:p>
-          <w:p>
-            <w:pPr>
-              <w:bidi/>
-              <w:spacing w:after="60"/>
-              <w:jc w:val="right"/>
-            </w:pPr>
-            <w:r>
-              <w:rPr>
-                <w:rFonts w:ascii="Arial" w:cs="Arial" w:eastAsia="Arial" w:hAnsi="Arial"/>
-                <w:b w:val="false"/>
-                <w:bCs w:val="false"/>
-                <w:sz w:val="20"/>
-                <w:szCs w:val="20"/>
-                <w:rtl/>
-              </w:rPr>
-              <w:t xml:space="preserve">"12.13 ביטוחי העירייה – לא יאוחר ממועד תחילת העבודות וכתנאי להתחלתן, ולמשך כל תקופת ההסכם, מתחייבת העירייה לערוך ולקיים, באמצעות חברת ביטוח מורשית כדין בישראל, את הביטוחים המפורטים להלן:</w:t>
-            </w:r>
-          </w:p>
-          <w:p>
-            <w:pPr>
-              <w:bidi/>
-              <w:spacing w:after="60"/>
-              <w:jc w:val="right"/>
-            </w:pPr>
-            <w:r>
-              <w:rPr>
-                <w:rFonts w:ascii="Arial" w:cs="Arial" w:eastAsia="Arial" w:hAnsi="Arial"/>
-                <w:b w:val="false"/>
-                <w:bCs w:val="false"/>
-                <w:sz w:val="20"/>
-                <w:szCs w:val="20"/>
-                <w:rtl/>
-              </w:rPr>
-              <w:t xml:space="preserve">א. פוליסת ביטוח "אש מורחב" ו/או "כל הסיכונים" לרכוש העירייה, לרבות מבנים, תשתיות, מלאים ותכולה מכל סוג ותיאור הנמצא בשטח מתן השירותים ובסביבתו, במלוא ערכי כינונו, מפני אבדן או נזק עקב הסיכונים המבוטחים בביטוח אש מורחב, לרבות אש, עשן, ברק, התפוצצות, רעידת אדמה, סערה וסופה, שיטפון, נזקי נוזלים והתבקעות צינורות, פגיעה ע"י כלי רכב/טיס, פרעות, שביתות, נזק בזדון ופריצה, גניבה ושוד.</w:t>
-            </w:r>
-          </w:p>
-          <w:p>
-            <w:pPr>
-              <w:bidi/>
-              <w:spacing w:after="60"/>
-              <w:jc w:val="right"/>
-            </w:pPr>
-            <w:r>
-              <w:rPr>
-                <w:rFonts w:ascii="Arial" w:cs="Arial" w:eastAsia="Arial" w:hAnsi="Arial"/>
-                <w:b w:val="false"/>
-                <w:bCs w:val="false"/>
-                <w:sz w:val="20"/>
-                <w:szCs w:val="20"/>
-                <w:rtl/>
-              </w:rPr>
-              <w:t xml:space="preserve">ב. פוליסה לביטוח אבדן תוצאתי המבטחת אבדן הכנסות לעירייה עקב נזק לרכוש המבוטח על פי סעיף 12.13א' לעיל, למשך תקופת שיפוי שלא תפחת מ-24 חודשים. העירייה רשאית שלא לערוך ביטוח אבדן תוצאתי, בחלקו או במלואו, אולם במקרה כזה יחול הפטור האמור בסעיף 12.13ד' להלן כאילו נערכו ביטוחים אלו במלואם.</w:t>
-            </w:r>
-          </w:p>
-          <w:p>
-            <w:pPr>
-              <w:bidi/>
-              <w:spacing w:after="60"/>
-              <w:jc w:val="right"/>
-            </w:pPr>
-            <w:r>
-              <w:rPr>
-                <w:rFonts w:ascii="Arial" w:cs="Arial" w:eastAsia="Arial" w:hAnsi="Arial"/>
-                <w:b w:val="false"/>
-                <w:bCs w:val="false"/>
-                <w:sz w:val="20"/>
-                <w:szCs w:val="20"/>
-                <w:rtl/>
-              </w:rPr>
-              <w:t xml:space="preserve">ג. הביטוחים כאמור בסעיפים 12.13א'–12.13ב' לעיל יכללו סעיף ויתור על זכות תחלוף לטובת הספק ומי מטעמו, ובלבד שהוויתור לא יחול לטובת מי שגרם לנזק בזדון.</w:t>
-            </w:r>
-          </w:p>
-          <w:p>
-            <w:pPr>
-              <w:bidi/>
-              <w:spacing w:after="60"/>
-              <w:jc w:val="right"/>
-            </w:pPr>
-            <w:r>
-              <w:rPr>
-                <w:rFonts w:ascii="Arial" w:cs="Arial" w:eastAsia="Arial" w:hAnsi="Arial"/>
-                <w:b w:val="false"/>
-                <w:bCs w:val="false"/>
-                <w:sz w:val="20"/>
-                <w:szCs w:val="20"/>
-                <w:rtl/>
-              </w:rPr>
-              <w:t xml:space="preserve">ד. העירייה מצהירה כי היא פוטרת את הספק ומי מטעמו מכל אחריות לנזק ו/או אבדן שהיא זכאית לשיפוי בגינו (או הייתה זכאית אלמלא ההשתתפות העצמית הנקובה בפוליסה ו/או החלתו של סעיף ביטוח חסר בפוליסות ו/או אי מילוי הוראות הפוליסות) על פי הביטוחים שהתחייבה לערוך כמפורט לעיל. הפטור כאמור לא יחול לטובת מי שגרם לנזק בזדון.</w:t>
-            </w:r>
-          </w:p>
-          <w:p>
-            <w:pPr>
-              <w:bidi/>
-              <w:spacing w:after="60"/>
-              <w:jc w:val="right"/>
-            </w:pPr>
-            <w:r>
-              <w:rPr>
-                <w:rFonts w:ascii="Arial" w:cs="Arial" w:eastAsia="Arial" w:hAnsi="Arial"/>
-                <w:b w:val="false"/>
-                <w:bCs w:val="false"/>
-                <w:sz w:val="20"/>
-                <w:szCs w:val="20"/>
-                <w:rtl/>
-              </w:rPr>
-              <w:t xml:space="preserve">ה. מוסכם כי ככל שהאתר ו/או המבנים כאמור בהסכם זה, אשר עליהם מתבצעות העבודות ו/או ניתנים השירותים, נועדו לשימוש ו/או לשכירות ו/או לרשות של משתמשים ו/או ברי רשות מטעם העירייה ו/או בבעלות צדדים שלישיים, לרבות בעלי תשתיות ו/או רשויות מוניציפאליות שונות – העירייה תקבל את הסכמת האמורים לעיל להחלת סעיף זה לטובת הספק ו/או מי מטעמו, גם לגבי נזק לרכוש ו/או אובדן רווחים של האמורים לעיל."</w:t>
+            <w:vMerge w:val="restart"/>
+            <w:tcBorders>
+              <w:top w:val="single" w:color="808080" w:sz="4"/>
+              <w:left w:val="single" w:color="808080" w:sz="4"/>
+              <w:bottom w:val="single" w:color="808080" w:sz="4"/>
+              <w:right w:val="single" w:color="808080" w:sz="4"/>
+            </w:tcBorders>
+            <w:tcMar>
+              <w:top w:type="dxa" w:w="60"/>
+              <w:left w:type="dxa" w:w="100"/>
+              <w:bottom w:type="dxa" w:w="60"/>
+              <w:right w:type="dxa" w:w="100"/>
+            </w:tcMar>
+          </w:tcPr>
+          <w:p>
+            <w:pPr>
+              <w:bidi/>
+              <w:spacing w:after="60"/>
+              <w:jc w:val="right"/>
+            </w:pPr>
+            <w:r>
+              <w:rPr>
+                <w:rFonts w:ascii="Arial" w:cs="Arial" w:eastAsia="Arial" w:hAnsi="Arial"/>
+                <w:b w:val="false"/>
+                <w:bCs w:val="false"/>
+                <w:sz w:val="20"/>
+                <w:szCs w:val="20"/>
+                <w:rtl/>
+              </w:rPr>
+              <w:t xml:space="preserve">סעיף 1 בטופס כולל call center מקומי וגם call center בענן; סעיף 7.25 במפרט קובע כי על הספק להציע "גם" מחיר ל-call center בענן; ותוספת 1 מתמחרת "מחיר לשלוחה בודדת call center בענן".</w:t>
+            </w:r>
+          </w:p>
+          <w:p>
+            <w:pPr>
+              <w:bidi/>
+              <w:spacing w:after="60"/>
+              <w:jc w:val="right"/>
+            </w:pPr>
+            <w:r>
+              <w:rPr>
+                <w:rFonts w:ascii="Arial" w:cs="Arial" w:eastAsia="Arial" w:hAnsi="Arial"/>
+                <w:b w:val="false"/>
+                <w:bCs w:val="false"/>
+                <w:sz w:val="20"/>
+                <w:szCs w:val="20"/>
+                <w:rtl/>
+              </w:rPr>
+              <w:t xml:space="preserve">מבוקש להבהיר: (א) האם סעיף 1 כולל את שני המוקדים במלואם; (ב) האם 30 הרישיונות שבסעיף 7.24 נדרשים בכל אחד מהמוקדים או 30 בסך הכול; (ג) לאיזה צורך משמשת תוספת 1, והאם המחיר בה חודשי או חד-פעמי.</w:t>
+            </w:r>
+          </w:p>
+        </w:tc>
+      </w:tr>
+      <w:tr>
+        <w:trPr>
+          <w:cantSplit/>
+        </w:trPr>
+        <w:tc>
+          <w:tcPr>
+            <w:vMerge w:val="continue"/>
+            <w:tcBorders>
+              <w:top w:val="single" w:color="808080" w:sz="4"/>
+              <w:left w:val="single" w:color="808080" w:sz="4"/>
+              <w:bottom w:val="single" w:color="808080" w:sz="4"/>
+              <w:right w:val="single" w:color="808080" w:sz="4"/>
+            </w:tcBorders>
+          </w:tcPr>
+          <w:p/>
+        </w:tc>
+        <w:tc>
+          <w:tcPr>
+            <w:tcW w:type="dxa" w:w="2400"/>
+            <w:tcBorders>
+              <w:top w:val="single" w:color="808080" w:sz="4"/>
+              <w:left w:val="single" w:color="808080" w:sz="4"/>
+              <w:bottom w:val="single" w:color="808080" w:sz="4"/>
+              <w:right w:val="single" w:color="808080" w:sz="4"/>
+            </w:tcBorders>
+            <w:tcMar>
+              <w:top w:type="dxa" w:w="60"/>
+              <w:left w:type="dxa" w:w="100"/>
+              <w:bottom w:type="dxa" w:w="60"/>
+              <w:right w:type="dxa" w:w="100"/>
+            </w:tcMar>
+          </w:tcPr>
+          <w:p>
+            <w:pPr>
+              <w:bidi/>
+              <w:spacing w:after="60"/>
+              <w:jc w:val="right"/>
+            </w:pPr>
+            <w:r>
+              <w:rPr>
+                <w:rFonts w:ascii="Arial" w:cs="Arial" w:eastAsia="Arial" w:hAnsi="Arial"/>
+                <w:b w:val="false"/>
+                <w:bCs w:val="false"/>
+                <w:sz w:val="20"/>
+                <w:szCs w:val="20"/>
+                <w:rtl/>
+              </w:rPr>
+              <w:t xml:space="preserve">נספח א' – מפרט השירותים (קובץ נפרד)</w:t>
+            </w:r>
+          </w:p>
+        </w:tc>
+        <w:tc>
+          <w:tcPr>
+            <w:tcW w:type="dxa" w:w="800"/>
+            <w:tcBorders>
+              <w:top w:val="single" w:color="808080" w:sz="4"/>
+              <w:left w:val="single" w:color="808080" w:sz="4"/>
+              <w:bottom w:val="single" w:color="808080" w:sz="4"/>
+              <w:right w:val="single" w:color="808080" w:sz="4"/>
+            </w:tcBorders>
+            <w:tcMar>
+              <w:top w:type="dxa" w:w="60"/>
+              <w:left w:type="dxa" w:w="100"/>
+              <w:bottom w:type="dxa" w:w="60"/>
+              <w:right w:type="dxa" w:w="100"/>
+            </w:tcMar>
+          </w:tcPr>
+          <w:p>
+            <w:pPr>
+              <w:bidi/>
+              <w:spacing w:after="60"/>
+              <w:jc w:val="center"/>
+            </w:pPr>
+            <w:r>
+              <w:rPr>
+                <w:rFonts w:ascii="Arial" w:cs="Arial" w:eastAsia="Arial" w:hAnsi="Arial"/>
+                <w:b w:val="false"/>
+                <w:bCs w:val="false"/>
+                <w:sz w:val="20"/>
+                <w:szCs w:val="20"/>
+                <w:rtl/>
+              </w:rPr>
+              <w:t xml:space="preserve">13</w:t>
+            </w:r>
+          </w:p>
+        </w:tc>
+        <w:tc>
+          <w:tcPr>
+            <w:tcW w:type="dxa" w:w="1900"/>
+            <w:tcBorders>
+              <w:top w:val="single" w:color="808080" w:sz="4"/>
+              <w:left w:val="single" w:color="808080" w:sz="4"/>
+              <w:bottom w:val="single" w:color="808080" w:sz="4"/>
+              <w:right w:val="single" w:color="808080" w:sz="4"/>
+            </w:tcBorders>
+            <w:tcMar>
+              <w:top w:type="dxa" w:w="60"/>
+              <w:left w:type="dxa" w:w="100"/>
+              <w:bottom w:type="dxa" w:w="60"/>
+              <w:right w:type="dxa" w:w="100"/>
+            </w:tcMar>
+          </w:tcPr>
+          <w:p>
+            <w:pPr>
+              <w:bidi/>
+              <w:spacing w:after="60"/>
+              <w:jc w:val="right"/>
+            </w:pPr>
+            <w:r>
+              <w:rPr>
+                <w:rFonts w:ascii="Arial" w:cs="Arial" w:eastAsia="Arial" w:hAnsi="Arial"/>
+                <w:b w:val="false"/>
+                <w:bCs w:val="false"/>
+                <w:sz w:val="20"/>
+                <w:szCs w:val="20"/>
+                <w:rtl/>
+              </w:rPr>
+              <w:t xml:space="preserve">7.24–7.25 במפרט</w:t>
+            </w:r>
+          </w:p>
+        </w:tc>
+        <w:tc>
+          <w:tcPr>
+            <w:vMerge w:val="continue"/>
+            <w:tcBorders>
+              <w:top w:val="single" w:color="808080" w:sz="4"/>
+              <w:left w:val="single" w:color="808080" w:sz="4"/>
+              <w:bottom w:val="single" w:color="808080" w:sz="4"/>
+              <w:right w:val="single" w:color="808080" w:sz="4"/>
+            </w:tcBorders>
+          </w:tcPr>
+          <w:p/>
+        </w:tc>
+      </w:tr>
+      <w:tr>
+        <w:trPr>
+          <w:cantSplit/>
+        </w:trPr>
+        <w:tc>
+          <w:tcPr>
+            <w:tcW w:type="dxa" w:w="700"/>
+            <w:vMerge w:val="restart"/>
+            <w:tcBorders>
+              <w:top w:val="single" w:color="808080" w:sz="4"/>
+              <w:left w:val="single" w:color="808080" w:sz="4"/>
+              <w:bottom w:val="single" w:color="808080" w:sz="4"/>
+              <w:right w:val="single" w:color="808080" w:sz="4"/>
+            </w:tcBorders>
+            <w:tcMar>
+              <w:top w:type="dxa" w:w="60"/>
+              <w:left w:type="dxa" w:w="100"/>
+              <w:bottom w:type="dxa" w:w="60"/>
+              <w:right w:type="dxa" w:w="100"/>
+            </w:tcMar>
+          </w:tcPr>
+          <w:p>
+            <w:pPr>
+              <w:bidi/>
+              <w:spacing w:after="60"/>
+              <w:jc w:val="center"/>
+            </w:pPr>
+            <w:r>
+              <w:rPr>
+                <w:rFonts w:ascii="Arial" w:cs="Arial" w:eastAsia="Arial" w:hAnsi="Arial"/>
+                <w:b w:val="false"/>
+                <w:bCs w:val="false"/>
+                <w:sz w:val="20"/>
+                <w:szCs w:val="20"/>
+                <w:rtl/>
+              </w:rPr>
+              <w:t xml:space="preserve">60</w:t>
+            </w:r>
+          </w:p>
+        </w:tc>
+        <w:tc>
+          <w:tcPr>
+            <w:tcW w:type="dxa" w:w="2400"/>
+            <w:tcBorders>
+              <w:top w:val="single" w:color="808080" w:sz="4"/>
+              <w:left w:val="single" w:color="808080" w:sz="4"/>
+              <w:bottom w:val="single" w:color="808080" w:sz="4"/>
+              <w:right w:val="single" w:color="808080" w:sz="4"/>
+            </w:tcBorders>
+            <w:tcMar>
+              <w:top w:type="dxa" w:w="60"/>
+              <w:left w:type="dxa" w:w="100"/>
+              <w:bottom w:type="dxa" w:w="60"/>
+              <w:right w:type="dxa" w:w="100"/>
+            </w:tcMar>
+          </w:tcPr>
+          <w:p>
+            <w:pPr>
+              <w:bidi/>
+              <w:spacing w:after="60"/>
+              <w:jc w:val="right"/>
+            </w:pPr>
+            <w:r>
+              <w:rPr>
+                <w:rFonts w:ascii="Arial" w:cs="Arial" w:eastAsia="Arial" w:hAnsi="Arial"/>
+                <w:b w:val="false"/>
+                <w:bCs w:val="false"/>
+                <w:sz w:val="20"/>
+                <w:szCs w:val="20"/>
+                <w:rtl/>
+              </w:rPr>
+              <w:t xml:space="preserve">נספח ה' – טופס הצעת מחיר</w:t>
+            </w:r>
+          </w:p>
+        </w:tc>
+        <w:tc>
+          <w:tcPr>
+            <w:tcW w:type="dxa" w:w="800"/>
+            <w:tcBorders>
+              <w:top w:val="single" w:color="808080" w:sz="4"/>
+              <w:left w:val="single" w:color="808080" w:sz="4"/>
+              <w:bottom w:val="single" w:color="808080" w:sz="4"/>
+              <w:right w:val="single" w:color="808080" w:sz="4"/>
+            </w:tcBorders>
+            <w:tcMar>
+              <w:top w:type="dxa" w:w="60"/>
+              <w:left w:type="dxa" w:w="100"/>
+              <w:bottom w:type="dxa" w:w="60"/>
+              <w:right w:type="dxa" w:w="100"/>
+            </w:tcMar>
+          </w:tcPr>
+          <w:p>
+            <w:pPr>
+              <w:bidi/>
+              <w:spacing w:after="60"/>
+              <w:jc w:val="center"/>
+            </w:pPr>
+            <w:r>
+              <w:rPr>
+                <w:rFonts w:ascii="Arial" w:cs="Arial" w:eastAsia="Arial" w:hAnsi="Arial"/>
+                <w:b w:val="false"/>
+                <w:bCs w:val="false"/>
+                <w:sz w:val="20"/>
+                <w:szCs w:val="20"/>
+                <w:rtl/>
+              </w:rPr>
+              <w:t xml:space="preserve">56</w:t>
+            </w:r>
+          </w:p>
+        </w:tc>
+        <w:tc>
+          <w:tcPr>
+            <w:tcW w:type="dxa" w:w="1900"/>
+            <w:tcBorders>
+              <w:top w:val="single" w:color="808080" w:sz="4"/>
+              <w:left w:val="single" w:color="808080" w:sz="4"/>
+              <w:bottom w:val="single" w:color="808080" w:sz="4"/>
+              <w:right w:val="single" w:color="808080" w:sz="4"/>
+            </w:tcBorders>
+            <w:tcMar>
+              <w:top w:type="dxa" w:w="60"/>
+              <w:left w:type="dxa" w:w="100"/>
+              <w:bottom w:type="dxa" w:w="60"/>
+              <w:right w:type="dxa" w:w="100"/>
+            </w:tcMar>
+          </w:tcPr>
+          <w:p>
+            <w:pPr>
+              <w:bidi/>
+              <w:spacing w:after="60"/>
+              <w:jc w:val="right"/>
+            </w:pPr>
+            <w:r>
+              <w:rPr>
+                <w:rFonts w:ascii="Arial" w:cs="Arial" w:eastAsia="Arial" w:hAnsi="Arial"/>
+                <w:b w:val="false"/>
+                <w:bCs w:val="false"/>
+                <w:sz w:val="20"/>
+                <w:szCs w:val="20"/>
+                <w:rtl/>
+              </w:rPr>
+              <w:t xml:space="preserve">סעיפים 2–3 בטופס</w:t>
+            </w:r>
+          </w:p>
+        </w:tc>
+        <w:tc>
+          <w:tcPr>
+            <w:tcW w:type="dxa" w:w="9038"/>
+            <w:vMerge w:val="restart"/>
+            <w:tcBorders>
+              <w:top w:val="single" w:color="808080" w:sz="4"/>
+              <w:left w:val="single" w:color="808080" w:sz="4"/>
+              <w:bottom w:val="single" w:color="808080" w:sz="4"/>
+              <w:right w:val="single" w:color="808080" w:sz="4"/>
+            </w:tcBorders>
+            <w:tcMar>
+              <w:top w:type="dxa" w:w="60"/>
+              <w:left w:type="dxa" w:w="100"/>
+              <w:bottom w:type="dxa" w:w="60"/>
+              <w:right w:type="dxa" w:w="100"/>
+            </w:tcMar>
+          </w:tcPr>
+          <w:p>
+            <w:pPr>
+              <w:bidi/>
+              <w:spacing w:after="60"/>
+              <w:jc w:val="right"/>
+            </w:pPr>
+            <w:r>
+              <w:rPr>
+                <w:rFonts w:ascii="Arial" w:cs="Arial" w:eastAsia="Arial" w:hAnsi="Arial"/>
+                <w:b w:val="false"/>
+                <w:bCs w:val="false"/>
+                <w:sz w:val="20"/>
+                <w:szCs w:val="20"/>
+                <w:rtl/>
+              </w:rPr>
+              <w:t xml:space="preserve">מבוקש לפרט את הכמות המשוערת של כל אחד מדגמי הטלפונים (8.1, 8.2, 8.3) שהעירייה צפויה להזמין, ולהבהיר כי מכשירי הטלפון הקיימים הם בבעלות העירייה, יחוברו למרכזייה החדשה ככל שניתן, ופתיחת מכשירים נעולים תתומחר לפי שעת טכנאי (תוספת 6) לאחר אישור העירייה בכתב.</w:t>
+            </w:r>
+          </w:p>
+        </w:tc>
+      </w:tr>
+      <w:tr>
+        <w:trPr>
+          <w:cantSplit/>
+        </w:trPr>
+        <w:tc>
+          <w:tcPr>
+            <w:vMerge w:val="continue"/>
+            <w:tcBorders>
+              <w:top w:val="single" w:color="808080" w:sz="4"/>
+              <w:left w:val="single" w:color="808080" w:sz="4"/>
+              <w:bottom w:val="single" w:color="808080" w:sz="4"/>
+              <w:right w:val="single" w:color="808080" w:sz="4"/>
+            </w:tcBorders>
+          </w:tcPr>
+          <w:p/>
+        </w:tc>
+        <w:tc>
+          <w:tcPr>
+            <w:tcW w:type="dxa" w:w="2400"/>
+            <w:tcBorders>
+              <w:top w:val="single" w:color="808080" w:sz="4"/>
+              <w:left w:val="single" w:color="808080" w:sz="4"/>
+              <w:bottom w:val="single" w:color="808080" w:sz="4"/>
+              <w:right w:val="single" w:color="808080" w:sz="4"/>
+            </w:tcBorders>
+            <w:tcMar>
+              <w:top w:type="dxa" w:w="60"/>
+              <w:left w:type="dxa" w:w="100"/>
+              <w:bottom w:type="dxa" w:w="60"/>
+              <w:right w:type="dxa" w:w="100"/>
+            </w:tcMar>
+          </w:tcPr>
+          <w:p>
+            <w:pPr>
+              <w:bidi/>
+              <w:spacing w:after="60"/>
+              <w:jc w:val="right"/>
+            </w:pPr>
+            <w:r>
+              <w:rPr>
+                <w:rFonts w:ascii="Arial" w:cs="Arial" w:eastAsia="Arial" w:hAnsi="Arial"/>
+                <w:b w:val="false"/>
+                <w:bCs w:val="false"/>
+                <w:sz w:val="20"/>
+                <w:szCs w:val="20"/>
+                <w:rtl/>
+              </w:rPr>
+              <w:t xml:space="preserve">נספח א' – מפרט השירותים (קובץ נפרד)</w:t>
+            </w:r>
+          </w:p>
+        </w:tc>
+        <w:tc>
+          <w:tcPr>
+            <w:tcW w:type="dxa" w:w="800"/>
+            <w:tcBorders>
+              <w:top w:val="single" w:color="808080" w:sz="4"/>
+              <w:left w:val="single" w:color="808080" w:sz="4"/>
+              <w:bottom w:val="single" w:color="808080" w:sz="4"/>
+              <w:right w:val="single" w:color="808080" w:sz="4"/>
+            </w:tcBorders>
+            <w:tcMar>
+              <w:top w:type="dxa" w:w="60"/>
+              <w:left w:type="dxa" w:w="100"/>
+              <w:bottom w:type="dxa" w:w="60"/>
+              <w:right w:type="dxa" w:w="100"/>
+            </w:tcMar>
+          </w:tcPr>
+          <w:p>
+            <w:pPr>
+              <w:bidi/>
+              <w:spacing w:after="60"/>
+              <w:jc w:val="center"/>
+            </w:pPr>
+            <w:r>
+              <w:rPr>
+                <w:rFonts w:ascii="Arial" w:cs="Arial" w:eastAsia="Arial" w:hAnsi="Arial"/>
+                <w:b w:val="false"/>
+                <w:bCs w:val="false"/>
+                <w:sz w:val="20"/>
+                <w:szCs w:val="20"/>
+                <w:rtl/>
+              </w:rPr>
+              <w:t xml:space="preserve">5</w:t>
+            </w:r>
+          </w:p>
+        </w:tc>
+        <w:tc>
+          <w:tcPr>
+            <w:tcW w:type="dxa" w:w="1900"/>
+            <w:tcBorders>
+              <w:top w:val="single" w:color="808080" w:sz="4"/>
+              <w:left w:val="single" w:color="808080" w:sz="4"/>
+              <w:bottom w:val="single" w:color="808080" w:sz="4"/>
+              <w:right w:val="single" w:color="808080" w:sz="4"/>
+            </w:tcBorders>
+            <w:tcMar>
+              <w:top w:type="dxa" w:w="60"/>
+              <w:left w:type="dxa" w:w="100"/>
+              <w:bottom w:type="dxa" w:w="60"/>
+              <w:right w:type="dxa" w:w="100"/>
+            </w:tcMar>
+          </w:tcPr>
+          <w:p>
+            <w:pPr>
+              <w:bidi/>
+              <w:spacing w:after="60"/>
+              <w:jc w:val="right"/>
+            </w:pPr>
+            <w:r>
+              <w:rPr>
+                <w:rFonts w:ascii="Arial" w:cs="Arial" w:eastAsia="Arial" w:hAnsi="Arial"/>
+                <w:b w:val="false"/>
+                <w:bCs w:val="false"/>
+                <w:sz w:val="20"/>
+                <w:szCs w:val="20"/>
+                <w:rtl/>
+              </w:rPr>
+              <w:t xml:space="preserve">3.5 במפרט</w:t>
+            </w:r>
+          </w:p>
+        </w:tc>
+        <w:tc>
+          <w:tcPr>
+            <w:vMerge w:val="continue"/>
+            <w:tcBorders>
+              <w:top w:val="single" w:color="808080" w:sz="4"/>
+              <w:left w:val="single" w:color="808080" w:sz="4"/>
+              <w:bottom w:val="single" w:color="808080" w:sz="4"/>
+              <w:right w:val="single" w:color="808080" w:sz="4"/>
+            </w:tcBorders>
+          </w:tcPr>
+          <w:p/>
+        </w:tc>
+      </w:tr>
+      <w:tr>
+        <w:trPr>
+          <w:cantSplit/>
+        </w:trPr>
+        <w:tc>
+          <w:tcPr>
+            <w:tcW w:type="dxa" w:w="700"/>
+            <w:vMerge w:val="restart"/>
+            <w:tcBorders>
+              <w:top w:val="single" w:color="808080" w:sz="4"/>
+              <w:left w:val="single" w:color="808080" w:sz="4"/>
+              <w:bottom w:val="single" w:color="808080" w:sz="4"/>
+              <w:right w:val="single" w:color="808080" w:sz="4"/>
+            </w:tcBorders>
+            <w:tcMar>
+              <w:top w:type="dxa" w:w="60"/>
+              <w:left w:type="dxa" w:w="100"/>
+              <w:bottom w:type="dxa" w:w="60"/>
+              <w:right w:type="dxa" w:w="100"/>
+            </w:tcMar>
+          </w:tcPr>
+          <w:p>
+            <w:pPr>
+              <w:bidi/>
+              <w:spacing w:after="60"/>
+              <w:jc w:val="center"/>
+            </w:pPr>
+            <w:r>
+              <w:rPr>
+                <w:rFonts w:ascii="Arial" w:cs="Arial" w:eastAsia="Arial" w:hAnsi="Arial"/>
+                <w:b w:val="false"/>
+                <w:bCs w:val="false"/>
+                <w:sz w:val="20"/>
+                <w:szCs w:val="20"/>
+                <w:rtl/>
+              </w:rPr>
+              <w:t xml:space="preserve">61</w:t>
+            </w:r>
+          </w:p>
+        </w:tc>
+        <w:tc>
+          <w:tcPr>
+            <w:tcW w:type="dxa" w:w="2400"/>
+            <w:tcBorders>
+              <w:top w:val="single" w:color="808080" w:sz="4"/>
+              <w:left w:val="single" w:color="808080" w:sz="4"/>
+              <w:bottom w:val="single" w:color="808080" w:sz="4"/>
+              <w:right w:val="single" w:color="808080" w:sz="4"/>
+            </w:tcBorders>
+            <w:tcMar>
+              <w:top w:type="dxa" w:w="60"/>
+              <w:left w:type="dxa" w:w="100"/>
+              <w:bottom w:type="dxa" w:w="60"/>
+              <w:right w:type="dxa" w:w="100"/>
+            </w:tcMar>
+          </w:tcPr>
+          <w:p>
+            <w:pPr>
+              <w:bidi/>
+              <w:spacing w:after="60"/>
+              <w:jc w:val="right"/>
+            </w:pPr>
+            <w:r>
+              <w:rPr>
+                <w:rFonts w:ascii="Arial" w:cs="Arial" w:eastAsia="Arial" w:hAnsi="Arial"/>
+                <w:b w:val="false"/>
+                <w:bCs w:val="false"/>
+                <w:sz w:val="20"/>
+                <w:szCs w:val="20"/>
+                <w:rtl/>
+              </w:rPr>
+              <w:t xml:space="preserve">נספח ה' – טופס הצעת מחיר</w:t>
+            </w:r>
+          </w:p>
+        </w:tc>
+        <w:tc>
+          <w:tcPr>
+            <w:tcW w:type="dxa" w:w="800"/>
+            <w:tcBorders>
+              <w:top w:val="single" w:color="808080" w:sz="4"/>
+              <w:left w:val="single" w:color="808080" w:sz="4"/>
+              <w:bottom w:val="single" w:color="808080" w:sz="4"/>
+              <w:right w:val="single" w:color="808080" w:sz="4"/>
+            </w:tcBorders>
+            <w:tcMar>
+              <w:top w:type="dxa" w:w="60"/>
+              <w:left w:type="dxa" w:w="100"/>
+              <w:bottom w:type="dxa" w:w="60"/>
+              <w:right w:type="dxa" w:w="100"/>
+            </w:tcMar>
+          </w:tcPr>
+          <w:p>
+            <w:pPr>
+              <w:bidi/>
+              <w:spacing w:after="60"/>
+              <w:jc w:val="center"/>
+            </w:pPr>
+            <w:r>
+              <w:rPr>
+                <w:rFonts w:ascii="Arial" w:cs="Arial" w:eastAsia="Arial" w:hAnsi="Arial"/>
+                <w:b w:val="false"/>
+                <w:bCs w:val="false"/>
+                <w:sz w:val="20"/>
+                <w:szCs w:val="20"/>
+                <w:rtl/>
+              </w:rPr>
+              <w:t xml:space="preserve">56</w:t>
+            </w:r>
+          </w:p>
+        </w:tc>
+        <w:tc>
+          <w:tcPr>
+            <w:tcW w:type="dxa" w:w="1900"/>
+            <w:tcBorders>
+              <w:top w:val="single" w:color="808080" w:sz="4"/>
+              <w:left w:val="single" w:color="808080" w:sz="4"/>
+              <w:bottom w:val="single" w:color="808080" w:sz="4"/>
+              <w:right w:val="single" w:color="808080" w:sz="4"/>
+            </w:tcBorders>
+            <w:tcMar>
+              <w:top w:type="dxa" w:w="60"/>
+              <w:left w:type="dxa" w:w="100"/>
+              <w:bottom w:type="dxa" w:w="60"/>
+              <w:right w:type="dxa" w:w="100"/>
+            </w:tcMar>
+          </w:tcPr>
+          <w:p>
+            <w:pPr>
+              <w:bidi/>
+              <w:spacing w:after="60"/>
+              <w:jc w:val="right"/>
+            </w:pPr>
+            <w:r>
+              <w:rPr>
+                <w:rFonts w:ascii="Arial" w:cs="Arial" w:eastAsia="Arial" w:hAnsi="Arial"/>
+                <w:b w:val="false"/>
+                <w:bCs w:val="false"/>
+                <w:sz w:val="20"/>
+                <w:szCs w:val="20"/>
+                <w:rtl/>
+              </w:rPr>
+              <w:t xml:space="preserve">סעיף 5 בטופס</w:t>
+            </w:r>
+          </w:p>
+        </w:tc>
+        <w:tc>
+          <w:tcPr>
+            <w:tcW w:type="dxa" w:w="9038"/>
+            <w:vMerge w:val="restart"/>
+            <w:tcBorders>
+              <w:top w:val="single" w:color="808080" w:sz="4"/>
+              <w:left w:val="single" w:color="808080" w:sz="4"/>
+              <w:bottom w:val="single" w:color="808080" w:sz="4"/>
+              <w:right w:val="single" w:color="808080" w:sz="4"/>
+            </w:tcBorders>
+            <w:tcMar>
+              <w:top w:type="dxa" w:w="60"/>
+              <w:left w:type="dxa" w:w="100"/>
+              <w:bottom w:type="dxa" w:w="60"/>
+              <w:right w:type="dxa" w:w="100"/>
+            </w:tcMar>
+          </w:tcPr>
+          <w:p>
+            <w:pPr>
+              <w:bidi/>
+              <w:spacing w:after="60"/>
+              <w:jc w:val="right"/>
+            </w:pPr>
+            <w:r>
+              <w:rPr>
+                <w:rFonts w:ascii="Arial" w:cs="Arial" w:eastAsia="Arial" w:hAnsi="Arial"/>
+                <w:b w:val="false"/>
+                <w:bCs w:val="false"/>
+                <w:sz w:val="20"/>
+                <w:szCs w:val="20"/>
+                <w:rtl/>
+              </w:rPr>
+              <w:t xml:space="preserve">לגבי בנק השיחות של 40,000 דקות בחודש, מבוקש להבהיר:</w:t>
+            </w:r>
+          </w:p>
+          <w:p>
+            <w:pPr>
+              <w:bidi/>
+              <w:spacing w:after="60"/>
+              <w:jc w:val="right"/>
+            </w:pPr>
+            <w:r>
+              <w:rPr>
+                <w:rFonts w:ascii="Arial" w:cs="Arial" w:eastAsia="Arial" w:hAnsi="Arial"/>
+                <w:b w:val="false"/>
+                <w:bCs w:val="false"/>
+                <w:sz w:val="20"/>
+                <w:szCs w:val="20"/>
+                <w:rtl/>
+              </w:rPr>
+              <w:t xml:space="preserve">(א) אילו יעדים כלולים בבנק: נייח, סלולר, חו"ל, מספרי 1-700/1-800/1-900 ושירותי ערך מוסף;</w:t>
+            </w:r>
+          </w:p>
+          <w:p>
+            <w:pPr>
+              <w:bidi/>
+              <w:spacing w:after="60"/>
+              <w:jc w:val="right"/>
+            </w:pPr>
+            <w:r>
+              <w:rPr>
+                <w:rFonts w:ascii="Arial" w:cs="Arial" w:eastAsia="Arial" w:hAnsi="Arial"/>
+                <w:b w:val="false"/>
+                <w:bCs w:val="false"/>
+                <w:sz w:val="20"/>
+                <w:szCs w:val="20"/>
+                <w:rtl/>
+              </w:rPr>
+              <w:t xml:space="preserve">(ב) האם שיחות נכנסות ושיחות פנים-ארגוניות נספרות בבנק;</w:t>
+            </w:r>
+          </w:p>
+          <w:p>
+            <w:pPr>
+              <w:bidi/>
+              <w:spacing w:after="60"/>
+              <w:jc w:val="right"/>
+            </w:pPr>
+            <w:r>
+              <w:rPr>
+                <w:rFonts w:ascii="Arial" w:cs="Arial" w:eastAsia="Arial" w:hAnsi="Arial"/>
+                <w:b w:val="false"/>
+                <w:bCs w:val="false"/>
+                <w:sz w:val="20"/>
+                <w:szCs w:val="20"/>
+                <w:rtl/>
+              </w:rPr>
+              <w:t xml:space="preserve">(ג) האם דקות שלא נוצלו בחודש נצברות לחודש הבא;</w:t>
+            </w:r>
+          </w:p>
+          <w:p>
+            <w:pPr>
+              <w:bidi/>
+              <w:spacing w:after="60"/>
+              <w:jc w:val="right"/>
+            </w:pPr>
+            <w:r>
+              <w:rPr>
+                <w:rFonts w:ascii="Arial" w:cs="Arial" w:eastAsia="Arial" w:hAnsi="Arial"/>
+                <w:b w:val="false"/>
+                <w:bCs w:val="false"/>
+                <w:sz w:val="20"/>
+                <w:szCs w:val="20"/>
+                <w:rtl/>
+              </w:rPr>
+              <w:t xml:space="preserve">(ד) מהו המחיר לדקה מעבר לבנק – האם לפי תוספת 9 בלבד;</w:t>
+            </w:r>
+          </w:p>
+          <w:p>
+            <w:pPr>
+              <w:bidi/>
+              <w:spacing w:after="60"/>
+              <w:jc w:val="right"/>
+            </w:pPr>
+            <w:r>
+              <w:rPr>
+                <w:rFonts w:ascii="Arial" w:cs="Arial" w:eastAsia="Arial" w:hAnsi="Arial"/>
+                <w:b w:val="false"/>
+                <w:bCs w:val="false"/>
+                <w:sz w:val="20"/>
+                <w:szCs w:val="20"/>
+                <w:rtl/>
+              </w:rPr>
+              <w:t xml:space="preserve">(ה) כמה ערוצי שיחה בו-זמניים (SIP trunk) נדרשים.</w:t>
+            </w:r>
+          </w:p>
+        </w:tc>
+      </w:tr>
+      <w:tr>
+        <w:trPr>
+          <w:cantSplit/>
+        </w:trPr>
+        <w:tc>
+          <w:tcPr>
+            <w:vMerge w:val="continue"/>
+            <w:tcBorders>
+              <w:top w:val="single" w:color="808080" w:sz="4"/>
+              <w:left w:val="single" w:color="808080" w:sz="4"/>
+              <w:bottom w:val="single" w:color="808080" w:sz="4"/>
+              <w:right w:val="single" w:color="808080" w:sz="4"/>
+            </w:tcBorders>
+          </w:tcPr>
+          <w:p/>
+        </w:tc>
+        <w:tc>
+          <w:tcPr>
+            <w:tcW w:type="dxa" w:w="2400"/>
+            <w:tcBorders>
+              <w:top w:val="single" w:color="808080" w:sz="4"/>
+              <w:left w:val="single" w:color="808080" w:sz="4"/>
+              <w:bottom w:val="single" w:color="808080" w:sz="4"/>
+              <w:right w:val="single" w:color="808080" w:sz="4"/>
+            </w:tcBorders>
+            <w:tcMar>
+              <w:top w:type="dxa" w:w="60"/>
+              <w:left w:type="dxa" w:w="100"/>
+              <w:bottom w:type="dxa" w:w="60"/>
+              <w:right w:type="dxa" w:w="100"/>
+            </w:tcMar>
+          </w:tcPr>
+          <w:p>
+            <w:pPr>
+              <w:bidi/>
+              <w:spacing w:after="60"/>
+              <w:jc w:val="right"/>
+            </w:pPr>
+            <w:r>
+              <w:rPr>
+                <w:rFonts w:ascii="Arial" w:cs="Arial" w:eastAsia="Arial" w:hAnsi="Arial"/>
+                <w:b w:val="false"/>
+                <w:bCs w:val="false"/>
+                <w:sz w:val="20"/>
+                <w:szCs w:val="20"/>
+                <w:rtl/>
+              </w:rPr>
+              <w:t xml:space="preserve">נספח א' – מפרט השירותים (קובץ נפרד)</w:t>
+            </w:r>
+          </w:p>
+        </w:tc>
+        <w:tc>
+          <w:tcPr>
+            <w:tcW w:type="dxa" w:w="800"/>
+            <w:tcBorders>
+              <w:top w:val="single" w:color="808080" w:sz="4"/>
+              <w:left w:val="single" w:color="808080" w:sz="4"/>
+              <w:bottom w:val="single" w:color="808080" w:sz="4"/>
+              <w:right w:val="single" w:color="808080" w:sz="4"/>
+            </w:tcBorders>
+            <w:tcMar>
+              <w:top w:type="dxa" w:w="60"/>
+              <w:left w:type="dxa" w:w="100"/>
+              <w:bottom w:type="dxa" w:w="60"/>
+              <w:right w:type="dxa" w:w="100"/>
+            </w:tcMar>
+          </w:tcPr>
+          <w:p>
+            <w:pPr>
+              <w:bidi/>
+              <w:spacing w:after="60"/>
+              <w:jc w:val="center"/>
+            </w:pPr>
+            <w:r>
+              <w:rPr>
+                <w:rFonts w:ascii="Arial" w:cs="Arial" w:eastAsia="Arial" w:hAnsi="Arial"/>
+                <w:b w:val="false"/>
+                <w:bCs w:val="false"/>
+                <w:sz w:val="20"/>
+                <w:szCs w:val="20"/>
+                <w:rtl/>
+              </w:rPr>
+              <w:t xml:space="preserve">3</w:t>
+            </w:r>
+          </w:p>
+        </w:tc>
+        <w:tc>
+          <w:tcPr>
+            <w:tcW w:type="dxa" w:w="1900"/>
+            <w:tcBorders>
+              <w:top w:val="single" w:color="808080" w:sz="4"/>
+              <w:left w:val="single" w:color="808080" w:sz="4"/>
+              <w:bottom w:val="single" w:color="808080" w:sz="4"/>
+              <w:right w:val="single" w:color="808080" w:sz="4"/>
+            </w:tcBorders>
+            <w:tcMar>
+              <w:top w:type="dxa" w:w="60"/>
+              <w:left w:type="dxa" w:w="100"/>
+              <w:bottom w:type="dxa" w:w="60"/>
+              <w:right w:type="dxa" w:w="100"/>
+            </w:tcMar>
+          </w:tcPr>
+          <w:p>
+            <w:pPr>
+              <w:bidi/>
+              <w:spacing w:after="60"/>
+              <w:jc w:val="right"/>
+            </w:pPr>
+            <w:r>
+              <w:rPr>
+                <w:rFonts w:ascii="Arial" w:cs="Arial" w:eastAsia="Arial" w:hAnsi="Arial"/>
+                <w:b w:val="false"/>
+                <w:bCs w:val="false"/>
+                <w:sz w:val="20"/>
+                <w:szCs w:val="20"/>
+                <w:rtl/>
+              </w:rPr>
+              <w:t xml:space="preserve">2.6 במפרט</w:t>
+            </w:r>
+          </w:p>
+        </w:tc>
+        <w:tc>
+          <w:tcPr>
+            <w:vMerge w:val="continue"/>
+            <w:tcBorders>
+              <w:top w:val="single" w:color="808080" w:sz="4"/>
+              <w:left w:val="single" w:color="808080" w:sz="4"/>
+              <w:bottom w:val="single" w:color="808080" w:sz="4"/>
+              <w:right w:val="single" w:color="808080" w:sz="4"/>
+            </w:tcBorders>
+          </w:tcPr>
+          <w:p/>
+        </w:tc>
+      </w:tr>
+      <w:tr>
+        <w:trPr>
+          <w:cantSplit/>
+        </w:trPr>
+        <w:tc>
+          <w:tcPr>
+            <w:tcW w:type="dxa" w:w="700"/>
+            <w:tcBorders>
+              <w:top w:val="single" w:color="808080" w:sz="4"/>
+              <w:left w:val="single" w:color="808080" w:sz="4"/>
+              <w:bottom w:val="single" w:color="808080" w:sz="4"/>
+              <w:right w:val="single" w:color="808080" w:sz="4"/>
+            </w:tcBorders>
+            <w:tcMar>
+              <w:top w:type="dxa" w:w="60"/>
+              <w:left w:type="dxa" w:w="100"/>
+              <w:bottom w:type="dxa" w:w="60"/>
+              <w:right w:type="dxa" w:w="100"/>
+            </w:tcMar>
+          </w:tcPr>
+          <w:p>
+            <w:pPr>
+              <w:bidi/>
+              <w:spacing w:after="60"/>
+              <w:jc w:val="center"/>
+            </w:pPr>
+            <w:r>
+              <w:rPr>
+                <w:rFonts w:ascii="Arial" w:cs="Arial" w:eastAsia="Arial" w:hAnsi="Arial"/>
+                <w:b w:val="false"/>
+                <w:bCs w:val="false"/>
+                <w:sz w:val="20"/>
+                <w:szCs w:val="20"/>
+                <w:rtl/>
+              </w:rPr>
+              <w:t xml:space="preserve">62</w:t>
+            </w:r>
+          </w:p>
+        </w:tc>
+        <w:tc>
+          <w:tcPr>
+            <w:tcW w:type="dxa" w:w="2400"/>
+            <w:tcBorders>
+              <w:top w:val="single" w:color="808080" w:sz="4"/>
+              <w:left w:val="single" w:color="808080" w:sz="4"/>
+              <w:bottom w:val="single" w:color="808080" w:sz="4"/>
+              <w:right w:val="single" w:color="808080" w:sz="4"/>
+            </w:tcBorders>
+            <w:tcMar>
+              <w:top w:type="dxa" w:w="60"/>
+              <w:left w:type="dxa" w:w="100"/>
+              <w:bottom w:type="dxa" w:w="60"/>
+              <w:right w:type="dxa" w:w="100"/>
+            </w:tcMar>
+          </w:tcPr>
+          <w:p>
+            <w:pPr>
+              <w:bidi/>
+              <w:spacing w:after="60"/>
+              <w:jc w:val="right"/>
+            </w:pPr>
+            <w:r>
+              <w:rPr>
+                <w:rFonts w:ascii="Arial" w:cs="Arial" w:eastAsia="Arial" w:hAnsi="Arial"/>
+                <w:b w:val="false"/>
+                <w:bCs w:val="false"/>
+                <w:sz w:val="20"/>
+                <w:szCs w:val="20"/>
+                <w:rtl/>
+              </w:rPr>
+              <w:t xml:space="preserve">נספח ה' – טופס הצעת מחיר</w:t>
+            </w:r>
+          </w:p>
+        </w:tc>
+        <w:tc>
+          <w:tcPr>
+            <w:tcW w:type="dxa" w:w="800"/>
+            <w:tcBorders>
+              <w:top w:val="single" w:color="808080" w:sz="4"/>
+              <w:left w:val="single" w:color="808080" w:sz="4"/>
+              <w:bottom w:val="single" w:color="808080" w:sz="4"/>
+              <w:right w:val="single" w:color="808080" w:sz="4"/>
+            </w:tcBorders>
+            <w:tcMar>
+              <w:top w:type="dxa" w:w="60"/>
+              <w:left w:type="dxa" w:w="100"/>
+              <w:bottom w:type="dxa" w:w="60"/>
+              <w:right w:type="dxa" w:w="100"/>
+            </w:tcMar>
+          </w:tcPr>
+          <w:p>
+            <w:pPr>
+              <w:bidi/>
+              <w:spacing w:after="60"/>
+              <w:jc w:val="center"/>
+            </w:pPr>
+            <w:r>
+              <w:rPr>
+                <w:rFonts w:ascii="Arial" w:cs="Arial" w:eastAsia="Arial" w:hAnsi="Arial"/>
+                <w:b w:val="false"/>
+                <w:bCs w:val="false"/>
+                <w:sz w:val="20"/>
+                <w:szCs w:val="20"/>
+                <w:rtl/>
+              </w:rPr>
+              <w:t xml:space="preserve">57</w:t>
+            </w:r>
+          </w:p>
+        </w:tc>
+        <w:tc>
+          <w:tcPr>
+            <w:tcW w:type="dxa" w:w="1900"/>
+            <w:tcBorders>
+              <w:top w:val="single" w:color="808080" w:sz="4"/>
+              <w:left w:val="single" w:color="808080" w:sz="4"/>
+              <w:bottom w:val="single" w:color="808080" w:sz="4"/>
+              <w:right w:val="single" w:color="808080" w:sz="4"/>
+            </w:tcBorders>
+            <w:tcMar>
+              <w:top w:type="dxa" w:w="60"/>
+              <w:left w:type="dxa" w:w="100"/>
+              <w:bottom w:type="dxa" w:w="60"/>
+              <w:right w:type="dxa" w:w="100"/>
+            </w:tcMar>
+          </w:tcPr>
+          <w:p>
+            <w:pPr>
+              <w:bidi/>
+              <w:spacing w:after="60"/>
+              <w:jc w:val="right"/>
+            </w:pPr>
+            <w:r>
+              <w:rPr>
+                <w:rFonts w:ascii="Arial" w:cs="Arial" w:eastAsia="Arial" w:hAnsi="Arial"/>
+                <w:b w:val="false"/>
+                <w:bCs w:val="false"/>
+                <w:sz w:val="20"/>
+                <w:szCs w:val="20"/>
+                <w:rtl/>
+              </w:rPr>
+              <w:t xml:space="preserve">תוספת 2</w:t>
+            </w:r>
+          </w:p>
+        </w:tc>
+        <w:tc>
+          <w:tcPr>
+            <w:tcW w:type="dxa" w:w="9038"/>
+            <w:tcBorders>
+              <w:top w:val="single" w:color="808080" w:sz="4"/>
+              <w:left w:val="single" w:color="808080" w:sz="4"/>
+              <w:bottom w:val="single" w:color="808080" w:sz="4"/>
+              <w:right w:val="single" w:color="808080" w:sz="4"/>
+            </w:tcBorders>
+            <w:tcMar>
+              <w:top w:type="dxa" w:w="60"/>
+              <w:left w:type="dxa" w:w="100"/>
+              <w:bottom w:type="dxa" w:w="60"/>
+              <w:right w:type="dxa" w:w="100"/>
+            </w:tcMar>
+          </w:tcPr>
+          <w:p>
+            <w:pPr>
+              <w:bidi/>
+              <w:spacing w:after="60"/>
+              <w:jc w:val="right"/>
+            </w:pPr>
+            <w:r>
+              <w:rPr>
+                <w:rFonts w:ascii="Arial" w:cs="Arial" w:eastAsia="Arial" w:hAnsi="Arial"/>
+                <w:b w:val="false"/>
+                <w:bCs w:val="false"/>
+                <w:sz w:val="20"/>
+                <w:szCs w:val="20"/>
+                <w:rtl/>
+              </w:rPr>
+              <w:t xml:space="preserve">בתוספת 2 נכתב "טלפון מתקדם שני מסכים: סעיף 9.3". מבוקש לאשר כי הכוונה לסעיף 8.3 במפרט.</w:t>
             </w:r>
           </w:p>
         </w:tc>

--- a/tenders/analysis/2026-ofakim-11/שאלות_הבהרה_מכרז_11-2026_אופקים.docx
+++ b/tenders/analysis/2026-ofakim-11/שאלות_הבהרה_מכרז_11-2026_אופקים.docx
@@ -89,8 +89,8 @@
       </w:tblPr>
       <w:tblGrid>
         <w:gridCol w:w="700"/>
+        <w:gridCol w:w="800"/>
         <w:gridCol w:w="2400"/>
-        <w:gridCol w:w="800"/>
         <w:gridCol w:w="1900"/>
         <w:gridCol w:w="9038"/>
       </w:tblGrid>
@@ -136,7 +136,7 @@
         </w:tc>
         <w:tc>
           <w:tcPr>
-            <w:tcW w:type="dxa" w:w="2400"/>
+            <w:tcW w:type="dxa" w:w="800"/>
             <w:tcBorders>
               <w:top w:val="single" w:color="808080" w:sz="4"/>
               <w:left w:val="single" w:color="808080" w:sz="4"/>
@@ -166,13 +166,13 @@
                 <w:szCs w:val="20"/>
                 <w:rtl/>
               </w:rPr>
-              <w:t xml:space="preserve">המסמך או הנספח</w:t>
-            </w:r>
-          </w:p>
-        </w:tc>
-        <w:tc>
-          <w:tcPr>
-            <w:tcW w:type="dxa" w:w="800"/>
+              <w:t xml:space="preserve">עמוד</w:t>
+            </w:r>
+          </w:p>
+        </w:tc>
+        <w:tc>
+          <w:tcPr>
+            <w:tcW w:type="dxa" w:w="2400"/>
             <w:tcBorders>
               <w:top w:val="single" w:color="808080" w:sz="4"/>
               <w:left w:val="single" w:color="808080" w:sz="4"/>
@@ -202,7 +202,7 @@
                 <w:szCs w:val="20"/>
                 <w:rtl/>
               </w:rPr>
-              <w:t xml:space="preserve">עמוד</w:t>
+              <w:t xml:space="preserve">המסמך או הנספח אליו מתייחסת ההבהרה</w:t>
             </w:r>
           </w:p>
         </w:tc>
@@ -321,6 +321,41 @@
         </w:tc>
         <w:tc>
           <w:tcPr>
+            <w:tcW w:type="dxa" w:w="800"/>
+            <w:tcBorders>
+              <w:top w:val="single" w:color="808080" w:sz="4"/>
+              <w:left w:val="single" w:color="808080" w:sz="4"/>
+              <w:bottom w:val="single" w:color="808080" w:sz="4"/>
+              <w:right w:val="single" w:color="808080" w:sz="4"/>
+            </w:tcBorders>
+            <w:tcMar>
+              <w:top w:type="dxa" w:w="60"/>
+              <w:left w:type="dxa" w:w="100"/>
+              <w:bottom w:type="dxa" w:w="60"/>
+              <w:right w:type="dxa" w:w="100"/>
+            </w:tcMar>
+          </w:tcPr>
+          <w:p>
+            <w:pPr>
+              <w:bidi/>
+              <w:spacing w:after="60"/>
+              <w:jc w:val="center"/>
+            </w:pPr>
+            <w:r>
+              <w:rPr>
+                <w:rFonts w:ascii="Arial" w:cs="Arial" w:eastAsia="Arial" w:hAnsi="Arial"/>
+                <w:b w:val="false"/>
+                <w:bCs w:val="false"/>
+                <w:sz w:val="20"/>
+                <w:szCs w:val="20"/>
+                <w:rtl/>
+              </w:rPr>
+              <w:t xml:space="preserve">5</w:t>
+            </w:r>
+          </w:p>
+        </w:tc>
+        <w:tc>
+          <w:tcPr>
             <w:tcW w:type="dxa" w:w="2400"/>
             <w:tcBorders>
               <w:top w:val="single" w:color="808080" w:sz="4"/>
@@ -351,41 +386,6 @@
                 <w:rtl/>
               </w:rPr>
               <w:t xml:space="preserve">מסמך א' – הזמנה להציע הצעות</w:t>
-            </w:r>
-          </w:p>
-        </w:tc>
-        <w:tc>
-          <w:tcPr>
-            <w:tcW w:type="dxa" w:w="800"/>
-            <w:tcBorders>
-              <w:top w:val="single" w:color="808080" w:sz="4"/>
-              <w:left w:val="single" w:color="808080" w:sz="4"/>
-              <w:bottom w:val="single" w:color="808080" w:sz="4"/>
-              <w:right w:val="single" w:color="808080" w:sz="4"/>
-            </w:tcBorders>
-            <w:tcMar>
-              <w:top w:type="dxa" w:w="60"/>
-              <w:left w:type="dxa" w:w="100"/>
-              <w:bottom w:type="dxa" w:w="60"/>
-              <w:right w:type="dxa" w:w="100"/>
-            </w:tcMar>
-          </w:tcPr>
-          <w:p>
-            <w:pPr>
-              <w:bidi/>
-              <w:spacing w:after="60"/>
-              <w:jc w:val="center"/>
-            </w:pPr>
-            <w:r>
-              <w:rPr>
-                <w:rFonts w:ascii="Arial" w:cs="Arial" w:eastAsia="Arial" w:hAnsi="Arial"/>
-                <w:b w:val="false"/>
-                <w:bCs w:val="false"/>
-                <w:sz w:val="20"/>
-                <w:szCs w:val="20"/>
-                <w:rtl/>
-              </w:rPr>
-              <w:t xml:space="preserve">5</w:t>
             </w:r>
           </w:p>
         </w:tc>
@@ -497,6 +497,41 @@
         </w:tc>
         <w:tc>
           <w:tcPr>
+            <w:tcW w:type="dxa" w:w="800"/>
+            <w:tcBorders>
+              <w:top w:val="single" w:color="808080" w:sz="4"/>
+              <w:left w:val="single" w:color="808080" w:sz="4"/>
+              <w:bottom w:val="single" w:color="808080" w:sz="4"/>
+              <w:right w:val="single" w:color="808080" w:sz="4"/>
+            </w:tcBorders>
+            <w:tcMar>
+              <w:top w:type="dxa" w:w="60"/>
+              <w:left w:type="dxa" w:w="100"/>
+              <w:bottom w:type="dxa" w:w="60"/>
+              <w:right w:type="dxa" w:w="100"/>
+            </w:tcMar>
+          </w:tcPr>
+          <w:p>
+            <w:pPr>
+              <w:bidi/>
+              <w:spacing w:after="60"/>
+              <w:jc w:val="center"/>
+            </w:pPr>
+            <w:r>
+              <w:rPr>
+                <w:rFonts w:ascii="Arial" w:cs="Arial" w:eastAsia="Arial" w:hAnsi="Arial"/>
+                <w:b w:val="false"/>
+                <w:bCs w:val="false"/>
+                <w:sz w:val="20"/>
+                <w:szCs w:val="20"/>
+                <w:rtl/>
+              </w:rPr>
+              <w:t xml:space="preserve">30</w:t>
+            </w:r>
+          </w:p>
+        </w:tc>
+        <w:tc>
+          <w:tcPr>
             <w:tcW w:type="dxa" w:w="2400"/>
             <w:tcBorders>
               <w:top w:val="single" w:color="808080" w:sz="4"/>
@@ -527,41 +562,6 @@
                 <w:rtl/>
               </w:rPr>
               <w:t xml:space="preserve">מסמך ג' – הסכם</w:t>
-            </w:r>
-          </w:p>
-        </w:tc>
-        <w:tc>
-          <w:tcPr>
-            <w:tcW w:type="dxa" w:w="800"/>
-            <w:tcBorders>
-              <w:top w:val="single" w:color="808080" w:sz="4"/>
-              <w:left w:val="single" w:color="808080" w:sz="4"/>
-              <w:bottom w:val="single" w:color="808080" w:sz="4"/>
-              <w:right w:val="single" w:color="808080" w:sz="4"/>
-            </w:tcBorders>
-            <w:tcMar>
-              <w:top w:type="dxa" w:w="60"/>
-              <w:left w:type="dxa" w:w="100"/>
-              <w:bottom w:type="dxa" w:w="60"/>
-              <w:right w:type="dxa" w:w="100"/>
-            </w:tcMar>
-          </w:tcPr>
-          <w:p>
-            <w:pPr>
-              <w:bidi/>
-              <w:spacing w:after="60"/>
-              <w:jc w:val="center"/>
-            </w:pPr>
-            <w:r>
-              <w:rPr>
-                <w:rFonts w:ascii="Arial" w:cs="Arial" w:eastAsia="Arial" w:hAnsi="Arial"/>
-                <w:b w:val="false"/>
-                <w:bCs w:val="false"/>
-                <w:sz w:val="20"/>
-                <w:szCs w:val="20"/>
-                <w:rtl/>
-              </w:rPr>
-              <w:t xml:space="preserve">30</w:t>
             </w:r>
           </w:p>
         </w:tc>
@@ -654,6 +654,41 @@
         </w:tc>
         <w:tc>
           <w:tcPr>
+            <w:tcW w:type="dxa" w:w="800"/>
+            <w:tcBorders>
+              <w:top w:val="single" w:color="808080" w:sz="4"/>
+              <w:left w:val="single" w:color="808080" w:sz="4"/>
+              <w:bottom w:val="single" w:color="808080" w:sz="4"/>
+              <w:right w:val="single" w:color="808080" w:sz="4"/>
+            </w:tcBorders>
+            <w:tcMar>
+              <w:top w:type="dxa" w:w="60"/>
+              <w:left w:type="dxa" w:w="100"/>
+              <w:bottom w:type="dxa" w:w="60"/>
+              <w:right w:type="dxa" w:w="100"/>
+            </w:tcMar>
+          </w:tcPr>
+          <w:p>
+            <w:pPr>
+              <w:bidi/>
+              <w:spacing w:after="60"/>
+              <w:jc w:val="center"/>
+            </w:pPr>
+            <w:r>
+              <w:rPr>
+                <w:rFonts w:ascii="Arial" w:cs="Arial" w:eastAsia="Arial" w:hAnsi="Arial"/>
+                <w:b w:val="false"/>
+                <w:bCs w:val="false"/>
+                <w:sz w:val="20"/>
+                <w:szCs w:val="20"/>
+                <w:rtl/>
+              </w:rPr>
+              <w:t xml:space="preserve">11</w:t>
+            </w:r>
+          </w:p>
+        </w:tc>
+        <w:tc>
+          <w:tcPr>
             <w:tcW w:type="dxa" w:w="2400"/>
             <w:tcBorders>
               <w:top w:val="single" w:color="808080" w:sz="4"/>
@@ -684,41 +719,6 @@
                 <w:rtl/>
               </w:rPr>
               <w:t xml:space="preserve">מסמך א' – הזמנה להציע הצעות</w:t>
-            </w:r>
-          </w:p>
-        </w:tc>
-        <w:tc>
-          <w:tcPr>
-            <w:tcW w:type="dxa" w:w="800"/>
-            <w:tcBorders>
-              <w:top w:val="single" w:color="808080" w:sz="4"/>
-              <w:left w:val="single" w:color="808080" w:sz="4"/>
-              <w:bottom w:val="single" w:color="808080" w:sz="4"/>
-              <w:right w:val="single" w:color="808080" w:sz="4"/>
-            </w:tcBorders>
-            <w:tcMar>
-              <w:top w:type="dxa" w:w="60"/>
-              <w:left w:type="dxa" w:w="100"/>
-              <w:bottom w:type="dxa" w:w="60"/>
-              <w:right w:type="dxa" w:w="100"/>
-            </w:tcMar>
-          </w:tcPr>
-          <w:p>
-            <w:pPr>
-              <w:bidi/>
-              <w:spacing w:after="60"/>
-              <w:jc w:val="center"/>
-            </w:pPr>
-            <w:r>
-              <w:rPr>
-                <w:rFonts w:ascii="Arial" w:cs="Arial" w:eastAsia="Arial" w:hAnsi="Arial"/>
-                <w:b w:val="false"/>
-                <w:bCs w:val="false"/>
-                <w:sz w:val="20"/>
-                <w:szCs w:val="20"/>
-                <w:rtl/>
-              </w:rPr>
-              <w:t xml:space="preserve">11</w:t>
             </w:r>
           </w:p>
         </w:tc>
@@ -835,6 +835,41 @@
         </w:tc>
         <w:tc>
           <w:tcPr>
+            <w:tcW w:type="dxa" w:w="800"/>
+            <w:tcBorders>
+              <w:top w:val="single" w:color="808080" w:sz="4"/>
+              <w:left w:val="single" w:color="808080" w:sz="4"/>
+              <w:bottom w:val="single" w:color="808080" w:sz="4"/>
+              <w:right w:val="single" w:color="808080" w:sz="4"/>
+            </w:tcBorders>
+            <w:tcMar>
+              <w:top w:type="dxa" w:w="60"/>
+              <w:left w:type="dxa" w:w="100"/>
+              <w:bottom w:type="dxa" w:w="60"/>
+              <w:right w:type="dxa" w:w="100"/>
+            </w:tcMar>
+          </w:tcPr>
+          <w:p>
+            <w:pPr>
+              <w:bidi/>
+              <w:spacing w:after="60"/>
+              <w:jc w:val="center"/>
+            </w:pPr>
+            <w:r>
+              <w:rPr>
+                <w:rFonts w:ascii="Arial" w:cs="Arial" w:eastAsia="Arial" w:hAnsi="Arial"/>
+                <w:b w:val="false"/>
+                <w:bCs w:val="false"/>
+                <w:sz w:val="20"/>
+                <w:szCs w:val="20"/>
+                <w:rtl/>
+              </w:rPr>
+              <w:t xml:space="preserve">30</w:t>
+            </w:r>
+          </w:p>
+        </w:tc>
+        <w:tc>
+          <w:tcPr>
             <w:tcW w:type="dxa" w:w="2400"/>
             <w:tcBorders>
               <w:top w:val="single" w:color="808080" w:sz="4"/>
@@ -865,41 +900,6 @@
                 <w:rtl/>
               </w:rPr>
               <w:t xml:space="preserve">מסמך ג' – הסכם</w:t>
-            </w:r>
-          </w:p>
-        </w:tc>
-        <w:tc>
-          <w:tcPr>
-            <w:tcW w:type="dxa" w:w="800"/>
-            <w:tcBorders>
-              <w:top w:val="single" w:color="808080" w:sz="4"/>
-              <w:left w:val="single" w:color="808080" w:sz="4"/>
-              <w:bottom w:val="single" w:color="808080" w:sz="4"/>
-              <w:right w:val="single" w:color="808080" w:sz="4"/>
-            </w:tcBorders>
-            <w:tcMar>
-              <w:top w:type="dxa" w:w="60"/>
-              <w:left w:type="dxa" w:w="100"/>
-              <w:bottom w:type="dxa" w:w="60"/>
-              <w:right w:type="dxa" w:w="100"/>
-            </w:tcMar>
-          </w:tcPr>
-          <w:p>
-            <w:pPr>
-              <w:bidi/>
-              <w:spacing w:after="60"/>
-              <w:jc w:val="center"/>
-            </w:pPr>
-            <w:r>
-              <w:rPr>
-                <w:rFonts w:ascii="Arial" w:cs="Arial" w:eastAsia="Arial" w:hAnsi="Arial"/>
-                <w:b w:val="false"/>
-                <w:bCs w:val="false"/>
-                <w:sz w:val="20"/>
-                <w:szCs w:val="20"/>
-                <w:rtl/>
-              </w:rPr>
-              <w:t xml:space="preserve">30</w:t>
             </w:r>
           </w:p>
         </w:tc>
@@ -1011,6 +1011,41 @@
         </w:tc>
         <w:tc>
           <w:tcPr>
+            <w:tcW w:type="dxa" w:w="800"/>
+            <w:tcBorders>
+              <w:top w:val="single" w:color="808080" w:sz="4"/>
+              <w:left w:val="single" w:color="808080" w:sz="4"/>
+              <w:bottom w:val="single" w:color="808080" w:sz="4"/>
+              <w:right w:val="single" w:color="808080" w:sz="4"/>
+            </w:tcBorders>
+            <w:tcMar>
+              <w:top w:type="dxa" w:w="60"/>
+              <w:left w:type="dxa" w:w="100"/>
+              <w:bottom w:type="dxa" w:w="60"/>
+              <w:right w:type="dxa" w:w="100"/>
+            </w:tcMar>
+          </w:tcPr>
+          <w:p>
+            <w:pPr>
+              <w:bidi/>
+              <w:spacing w:after="60"/>
+              <w:jc w:val="center"/>
+            </w:pPr>
+            <w:r>
+              <w:rPr>
+                <w:rFonts w:ascii="Arial" w:cs="Arial" w:eastAsia="Arial" w:hAnsi="Arial"/>
+                <w:b w:val="false"/>
+                <w:bCs w:val="false"/>
+                <w:sz w:val="20"/>
+                <w:szCs w:val="20"/>
+                <w:rtl/>
+              </w:rPr>
+              <w:t xml:space="preserve">19–20</w:t>
+            </w:r>
+          </w:p>
+        </w:tc>
+        <w:tc>
+          <w:tcPr>
             <w:tcW w:type="dxa" w:w="2400"/>
             <w:tcBorders>
               <w:top w:val="single" w:color="808080" w:sz="4"/>
@@ -1041,41 +1076,6 @@
                 <w:rtl/>
               </w:rPr>
               <w:t xml:space="preserve">נספח א' – מפרט השירותים (קובץ נפרד)</w:t>
-            </w:r>
-          </w:p>
-        </w:tc>
-        <w:tc>
-          <w:tcPr>
-            <w:tcW w:type="dxa" w:w="800"/>
-            <w:tcBorders>
-              <w:top w:val="single" w:color="808080" w:sz="4"/>
-              <w:left w:val="single" w:color="808080" w:sz="4"/>
-              <w:bottom w:val="single" w:color="808080" w:sz="4"/>
-              <w:right w:val="single" w:color="808080" w:sz="4"/>
-            </w:tcBorders>
-            <w:tcMar>
-              <w:top w:type="dxa" w:w="60"/>
-              <w:left w:type="dxa" w:w="100"/>
-              <w:bottom w:type="dxa" w:w="60"/>
-              <w:right w:type="dxa" w:w="100"/>
-            </w:tcMar>
-          </w:tcPr>
-          <w:p>
-            <w:pPr>
-              <w:bidi/>
-              <w:spacing w:after="60"/>
-              <w:jc w:val="center"/>
-            </w:pPr>
-            <w:r>
-              <w:rPr>
-                <w:rFonts w:ascii="Arial" w:cs="Arial" w:eastAsia="Arial" w:hAnsi="Arial"/>
-                <w:b w:val="false"/>
-                <w:bCs w:val="false"/>
-                <w:sz w:val="20"/>
-                <w:szCs w:val="20"/>
-                <w:rtl/>
-              </w:rPr>
-              <w:t xml:space="preserve">19–20</w:t>
             </w:r>
           </w:p>
         </w:tc>
@@ -1168,6 +1168,41 @@
         </w:tc>
         <w:tc>
           <w:tcPr>
+            <w:tcW w:type="dxa" w:w="800"/>
+            <w:tcBorders>
+              <w:top w:val="single" w:color="808080" w:sz="4"/>
+              <w:left w:val="single" w:color="808080" w:sz="4"/>
+              <w:bottom w:val="single" w:color="808080" w:sz="4"/>
+              <w:right w:val="single" w:color="808080" w:sz="4"/>
+            </w:tcBorders>
+            <w:tcMar>
+              <w:top w:type="dxa" w:w="60"/>
+              <w:left w:type="dxa" w:w="100"/>
+              <w:bottom w:type="dxa" w:w="60"/>
+              <w:right w:type="dxa" w:w="100"/>
+            </w:tcMar>
+          </w:tcPr>
+          <w:p>
+            <w:pPr>
+              <w:bidi/>
+              <w:spacing w:after="60"/>
+              <w:jc w:val="center"/>
+            </w:pPr>
+            <w:r>
+              <w:rPr>
+                <w:rFonts w:ascii="Arial" w:cs="Arial" w:eastAsia="Arial" w:hAnsi="Arial"/>
+                <w:b w:val="false"/>
+                <w:bCs w:val="false"/>
+                <w:sz w:val="20"/>
+                <w:szCs w:val="20"/>
+                <w:rtl/>
+              </w:rPr>
+              <w:t xml:space="preserve">31</w:t>
+            </w:r>
+          </w:p>
+        </w:tc>
+        <w:tc>
+          <w:tcPr>
             <w:tcW w:type="dxa" w:w="2400"/>
             <w:tcBorders>
               <w:top w:val="single" w:color="808080" w:sz="4"/>
@@ -1198,41 +1233,6 @@
                 <w:rtl/>
               </w:rPr>
               <w:t xml:space="preserve">מסמך ג' – הסכם</w:t>
-            </w:r>
-          </w:p>
-        </w:tc>
-        <w:tc>
-          <w:tcPr>
-            <w:tcW w:type="dxa" w:w="800"/>
-            <w:tcBorders>
-              <w:top w:val="single" w:color="808080" w:sz="4"/>
-              <w:left w:val="single" w:color="808080" w:sz="4"/>
-              <w:bottom w:val="single" w:color="808080" w:sz="4"/>
-              <w:right w:val="single" w:color="808080" w:sz="4"/>
-            </w:tcBorders>
-            <w:tcMar>
-              <w:top w:type="dxa" w:w="60"/>
-              <w:left w:type="dxa" w:w="100"/>
-              <w:bottom w:type="dxa" w:w="60"/>
-              <w:right w:type="dxa" w:w="100"/>
-            </w:tcMar>
-          </w:tcPr>
-          <w:p>
-            <w:pPr>
-              <w:bidi/>
-              <w:spacing w:after="60"/>
-              <w:jc w:val="center"/>
-            </w:pPr>
-            <w:r>
-              <w:rPr>
-                <w:rFonts w:ascii="Arial" w:cs="Arial" w:eastAsia="Arial" w:hAnsi="Arial"/>
-                <w:b w:val="false"/>
-                <w:bCs w:val="false"/>
-                <w:sz w:val="20"/>
-                <w:szCs w:val="20"/>
-                <w:rtl/>
-              </w:rPr>
-              <w:t xml:space="preserve">31</w:t>
             </w:r>
           </w:p>
         </w:tc>
@@ -1366,6 +1366,41 @@
         </w:tc>
         <w:tc>
           <w:tcPr>
+            <w:tcW w:type="dxa" w:w="800"/>
+            <w:tcBorders>
+              <w:top w:val="single" w:color="808080" w:sz="4"/>
+              <w:left w:val="single" w:color="808080" w:sz="4"/>
+              <w:bottom w:val="single" w:color="808080" w:sz="4"/>
+              <w:right w:val="single" w:color="808080" w:sz="4"/>
+            </w:tcBorders>
+            <w:tcMar>
+              <w:top w:type="dxa" w:w="60"/>
+              <w:left w:type="dxa" w:w="100"/>
+              <w:bottom w:type="dxa" w:w="60"/>
+              <w:right w:type="dxa" w:w="100"/>
+            </w:tcMar>
+          </w:tcPr>
+          <w:p>
+            <w:pPr>
+              <w:bidi/>
+              <w:spacing w:after="60"/>
+              <w:jc w:val="center"/>
+            </w:pPr>
+            <w:r>
+              <w:rPr>
+                <w:rFonts w:ascii="Arial" w:cs="Arial" w:eastAsia="Arial" w:hAnsi="Arial"/>
+                <w:b w:val="false"/>
+                <w:bCs w:val="false"/>
+                <w:sz w:val="20"/>
+                <w:szCs w:val="20"/>
+                <w:rtl/>
+              </w:rPr>
+              <w:t xml:space="preserve">31</w:t>
+            </w:r>
+          </w:p>
+        </w:tc>
+        <w:tc>
+          <w:tcPr>
             <w:tcW w:type="dxa" w:w="2400"/>
             <w:tcBorders>
               <w:top w:val="single" w:color="808080" w:sz="4"/>
@@ -1396,41 +1431,6 @@
                 <w:rtl/>
               </w:rPr>
               <w:t xml:space="preserve">מסמך ג' – הסכם</w:t>
-            </w:r>
-          </w:p>
-        </w:tc>
-        <w:tc>
-          <w:tcPr>
-            <w:tcW w:type="dxa" w:w="800"/>
-            <w:tcBorders>
-              <w:top w:val="single" w:color="808080" w:sz="4"/>
-              <w:left w:val="single" w:color="808080" w:sz="4"/>
-              <w:bottom w:val="single" w:color="808080" w:sz="4"/>
-              <w:right w:val="single" w:color="808080" w:sz="4"/>
-            </w:tcBorders>
-            <w:tcMar>
-              <w:top w:type="dxa" w:w="60"/>
-              <w:left w:type="dxa" w:w="100"/>
-              <w:bottom w:type="dxa" w:w="60"/>
-              <w:right w:type="dxa" w:w="100"/>
-            </w:tcMar>
-          </w:tcPr>
-          <w:p>
-            <w:pPr>
-              <w:bidi/>
-              <w:spacing w:after="60"/>
-              <w:jc w:val="center"/>
-            </w:pPr>
-            <w:r>
-              <w:rPr>
-                <w:rFonts w:ascii="Arial" w:cs="Arial" w:eastAsia="Arial" w:hAnsi="Arial"/>
-                <w:b w:val="false"/>
-                <w:bCs w:val="false"/>
-                <w:sz w:val="20"/>
-                <w:szCs w:val="20"/>
-                <w:rtl/>
-              </w:rPr>
-              <w:t xml:space="preserve">31</w:t>
             </w:r>
           </w:p>
         </w:tc>
@@ -1546,6 +1546,41 @@
         </w:tc>
         <w:tc>
           <w:tcPr>
+            <w:tcW w:type="dxa" w:w="800"/>
+            <w:tcBorders>
+              <w:top w:val="single" w:color="808080" w:sz="4"/>
+              <w:left w:val="single" w:color="808080" w:sz="4"/>
+              <w:bottom w:val="single" w:color="808080" w:sz="4"/>
+              <w:right w:val="single" w:color="808080" w:sz="4"/>
+            </w:tcBorders>
+            <w:tcMar>
+              <w:top w:type="dxa" w:w="60"/>
+              <w:left w:type="dxa" w:w="100"/>
+              <w:bottom w:type="dxa" w:w="60"/>
+              <w:right w:type="dxa" w:w="100"/>
+            </w:tcMar>
+          </w:tcPr>
+          <w:p>
+            <w:pPr>
+              <w:bidi/>
+              <w:spacing w:after="60"/>
+              <w:jc w:val="center"/>
+            </w:pPr>
+            <w:r>
+              <w:rPr>
+                <w:rFonts w:ascii="Arial" w:cs="Arial" w:eastAsia="Arial" w:hAnsi="Arial"/>
+                <w:b w:val="false"/>
+                <w:bCs w:val="false"/>
+                <w:sz w:val="20"/>
+                <w:szCs w:val="20"/>
+                <w:rtl/>
+              </w:rPr>
+              <w:t xml:space="preserve">32</w:t>
+            </w:r>
+          </w:p>
+        </w:tc>
+        <w:tc>
+          <w:tcPr>
             <w:tcW w:type="dxa" w:w="2400"/>
             <w:tcBorders>
               <w:top w:val="single" w:color="808080" w:sz="4"/>
@@ -1576,41 +1611,6 @@
                 <w:rtl/>
               </w:rPr>
               <w:t xml:space="preserve">מסמך ג' – הסכם</w:t>
-            </w:r>
-          </w:p>
-        </w:tc>
-        <w:tc>
-          <w:tcPr>
-            <w:tcW w:type="dxa" w:w="800"/>
-            <w:tcBorders>
-              <w:top w:val="single" w:color="808080" w:sz="4"/>
-              <w:left w:val="single" w:color="808080" w:sz="4"/>
-              <w:bottom w:val="single" w:color="808080" w:sz="4"/>
-              <w:right w:val="single" w:color="808080" w:sz="4"/>
-            </w:tcBorders>
-            <w:tcMar>
-              <w:top w:type="dxa" w:w="60"/>
-              <w:left w:type="dxa" w:w="100"/>
-              <w:bottom w:type="dxa" w:w="60"/>
-              <w:right w:type="dxa" w:w="100"/>
-            </w:tcMar>
-          </w:tcPr>
-          <w:p>
-            <w:pPr>
-              <w:bidi/>
-              <w:spacing w:after="60"/>
-              <w:jc w:val="center"/>
-            </w:pPr>
-            <w:r>
-              <w:rPr>
-                <w:rFonts w:ascii="Arial" w:cs="Arial" w:eastAsia="Arial" w:hAnsi="Arial"/>
-                <w:b w:val="false"/>
-                <w:bCs w:val="false"/>
-                <w:sz w:val="20"/>
-                <w:szCs w:val="20"/>
-                <w:rtl/>
-              </w:rPr>
-              <w:t xml:space="preserve">32</w:t>
             </w:r>
           </w:p>
         </w:tc>
@@ -1816,6 +1816,41 @@
         </w:tc>
         <w:tc>
           <w:tcPr>
+            <w:tcW w:type="dxa" w:w="800"/>
+            <w:tcBorders>
+              <w:top w:val="single" w:color="808080" w:sz="4"/>
+              <w:left w:val="single" w:color="808080" w:sz="4"/>
+              <w:bottom w:val="single" w:color="808080" w:sz="4"/>
+              <w:right w:val="single" w:color="808080" w:sz="4"/>
+            </w:tcBorders>
+            <w:tcMar>
+              <w:top w:type="dxa" w:w="60"/>
+              <w:left w:type="dxa" w:w="100"/>
+              <w:bottom w:type="dxa" w:w="60"/>
+              <w:right w:type="dxa" w:w="100"/>
+            </w:tcMar>
+          </w:tcPr>
+          <w:p>
+            <w:pPr>
+              <w:bidi/>
+              <w:spacing w:after="60"/>
+              <w:jc w:val="center"/>
+            </w:pPr>
+            <w:r>
+              <w:rPr>
+                <w:rFonts w:ascii="Arial" w:cs="Arial" w:eastAsia="Arial" w:hAnsi="Arial"/>
+                <w:b w:val="false"/>
+                <w:bCs w:val="false"/>
+                <w:sz w:val="20"/>
+                <w:szCs w:val="20"/>
+                <w:rtl/>
+              </w:rPr>
+              <w:t xml:space="preserve">33</w:t>
+            </w:r>
+          </w:p>
+        </w:tc>
+        <w:tc>
+          <w:tcPr>
             <w:tcW w:type="dxa" w:w="2400"/>
             <w:tcBorders>
               <w:top w:val="single" w:color="808080" w:sz="4"/>
@@ -1846,41 +1881,6 @@
                 <w:rtl/>
               </w:rPr>
               <w:t xml:space="preserve">מסמך ג' – הסכם</w:t>
-            </w:r>
-          </w:p>
-        </w:tc>
-        <w:tc>
-          <w:tcPr>
-            <w:tcW w:type="dxa" w:w="800"/>
-            <w:tcBorders>
-              <w:top w:val="single" w:color="808080" w:sz="4"/>
-              <w:left w:val="single" w:color="808080" w:sz="4"/>
-              <w:bottom w:val="single" w:color="808080" w:sz="4"/>
-              <w:right w:val="single" w:color="808080" w:sz="4"/>
-            </w:tcBorders>
-            <w:tcMar>
-              <w:top w:type="dxa" w:w="60"/>
-              <w:left w:type="dxa" w:w="100"/>
-              <w:bottom w:type="dxa" w:w="60"/>
-              <w:right w:type="dxa" w:w="100"/>
-            </w:tcMar>
-          </w:tcPr>
-          <w:p>
-            <w:pPr>
-              <w:bidi/>
-              <w:spacing w:after="60"/>
-              <w:jc w:val="center"/>
-            </w:pPr>
-            <w:r>
-              <w:rPr>
-                <w:rFonts w:ascii="Arial" w:cs="Arial" w:eastAsia="Arial" w:hAnsi="Arial"/>
-                <w:b w:val="false"/>
-                <w:bCs w:val="false"/>
-                <w:sz w:val="20"/>
-                <w:szCs w:val="20"/>
-                <w:rtl/>
-              </w:rPr>
-              <w:t xml:space="preserve">33</w:t>
             </w:r>
           </w:p>
         </w:tc>
@@ -2032,6 +2032,41 @@
         </w:tc>
         <w:tc>
           <w:tcPr>
+            <w:tcW w:type="dxa" w:w="800"/>
+            <w:tcBorders>
+              <w:top w:val="single" w:color="808080" w:sz="4"/>
+              <w:left w:val="single" w:color="808080" w:sz="4"/>
+              <w:bottom w:val="single" w:color="808080" w:sz="4"/>
+              <w:right w:val="single" w:color="808080" w:sz="4"/>
+            </w:tcBorders>
+            <w:tcMar>
+              <w:top w:type="dxa" w:w="60"/>
+              <w:left w:type="dxa" w:w="100"/>
+              <w:bottom w:type="dxa" w:w="60"/>
+              <w:right w:type="dxa" w:w="100"/>
+            </w:tcMar>
+          </w:tcPr>
+          <w:p>
+            <w:pPr>
+              <w:bidi/>
+              <w:spacing w:after="60"/>
+              <w:jc w:val="center"/>
+            </w:pPr>
+            <w:r>
+              <w:rPr>
+                <w:rFonts w:ascii="Arial" w:cs="Arial" w:eastAsia="Arial" w:hAnsi="Arial"/>
+                <w:b w:val="false"/>
+                <w:bCs w:val="false"/>
+                <w:sz w:val="20"/>
+                <w:szCs w:val="20"/>
+                <w:rtl/>
+              </w:rPr>
+              <w:t xml:space="preserve">33</w:t>
+            </w:r>
+          </w:p>
+        </w:tc>
+        <w:tc>
+          <w:tcPr>
             <w:tcW w:type="dxa" w:w="2400"/>
             <w:tcBorders>
               <w:top w:val="single" w:color="808080" w:sz="4"/>
@@ -2062,41 +2097,6 @@
                 <w:rtl/>
               </w:rPr>
               <w:t xml:space="preserve">מסמך ג' – הסכם</w:t>
-            </w:r>
-          </w:p>
-        </w:tc>
-        <w:tc>
-          <w:tcPr>
-            <w:tcW w:type="dxa" w:w="800"/>
-            <w:tcBorders>
-              <w:top w:val="single" w:color="808080" w:sz="4"/>
-              <w:left w:val="single" w:color="808080" w:sz="4"/>
-              <w:bottom w:val="single" w:color="808080" w:sz="4"/>
-              <w:right w:val="single" w:color="808080" w:sz="4"/>
-            </w:tcBorders>
-            <w:tcMar>
-              <w:top w:type="dxa" w:w="60"/>
-              <w:left w:type="dxa" w:w="100"/>
-              <w:bottom w:type="dxa" w:w="60"/>
-              <w:right w:type="dxa" w:w="100"/>
-            </w:tcMar>
-          </w:tcPr>
-          <w:p>
-            <w:pPr>
-              <w:bidi/>
-              <w:spacing w:after="60"/>
-              <w:jc w:val="center"/>
-            </w:pPr>
-            <w:r>
-              <w:rPr>
-                <w:rFonts w:ascii="Arial" w:cs="Arial" w:eastAsia="Arial" w:hAnsi="Arial"/>
-                <w:b w:val="false"/>
-                <w:bCs w:val="false"/>
-                <w:sz w:val="20"/>
-                <w:szCs w:val="20"/>
-                <w:rtl/>
-              </w:rPr>
-              <w:t xml:space="preserve">33</w:t>
             </w:r>
           </w:p>
         </w:tc>
@@ -2248,6 +2248,41 @@
         </w:tc>
         <w:tc>
           <w:tcPr>
+            <w:tcW w:type="dxa" w:w="800"/>
+            <w:tcBorders>
+              <w:top w:val="single" w:color="808080" w:sz="4"/>
+              <w:left w:val="single" w:color="808080" w:sz="4"/>
+              <w:bottom w:val="single" w:color="808080" w:sz="4"/>
+              <w:right w:val="single" w:color="808080" w:sz="4"/>
+            </w:tcBorders>
+            <w:tcMar>
+              <w:top w:type="dxa" w:w="60"/>
+              <w:left w:type="dxa" w:w="100"/>
+              <w:bottom w:type="dxa" w:w="60"/>
+              <w:right w:type="dxa" w:w="100"/>
+            </w:tcMar>
+          </w:tcPr>
+          <w:p>
+            <w:pPr>
+              <w:bidi/>
+              <w:spacing w:after="60"/>
+              <w:jc w:val="center"/>
+            </w:pPr>
+            <w:r>
+              <w:rPr>
+                <w:rFonts w:ascii="Arial" w:cs="Arial" w:eastAsia="Arial" w:hAnsi="Arial"/>
+                <w:b w:val="false"/>
+                <w:bCs w:val="false"/>
+                <w:sz w:val="20"/>
+                <w:szCs w:val="20"/>
+                <w:rtl/>
+              </w:rPr>
+              <w:t xml:space="preserve">34</w:t>
+            </w:r>
+          </w:p>
+        </w:tc>
+        <w:tc>
+          <w:tcPr>
             <w:tcW w:type="dxa" w:w="2400"/>
             <w:tcBorders>
               <w:top w:val="single" w:color="808080" w:sz="4"/>
@@ -2278,41 +2313,6 @@
                 <w:rtl/>
               </w:rPr>
               <w:t xml:space="preserve">מסמך ג' – הסכם</w:t>
-            </w:r>
-          </w:p>
-        </w:tc>
-        <w:tc>
-          <w:tcPr>
-            <w:tcW w:type="dxa" w:w="800"/>
-            <w:tcBorders>
-              <w:top w:val="single" w:color="808080" w:sz="4"/>
-              <w:left w:val="single" w:color="808080" w:sz="4"/>
-              <w:bottom w:val="single" w:color="808080" w:sz="4"/>
-              <w:right w:val="single" w:color="808080" w:sz="4"/>
-            </w:tcBorders>
-            <w:tcMar>
-              <w:top w:type="dxa" w:w="60"/>
-              <w:left w:type="dxa" w:w="100"/>
-              <w:bottom w:type="dxa" w:w="60"/>
-              <w:right w:type="dxa" w:w="100"/>
-            </w:tcMar>
-          </w:tcPr>
-          <w:p>
-            <w:pPr>
-              <w:bidi/>
-              <w:spacing w:after="60"/>
-              <w:jc w:val="center"/>
-            </w:pPr>
-            <w:r>
-              <w:rPr>
-                <w:rFonts w:ascii="Arial" w:cs="Arial" w:eastAsia="Arial" w:hAnsi="Arial"/>
-                <w:b w:val="false"/>
-                <w:bCs w:val="false"/>
-                <w:sz w:val="20"/>
-                <w:szCs w:val="20"/>
-                <w:rtl/>
-              </w:rPr>
-              <w:t xml:space="preserve">34</w:t>
             </w:r>
           </w:p>
         </w:tc>
@@ -2446,6 +2446,41 @@
         </w:tc>
         <w:tc>
           <w:tcPr>
+            <w:tcW w:type="dxa" w:w="800"/>
+            <w:tcBorders>
+              <w:top w:val="single" w:color="808080" w:sz="4"/>
+              <w:left w:val="single" w:color="808080" w:sz="4"/>
+              <w:bottom w:val="single" w:color="808080" w:sz="4"/>
+              <w:right w:val="single" w:color="808080" w:sz="4"/>
+            </w:tcBorders>
+            <w:tcMar>
+              <w:top w:type="dxa" w:w="60"/>
+              <w:left w:type="dxa" w:w="100"/>
+              <w:bottom w:type="dxa" w:w="60"/>
+              <w:right w:type="dxa" w:w="100"/>
+            </w:tcMar>
+          </w:tcPr>
+          <w:p>
+            <w:pPr>
+              <w:bidi/>
+              <w:spacing w:after="60"/>
+              <w:jc w:val="center"/>
+            </w:pPr>
+            <w:r>
+              <w:rPr>
+                <w:rFonts w:ascii="Arial" w:cs="Arial" w:eastAsia="Arial" w:hAnsi="Arial"/>
+                <w:b w:val="false"/>
+                <w:bCs w:val="false"/>
+                <w:sz w:val="20"/>
+                <w:szCs w:val="20"/>
+                <w:rtl/>
+              </w:rPr>
+              <w:t xml:space="preserve">34</w:t>
+            </w:r>
+          </w:p>
+        </w:tc>
+        <w:tc>
+          <w:tcPr>
             <w:tcW w:type="dxa" w:w="2400"/>
             <w:tcBorders>
               <w:top w:val="single" w:color="808080" w:sz="4"/>
@@ -2476,41 +2511,6 @@
                 <w:rtl/>
               </w:rPr>
               <w:t xml:space="preserve">מסמך ג' – הסכם</w:t>
-            </w:r>
-          </w:p>
-        </w:tc>
-        <w:tc>
-          <w:tcPr>
-            <w:tcW w:type="dxa" w:w="800"/>
-            <w:tcBorders>
-              <w:top w:val="single" w:color="808080" w:sz="4"/>
-              <w:left w:val="single" w:color="808080" w:sz="4"/>
-              <w:bottom w:val="single" w:color="808080" w:sz="4"/>
-              <w:right w:val="single" w:color="808080" w:sz="4"/>
-            </w:tcBorders>
-            <w:tcMar>
-              <w:top w:type="dxa" w:w="60"/>
-              <w:left w:type="dxa" w:w="100"/>
-              <w:bottom w:type="dxa" w:w="60"/>
-              <w:right w:type="dxa" w:w="100"/>
-            </w:tcMar>
-          </w:tcPr>
-          <w:p>
-            <w:pPr>
-              <w:bidi/>
-              <w:spacing w:after="60"/>
-              <w:jc w:val="center"/>
-            </w:pPr>
-            <w:r>
-              <w:rPr>
-                <w:rFonts w:ascii="Arial" w:cs="Arial" w:eastAsia="Arial" w:hAnsi="Arial"/>
-                <w:b w:val="false"/>
-                <w:bCs w:val="false"/>
-                <w:sz w:val="20"/>
-                <w:szCs w:val="20"/>
-                <w:rtl/>
-              </w:rPr>
-              <w:t xml:space="preserve">34</w:t>
             </w:r>
           </w:p>
         </w:tc>
@@ -2644,6 +2644,41 @@
         </w:tc>
         <w:tc>
           <w:tcPr>
+            <w:tcW w:type="dxa" w:w="800"/>
+            <w:tcBorders>
+              <w:top w:val="single" w:color="808080" w:sz="4"/>
+              <w:left w:val="single" w:color="808080" w:sz="4"/>
+              <w:bottom w:val="single" w:color="808080" w:sz="4"/>
+              <w:right w:val="single" w:color="808080" w:sz="4"/>
+            </w:tcBorders>
+            <w:tcMar>
+              <w:top w:type="dxa" w:w="60"/>
+              <w:left w:type="dxa" w:w="100"/>
+              <w:bottom w:type="dxa" w:w="60"/>
+              <w:right w:type="dxa" w:w="100"/>
+            </w:tcMar>
+          </w:tcPr>
+          <w:p>
+            <w:pPr>
+              <w:bidi/>
+              <w:spacing w:after="60"/>
+              <w:jc w:val="center"/>
+            </w:pPr>
+            <w:r>
+              <w:rPr>
+                <w:rFonts w:ascii="Arial" w:cs="Arial" w:eastAsia="Arial" w:hAnsi="Arial"/>
+                <w:b w:val="false"/>
+                <w:bCs w:val="false"/>
+                <w:sz w:val="20"/>
+                <w:szCs w:val="20"/>
+                <w:rtl/>
+              </w:rPr>
+              <w:t xml:space="preserve">34</w:t>
+            </w:r>
+          </w:p>
+        </w:tc>
+        <w:tc>
+          <w:tcPr>
             <w:tcW w:type="dxa" w:w="2400"/>
             <w:tcBorders>
               <w:top w:val="single" w:color="808080" w:sz="4"/>
@@ -2674,41 +2709,6 @@
                 <w:rtl/>
               </w:rPr>
               <w:t xml:space="preserve">מסמך ג' – הסכם</w:t>
-            </w:r>
-          </w:p>
-        </w:tc>
-        <w:tc>
-          <w:tcPr>
-            <w:tcW w:type="dxa" w:w="800"/>
-            <w:tcBorders>
-              <w:top w:val="single" w:color="808080" w:sz="4"/>
-              <w:left w:val="single" w:color="808080" w:sz="4"/>
-              <w:bottom w:val="single" w:color="808080" w:sz="4"/>
-              <w:right w:val="single" w:color="808080" w:sz="4"/>
-            </w:tcBorders>
-            <w:tcMar>
-              <w:top w:type="dxa" w:w="60"/>
-              <w:left w:type="dxa" w:w="100"/>
-              <w:bottom w:type="dxa" w:w="60"/>
-              <w:right w:type="dxa" w:w="100"/>
-            </w:tcMar>
-          </w:tcPr>
-          <w:p>
-            <w:pPr>
-              <w:bidi/>
-              <w:spacing w:after="60"/>
-              <w:jc w:val="center"/>
-            </w:pPr>
-            <w:r>
-              <w:rPr>
-                <w:rFonts w:ascii="Arial" w:cs="Arial" w:eastAsia="Arial" w:hAnsi="Arial"/>
-                <w:b w:val="false"/>
-                <w:bCs w:val="false"/>
-                <w:sz w:val="20"/>
-                <w:szCs w:val="20"/>
-                <w:rtl/>
-              </w:rPr>
-              <w:t xml:space="preserve">34</w:t>
             </w:r>
           </w:p>
         </w:tc>
@@ -2824,6 +2824,41 @@
         </w:tc>
         <w:tc>
           <w:tcPr>
+            <w:tcW w:type="dxa" w:w="800"/>
+            <w:tcBorders>
+              <w:top w:val="single" w:color="808080" w:sz="4"/>
+              <w:left w:val="single" w:color="808080" w:sz="4"/>
+              <w:bottom w:val="single" w:color="808080" w:sz="4"/>
+              <w:right w:val="single" w:color="808080" w:sz="4"/>
+            </w:tcBorders>
+            <w:tcMar>
+              <w:top w:type="dxa" w:w="60"/>
+              <w:left w:type="dxa" w:w="100"/>
+              <w:bottom w:type="dxa" w:w="60"/>
+              <w:right w:type="dxa" w:w="100"/>
+            </w:tcMar>
+          </w:tcPr>
+          <w:p>
+            <w:pPr>
+              <w:bidi/>
+              <w:spacing w:after="60"/>
+              <w:jc w:val="center"/>
+            </w:pPr>
+            <w:r>
+              <w:rPr>
+                <w:rFonts w:ascii="Arial" w:cs="Arial" w:eastAsia="Arial" w:hAnsi="Arial"/>
+                <w:b w:val="false"/>
+                <w:bCs w:val="false"/>
+                <w:sz w:val="20"/>
+                <w:szCs w:val="20"/>
+                <w:rtl/>
+              </w:rPr>
+              <w:t xml:space="preserve">34</w:t>
+            </w:r>
+          </w:p>
+        </w:tc>
+        <w:tc>
+          <w:tcPr>
             <w:tcW w:type="dxa" w:w="2400"/>
             <w:tcBorders>
               <w:top w:val="single" w:color="808080" w:sz="4"/>
@@ -2854,41 +2889,6 @@
                 <w:rtl/>
               </w:rPr>
               <w:t xml:space="preserve">מסמך ג' – הסכם</w:t>
-            </w:r>
-          </w:p>
-        </w:tc>
-        <w:tc>
-          <w:tcPr>
-            <w:tcW w:type="dxa" w:w="800"/>
-            <w:tcBorders>
-              <w:top w:val="single" w:color="808080" w:sz="4"/>
-              <w:left w:val="single" w:color="808080" w:sz="4"/>
-              <w:bottom w:val="single" w:color="808080" w:sz="4"/>
-              <w:right w:val="single" w:color="808080" w:sz="4"/>
-            </w:tcBorders>
-            <w:tcMar>
-              <w:top w:type="dxa" w:w="60"/>
-              <w:left w:type="dxa" w:w="100"/>
-              <w:bottom w:type="dxa" w:w="60"/>
-              <w:right w:type="dxa" w:w="100"/>
-            </w:tcMar>
-          </w:tcPr>
-          <w:p>
-            <w:pPr>
-              <w:bidi/>
-              <w:spacing w:after="60"/>
-              <w:jc w:val="center"/>
-            </w:pPr>
-            <w:r>
-              <w:rPr>
-                <w:rFonts w:ascii="Arial" w:cs="Arial" w:eastAsia="Arial" w:hAnsi="Arial"/>
-                <w:b w:val="false"/>
-                <w:bCs w:val="false"/>
-                <w:sz w:val="20"/>
-                <w:szCs w:val="20"/>
-                <w:rtl/>
-              </w:rPr>
-              <w:t xml:space="preserve">34</w:t>
             </w:r>
           </w:p>
         </w:tc>
@@ -3004,6 +3004,41 @@
         </w:tc>
         <w:tc>
           <w:tcPr>
+            <w:tcW w:type="dxa" w:w="800"/>
+            <w:tcBorders>
+              <w:top w:val="single" w:color="808080" w:sz="4"/>
+              <w:left w:val="single" w:color="808080" w:sz="4"/>
+              <w:bottom w:val="single" w:color="808080" w:sz="4"/>
+              <w:right w:val="single" w:color="808080" w:sz="4"/>
+            </w:tcBorders>
+            <w:tcMar>
+              <w:top w:type="dxa" w:w="60"/>
+              <w:left w:type="dxa" w:w="100"/>
+              <w:bottom w:type="dxa" w:w="60"/>
+              <w:right w:type="dxa" w:w="100"/>
+            </w:tcMar>
+          </w:tcPr>
+          <w:p>
+            <w:pPr>
+              <w:bidi/>
+              <w:spacing w:after="60"/>
+              <w:jc w:val="center"/>
+            </w:pPr>
+            <w:r>
+              <w:rPr>
+                <w:rFonts w:ascii="Arial" w:cs="Arial" w:eastAsia="Arial" w:hAnsi="Arial"/>
+                <w:b w:val="false"/>
+                <w:bCs w:val="false"/>
+                <w:sz w:val="20"/>
+                <w:szCs w:val="20"/>
+                <w:rtl/>
+              </w:rPr>
+              <w:t xml:space="preserve">34</w:t>
+            </w:r>
+          </w:p>
+        </w:tc>
+        <w:tc>
+          <w:tcPr>
             <w:tcW w:type="dxa" w:w="2400"/>
             <w:tcBorders>
               <w:top w:val="single" w:color="808080" w:sz="4"/>
@@ -3034,41 +3069,6 @@
                 <w:rtl/>
               </w:rPr>
               <w:t xml:space="preserve">מסמך ג' – הסכם</w:t>
-            </w:r>
-          </w:p>
-        </w:tc>
-        <w:tc>
-          <w:tcPr>
-            <w:tcW w:type="dxa" w:w="800"/>
-            <w:tcBorders>
-              <w:top w:val="single" w:color="808080" w:sz="4"/>
-              <w:left w:val="single" w:color="808080" w:sz="4"/>
-              <w:bottom w:val="single" w:color="808080" w:sz="4"/>
-              <w:right w:val="single" w:color="808080" w:sz="4"/>
-            </w:tcBorders>
-            <w:tcMar>
-              <w:top w:type="dxa" w:w="60"/>
-              <w:left w:type="dxa" w:w="100"/>
-              <w:bottom w:type="dxa" w:w="60"/>
-              <w:right w:type="dxa" w:w="100"/>
-            </w:tcMar>
-          </w:tcPr>
-          <w:p>
-            <w:pPr>
-              <w:bidi/>
-              <w:spacing w:after="60"/>
-              <w:jc w:val="center"/>
-            </w:pPr>
-            <w:r>
-              <w:rPr>
-                <w:rFonts w:ascii="Arial" w:cs="Arial" w:eastAsia="Arial" w:hAnsi="Arial"/>
-                <w:b w:val="false"/>
-                <w:bCs w:val="false"/>
-                <w:sz w:val="20"/>
-                <w:szCs w:val="20"/>
-                <w:rtl/>
-              </w:rPr>
-              <w:t xml:space="preserve">34</w:t>
             </w:r>
           </w:p>
         </w:tc>
@@ -3184,6 +3184,41 @@
         </w:tc>
         <w:tc>
           <w:tcPr>
+            <w:tcW w:type="dxa" w:w="800"/>
+            <w:tcBorders>
+              <w:top w:val="single" w:color="808080" w:sz="4"/>
+              <w:left w:val="single" w:color="808080" w:sz="4"/>
+              <w:bottom w:val="single" w:color="808080" w:sz="4"/>
+              <w:right w:val="single" w:color="808080" w:sz="4"/>
+            </w:tcBorders>
+            <w:tcMar>
+              <w:top w:type="dxa" w:w="60"/>
+              <w:left w:type="dxa" w:w="100"/>
+              <w:bottom w:type="dxa" w:w="60"/>
+              <w:right w:type="dxa" w:w="100"/>
+            </w:tcMar>
+          </w:tcPr>
+          <w:p>
+            <w:pPr>
+              <w:bidi/>
+              <w:spacing w:after="60"/>
+              <w:jc w:val="center"/>
+            </w:pPr>
+            <w:r>
+              <w:rPr>
+                <w:rFonts w:ascii="Arial" w:cs="Arial" w:eastAsia="Arial" w:hAnsi="Arial"/>
+                <w:b w:val="false"/>
+                <w:bCs w:val="false"/>
+                <w:sz w:val="20"/>
+                <w:szCs w:val="20"/>
+                <w:rtl/>
+              </w:rPr>
+              <w:t xml:space="preserve">34</w:t>
+            </w:r>
+          </w:p>
+        </w:tc>
+        <w:tc>
+          <w:tcPr>
             <w:tcW w:type="dxa" w:w="2400"/>
             <w:tcBorders>
               <w:top w:val="single" w:color="808080" w:sz="4"/>
@@ -3214,41 +3249,6 @@
                 <w:rtl/>
               </w:rPr>
               <w:t xml:space="preserve">מסמך ג' – הסכם</w:t>
-            </w:r>
-          </w:p>
-        </w:tc>
-        <w:tc>
-          <w:tcPr>
-            <w:tcW w:type="dxa" w:w="800"/>
-            <w:tcBorders>
-              <w:top w:val="single" w:color="808080" w:sz="4"/>
-              <w:left w:val="single" w:color="808080" w:sz="4"/>
-              <w:bottom w:val="single" w:color="808080" w:sz="4"/>
-              <w:right w:val="single" w:color="808080" w:sz="4"/>
-            </w:tcBorders>
-            <w:tcMar>
-              <w:top w:type="dxa" w:w="60"/>
-              <w:left w:type="dxa" w:w="100"/>
-              <w:bottom w:type="dxa" w:w="60"/>
-              <w:right w:type="dxa" w:w="100"/>
-            </w:tcMar>
-          </w:tcPr>
-          <w:p>
-            <w:pPr>
-              <w:bidi/>
-              <w:spacing w:after="60"/>
-              <w:jc w:val="center"/>
-            </w:pPr>
-            <w:r>
-              <w:rPr>
-                <w:rFonts w:ascii="Arial" w:cs="Arial" w:eastAsia="Arial" w:hAnsi="Arial"/>
-                <w:b w:val="false"/>
-                <w:bCs w:val="false"/>
-                <w:sz w:val="20"/>
-                <w:szCs w:val="20"/>
-                <w:rtl/>
-              </w:rPr>
-              <w:t xml:space="preserve">34</w:t>
             </w:r>
           </w:p>
         </w:tc>
@@ -3364,6 +3364,41 @@
         </w:tc>
         <w:tc>
           <w:tcPr>
+            <w:tcW w:type="dxa" w:w="800"/>
+            <w:tcBorders>
+              <w:top w:val="single" w:color="808080" w:sz="4"/>
+              <w:left w:val="single" w:color="808080" w:sz="4"/>
+              <w:bottom w:val="single" w:color="808080" w:sz="4"/>
+              <w:right w:val="single" w:color="808080" w:sz="4"/>
+            </w:tcBorders>
+            <w:tcMar>
+              <w:top w:type="dxa" w:w="60"/>
+              <w:left w:type="dxa" w:w="100"/>
+              <w:bottom w:type="dxa" w:w="60"/>
+              <w:right w:type="dxa" w:w="100"/>
+            </w:tcMar>
+          </w:tcPr>
+          <w:p>
+            <w:pPr>
+              <w:bidi/>
+              <w:spacing w:after="60"/>
+              <w:jc w:val="center"/>
+            </w:pPr>
+            <w:r>
+              <w:rPr>
+                <w:rFonts w:ascii="Arial" w:cs="Arial" w:eastAsia="Arial" w:hAnsi="Arial"/>
+                <w:b w:val="false"/>
+                <w:bCs w:val="false"/>
+                <w:sz w:val="20"/>
+                <w:szCs w:val="20"/>
+                <w:rtl/>
+              </w:rPr>
+              <w:t xml:space="preserve">34</w:t>
+            </w:r>
+          </w:p>
+        </w:tc>
+        <w:tc>
+          <w:tcPr>
             <w:tcW w:type="dxa" w:w="2400"/>
             <w:tcBorders>
               <w:top w:val="single" w:color="808080" w:sz="4"/>
@@ -3394,41 +3429,6 @@
                 <w:rtl/>
               </w:rPr>
               <w:t xml:space="preserve">מסמך ג' – הסכם</w:t>
-            </w:r>
-          </w:p>
-        </w:tc>
-        <w:tc>
-          <w:tcPr>
-            <w:tcW w:type="dxa" w:w="800"/>
-            <w:tcBorders>
-              <w:top w:val="single" w:color="808080" w:sz="4"/>
-              <w:left w:val="single" w:color="808080" w:sz="4"/>
-              <w:bottom w:val="single" w:color="808080" w:sz="4"/>
-              <w:right w:val="single" w:color="808080" w:sz="4"/>
-            </w:tcBorders>
-            <w:tcMar>
-              <w:top w:type="dxa" w:w="60"/>
-              <w:left w:type="dxa" w:w="100"/>
-              <w:bottom w:type="dxa" w:w="60"/>
-              <w:right w:type="dxa" w:w="100"/>
-            </w:tcMar>
-          </w:tcPr>
-          <w:p>
-            <w:pPr>
-              <w:bidi/>
-              <w:spacing w:after="60"/>
-              <w:jc w:val="center"/>
-            </w:pPr>
-            <w:r>
-              <w:rPr>
-                <w:rFonts w:ascii="Arial" w:cs="Arial" w:eastAsia="Arial" w:hAnsi="Arial"/>
-                <w:b w:val="false"/>
-                <w:bCs w:val="false"/>
-                <w:sz w:val="20"/>
-                <w:szCs w:val="20"/>
-                <w:rtl/>
-              </w:rPr>
-              <w:t xml:space="preserve">34</w:t>
             </w:r>
           </w:p>
         </w:tc>
@@ -3562,6 +3562,41 @@
         </w:tc>
         <w:tc>
           <w:tcPr>
+            <w:tcW w:type="dxa" w:w="800"/>
+            <w:tcBorders>
+              <w:top w:val="single" w:color="808080" w:sz="4"/>
+              <w:left w:val="single" w:color="808080" w:sz="4"/>
+              <w:bottom w:val="single" w:color="808080" w:sz="4"/>
+              <w:right w:val="single" w:color="808080" w:sz="4"/>
+            </w:tcBorders>
+            <w:tcMar>
+              <w:top w:type="dxa" w:w="60"/>
+              <w:left w:type="dxa" w:w="100"/>
+              <w:bottom w:type="dxa" w:w="60"/>
+              <w:right w:type="dxa" w:w="100"/>
+            </w:tcMar>
+          </w:tcPr>
+          <w:p>
+            <w:pPr>
+              <w:bidi/>
+              <w:spacing w:after="60"/>
+              <w:jc w:val="center"/>
+            </w:pPr>
+            <w:r>
+              <w:rPr>
+                <w:rFonts w:ascii="Arial" w:cs="Arial" w:eastAsia="Arial" w:hAnsi="Arial"/>
+                <w:b w:val="false"/>
+                <w:bCs w:val="false"/>
+                <w:sz w:val="20"/>
+                <w:szCs w:val="20"/>
+                <w:rtl/>
+              </w:rPr>
+              <w:t xml:space="preserve">34</w:t>
+            </w:r>
+          </w:p>
+        </w:tc>
+        <w:tc>
+          <w:tcPr>
             <w:tcW w:type="dxa" w:w="2400"/>
             <w:tcBorders>
               <w:top w:val="single" w:color="808080" w:sz="4"/>
@@ -3592,41 +3627,6 @@
                 <w:rtl/>
               </w:rPr>
               <w:t xml:space="preserve">מסמך ג' – הסכם</w:t>
-            </w:r>
-          </w:p>
-        </w:tc>
-        <w:tc>
-          <w:tcPr>
-            <w:tcW w:type="dxa" w:w="800"/>
-            <w:tcBorders>
-              <w:top w:val="single" w:color="808080" w:sz="4"/>
-              <w:left w:val="single" w:color="808080" w:sz="4"/>
-              <w:bottom w:val="single" w:color="808080" w:sz="4"/>
-              <w:right w:val="single" w:color="808080" w:sz="4"/>
-            </w:tcBorders>
-            <w:tcMar>
-              <w:top w:type="dxa" w:w="60"/>
-              <w:left w:type="dxa" w:w="100"/>
-              <w:bottom w:type="dxa" w:w="60"/>
-              <w:right w:type="dxa" w:w="100"/>
-            </w:tcMar>
-          </w:tcPr>
-          <w:p>
-            <w:pPr>
-              <w:bidi/>
-              <w:spacing w:after="60"/>
-              <w:jc w:val="center"/>
-            </w:pPr>
-            <w:r>
-              <w:rPr>
-                <w:rFonts w:ascii="Arial" w:cs="Arial" w:eastAsia="Arial" w:hAnsi="Arial"/>
-                <w:b w:val="false"/>
-                <w:bCs w:val="false"/>
-                <w:sz w:val="20"/>
-                <w:szCs w:val="20"/>
-                <w:rtl/>
-              </w:rPr>
-              <w:t xml:space="preserve">34</w:t>
             </w:r>
           </w:p>
         </w:tc>
@@ -3868,6 +3868,41 @@
         </w:tc>
         <w:tc>
           <w:tcPr>
+            <w:tcW w:type="dxa" w:w="800"/>
+            <w:tcBorders>
+              <w:top w:val="single" w:color="808080" w:sz="4"/>
+              <w:left w:val="single" w:color="808080" w:sz="4"/>
+              <w:bottom w:val="single" w:color="808080" w:sz="4"/>
+              <w:right w:val="single" w:color="808080" w:sz="4"/>
+            </w:tcBorders>
+            <w:tcMar>
+              <w:top w:type="dxa" w:w="60"/>
+              <w:left w:type="dxa" w:w="100"/>
+              <w:bottom w:type="dxa" w:w="60"/>
+              <w:right w:type="dxa" w:w="100"/>
+            </w:tcMar>
+          </w:tcPr>
+          <w:p>
+            <w:pPr>
+              <w:bidi/>
+              <w:spacing w:after="60"/>
+              <w:jc w:val="center"/>
+            </w:pPr>
+            <w:r>
+              <w:rPr>
+                <w:rFonts w:ascii="Arial" w:cs="Arial" w:eastAsia="Arial" w:hAnsi="Arial"/>
+                <w:b w:val="false"/>
+                <w:bCs w:val="false"/>
+                <w:sz w:val="20"/>
+                <w:szCs w:val="20"/>
+                <w:rtl/>
+              </w:rPr>
+              <w:t xml:space="preserve">37</w:t>
+            </w:r>
+          </w:p>
+        </w:tc>
+        <w:tc>
+          <w:tcPr>
             <w:tcW w:type="dxa" w:w="2400"/>
             <w:tcBorders>
               <w:top w:val="single" w:color="808080" w:sz="4"/>
@@ -3898,41 +3933,6 @@
                 <w:rtl/>
               </w:rPr>
               <w:t xml:space="preserve">מסמך ג' – הסכם</w:t>
-            </w:r>
-          </w:p>
-        </w:tc>
-        <w:tc>
-          <w:tcPr>
-            <w:tcW w:type="dxa" w:w="800"/>
-            <w:tcBorders>
-              <w:top w:val="single" w:color="808080" w:sz="4"/>
-              <w:left w:val="single" w:color="808080" w:sz="4"/>
-              <w:bottom w:val="single" w:color="808080" w:sz="4"/>
-              <w:right w:val="single" w:color="808080" w:sz="4"/>
-            </w:tcBorders>
-            <w:tcMar>
-              <w:top w:type="dxa" w:w="60"/>
-              <w:left w:type="dxa" w:w="100"/>
-              <w:bottom w:type="dxa" w:w="60"/>
-              <w:right w:type="dxa" w:w="100"/>
-            </w:tcMar>
-          </w:tcPr>
-          <w:p>
-            <w:pPr>
-              <w:bidi/>
-              <w:spacing w:after="60"/>
-              <w:jc w:val="center"/>
-            </w:pPr>
-            <w:r>
-              <w:rPr>
-                <w:rFonts w:ascii="Arial" w:cs="Arial" w:eastAsia="Arial" w:hAnsi="Arial"/>
-                <w:b w:val="false"/>
-                <w:bCs w:val="false"/>
-                <w:sz w:val="20"/>
-                <w:szCs w:val="20"/>
-                <w:rtl/>
-              </w:rPr>
-              <w:t xml:space="preserve">37</w:t>
             </w:r>
           </w:p>
         </w:tc>
@@ -4048,6 +4048,41 @@
         </w:tc>
         <w:tc>
           <w:tcPr>
+            <w:tcW w:type="dxa" w:w="800"/>
+            <w:tcBorders>
+              <w:top w:val="single" w:color="808080" w:sz="4"/>
+              <w:left w:val="single" w:color="808080" w:sz="4"/>
+              <w:bottom w:val="single" w:color="808080" w:sz="4"/>
+              <w:right w:val="single" w:color="808080" w:sz="4"/>
+            </w:tcBorders>
+            <w:tcMar>
+              <w:top w:type="dxa" w:w="60"/>
+              <w:left w:type="dxa" w:w="100"/>
+              <w:bottom w:type="dxa" w:w="60"/>
+              <w:right w:type="dxa" w:w="100"/>
+            </w:tcMar>
+          </w:tcPr>
+          <w:p>
+            <w:pPr>
+              <w:bidi/>
+              <w:spacing w:after="60"/>
+              <w:jc w:val="center"/>
+            </w:pPr>
+            <w:r>
+              <w:rPr>
+                <w:rFonts w:ascii="Arial" w:cs="Arial" w:eastAsia="Arial" w:hAnsi="Arial"/>
+                <w:b w:val="false"/>
+                <w:bCs w:val="false"/>
+                <w:sz w:val="20"/>
+                <w:szCs w:val="20"/>
+                <w:rtl/>
+              </w:rPr>
+              <w:t xml:space="preserve">3</w:t>
+            </w:r>
+          </w:p>
+        </w:tc>
+        <w:tc>
+          <w:tcPr>
             <w:tcW w:type="dxa" w:w="2400"/>
             <w:tcBorders>
               <w:top w:val="single" w:color="808080" w:sz="4"/>
@@ -4078,41 +4113,6 @@
                 <w:rtl/>
               </w:rPr>
               <w:t xml:space="preserve">נספח א' – מפרט השירותים (קובץ נפרד)</w:t>
-            </w:r>
-          </w:p>
-        </w:tc>
-        <w:tc>
-          <w:tcPr>
-            <w:tcW w:type="dxa" w:w="800"/>
-            <w:tcBorders>
-              <w:top w:val="single" w:color="808080" w:sz="4"/>
-              <w:left w:val="single" w:color="808080" w:sz="4"/>
-              <w:bottom w:val="single" w:color="808080" w:sz="4"/>
-              <w:right w:val="single" w:color="808080" w:sz="4"/>
-            </w:tcBorders>
-            <w:tcMar>
-              <w:top w:type="dxa" w:w="60"/>
-              <w:left w:type="dxa" w:w="100"/>
-              <w:bottom w:type="dxa" w:w="60"/>
-              <w:right w:type="dxa" w:w="100"/>
-            </w:tcMar>
-          </w:tcPr>
-          <w:p>
-            <w:pPr>
-              <w:bidi/>
-              <w:spacing w:after="60"/>
-              <w:jc w:val="center"/>
-            </w:pPr>
-            <w:r>
-              <w:rPr>
-                <w:rFonts w:ascii="Arial" w:cs="Arial" w:eastAsia="Arial" w:hAnsi="Arial"/>
-                <w:b w:val="false"/>
-                <w:bCs w:val="false"/>
-                <w:sz w:val="20"/>
-                <w:szCs w:val="20"/>
-                <w:rtl/>
-              </w:rPr>
-              <w:t xml:space="preserve">3</w:t>
             </w:r>
           </w:p>
         </w:tc>
@@ -4246,6 +4246,41 @@
         </w:tc>
         <w:tc>
           <w:tcPr>
+            <w:tcW w:type="dxa" w:w="800"/>
+            <w:tcBorders>
+              <w:top w:val="single" w:color="808080" w:sz="4"/>
+              <w:left w:val="single" w:color="808080" w:sz="4"/>
+              <w:bottom w:val="single" w:color="808080" w:sz="4"/>
+              <w:right w:val="single" w:color="808080" w:sz="4"/>
+            </w:tcBorders>
+            <w:tcMar>
+              <w:top w:type="dxa" w:w="60"/>
+              <w:left w:type="dxa" w:w="100"/>
+              <w:bottom w:type="dxa" w:w="60"/>
+              <w:right w:type="dxa" w:w="100"/>
+            </w:tcMar>
+          </w:tcPr>
+          <w:p>
+            <w:pPr>
+              <w:bidi/>
+              <w:spacing w:after="60"/>
+              <w:jc w:val="center"/>
+            </w:pPr>
+            <w:r>
+              <w:rPr>
+                <w:rFonts w:ascii="Arial" w:cs="Arial" w:eastAsia="Arial" w:hAnsi="Arial"/>
+                <w:b w:val="false"/>
+                <w:bCs w:val="false"/>
+                <w:sz w:val="20"/>
+                <w:szCs w:val="20"/>
+                <w:rtl/>
+              </w:rPr>
+              <w:t xml:space="preserve">3, 12</w:t>
+            </w:r>
+          </w:p>
+        </w:tc>
+        <w:tc>
+          <w:tcPr>
             <w:tcW w:type="dxa" w:w="2400"/>
             <w:tcBorders>
               <w:top w:val="single" w:color="808080" w:sz="4"/>
@@ -4276,41 +4311,6 @@
                 <w:rtl/>
               </w:rPr>
               <w:t xml:space="preserve">נספח א' – מפרט השירותים (קובץ נפרד)</w:t>
-            </w:r>
-          </w:p>
-        </w:tc>
-        <w:tc>
-          <w:tcPr>
-            <w:tcW w:type="dxa" w:w="800"/>
-            <w:tcBorders>
-              <w:top w:val="single" w:color="808080" w:sz="4"/>
-              <w:left w:val="single" w:color="808080" w:sz="4"/>
-              <w:bottom w:val="single" w:color="808080" w:sz="4"/>
-              <w:right w:val="single" w:color="808080" w:sz="4"/>
-            </w:tcBorders>
-            <w:tcMar>
-              <w:top w:type="dxa" w:w="60"/>
-              <w:left w:type="dxa" w:w="100"/>
-              <w:bottom w:type="dxa" w:w="60"/>
-              <w:right w:type="dxa" w:w="100"/>
-            </w:tcMar>
-          </w:tcPr>
-          <w:p>
-            <w:pPr>
-              <w:bidi/>
-              <w:spacing w:after="60"/>
-              <w:jc w:val="center"/>
-            </w:pPr>
-            <w:r>
-              <w:rPr>
-                <w:rFonts w:ascii="Arial" w:cs="Arial" w:eastAsia="Arial" w:hAnsi="Arial"/>
-                <w:b w:val="false"/>
-                <w:bCs w:val="false"/>
-                <w:sz w:val="20"/>
-                <w:szCs w:val="20"/>
-                <w:rtl/>
-              </w:rPr>
-              <w:t xml:space="preserve">3, 12</w:t>
             </w:r>
           </w:p>
         </w:tc>
@@ -4444,6 +4444,41 @@
         </w:tc>
         <w:tc>
           <w:tcPr>
+            <w:tcW w:type="dxa" w:w="800"/>
+            <w:tcBorders>
+              <w:top w:val="single" w:color="808080" w:sz="4"/>
+              <w:left w:val="single" w:color="808080" w:sz="4"/>
+              <w:bottom w:val="single" w:color="808080" w:sz="4"/>
+              <w:right w:val="single" w:color="808080" w:sz="4"/>
+            </w:tcBorders>
+            <w:tcMar>
+              <w:top w:type="dxa" w:w="60"/>
+              <w:left w:type="dxa" w:w="100"/>
+              <w:bottom w:type="dxa" w:w="60"/>
+              <w:right w:type="dxa" w:w="100"/>
+            </w:tcMar>
+          </w:tcPr>
+          <w:p>
+            <w:pPr>
+              <w:bidi/>
+              <w:spacing w:after="60"/>
+              <w:jc w:val="center"/>
+            </w:pPr>
+            <w:r>
+              <w:rPr>
+                <w:rFonts w:ascii="Arial" w:cs="Arial" w:eastAsia="Arial" w:hAnsi="Arial"/>
+                <w:b w:val="false"/>
+                <w:bCs w:val="false"/>
+                <w:sz w:val="20"/>
+                <w:szCs w:val="20"/>
+                <w:rtl/>
+              </w:rPr>
+              <w:t xml:space="preserve">3</w:t>
+            </w:r>
+          </w:p>
+        </w:tc>
+        <w:tc>
+          <w:tcPr>
             <w:tcW w:type="dxa" w:w="2400"/>
             <w:tcBorders>
               <w:top w:val="single" w:color="808080" w:sz="4"/>
@@ -4474,41 +4509,6 @@
                 <w:rtl/>
               </w:rPr>
               <w:t xml:space="preserve">נספח א' – מפרט השירותים (קובץ נפרד)</w:t>
-            </w:r>
-          </w:p>
-        </w:tc>
-        <w:tc>
-          <w:tcPr>
-            <w:tcW w:type="dxa" w:w="800"/>
-            <w:tcBorders>
-              <w:top w:val="single" w:color="808080" w:sz="4"/>
-              <w:left w:val="single" w:color="808080" w:sz="4"/>
-              <w:bottom w:val="single" w:color="808080" w:sz="4"/>
-              <w:right w:val="single" w:color="808080" w:sz="4"/>
-            </w:tcBorders>
-            <w:tcMar>
-              <w:top w:type="dxa" w:w="60"/>
-              <w:left w:type="dxa" w:w="100"/>
-              <w:bottom w:type="dxa" w:w="60"/>
-              <w:right w:type="dxa" w:w="100"/>
-            </w:tcMar>
-          </w:tcPr>
-          <w:p>
-            <w:pPr>
-              <w:bidi/>
-              <w:spacing w:after="60"/>
-              <w:jc w:val="center"/>
-            </w:pPr>
-            <w:r>
-              <w:rPr>
-                <w:rFonts w:ascii="Arial" w:cs="Arial" w:eastAsia="Arial" w:hAnsi="Arial"/>
-                <w:b w:val="false"/>
-                <w:bCs w:val="false"/>
-                <w:sz w:val="20"/>
-                <w:szCs w:val="20"/>
-                <w:rtl/>
-              </w:rPr>
-              <w:t xml:space="preserve">3</w:t>
             </w:r>
           </w:p>
         </w:tc>
@@ -4624,6 +4624,41 @@
         </w:tc>
         <w:tc>
           <w:tcPr>
+            <w:tcW w:type="dxa" w:w="800"/>
+            <w:tcBorders>
+              <w:top w:val="single" w:color="808080" w:sz="4"/>
+              <w:left w:val="single" w:color="808080" w:sz="4"/>
+              <w:bottom w:val="single" w:color="808080" w:sz="4"/>
+              <w:right w:val="single" w:color="808080" w:sz="4"/>
+            </w:tcBorders>
+            <w:tcMar>
+              <w:top w:type="dxa" w:w="60"/>
+              <w:left w:type="dxa" w:w="100"/>
+              <w:bottom w:type="dxa" w:w="60"/>
+              <w:right w:type="dxa" w:w="100"/>
+            </w:tcMar>
+          </w:tcPr>
+          <w:p>
+            <w:pPr>
+              <w:bidi/>
+              <w:spacing w:after="60"/>
+              <w:jc w:val="center"/>
+            </w:pPr>
+            <w:r>
+              <w:rPr>
+                <w:rFonts w:ascii="Arial" w:cs="Arial" w:eastAsia="Arial" w:hAnsi="Arial"/>
+                <w:b w:val="false"/>
+                <w:bCs w:val="false"/>
+                <w:sz w:val="20"/>
+                <w:szCs w:val="20"/>
+                <w:rtl/>
+              </w:rPr>
+              <w:t xml:space="preserve">3</w:t>
+            </w:r>
+          </w:p>
+        </w:tc>
+        <w:tc>
+          <w:tcPr>
             <w:tcW w:type="dxa" w:w="2400"/>
             <w:tcBorders>
               <w:top w:val="single" w:color="808080" w:sz="4"/>
@@ -4654,41 +4689,6 @@
                 <w:rtl/>
               </w:rPr>
               <w:t xml:space="preserve">נספח א' – מפרט השירותים (קובץ נפרד)</w:t>
-            </w:r>
-          </w:p>
-        </w:tc>
-        <w:tc>
-          <w:tcPr>
-            <w:tcW w:type="dxa" w:w="800"/>
-            <w:tcBorders>
-              <w:top w:val="single" w:color="808080" w:sz="4"/>
-              <w:left w:val="single" w:color="808080" w:sz="4"/>
-              <w:bottom w:val="single" w:color="808080" w:sz="4"/>
-              <w:right w:val="single" w:color="808080" w:sz="4"/>
-            </w:tcBorders>
-            <w:tcMar>
-              <w:top w:type="dxa" w:w="60"/>
-              <w:left w:type="dxa" w:w="100"/>
-              <w:bottom w:type="dxa" w:w="60"/>
-              <w:right w:type="dxa" w:w="100"/>
-            </w:tcMar>
-          </w:tcPr>
-          <w:p>
-            <w:pPr>
-              <w:bidi/>
-              <w:spacing w:after="60"/>
-              <w:jc w:val="center"/>
-            </w:pPr>
-            <w:r>
-              <w:rPr>
-                <w:rFonts w:ascii="Arial" w:cs="Arial" w:eastAsia="Arial" w:hAnsi="Arial"/>
-                <w:b w:val="false"/>
-                <w:bCs w:val="false"/>
-                <w:sz w:val="20"/>
-                <w:szCs w:val="20"/>
-                <w:rtl/>
-              </w:rPr>
-              <w:t xml:space="preserve">3</w:t>
             </w:r>
           </w:p>
         </w:tc>
@@ -4804,6 +4804,41 @@
         </w:tc>
         <w:tc>
           <w:tcPr>
+            <w:tcW w:type="dxa" w:w="800"/>
+            <w:tcBorders>
+              <w:top w:val="single" w:color="808080" w:sz="4"/>
+              <w:left w:val="single" w:color="808080" w:sz="4"/>
+              <w:bottom w:val="single" w:color="808080" w:sz="4"/>
+              <w:right w:val="single" w:color="808080" w:sz="4"/>
+            </w:tcBorders>
+            <w:tcMar>
+              <w:top w:type="dxa" w:w="60"/>
+              <w:left w:type="dxa" w:w="100"/>
+              <w:bottom w:type="dxa" w:w="60"/>
+              <w:right w:type="dxa" w:w="100"/>
+            </w:tcMar>
+          </w:tcPr>
+          <w:p>
+            <w:pPr>
+              <w:bidi/>
+              <w:spacing w:after="60"/>
+              <w:jc w:val="center"/>
+            </w:pPr>
+            <w:r>
+              <w:rPr>
+                <w:rFonts w:ascii="Arial" w:cs="Arial" w:eastAsia="Arial" w:hAnsi="Arial"/>
+                <w:b w:val="false"/>
+                <w:bCs w:val="false"/>
+                <w:sz w:val="20"/>
+                <w:szCs w:val="20"/>
+                <w:rtl/>
+              </w:rPr>
+              <w:t xml:space="preserve">3</w:t>
+            </w:r>
+          </w:p>
+        </w:tc>
+        <w:tc>
+          <w:tcPr>
             <w:tcW w:type="dxa" w:w="2400"/>
             <w:tcBorders>
               <w:top w:val="single" w:color="808080" w:sz="4"/>
@@ -4834,41 +4869,6 @@
                 <w:rtl/>
               </w:rPr>
               <w:t xml:space="preserve">נספח א' – מפרט השירותים (קובץ נפרד)</w:t>
-            </w:r>
-          </w:p>
-        </w:tc>
-        <w:tc>
-          <w:tcPr>
-            <w:tcW w:type="dxa" w:w="800"/>
-            <w:tcBorders>
-              <w:top w:val="single" w:color="808080" w:sz="4"/>
-              <w:left w:val="single" w:color="808080" w:sz="4"/>
-              <w:bottom w:val="single" w:color="808080" w:sz="4"/>
-              <w:right w:val="single" w:color="808080" w:sz="4"/>
-            </w:tcBorders>
-            <w:tcMar>
-              <w:top w:type="dxa" w:w="60"/>
-              <w:left w:type="dxa" w:w="100"/>
-              <w:bottom w:type="dxa" w:w="60"/>
-              <w:right w:type="dxa" w:w="100"/>
-            </w:tcMar>
-          </w:tcPr>
-          <w:p>
-            <w:pPr>
-              <w:bidi/>
-              <w:spacing w:after="60"/>
-              <w:jc w:val="center"/>
-            </w:pPr>
-            <w:r>
-              <w:rPr>
-                <w:rFonts w:ascii="Arial" w:cs="Arial" w:eastAsia="Arial" w:hAnsi="Arial"/>
-                <w:b w:val="false"/>
-                <w:bCs w:val="false"/>
-                <w:sz w:val="20"/>
-                <w:szCs w:val="20"/>
-                <w:rtl/>
-              </w:rPr>
-              <w:t xml:space="preserve">3</w:t>
             </w:r>
           </w:p>
         </w:tc>
@@ -4984,6 +4984,41 @@
         </w:tc>
         <w:tc>
           <w:tcPr>
+            <w:tcW w:type="dxa" w:w="800"/>
+            <w:tcBorders>
+              <w:top w:val="single" w:color="808080" w:sz="4"/>
+              <w:left w:val="single" w:color="808080" w:sz="4"/>
+              <w:bottom w:val="single" w:color="808080" w:sz="4"/>
+              <w:right w:val="single" w:color="808080" w:sz="4"/>
+            </w:tcBorders>
+            <w:tcMar>
+              <w:top w:type="dxa" w:w="60"/>
+              <w:left w:type="dxa" w:w="100"/>
+              <w:bottom w:type="dxa" w:w="60"/>
+              <w:right w:type="dxa" w:w="100"/>
+            </w:tcMar>
+          </w:tcPr>
+          <w:p>
+            <w:pPr>
+              <w:bidi/>
+              <w:spacing w:after="60"/>
+              <w:jc w:val="center"/>
+            </w:pPr>
+            <w:r>
+              <w:rPr>
+                <w:rFonts w:ascii="Arial" w:cs="Arial" w:eastAsia="Arial" w:hAnsi="Arial"/>
+                <w:b w:val="false"/>
+                <w:bCs w:val="false"/>
+                <w:sz w:val="20"/>
+                <w:szCs w:val="20"/>
+                <w:rtl/>
+              </w:rPr>
+              <w:t xml:space="preserve">3</w:t>
+            </w:r>
+          </w:p>
+        </w:tc>
+        <w:tc>
+          <w:tcPr>
             <w:tcW w:type="dxa" w:w="2400"/>
             <w:tcBorders>
               <w:top w:val="single" w:color="808080" w:sz="4"/>
@@ -5014,41 +5049,6 @@
                 <w:rtl/>
               </w:rPr>
               <w:t xml:space="preserve">נספח א' – מפרט השירותים (קובץ נפרד)</w:t>
-            </w:r>
-          </w:p>
-        </w:tc>
-        <w:tc>
-          <w:tcPr>
-            <w:tcW w:type="dxa" w:w="800"/>
-            <w:tcBorders>
-              <w:top w:val="single" w:color="808080" w:sz="4"/>
-              <w:left w:val="single" w:color="808080" w:sz="4"/>
-              <w:bottom w:val="single" w:color="808080" w:sz="4"/>
-              <w:right w:val="single" w:color="808080" w:sz="4"/>
-            </w:tcBorders>
-            <w:tcMar>
-              <w:top w:type="dxa" w:w="60"/>
-              <w:left w:type="dxa" w:w="100"/>
-              <w:bottom w:type="dxa" w:w="60"/>
-              <w:right w:type="dxa" w:w="100"/>
-            </w:tcMar>
-          </w:tcPr>
-          <w:p>
-            <w:pPr>
-              <w:bidi/>
-              <w:spacing w:after="60"/>
-              <w:jc w:val="center"/>
-            </w:pPr>
-            <w:r>
-              <w:rPr>
-                <w:rFonts w:ascii="Arial" w:cs="Arial" w:eastAsia="Arial" w:hAnsi="Arial"/>
-                <w:b w:val="false"/>
-                <w:bCs w:val="false"/>
-                <w:sz w:val="20"/>
-                <w:szCs w:val="20"/>
-                <w:rtl/>
-              </w:rPr>
-              <w:t xml:space="preserve">3</w:t>
             </w:r>
           </w:p>
         </w:tc>
@@ -5165,6 +5165,41 @@
         </w:tc>
         <w:tc>
           <w:tcPr>
+            <w:tcW w:type="dxa" w:w="800"/>
+            <w:tcBorders>
+              <w:top w:val="single" w:color="808080" w:sz="4"/>
+              <w:left w:val="single" w:color="808080" w:sz="4"/>
+              <w:bottom w:val="single" w:color="808080" w:sz="4"/>
+              <w:right w:val="single" w:color="808080" w:sz="4"/>
+            </w:tcBorders>
+            <w:tcMar>
+              <w:top w:type="dxa" w:w="60"/>
+              <w:left w:type="dxa" w:w="100"/>
+              <w:bottom w:type="dxa" w:w="60"/>
+              <w:right w:type="dxa" w:w="100"/>
+            </w:tcMar>
+          </w:tcPr>
+          <w:p>
+            <w:pPr>
+              <w:bidi/>
+              <w:spacing w:after="60"/>
+              <w:jc w:val="center"/>
+            </w:pPr>
+            <w:r>
+              <w:rPr>
+                <w:rFonts w:ascii="Arial" w:cs="Arial" w:eastAsia="Arial" w:hAnsi="Arial"/>
+                <w:b w:val="false"/>
+                <w:bCs w:val="false"/>
+                <w:sz w:val="20"/>
+                <w:szCs w:val="20"/>
+                <w:rtl/>
+              </w:rPr>
+              <w:t xml:space="preserve">4</w:t>
+            </w:r>
+          </w:p>
+        </w:tc>
+        <w:tc>
+          <w:tcPr>
             <w:tcW w:type="dxa" w:w="2400"/>
             <w:tcBorders>
               <w:top w:val="single" w:color="808080" w:sz="4"/>
@@ -5195,41 +5230,6 @@
                 <w:rtl/>
               </w:rPr>
               <w:t xml:space="preserve">נספח א' – מפרט השירותים (קובץ נפרד)</w:t>
-            </w:r>
-          </w:p>
-        </w:tc>
-        <w:tc>
-          <w:tcPr>
-            <w:tcW w:type="dxa" w:w="800"/>
-            <w:tcBorders>
-              <w:top w:val="single" w:color="808080" w:sz="4"/>
-              <w:left w:val="single" w:color="808080" w:sz="4"/>
-              <w:bottom w:val="single" w:color="808080" w:sz="4"/>
-              <w:right w:val="single" w:color="808080" w:sz="4"/>
-            </w:tcBorders>
-            <w:tcMar>
-              <w:top w:type="dxa" w:w="60"/>
-              <w:left w:type="dxa" w:w="100"/>
-              <w:bottom w:type="dxa" w:w="60"/>
-              <w:right w:type="dxa" w:w="100"/>
-            </w:tcMar>
-          </w:tcPr>
-          <w:p>
-            <w:pPr>
-              <w:bidi/>
-              <w:spacing w:after="60"/>
-              <w:jc w:val="center"/>
-            </w:pPr>
-            <w:r>
-              <w:rPr>
-                <w:rFonts w:ascii="Arial" w:cs="Arial" w:eastAsia="Arial" w:hAnsi="Arial"/>
-                <w:b w:val="false"/>
-                <w:bCs w:val="false"/>
-                <w:sz w:val="20"/>
-                <w:szCs w:val="20"/>
-                <w:rtl/>
-              </w:rPr>
-              <w:t xml:space="preserve">4</w:t>
             </w:r>
           </w:p>
         </w:tc>
@@ -5341,6 +5341,41 @@
         </w:tc>
         <w:tc>
           <w:tcPr>
+            <w:tcW w:type="dxa" w:w="800"/>
+            <w:tcBorders>
+              <w:top w:val="single" w:color="808080" w:sz="4"/>
+              <w:left w:val="single" w:color="808080" w:sz="4"/>
+              <w:bottom w:val="single" w:color="808080" w:sz="4"/>
+              <w:right w:val="single" w:color="808080" w:sz="4"/>
+            </w:tcBorders>
+            <w:tcMar>
+              <w:top w:type="dxa" w:w="60"/>
+              <w:left w:type="dxa" w:w="100"/>
+              <w:bottom w:type="dxa" w:w="60"/>
+              <w:right w:type="dxa" w:w="100"/>
+            </w:tcMar>
+          </w:tcPr>
+          <w:p>
+            <w:pPr>
+              <w:bidi/>
+              <w:spacing w:after="60"/>
+              <w:jc w:val="center"/>
+            </w:pPr>
+            <w:r>
+              <w:rPr>
+                <w:rFonts w:ascii="Arial" w:cs="Arial" w:eastAsia="Arial" w:hAnsi="Arial"/>
+                <w:b w:val="false"/>
+                <w:bCs w:val="false"/>
+                <w:sz w:val="20"/>
+                <w:szCs w:val="20"/>
+                <w:rtl/>
+              </w:rPr>
+              <w:t xml:space="preserve">44</w:t>
+            </w:r>
+          </w:p>
+        </w:tc>
+        <w:tc>
+          <w:tcPr>
             <w:tcW w:type="dxa" w:w="2400"/>
             <w:tcBorders>
               <w:top w:val="single" w:color="808080" w:sz="4"/>
@@ -5371,41 +5406,6 @@
                 <w:rtl/>
               </w:rPr>
               <w:t xml:space="preserve">נספח ד' – נספח מיקור חוץ לעיבוד מידע אישי</w:t>
-            </w:r>
-          </w:p>
-        </w:tc>
-        <w:tc>
-          <w:tcPr>
-            <w:tcW w:type="dxa" w:w="800"/>
-            <w:tcBorders>
-              <w:top w:val="single" w:color="808080" w:sz="4"/>
-              <w:left w:val="single" w:color="808080" w:sz="4"/>
-              <w:bottom w:val="single" w:color="808080" w:sz="4"/>
-              <w:right w:val="single" w:color="808080" w:sz="4"/>
-            </w:tcBorders>
-            <w:tcMar>
-              <w:top w:type="dxa" w:w="60"/>
-              <w:left w:type="dxa" w:w="100"/>
-              <w:bottom w:type="dxa" w:w="60"/>
-              <w:right w:type="dxa" w:w="100"/>
-            </w:tcMar>
-          </w:tcPr>
-          <w:p>
-            <w:pPr>
-              <w:bidi/>
-              <w:spacing w:after="60"/>
-              <w:jc w:val="center"/>
-            </w:pPr>
-            <w:r>
-              <w:rPr>
-                <w:rFonts w:ascii="Arial" w:cs="Arial" w:eastAsia="Arial" w:hAnsi="Arial"/>
-                <w:b w:val="false"/>
-                <w:bCs w:val="false"/>
-                <w:sz w:val="20"/>
-                <w:szCs w:val="20"/>
-                <w:rtl/>
-              </w:rPr>
-              <w:t xml:space="preserve">44</w:t>
             </w:r>
           </w:p>
         </w:tc>
@@ -5498,6 +5498,41 @@
         </w:tc>
         <w:tc>
           <w:tcPr>
+            <w:tcW w:type="dxa" w:w="800"/>
+            <w:tcBorders>
+              <w:top w:val="single" w:color="808080" w:sz="4"/>
+              <w:left w:val="single" w:color="808080" w:sz="4"/>
+              <w:bottom w:val="single" w:color="808080" w:sz="4"/>
+              <w:right w:val="single" w:color="808080" w:sz="4"/>
+            </w:tcBorders>
+            <w:tcMar>
+              <w:top w:type="dxa" w:w="60"/>
+              <w:left w:type="dxa" w:w="100"/>
+              <w:bottom w:type="dxa" w:w="60"/>
+              <w:right w:type="dxa" w:w="100"/>
+            </w:tcMar>
+          </w:tcPr>
+          <w:p>
+            <w:pPr>
+              <w:bidi/>
+              <w:spacing w:after="60"/>
+              <w:jc w:val="center"/>
+            </w:pPr>
+            <w:r>
+              <w:rPr>
+                <w:rFonts w:ascii="Arial" w:cs="Arial" w:eastAsia="Arial" w:hAnsi="Arial"/>
+                <w:b w:val="false"/>
+                <w:bCs w:val="false"/>
+                <w:sz w:val="20"/>
+                <w:szCs w:val="20"/>
+                <w:rtl/>
+              </w:rPr>
+              <w:t xml:space="preserve">4</w:t>
+            </w:r>
+          </w:p>
+        </w:tc>
+        <w:tc>
+          <w:tcPr>
             <w:tcW w:type="dxa" w:w="2400"/>
             <w:tcBorders>
               <w:top w:val="single" w:color="808080" w:sz="4"/>
@@ -5528,41 +5563,6 @@
                 <w:rtl/>
               </w:rPr>
               <w:t xml:space="preserve">נספח א' – מפרט השירותים (קובץ נפרד)</w:t>
-            </w:r>
-          </w:p>
-        </w:tc>
-        <w:tc>
-          <w:tcPr>
-            <w:tcW w:type="dxa" w:w="800"/>
-            <w:tcBorders>
-              <w:top w:val="single" w:color="808080" w:sz="4"/>
-              <w:left w:val="single" w:color="808080" w:sz="4"/>
-              <w:bottom w:val="single" w:color="808080" w:sz="4"/>
-              <w:right w:val="single" w:color="808080" w:sz="4"/>
-            </w:tcBorders>
-            <w:tcMar>
-              <w:top w:type="dxa" w:w="60"/>
-              <w:left w:type="dxa" w:w="100"/>
-              <w:bottom w:type="dxa" w:w="60"/>
-              <w:right w:type="dxa" w:w="100"/>
-            </w:tcMar>
-          </w:tcPr>
-          <w:p>
-            <w:pPr>
-              <w:bidi/>
-              <w:spacing w:after="60"/>
-              <w:jc w:val="center"/>
-            </w:pPr>
-            <w:r>
-              <w:rPr>
-                <w:rFonts w:ascii="Arial" w:cs="Arial" w:eastAsia="Arial" w:hAnsi="Arial"/>
-                <w:b w:val="false"/>
-                <w:bCs w:val="false"/>
-                <w:sz w:val="20"/>
-                <w:szCs w:val="20"/>
-                <w:rtl/>
-              </w:rPr>
-              <w:t xml:space="preserve">4</w:t>
             </w:r>
           </w:p>
         </w:tc>
@@ -5696,6 +5696,41 @@
         </w:tc>
         <w:tc>
           <w:tcPr>
+            <w:tcW w:type="dxa" w:w="800"/>
+            <w:tcBorders>
+              <w:top w:val="single" w:color="808080" w:sz="4"/>
+              <w:left w:val="single" w:color="808080" w:sz="4"/>
+              <w:bottom w:val="single" w:color="808080" w:sz="4"/>
+              <w:right w:val="single" w:color="808080" w:sz="4"/>
+            </w:tcBorders>
+            <w:tcMar>
+              <w:top w:type="dxa" w:w="60"/>
+              <w:left w:type="dxa" w:w="100"/>
+              <w:bottom w:type="dxa" w:w="60"/>
+              <w:right w:type="dxa" w:w="100"/>
+            </w:tcMar>
+          </w:tcPr>
+          <w:p>
+            <w:pPr>
+              <w:bidi/>
+              <w:spacing w:after="60"/>
+              <w:jc w:val="center"/>
+            </w:pPr>
+            <w:r>
+              <w:rPr>
+                <w:rFonts w:ascii="Arial" w:cs="Arial" w:eastAsia="Arial" w:hAnsi="Arial"/>
+                <w:b w:val="false"/>
+                <w:bCs w:val="false"/>
+                <w:sz w:val="20"/>
+                <w:szCs w:val="20"/>
+                <w:rtl/>
+              </w:rPr>
+              <w:t xml:space="preserve">4</w:t>
+            </w:r>
+          </w:p>
+        </w:tc>
+        <w:tc>
+          <w:tcPr>
             <w:tcW w:type="dxa" w:w="2400"/>
             <w:tcBorders>
               <w:top w:val="single" w:color="808080" w:sz="4"/>
@@ -5726,41 +5761,6 @@
                 <w:rtl/>
               </w:rPr>
               <w:t xml:space="preserve">נספח א' – מפרט השירותים (קובץ נפרד)</w:t>
-            </w:r>
-          </w:p>
-        </w:tc>
-        <w:tc>
-          <w:tcPr>
-            <w:tcW w:type="dxa" w:w="800"/>
-            <w:tcBorders>
-              <w:top w:val="single" w:color="808080" w:sz="4"/>
-              <w:left w:val="single" w:color="808080" w:sz="4"/>
-              <w:bottom w:val="single" w:color="808080" w:sz="4"/>
-              <w:right w:val="single" w:color="808080" w:sz="4"/>
-            </w:tcBorders>
-            <w:tcMar>
-              <w:top w:type="dxa" w:w="60"/>
-              <w:left w:type="dxa" w:w="100"/>
-              <w:bottom w:type="dxa" w:w="60"/>
-              <w:right w:type="dxa" w:w="100"/>
-            </w:tcMar>
-          </w:tcPr>
-          <w:p>
-            <w:pPr>
-              <w:bidi/>
-              <w:spacing w:after="60"/>
-              <w:jc w:val="center"/>
-            </w:pPr>
-            <w:r>
-              <w:rPr>
-                <w:rFonts w:ascii="Arial" w:cs="Arial" w:eastAsia="Arial" w:hAnsi="Arial"/>
-                <w:b w:val="false"/>
-                <w:bCs w:val="false"/>
-                <w:sz w:val="20"/>
-                <w:szCs w:val="20"/>
-                <w:rtl/>
-              </w:rPr>
-              <w:t xml:space="preserve">4</w:t>
             </w:r>
           </w:p>
         </w:tc>
@@ -5876,6 +5876,41 @@
         </w:tc>
         <w:tc>
           <w:tcPr>
+            <w:tcW w:type="dxa" w:w="800"/>
+            <w:tcBorders>
+              <w:top w:val="single" w:color="808080" w:sz="4"/>
+              <w:left w:val="single" w:color="808080" w:sz="4"/>
+              <w:bottom w:val="single" w:color="808080" w:sz="4"/>
+              <w:right w:val="single" w:color="808080" w:sz="4"/>
+            </w:tcBorders>
+            <w:tcMar>
+              <w:top w:type="dxa" w:w="60"/>
+              <w:left w:type="dxa" w:w="100"/>
+              <w:bottom w:type="dxa" w:w="60"/>
+              <w:right w:type="dxa" w:w="100"/>
+            </w:tcMar>
+          </w:tcPr>
+          <w:p>
+            <w:pPr>
+              <w:bidi/>
+              <w:spacing w:after="60"/>
+              <w:jc w:val="center"/>
+            </w:pPr>
+            <w:r>
+              <w:rPr>
+                <w:rFonts w:ascii="Arial" w:cs="Arial" w:eastAsia="Arial" w:hAnsi="Arial"/>
+                <w:b w:val="false"/>
+                <w:bCs w:val="false"/>
+                <w:sz w:val="20"/>
+                <w:szCs w:val="20"/>
+                <w:rtl/>
+              </w:rPr>
+              <w:t xml:space="preserve">4</w:t>
+            </w:r>
+          </w:p>
+        </w:tc>
+        <w:tc>
+          <w:tcPr>
             <w:tcW w:type="dxa" w:w="2400"/>
             <w:tcBorders>
               <w:top w:val="single" w:color="808080" w:sz="4"/>
@@ -5906,41 +5941,6 @@
                 <w:rtl/>
               </w:rPr>
               <w:t xml:space="preserve">נספח א' – מפרט השירותים (קובץ נפרד)</w:t>
-            </w:r>
-          </w:p>
-        </w:tc>
-        <w:tc>
-          <w:tcPr>
-            <w:tcW w:type="dxa" w:w="800"/>
-            <w:tcBorders>
-              <w:top w:val="single" w:color="808080" w:sz="4"/>
-              <w:left w:val="single" w:color="808080" w:sz="4"/>
-              <w:bottom w:val="single" w:color="808080" w:sz="4"/>
-              <w:right w:val="single" w:color="808080" w:sz="4"/>
-            </w:tcBorders>
-            <w:tcMar>
-              <w:top w:type="dxa" w:w="60"/>
-              <w:left w:type="dxa" w:w="100"/>
-              <w:bottom w:type="dxa" w:w="60"/>
-              <w:right w:type="dxa" w:w="100"/>
-            </w:tcMar>
-          </w:tcPr>
-          <w:p>
-            <w:pPr>
-              <w:bidi/>
-              <w:spacing w:after="60"/>
-              <w:jc w:val="center"/>
-            </w:pPr>
-            <w:r>
-              <w:rPr>
-                <w:rFonts w:ascii="Arial" w:cs="Arial" w:eastAsia="Arial" w:hAnsi="Arial"/>
-                <w:b w:val="false"/>
-                <w:bCs w:val="false"/>
-                <w:sz w:val="20"/>
-                <w:szCs w:val="20"/>
-                <w:rtl/>
-              </w:rPr>
-              <w:t xml:space="preserve">4</w:t>
             </w:r>
           </w:p>
         </w:tc>
@@ -6074,6 +6074,41 @@
         </w:tc>
         <w:tc>
           <w:tcPr>
+            <w:tcW w:type="dxa" w:w="800"/>
+            <w:tcBorders>
+              <w:top w:val="single" w:color="808080" w:sz="4"/>
+              <w:left w:val="single" w:color="808080" w:sz="4"/>
+              <w:bottom w:val="single" w:color="808080" w:sz="4"/>
+              <w:right w:val="single" w:color="808080" w:sz="4"/>
+            </w:tcBorders>
+            <w:tcMar>
+              <w:top w:type="dxa" w:w="60"/>
+              <w:left w:type="dxa" w:w="100"/>
+              <w:bottom w:type="dxa" w:w="60"/>
+              <w:right w:type="dxa" w:w="100"/>
+            </w:tcMar>
+          </w:tcPr>
+          <w:p>
+            <w:pPr>
+              <w:bidi/>
+              <w:spacing w:after="60"/>
+              <w:jc w:val="center"/>
+            </w:pPr>
+            <w:r>
+              <w:rPr>
+                <w:rFonts w:ascii="Arial" w:cs="Arial" w:eastAsia="Arial" w:hAnsi="Arial"/>
+                <w:b w:val="false"/>
+                <w:bCs w:val="false"/>
+                <w:sz w:val="20"/>
+                <w:szCs w:val="20"/>
+                <w:rtl/>
+              </w:rPr>
+              <w:t xml:space="preserve">4</w:t>
+            </w:r>
+          </w:p>
+        </w:tc>
+        <w:tc>
+          <w:tcPr>
             <w:tcW w:type="dxa" w:w="2400"/>
             <w:tcBorders>
               <w:top w:val="single" w:color="808080" w:sz="4"/>
@@ -6104,41 +6139,6 @@
                 <w:rtl/>
               </w:rPr>
               <w:t xml:space="preserve">נספח א' – מפרט השירותים (קובץ נפרד)</w:t>
-            </w:r>
-          </w:p>
-        </w:tc>
-        <w:tc>
-          <w:tcPr>
-            <w:tcW w:type="dxa" w:w="800"/>
-            <w:tcBorders>
-              <w:top w:val="single" w:color="808080" w:sz="4"/>
-              <w:left w:val="single" w:color="808080" w:sz="4"/>
-              <w:bottom w:val="single" w:color="808080" w:sz="4"/>
-              <w:right w:val="single" w:color="808080" w:sz="4"/>
-            </w:tcBorders>
-            <w:tcMar>
-              <w:top w:type="dxa" w:w="60"/>
-              <w:left w:type="dxa" w:w="100"/>
-              <w:bottom w:type="dxa" w:w="60"/>
-              <w:right w:type="dxa" w:w="100"/>
-            </w:tcMar>
-          </w:tcPr>
-          <w:p>
-            <w:pPr>
-              <w:bidi/>
-              <w:spacing w:after="60"/>
-              <w:jc w:val="center"/>
-            </w:pPr>
-            <w:r>
-              <w:rPr>
-                <w:rFonts w:ascii="Arial" w:cs="Arial" w:eastAsia="Arial" w:hAnsi="Arial"/>
-                <w:b w:val="false"/>
-                <w:bCs w:val="false"/>
-                <w:sz w:val="20"/>
-                <w:szCs w:val="20"/>
-                <w:rtl/>
-              </w:rPr>
-              <w:t xml:space="preserve">4</w:t>
             </w:r>
           </w:p>
         </w:tc>
@@ -6254,6 +6254,41 @@
         </w:tc>
         <w:tc>
           <w:tcPr>
+            <w:tcW w:type="dxa" w:w="800"/>
+            <w:tcBorders>
+              <w:top w:val="single" w:color="808080" w:sz="4"/>
+              <w:left w:val="single" w:color="808080" w:sz="4"/>
+              <w:bottom w:val="single" w:color="808080" w:sz="4"/>
+              <w:right w:val="single" w:color="808080" w:sz="4"/>
+            </w:tcBorders>
+            <w:tcMar>
+              <w:top w:type="dxa" w:w="60"/>
+              <w:left w:type="dxa" w:w="100"/>
+              <w:bottom w:type="dxa" w:w="60"/>
+              <w:right w:type="dxa" w:w="100"/>
+            </w:tcMar>
+          </w:tcPr>
+          <w:p>
+            <w:pPr>
+              <w:bidi/>
+              <w:spacing w:after="60"/>
+              <w:jc w:val="center"/>
+            </w:pPr>
+            <w:r>
+              <w:rPr>
+                <w:rFonts w:ascii="Arial" w:cs="Arial" w:eastAsia="Arial" w:hAnsi="Arial"/>
+                <w:b w:val="false"/>
+                <w:bCs w:val="false"/>
+                <w:sz w:val="20"/>
+                <w:szCs w:val="20"/>
+                <w:rtl/>
+              </w:rPr>
+              <w:t xml:space="preserve">4</w:t>
+            </w:r>
+          </w:p>
+        </w:tc>
+        <w:tc>
+          <w:tcPr>
             <w:tcW w:type="dxa" w:w="2400"/>
             <w:tcBorders>
               <w:top w:val="single" w:color="808080" w:sz="4"/>
@@ -6284,41 +6319,6 @@
                 <w:rtl/>
               </w:rPr>
               <w:t xml:space="preserve">נספח א' – מפרט השירותים (קובץ נפרד)</w:t>
-            </w:r>
-          </w:p>
-        </w:tc>
-        <w:tc>
-          <w:tcPr>
-            <w:tcW w:type="dxa" w:w="800"/>
-            <w:tcBorders>
-              <w:top w:val="single" w:color="808080" w:sz="4"/>
-              <w:left w:val="single" w:color="808080" w:sz="4"/>
-              <w:bottom w:val="single" w:color="808080" w:sz="4"/>
-              <w:right w:val="single" w:color="808080" w:sz="4"/>
-            </w:tcBorders>
-            <w:tcMar>
-              <w:top w:type="dxa" w:w="60"/>
-              <w:left w:type="dxa" w:w="100"/>
-              <w:bottom w:type="dxa" w:w="60"/>
-              <w:right w:type="dxa" w:w="100"/>
-            </w:tcMar>
-          </w:tcPr>
-          <w:p>
-            <w:pPr>
-              <w:bidi/>
-              <w:spacing w:after="60"/>
-              <w:jc w:val="center"/>
-            </w:pPr>
-            <w:r>
-              <w:rPr>
-                <w:rFonts w:ascii="Arial" w:cs="Arial" w:eastAsia="Arial" w:hAnsi="Arial"/>
-                <w:b w:val="false"/>
-                <w:bCs w:val="false"/>
-                <w:sz w:val="20"/>
-                <w:szCs w:val="20"/>
-                <w:rtl/>
-              </w:rPr>
-              <w:t xml:space="preserve">4</w:t>
             </w:r>
           </w:p>
         </w:tc>
@@ -6452,6 +6452,41 @@
         </w:tc>
         <w:tc>
           <w:tcPr>
+            <w:tcW w:type="dxa" w:w="800"/>
+            <w:tcBorders>
+              <w:top w:val="single" w:color="808080" w:sz="4"/>
+              <w:left w:val="single" w:color="808080" w:sz="4"/>
+              <w:bottom w:val="single" w:color="808080" w:sz="4"/>
+              <w:right w:val="single" w:color="808080" w:sz="4"/>
+            </w:tcBorders>
+            <w:tcMar>
+              <w:top w:type="dxa" w:w="60"/>
+              <w:left w:type="dxa" w:w="100"/>
+              <w:bottom w:type="dxa" w:w="60"/>
+              <w:right w:type="dxa" w:w="100"/>
+            </w:tcMar>
+          </w:tcPr>
+          <w:p>
+            <w:pPr>
+              <w:bidi/>
+              <w:spacing w:after="60"/>
+              <w:jc w:val="center"/>
+            </w:pPr>
+            <w:r>
+              <w:rPr>
+                <w:rFonts w:ascii="Arial" w:cs="Arial" w:eastAsia="Arial" w:hAnsi="Arial"/>
+                <w:b w:val="false"/>
+                <w:bCs w:val="false"/>
+                <w:sz w:val="20"/>
+                <w:szCs w:val="20"/>
+                <w:rtl/>
+              </w:rPr>
+              <w:t xml:space="preserve">4</w:t>
+            </w:r>
+          </w:p>
+        </w:tc>
+        <w:tc>
+          <w:tcPr>
             <w:tcW w:type="dxa" w:w="2400"/>
             <w:tcBorders>
               <w:top w:val="single" w:color="808080" w:sz="4"/>
@@ -6482,41 +6517,6 @@
                 <w:rtl/>
               </w:rPr>
               <w:t xml:space="preserve">נספח א' – מפרט השירותים (קובץ נפרד)</w:t>
-            </w:r>
-          </w:p>
-        </w:tc>
-        <w:tc>
-          <w:tcPr>
-            <w:tcW w:type="dxa" w:w="800"/>
-            <w:tcBorders>
-              <w:top w:val="single" w:color="808080" w:sz="4"/>
-              <w:left w:val="single" w:color="808080" w:sz="4"/>
-              <w:bottom w:val="single" w:color="808080" w:sz="4"/>
-              <w:right w:val="single" w:color="808080" w:sz="4"/>
-            </w:tcBorders>
-            <w:tcMar>
-              <w:top w:type="dxa" w:w="60"/>
-              <w:left w:type="dxa" w:w="100"/>
-              <w:bottom w:type="dxa" w:w="60"/>
-              <w:right w:type="dxa" w:w="100"/>
-            </w:tcMar>
-          </w:tcPr>
-          <w:p>
-            <w:pPr>
-              <w:bidi/>
-              <w:spacing w:after="60"/>
-              <w:jc w:val="center"/>
-            </w:pPr>
-            <w:r>
-              <w:rPr>
-                <w:rFonts w:ascii="Arial" w:cs="Arial" w:eastAsia="Arial" w:hAnsi="Arial"/>
-                <w:b w:val="false"/>
-                <w:bCs w:val="false"/>
-                <w:sz w:val="20"/>
-                <w:szCs w:val="20"/>
-                <w:rtl/>
-              </w:rPr>
-              <w:t xml:space="preserve">4</w:t>
             </w:r>
           </w:p>
         </w:tc>
@@ -6650,6 +6650,41 @@
         </w:tc>
         <w:tc>
           <w:tcPr>
+            <w:tcW w:type="dxa" w:w="800"/>
+            <w:tcBorders>
+              <w:top w:val="single" w:color="808080" w:sz="4"/>
+              <w:left w:val="single" w:color="808080" w:sz="4"/>
+              <w:bottom w:val="single" w:color="808080" w:sz="4"/>
+              <w:right w:val="single" w:color="808080" w:sz="4"/>
+            </w:tcBorders>
+            <w:tcMar>
+              <w:top w:type="dxa" w:w="60"/>
+              <w:left w:type="dxa" w:w="100"/>
+              <w:bottom w:type="dxa" w:w="60"/>
+              <w:right w:type="dxa" w:w="100"/>
+            </w:tcMar>
+          </w:tcPr>
+          <w:p>
+            <w:pPr>
+              <w:bidi/>
+              <w:spacing w:after="60"/>
+              <w:jc w:val="center"/>
+            </w:pPr>
+            <w:r>
+              <w:rPr>
+                <w:rFonts w:ascii="Arial" w:cs="Arial" w:eastAsia="Arial" w:hAnsi="Arial"/>
+                <w:b w:val="false"/>
+                <w:bCs w:val="false"/>
+                <w:sz w:val="20"/>
+                <w:szCs w:val="20"/>
+                <w:rtl/>
+              </w:rPr>
+              <w:t xml:space="preserve">4</w:t>
+            </w:r>
+          </w:p>
+        </w:tc>
+        <w:tc>
+          <w:tcPr>
             <w:tcW w:type="dxa" w:w="2400"/>
             <w:tcBorders>
               <w:top w:val="single" w:color="808080" w:sz="4"/>
@@ -6680,41 +6715,6 @@
                 <w:rtl/>
               </w:rPr>
               <w:t xml:space="preserve">נספח א' – מפרט השירותים (קובץ נפרד)</w:t>
-            </w:r>
-          </w:p>
-        </w:tc>
-        <w:tc>
-          <w:tcPr>
-            <w:tcW w:type="dxa" w:w="800"/>
-            <w:tcBorders>
-              <w:top w:val="single" w:color="808080" w:sz="4"/>
-              <w:left w:val="single" w:color="808080" w:sz="4"/>
-              <w:bottom w:val="single" w:color="808080" w:sz="4"/>
-              <w:right w:val="single" w:color="808080" w:sz="4"/>
-            </w:tcBorders>
-            <w:tcMar>
-              <w:top w:type="dxa" w:w="60"/>
-              <w:left w:type="dxa" w:w="100"/>
-              <w:bottom w:type="dxa" w:w="60"/>
-              <w:right w:type="dxa" w:w="100"/>
-            </w:tcMar>
-          </w:tcPr>
-          <w:p>
-            <w:pPr>
-              <w:bidi/>
-              <w:spacing w:after="60"/>
-              <w:jc w:val="center"/>
-            </w:pPr>
-            <w:r>
-              <w:rPr>
-                <w:rFonts w:ascii="Arial" w:cs="Arial" w:eastAsia="Arial" w:hAnsi="Arial"/>
-                <w:b w:val="false"/>
-                <w:bCs w:val="false"/>
-                <w:sz w:val="20"/>
-                <w:szCs w:val="20"/>
-                <w:rtl/>
-              </w:rPr>
-              <w:t xml:space="preserve">4</w:t>
             </w:r>
           </w:p>
         </w:tc>
@@ -6848,6 +6848,41 @@
         </w:tc>
         <w:tc>
           <w:tcPr>
+            <w:tcW w:type="dxa" w:w="800"/>
+            <w:tcBorders>
+              <w:top w:val="single" w:color="808080" w:sz="4"/>
+              <w:left w:val="single" w:color="808080" w:sz="4"/>
+              <w:bottom w:val="single" w:color="808080" w:sz="4"/>
+              <w:right w:val="single" w:color="808080" w:sz="4"/>
+            </w:tcBorders>
+            <w:tcMar>
+              <w:top w:type="dxa" w:w="60"/>
+              <w:left w:type="dxa" w:w="100"/>
+              <w:bottom w:type="dxa" w:w="60"/>
+              <w:right w:type="dxa" w:w="100"/>
+            </w:tcMar>
+          </w:tcPr>
+          <w:p>
+            <w:pPr>
+              <w:bidi/>
+              <w:spacing w:after="60"/>
+              <w:jc w:val="center"/>
+            </w:pPr>
+            <w:r>
+              <w:rPr>
+                <w:rFonts w:ascii="Arial" w:cs="Arial" w:eastAsia="Arial" w:hAnsi="Arial"/>
+                <w:b w:val="false"/>
+                <w:bCs w:val="false"/>
+                <w:sz w:val="20"/>
+                <w:szCs w:val="20"/>
+                <w:rtl/>
+              </w:rPr>
+              <w:t xml:space="preserve">4</w:t>
+            </w:r>
+          </w:p>
+        </w:tc>
+        <w:tc>
+          <w:tcPr>
             <w:tcW w:type="dxa" w:w="2400"/>
             <w:tcBorders>
               <w:top w:val="single" w:color="808080" w:sz="4"/>
@@ -6878,41 +6913,6 @@
                 <w:rtl/>
               </w:rPr>
               <w:t xml:space="preserve">נספח א' – מפרט השירותים (קובץ נפרד)</w:t>
-            </w:r>
-          </w:p>
-        </w:tc>
-        <w:tc>
-          <w:tcPr>
-            <w:tcW w:type="dxa" w:w="800"/>
-            <w:tcBorders>
-              <w:top w:val="single" w:color="808080" w:sz="4"/>
-              <w:left w:val="single" w:color="808080" w:sz="4"/>
-              <w:bottom w:val="single" w:color="808080" w:sz="4"/>
-              <w:right w:val="single" w:color="808080" w:sz="4"/>
-            </w:tcBorders>
-            <w:tcMar>
-              <w:top w:type="dxa" w:w="60"/>
-              <w:left w:type="dxa" w:w="100"/>
-              <w:bottom w:type="dxa" w:w="60"/>
-              <w:right w:type="dxa" w:w="100"/>
-            </w:tcMar>
-          </w:tcPr>
-          <w:p>
-            <w:pPr>
-              <w:bidi/>
-              <w:spacing w:after="60"/>
-              <w:jc w:val="center"/>
-            </w:pPr>
-            <w:r>
-              <w:rPr>
-                <w:rFonts w:ascii="Arial" w:cs="Arial" w:eastAsia="Arial" w:hAnsi="Arial"/>
-                <w:b w:val="false"/>
-                <w:bCs w:val="false"/>
-                <w:sz w:val="20"/>
-                <w:szCs w:val="20"/>
-                <w:rtl/>
-              </w:rPr>
-              <w:t xml:space="preserve">4</w:t>
             </w:r>
           </w:p>
         </w:tc>
@@ -7046,6 +7046,41 @@
         </w:tc>
         <w:tc>
           <w:tcPr>
+            <w:tcW w:type="dxa" w:w="800"/>
+            <w:tcBorders>
+              <w:top w:val="single" w:color="808080" w:sz="4"/>
+              <w:left w:val="single" w:color="808080" w:sz="4"/>
+              <w:bottom w:val="single" w:color="808080" w:sz="4"/>
+              <w:right w:val="single" w:color="808080" w:sz="4"/>
+            </w:tcBorders>
+            <w:tcMar>
+              <w:top w:type="dxa" w:w="60"/>
+              <w:left w:type="dxa" w:w="100"/>
+              <w:bottom w:type="dxa" w:w="60"/>
+              <w:right w:type="dxa" w:w="100"/>
+            </w:tcMar>
+          </w:tcPr>
+          <w:p>
+            <w:pPr>
+              <w:bidi/>
+              <w:spacing w:after="60"/>
+              <w:jc w:val="center"/>
+            </w:pPr>
+            <w:r>
+              <w:rPr>
+                <w:rFonts w:ascii="Arial" w:cs="Arial" w:eastAsia="Arial" w:hAnsi="Arial"/>
+                <w:b w:val="false"/>
+                <w:bCs w:val="false"/>
+                <w:sz w:val="20"/>
+                <w:szCs w:val="20"/>
+                <w:rtl/>
+              </w:rPr>
+              <w:t xml:space="preserve">4, 13</w:t>
+            </w:r>
+          </w:p>
+        </w:tc>
+        <w:tc>
+          <w:tcPr>
             <w:tcW w:type="dxa" w:w="2400"/>
             <w:tcBorders>
               <w:top w:val="single" w:color="808080" w:sz="4"/>
@@ -7076,41 +7111,6 @@
                 <w:rtl/>
               </w:rPr>
               <w:t xml:space="preserve">נספח א' – מפרט השירותים (קובץ נפרד)</w:t>
-            </w:r>
-          </w:p>
-        </w:tc>
-        <w:tc>
-          <w:tcPr>
-            <w:tcW w:type="dxa" w:w="800"/>
-            <w:tcBorders>
-              <w:top w:val="single" w:color="808080" w:sz="4"/>
-              <w:left w:val="single" w:color="808080" w:sz="4"/>
-              <w:bottom w:val="single" w:color="808080" w:sz="4"/>
-              <w:right w:val="single" w:color="808080" w:sz="4"/>
-            </w:tcBorders>
-            <w:tcMar>
-              <w:top w:type="dxa" w:w="60"/>
-              <w:left w:type="dxa" w:w="100"/>
-              <w:bottom w:type="dxa" w:w="60"/>
-              <w:right w:type="dxa" w:w="100"/>
-            </w:tcMar>
-          </w:tcPr>
-          <w:p>
-            <w:pPr>
-              <w:bidi/>
-              <w:spacing w:after="60"/>
-              <w:jc w:val="center"/>
-            </w:pPr>
-            <w:r>
-              <w:rPr>
-                <w:rFonts w:ascii="Arial" w:cs="Arial" w:eastAsia="Arial" w:hAnsi="Arial"/>
-                <w:b w:val="false"/>
-                <w:bCs w:val="false"/>
-                <w:sz w:val="20"/>
-                <w:szCs w:val="20"/>
-                <w:rtl/>
-              </w:rPr>
-              <w:t xml:space="preserve">4, 13</w:t>
             </w:r>
           </w:p>
         </w:tc>
@@ -7245,6 +7245,41 @@
         </w:tc>
         <w:tc>
           <w:tcPr>
+            <w:tcW w:type="dxa" w:w="800"/>
+            <w:tcBorders>
+              <w:top w:val="single" w:color="808080" w:sz="4"/>
+              <w:left w:val="single" w:color="808080" w:sz="4"/>
+              <w:bottom w:val="single" w:color="808080" w:sz="4"/>
+              <w:right w:val="single" w:color="808080" w:sz="4"/>
+            </w:tcBorders>
+            <w:tcMar>
+              <w:top w:type="dxa" w:w="60"/>
+              <w:left w:type="dxa" w:w="100"/>
+              <w:bottom w:type="dxa" w:w="60"/>
+              <w:right w:type="dxa" w:w="100"/>
+            </w:tcMar>
+          </w:tcPr>
+          <w:p>
+            <w:pPr>
+              <w:bidi/>
+              <w:spacing w:after="60"/>
+              <w:jc w:val="center"/>
+            </w:pPr>
+            <w:r>
+              <w:rPr>
+                <w:rFonts w:ascii="Arial" w:cs="Arial" w:eastAsia="Arial" w:hAnsi="Arial"/>
+                <w:b w:val="false"/>
+                <w:bCs w:val="false"/>
+                <w:sz w:val="20"/>
+                <w:szCs w:val="20"/>
+                <w:rtl/>
+              </w:rPr>
+              <w:t xml:space="preserve">4, 9</w:t>
+            </w:r>
+          </w:p>
+        </w:tc>
+        <w:tc>
+          <w:tcPr>
             <w:tcW w:type="dxa" w:w="2400"/>
             <w:tcBorders>
               <w:top w:val="single" w:color="808080" w:sz="4"/>
@@ -7275,41 +7310,6 @@
                 <w:rtl/>
               </w:rPr>
               <w:t xml:space="preserve">נספח א' – מפרט השירותים (קובץ נפרד)</w:t>
-            </w:r>
-          </w:p>
-        </w:tc>
-        <w:tc>
-          <w:tcPr>
-            <w:tcW w:type="dxa" w:w="800"/>
-            <w:tcBorders>
-              <w:top w:val="single" w:color="808080" w:sz="4"/>
-              <w:left w:val="single" w:color="808080" w:sz="4"/>
-              <w:bottom w:val="single" w:color="808080" w:sz="4"/>
-              <w:right w:val="single" w:color="808080" w:sz="4"/>
-            </w:tcBorders>
-            <w:tcMar>
-              <w:top w:type="dxa" w:w="60"/>
-              <w:left w:type="dxa" w:w="100"/>
-              <w:bottom w:type="dxa" w:w="60"/>
-              <w:right w:type="dxa" w:w="100"/>
-            </w:tcMar>
-          </w:tcPr>
-          <w:p>
-            <w:pPr>
-              <w:bidi/>
-              <w:spacing w:after="60"/>
-              <w:jc w:val="center"/>
-            </w:pPr>
-            <w:r>
-              <w:rPr>
-                <w:rFonts w:ascii="Arial" w:cs="Arial" w:eastAsia="Arial" w:hAnsi="Arial"/>
-                <w:b w:val="false"/>
-                <w:bCs w:val="false"/>
-                <w:sz w:val="20"/>
-                <w:szCs w:val="20"/>
-                <w:rtl/>
-              </w:rPr>
-              <w:t xml:space="preserve">4, 9</w:t>
             </w:r>
           </w:p>
         </w:tc>
@@ -7403,6 +7403,41 @@
         </w:tc>
         <w:tc>
           <w:tcPr>
+            <w:tcW w:type="dxa" w:w="800"/>
+            <w:tcBorders>
+              <w:top w:val="single" w:color="808080" w:sz="4"/>
+              <w:left w:val="single" w:color="808080" w:sz="4"/>
+              <w:bottom w:val="single" w:color="808080" w:sz="4"/>
+              <w:right w:val="single" w:color="808080" w:sz="4"/>
+            </w:tcBorders>
+            <w:tcMar>
+              <w:top w:type="dxa" w:w="60"/>
+              <w:left w:type="dxa" w:w="100"/>
+              <w:bottom w:type="dxa" w:w="60"/>
+              <w:right w:type="dxa" w:w="100"/>
+            </w:tcMar>
+          </w:tcPr>
+          <w:p>
+            <w:pPr>
+              <w:bidi/>
+              <w:spacing w:after="60"/>
+              <w:jc w:val="center"/>
+            </w:pPr>
+            <w:r>
+              <w:rPr>
+                <w:rFonts w:ascii="Arial" w:cs="Arial" w:eastAsia="Arial" w:hAnsi="Arial"/>
+                <w:b w:val="false"/>
+                <w:bCs w:val="false"/>
+                <w:sz w:val="20"/>
+                <w:szCs w:val="20"/>
+                <w:rtl/>
+              </w:rPr>
+              <w:t xml:space="preserve">44</w:t>
+            </w:r>
+          </w:p>
+        </w:tc>
+        <w:tc>
+          <w:tcPr>
             <w:tcW w:type="dxa" w:w="2400"/>
             <w:tcBorders>
               <w:top w:val="single" w:color="808080" w:sz="4"/>
@@ -7433,41 +7468,6 @@
                 <w:rtl/>
               </w:rPr>
               <w:t xml:space="preserve">נספח ד' – נספח מיקור חוץ לעיבוד מידע אישי</w:t>
-            </w:r>
-          </w:p>
-        </w:tc>
-        <w:tc>
-          <w:tcPr>
-            <w:tcW w:type="dxa" w:w="800"/>
-            <w:tcBorders>
-              <w:top w:val="single" w:color="808080" w:sz="4"/>
-              <w:left w:val="single" w:color="808080" w:sz="4"/>
-              <w:bottom w:val="single" w:color="808080" w:sz="4"/>
-              <w:right w:val="single" w:color="808080" w:sz="4"/>
-            </w:tcBorders>
-            <w:tcMar>
-              <w:top w:type="dxa" w:w="60"/>
-              <w:left w:type="dxa" w:w="100"/>
-              <w:bottom w:type="dxa" w:w="60"/>
-              <w:right w:type="dxa" w:w="100"/>
-            </w:tcMar>
-          </w:tcPr>
-          <w:p>
-            <w:pPr>
-              <w:bidi/>
-              <w:spacing w:after="60"/>
-              <w:jc w:val="center"/>
-            </w:pPr>
-            <w:r>
-              <w:rPr>
-                <w:rFonts w:ascii="Arial" w:cs="Arial" w:eastAsia="Arial" w:hAnsi="Arial"/>
-                <w:b w:val="false"/>
-                <w:bCs w:val="false"/>
-                <w:sz w:val="20"/>
-                <w:szCs w:val="20"/>
-                <w:rtl/>
-              </w:rPr>
-              <w:t xml:space="preserve">44</w:t>
             </w:r>
           </w:p>
         </w:tc>
@@ -7560,6 +7560,41 @@
         </w:tc>
         <w:tc>
           <w:tcPr>
+            <w:tcW w:type="dxa" w:w="800"/>
+            <w:tcBorders>
+              <w:top w:val="single" w:color="808080" w:sz="4"/>
+              <w:left w:val="single" w:color="808080" w:sz="4"/>
+              <w:bottom w:val="single" w:color="808080" w:sz="4"/>
+              <w:right w:val="single" w:color="808080" w:sz="4"/>
+            </w:tcBorders>
+            <w:tcMar>
+              <w:top w:type="dxa" w:w="60"/>
+              <w:left w:type="dxa" w:w="100"/>
+              <w:bottom w:type="dxa" w:w="60"/>
+              <w:right w:type="dxa" w:w="100"/>
+            </w:tcMar>
+          </w:tcPr>
+          <w:p>
+            <w:pPr>
+              <w:bidi/>
+              <w:spacing w:after="60"/>
+              <w:jc w:val="center"/>
+            </w:pPr>
+            <w:r>
+              <w:rPr>
+                <w:rFonts w:ascii="Arial" w:cs="Arial" w:eastAsia="Arial" w:hAnsi="Arial"/>
+                <w:b w:val="false"/>
+                <w:bCs w:val="false"/>
+                <w:sz w:val="20"/>
+                <w:szCs w:val="20"/>
+                <w:rtl/>
+              </w:rPr>
+              <w:t xml:space="preserve">5, 9</w:t>
+            </w:r>
+          </w:p>
+        </w:tc>
+        <w:tc>
+          <w:tcPr>
             <w:tcW w:type="dxa" w:w="2400"/>
             <w:tcBorders>
               <w:top w:val="single" w:color="808080" w:sz="4"/>
@@ -7590,41 +7625,6 @@
                 <w:rtl/>
               </w:rPr>
               <w:t xml:space="preserve">נספח א' – מפרט השירותים (קובץ נפרד)</w:t>
-            </w:r>
-          </w:p>
-        </w:tc>
-        <w:tc>
-          <w:tcPr>
-            <w:tcW w:type="dxa" w:w="800"/>
-            <w:tcBorders>
-              <w:top w:val="single" w:color="808080" w:sz="4"/>
-              <w:left w:val="single" w:color="808080" w:sz="4"/>
-              <w:bottom w:val="single" w:color="808080" w:sz="4"/>
-              <w:right w:val="single" w:color="808080" w:sz="4"/>
-            </w:tcBorders>
-            <w:tcMar>
-              <w:top w:type="dxa" w:w="60"/>
-              <w:left w:type="dxa" w:w="100"/>
-              <w:bottom w:type="dxa" w:w="60"/>
-              <w:right w:type="dxa" w:w="100"/>
-            </w:tcMar>
-          </w:tcPr>
-          <w:p>
-            <w:pPr>
-              <w:bidi/>
-              <w:spacing w:after="60"/>
-              <w:jc w:val="center"/>
-            </w:pPr>
-            <w:r>
-              <w:rPr>
-                <w:rFonts w:ascii="Arial" w:cs="Arial" w:eastAsia="Arial" w:hAnsi="Arial"/>
-                <w:b w:val="false"/>
-                <w:bCs w:val="false"/>
-                <w:sz w:val="20"/>
-                <w:szCs w:val="20"/>
-                <w:rtl/>
-              </w:rPr>
-              <w:t xml:space="preserve">5, 9</w:t>
             </w:r>
           </w:p>
         </w:tc>
@@ -7740,6 +7740,41 @@
         </w:tc>
         <w:tc>
           <w:tcPr>
+            <w:tcW w:type="dxa" w:w="800"/>
+            <w:tcBorders>
+              <w:top w:val="single" w:color="808080" w:sz="4"/>
+              <w:left w:val="single" w:color="808080" w:sz="4"/>
+              <w:bottom w:val="single" w:color="808080" w:sz="4"/>
+              <w:right w:val="single" w:color="808080" w:sz="4"/>
+            </w:tcBorders>
+            <w:tcMar>
+              <w:top w:type="dxa" w:w="60"/>
+              <w:left w:type="dxa" w:w="100"/>
+              <w:bottom w:type="dxa" w:w="60"/>
+              <w:right w:type="dxa" w:w="100"/>
+            </w:tcMar>
+          </w:tcPr>
+          <w:p>
+            <w:pPr>
+              <w:bidi/>
+              <w:spacing w:after="60"/>
+              <w:jc w:val="center"/>
+            </w:pPr>
+            <w:r>
+              <w:rPr>
+                <w:rFonts w:ascii="Arial" w:cs="Arial" w:eastAsia="Arial" w:hAnsi="Arial"/>
+                <w:b w:val="false"/>
+                <w:bCs w:val="false"/>
+                <w:sz w:val="20"/>
+                <w:szCs w:val="20"/>
+                <w:rtl/>
+              </w:rPr>
+              <w:t xml:space="preserve">5</w:t>
+            </w:r>
+          </w:p>
+        </w:tc>
+        <w:tc>
+          <w:tcPr>
             <w:tcW w:type="dxa" w:w="2400"/>
             <w:tcBorders>
               <w:top w:val="single" w:color="808080" w:sz="4"/>
@@ -7770,41 +7805,6 @@
                 <w:rtl/>
               </w:rPr>
               <w:t xml:space="preserve">נספח א' – מפרט השירותים (קובץ נפרד)</w:t>
-            </w:r>
-          </w:p>
-        </w:tc>
-        <w:tc>
-          <w:tcPr>
-            <w:tcW w:type="dxa" w:w="800"/>
-            <w:tcBorders>
-              <w:top w:val="single" w:color="808080" w:sz="4"/>
-              <w:left w:val="single" w:color="808080" w:sz="4"/>
-              <w:bottom w:val="single" w:color="808080" w:sz="4"/>
-              <w:right w:val="single" w:color="808080" w:sz="4"/>
-            </w:tcBorders>
-            <w:tcMar>
-              <w:top w:type="dxa" w:w="60"/>
-              <w:left w:type="dxa" w:w="100"/>
-              <w:bottom w:type="dxa" w:w="60"/>
-              <w:right w:type="dxa" w:w="100"/>
-            </w:tcMar>
-          </w:tcPr>
-          <w:p>
-            <w:pPr>
-              <w:bidi/>
-              <w:spacing w:after="60"/>
-              <w:jc w:val="center"/>
-            </w:pPr>
-            <w:r>
-              <w:rPr>
-                <w:rFonts w:ascii="Arial" w:cs="Arial" w:eastAsia="Arial" w:hAnsi="Arial"/>
-                <w:b w:val="false"/>
-                <w:bCs w:val="false"/>
-                <w:sz w:val="20"/>
-                <w:szCs w:val="20"/>
-                <w:rtl/>
-              </w:rPr>
-              <w:t xml:space="preserve">5</w:t>
             </w:r>
           </w:p>
         </w:tc>
@@ -7920,6 +7920,41 @@
         </w:tc>
         <w:tc>
           <w:tcPr>
+            <w:tcW w:type="dxa" w:w="800"/>
+            <w:tcBorders>
+              <w:top w:val="single" w:color="808080" w:sz="4"/>
+              <w:left w:val="single" w:color="808080" w:sz="4"/>
+              <w:bottom w:val="single" w:color="808080" w:sz="4"/>
+              <w:right w:val="single" w:color="808080" w:sz="4"/>
+            </w:tcBorders>
+            <w:tcMar>
+              <w:top w:type="dxa" w:w="60"/>
+              <w:left w:type="dxa" w:w="100"/>
+              <w:bottom w:type="dxa" w:w="60"/>
+              <w:right w:type="dxa" w:w="100"/>
+            </w:tcMar>
+          </w:tcPr>
+          <w:p>
+            <w:pPr>
+              <w:bidi/>
+              <w:spacing w:after="60"/>
+              <w:jc w:val="center"/>
+            </w:pPr>
+            <w:r>
+              <w:rPr>
+                <w:rFonts w:ascii="Arial" w:cs="Arial" w:eastAsia="Arial" w:hAnsi="Arial"/>
+                <w:b w:val="false"/>
+                <w:bCs w:val="false"/>
+                <w:sz w:val="20"/>
+                <w:szCs w:val="20"/>
+                <w:rtl/>
+              </w:rPr>
+              <w:t xml:space="preserve">5, 6, 13</w:t>
+            </w:r>
+          </w:p>
+        </w:tc>
+        <w:tc>
+          <w:tcPr>
             <w:tcW w:type="dxa" w:w="2400"/>
             <w:tcBorders>
               <w:top w:val="single" w:color="808080" w:sz="4"/>
@@ -7950,41 +7985,6 @@
                 <w:rtl/>
               </w:rPr>
               <w:t xml:space="preserve">נספח א' – מפרט השירותים (קובץ נפרד)</w:t>
-            </w:r>
-          </w:p>
-        </w:tc>
-        <w:tc>
-          <w:tcPr>
-            <w:tcW w:type="dxa" w:w="800"/>
-            <w:tcBorders>
-              <w:top w:val="single" w:color="808080" w:sz="4"/>
-              <w:left w:val="single" w:color="808080" w:sz="4"/>
-              <w:bottom w:val="single" w:color="808080" w:sz="4"/>
-              <w:right w:val="single" w:color="808080" w:sz="4"/>
-            </w:tcBorders>
-            <w:tcMar>
-              <w:top w:type="dxa" w:w="60"/>
-              <w:left w:type="dxa" w:w="100"/>
-              <w:bottom w:type="dxa" w:w="60"/>
-              <w:right w:type="dxa" w:w="100"/>
-            </w:tcMar>
-          </w:tcPr>
-          <w:p>
-            <w:pPr>
-              <w:bidi/>
-              <w:spacing w:after="60"/>
-              <w:jc w:val="center"/>
-            </w:pPr>
-            <w:r>
-              <w:rPr>
-                <w:rFonts w:ascii="Arial" w:cs="Arial" w:eastAsia="Arial" w:hAnsi="Arial"/>
-                <w:b w:val="false"/>
-                <w:bCs w:val="false"/>
-                <w:sz w:val="20"/>
-                <w:szCs w:val="20"/>
-                <w:rtl/>
-              </w:rPr>
-              <w:t xml:space="preserve">5, 6, 13</w:t>
             </w:r>
           </w:p>
         </w:tc>
@@ -8100,6 +8100,41 @@
         </w:tc>
         <w:tc>
           <w:tcPr>
+            <w:tcW w:type="dxa" w:w="800"/>
+            <w:tcBorders>
+              <w:top w:val="single" w:color="808080" w:sz="4"/>
+              <w:left w:val="single" w:color="808080" w:sz="4"/>
+              <w:bottom w:val="single" w:color="808080" w:sz="4"/>
+              <w:right w:val="single" w:color="808080" w:sz="4"/>
+            </w:tcBorders>
+            <w:tcMar>
+              <w:top w:type="dxa" w:w="60"/>
+              <w:left w:type="dxa" w:w="100"/>
+              <w:bottom w:type="dxa" w:w="60"/>
+              <w:right w:type="dxa" w:w="100"/>
+            </w:tcMar>
+          </w:tcPr>
+          <w:p>
+            <w:pPr>
+              <w:bidi/>
+              <w:spacing w:after="60"/>
+              <w:jc w:val="center"/>
+            </w:pPr>
+            <w:r>
+              <w:rPr>
+                <w:rFonts w:ascii="Arial" w:cs="Arial" w:eastAsia="Arial" w:hAnsi="Arial"/>
+                <w:b w:val="false"/>
+                <w:bCs w:val="false"/>
+                <w:sz w:val="20"/>
+                <w:szCs w:val="20"/>
+                <w:rtl/>
+              </w:rPr>
+              <w:t xml:space="preserve">5</w:t>
+            </w:r>
+          </w:p>
+        </w:tc>
+        <w:tc>
+          <w:tcPr>
             <w:tcW w:type="dxa" w:w="2400"/>
             <w:tcBorders>
               <w:top w:val="single" w:color="808080" w:sz="4"/>
@@ -8130,41 +8165,6 @@
                 <w:rtl/>
               </w:rPr>
               <w:t xml:space="preserve">נספח א' – מפרט השירותים (קובץ נפרד)</w:t>
-            </w:r>
-          </w:p>
-        </w:tc>
-        <w:tc>
-          <w:tcPr>
-            <w:tcW w:type="dxa" w:w="800"/>
-            <w:tcBorders>
-              <w:top w:val="single" w:color="808080" w:sz="4"/>
-              <w:left w:val="single" w:color="808080" w:sz="4"/>
-              <w:bottom w:val="single" w:color="808080" w:sz="4"/>
-              <w:right w:val="single" w:color="808080" w:sz="4"/>
-            </w:tcBorders>
-            <w:tcMar>
-              <w:top w:type="dxa" w:w="60"/>
-              <w:left w:type="dxa" w:w="100"/>
-              <w:bottom w:type="dxa" w:w="60"/>
-              <w:right w:type="dxa" w:w="100"/>
-            </w:tcMar>
-          </w:tcPr>
-          <w:p>
-            <w:pPr>
-              <w:bidi/>
-              <w:spacing w:after="60"/>
-              <w:jc w:val="center"/>
-            </w:pPr>
-            <w:r>
-              <w:rPr>
-                <w:rFonts w:ascii="Arial" w:cs="Arial" w:eastAsia="Arial" w:hAnsi="Arial"/>
-                <w:b w:val="false"/>
-                <w:bCs w:val="false"/>
-                <w:sz w:val="20"/>
-                <w:szCs w:val="20"/>
-                <w:rtl/>
-              </w:rPr>
-              <w:t xml:space="preserve">5</w:t>
             </w:r>
           </w:p>
         </w:tc>
@@ -8280,6 +8280,41 @@
         </w:tc>
         <w:tc>
           <w:tcPr>
+            <w:tcW w:type="dxa" w:w="800"/>
+            <w:tcBorders>
+              <w:top w:val="single" w:color="808080" w:sz="4"/>
+              <w:left w:val="single" w:color="808080" w:sz="4"/>
+              <w:bottom w:val="single" w:color="808080" w:sz="4"/>
+              <w:right w:val="single" w:color="808080" w:sz="4"/>
+            </w:tcBorders>
+            <w:tcMar>
+              <w:top w:type="dxa" w:w="60"/>
+              <w:left w:type="dxa" w:w="100"/>
+              <w:bottom w:type="dxa" w:w="60"/>
+              <w:right w:type="dxa" w:w="100"/>
+            </w:tcMar>
+          </w:tcPr>
+          <w:p>
+            <w:pPr>
+              <w:bidi/>
+              <w:spacing w:after="60"/>
+              <w:jc w:val="center"/>
+            </w:pPr>
+            <w:r>
+              <w:rPr>
+                <w:rFonts w:ascii="Arial" w:cs="Arial" w:eastAsia="Arial" w:hAnsi="Arial"/>
+                <w:b w:val="false"/>
+                <w:bCs w:val="false"/>
+                <w:sz w:val="20"/>
+                <w:szCs w:val="20"/>
+                <w:rtl/>
+              </w:rPr>
+              <w:t xml:space="preserve">6, 7</w:t>
+            </w:r>
+          </w:p>
+        </w:tc>
+        <w:tc>
+          <w:tcPr>
             <w:tcW w:type="dxa" w:w="2400"/>
             <w:tcBorders>
               <w:top w:val="single" w:color="808080" w:sz="4"/>
@@ -8310,41 +8345,6 @@
                 <w:rtl/>
               </w:rPr>
               <w:t xml:space="preserve">נספח א' – מפרט השירותים (קובץ נפרד)</w:t>
-            </w:r>
-          </w:p>
-        </w:tc>
-        <w:tc>
-          <w:tcPr>
-            <w:tcW w:type="dxa" w:w="800"/>
-            <w:tcBorders>
-              <w:top w:val="single" w:color="808080" w:sz="4"/>
-              <w:left w:val="single" w:color="808080" w:sz="4"/>
-              <w:bottom w:val="single" w:color="808080" w:sz="4"/>
-              <w:right w:val="single" w:color="808080" w:sz="4"/>
-            </w:tcBorders>
-            <w:tcMar>
-              <w:top w:type="dxa" w:w="60"/>
-              <w:left w:type="dxa" w:w="100"/>
-              <w:bottom w:type="dxa" w:w="60"/>
-              <w:right w:type="dxa" w:w="100"/>
-            </w:tcMar>
-          </w:tcPr>
-          <w:p>
-            <w:pPr>
-              <w:bidi/>
-              <w:spacing w:after="60"/>
-              <w:jc w:val="center"/>
-            </w:pPr>
-            <w:r>
-              <w:rPr>
-                <w:rFonts w:ascii="Arial" w:cs="Arial" w:eastAsia="Arial" w:hAnsi="Arial"/>
-                <w:b w:val="false"/>
-                <w:bCs w:val="false"/>
-                <w:sz w:val="20"/>
-                <w:szCs w:val="20"/>
-                <w:rtl/>
-              </w:rPr>
-              <w:t xml:space="preserve">6, 7</w:t>
             </w:r>
           </w:p>
         </w:tc>
@@ -8460,6 +8460,41 @@
         </w:tc>
         <w:tc>
           <w:tcPr>
+            <w:tcW w:type="dxa" w:w="800"/>
+            <w:tcBorders>
+              <w:top w:val="single" w:color="808080" w:sz="4"/>
+              <w:left w:val="single" w:color="808080" w:sz="4"/>
+              <w:bottom w:val="single" w:color="808080" w:sz="4"/>
+              <w:right w:val="single" w:color="808080" w:sz="4"/>
+            </w:tcBorders>
+            <w:tcMar>
+              <w:top w:type="dxa" w:w="60"/>
+              <w:left w:type="dxa" w:w="100"/>
+              <w:bottom w:type="dxa" w:w="60"/>
+              <w:right w:type="dxa" w:w="100"/>
+            </w:tcMar>
+          </w:tcPr>
+          <w:p>
+            <w:pPr>
+              <w:bidi/>
+              <w:spacing w:after="60"/>
+              <w:jc w:val="center"/>
+            </w:pPr>
+            <w:r>
+              <w:rPr>
+                <w:rFonts w:ascii="Arial" w:cs="Arial" w:eastAsia="Arial" w:hAnsi="Arial"/>
+                <w:b w:val="false"/>
+                <w:bCs w:val="false"/>
+                <w:sz w:val="20"/>
+                <w:szCs w:val="20"/>
+                <w:rtl/>
+              </w:rPr>
+              <w:t xml:space="preserve">6, 8</w:t>
+            </w:r>
+          </w:p>
+        </w:tc>
+        <w:tc>
+          <w:tcPr>
             <w:tcW w:type="dxa" w:w="2400"/>
             <w:tcBorders>
               <w:top w:val="single" w:color="808080" w:sz="4"/>
@@ -8490,41 +8525,6 @@
                 <w:rtl/>
               </w:rPr>
               <w:t xml:space="preserve">נספח א' – מפרט השירותים (קובץ נפרד)</w:t>
-            </w:r>
-          </w:p>
-        </w:tc>
-        <w:tc>
-          <w:tcPr>
-            <w:tcW w:type="dxa" w:w="800"/>
-            <w:tcBorders>
-              <w:top w:val="single" w:color="808080" w:sz="4"/>
-              <w:left w:val="single" w:color="808080" w:sz="4"/>
-              <w:bottom w:val="single" w:color="808080" w:sz="4"/>
-              <w:right w:val="single" w:color="808080" w:sz="4"/>
-            </w:tcBorders>
-            <w:tcMar>
-              <w:top w:type="dxa" w:w="60"/>
-              <w:left w:type="dxa" w:w="100"/>
-              <w:bottom w:type="dxa" w:w="60"/>
-              <w:right w:type="dxa" w:w="100"/>
-            </w:tcMar>
-          </w:tcPr>
-          <w:p>
-            <w:pPr>
-              <w:bidi/>
-              <w:spacing w:after="60"/>
-              <w:jc w:val="center"/>
-            </w:pPr>
-            <w:r>
-              <w:rPr>
-                <w:rFonts w:ascii="Arial" w:cs="Arial" w:eastAsia="Arial" w:hAnsi="Arial"/>
-                <w:b w:val="false"/>
-                <w:bCs w:val="false"/>
-                <w:sz w:val="20"/>
-                <w:szCs w:val="20"/>
-                <w:rtl/>
-              </w:rPr>
-              <w:t xml:space="preserve">6, 8</w:t>
             </w:r>
           </w:p>
         </w:tc>
@@ -8641,6 +8641,41 @@
         </w:tc>
         <w:tc>
           <w:tcPr>
+            <w:tcW w:type="dxa" w:w="800"/>
+            <w:tcBorders>
+              <w:top w:val="single" w:color="808080" w:sz="4"/>
+              <w:left w:val="single" w:color="808080" w:sz="4"/>
+              <w:bottom w:val="single" w:color="808080" w:sz="4"/>
+              <w:right w:val="single" w:color="808080" w:sz="4"/>
+            </w:tcBorders>
+            <w:tcMar>
+              <w:top w:type="dxa" w:w="60"/>
+              <w:left w:type="dxa" w:w="100"/>
+              <w:bottom w:type="dxa" w:w="60"/>
+              <w:right w:type="dxa" w:w="100"/>
+            </w:tcMar>
+          </w:tcPr>
+          <w:p>
+            <w:pPr>
+              <w:bidi/>
+              <w:spacing w:after="60"/>
+              <w:jc w:val="center"/>
+            </w:pPr>
+            <w:r>
+              <w:rPr>
+                <w:rFonts w:ascii="Arial" w:cs="Arial" w:eastAsia="Arial" w:hAnsi="Arial"/>
+                <w:b w:val="false"/>
+                <w:bCs w:val="false"/>
+                <w:sz w:val="20"/>
+                <w:szCs w:val="20"/>
+                <w:rtl/>
+              </w:rPr>
+              <w:t xml:space="preserve">6, 9</w:t>
+            </w:r>
+          </w:p>
+        </w:tc>
+        <w:tc>
+          <w:tcPr>
             <w:tcW w:type="dxa" w:w="2400"/>
             <w:tcBorders>
               <w:top w:val="single" w:color="808080" w:sz="4"/>
@@ -8671,41 +8706,6 @@
                 <w:rtl/>
               </w:rPr>
               <w:t xml:space="preserve">נספח א' – מפרט השירותים (קובץ נפרד)</w:t>
-            </w:r>
-          </w:p>
-        </w:tc>
-        <w:tc>
-          <w:tcPr>
-            <w:tcW w:type="dxa" w:w="800"/>
-            <w:tcBorders>
-              <w:top w:val="single" w:color="808080" w:sz="4"/>
-              <w:left w:val="single" w:color="808080" w:sz="4"/>
-              <w:bottom w:val="single" w:color="808080" w:sz="4"/>
-              <w:right w:val="single" w:color="808080" w:sz="4"/>
-            </w:tcBorders>
-            <w:tcMar>
-              <w:top w:type="dxa" w:w="60"/>
-              <w:left w:type="dxa" w:w="100"/>
-              <w:bottom w:type="dxa" w:w="60"/>
-              <w:right w:type="dxa" w:w="100"/>
-            </w:tcMar>
-          </w:tcPr>
-          <w:p>
-            <w:pPr>
-              <w:bidi/>
-              <w:spacing w:after="60"/>
-              <w:jc w:val="center"/>
-            </w:pPr>
-            <w:r>
-              <w:rPr>
-                <w:rFonts w:ascii="Arial" w:cs="Arial" w:eastAsia="Arial" w:hAnsi="Arial"/>
-                <w:b w:val="false"/>
-                <w:bCs w:val="false"/>
-                <w:sz w:val="20"/>
-                <w:szCs w:val="20"/>
-                <w:rtl/>
-              </w:rPr>
-              <w:t xml:space="preserve">6, 9</w:t>
             </w:r>
           </w:p>
         </w:tc>
@@ -8817,6 +8817,41 @@
         </w:tc>
         <w:tc>
           <w:tcPr>
+            <w:tcW w:type="dxa" w:w="800"/>
+            <w:tcBorders>
+              <w:top w:val="single" w:color="808080" w:sz="4"/>
+              <w:left w:val="single" w:color="808080" w:sz="4"/>
+              <w:bottom w:val="single" w:color="808080" w:sz="4"/>
+              <w:right w:val="single" w:color="808080" w:sz="4"/>
+            </w:tcBorders>
+            <w:tcMar>
+              <w:top w:type="dxa" w:w="60"/>
+              <w:left w:type="dxa" w:w="100"/>
+              <w:bottom w:type="dxa" w:w="60"/>
+              <w:right w:type="dxa" w:w="100"/>
+            </w:tcMar>
+          </w:tcPr>
+          <w:p>
+            <w:pPr>
+              <w:bidi/>
+              <w:spacing w:after="60"/>
+              <w:jc w:val="center"/>
+            </w:pPr>
+            <w:r>
+              <w:rPr>
+                <w:rFonts w:ascii="Arial" w:cs="Arial" w:eastAsia="Arial" w:hAnsi="Arial"/>
+                <w:b w:val="false"/>
+                <w:bCs w:val="false"/>
+                <w:sz w:val="20"/>
+                <w:szCs w:val="20"/>
+                <w:rtl/>
+              </w:rPr>
+              <w:t xml:space="preserve">44</w:t>
+            </w:r>
+          </w:p>
+        </w:tc>
+        <w:tc>
+          <w:tcPr>
             <w:tcW w:type="dxa" w:w="2400"/>
             <w:tcBorders>
               <w:top w:val="single" w:color="808080" w:sz="4"/>
@@ -8847,41 +8882,6 @@
                 <w:rtl/>
               </w:rPr>
               <w:t xml:space="preserve">נספח ד' – נספח מיקור חוץ לעיבוד מידע אישי</w:t>
-            </w:r>
-          </w:p>
-        </w:tc>
-        <w:tc>
-          <w:tcPr>
-            <w:tcW w:type="dxa" w:w="800"/>
-            <w:tcBorders>
-              <w:top w:val="single" w:color="808080" w:sz="4"/>
-              <w:left w:val="single" w:color="808080" w:sz="4"/>
-              <w:bottom w:val="single" w:color="808080" w:sz="4"/>
-              <w:right w:val="single" w:color="808080" w:sz="4"/>
-            </w:tcBorders>
-            <w:tcMar>
-              <w:top w:type="dxa" w:w="60"/>
-              <w:left w:type="dxa" w:w="100"/>
-              <w:bottom w:type="dxa" w:w="60"/>
-              <w:right w:type="dxa" w:w="100"/>
-            </w:tcMar>
-          </w:tcPr>
-          <w:p>
-            <w:pPr>
-              <w:bidi/>
-              <w:spacing w:after="60"/>
-              <w:jc w:val="center"/>
-            </w:pPr>
-            <w:r>
-              <w:rPr>
-                <w:rFonts w:ascii="Arial" w:cs="Arial" w:eastAsia="Arial" w:hAnsi="Arial"/>
-                <w:b w:val="false"/>
-                <w:bCs w:val="false"/>
-                <w:sz w:val="20"/>
-                <w:szCs w:val="20"/>
-                <w:rtl/>
-              </w:rPr>
-              <w:t xml:space="preserve">44</w:t>
             </w:r>
           </w:p>
         </w:tc>
@@ -8974,6 +8974,41 @@
         </w:tc>
         <w:tc>
           <w:tcPr>
+            <w:tcW w:type="dxa" w:w="800"/>
+            <w:tcBorders>
+              <w:top w:val="single" w:color="808080" w:sz="4"/>
+              <w:left w:val="single" w:color="808080" w:sz="4"/>
+              <w:bottom w:val="single" w:color="808080" w:sz="4"/>
+              <w:right w:val="single" w:color="808080" w:sz="4"/>
+            </w:tcBorders>
+            <w:tcMar>
+              <w:top w:type="dxa" w:w="60"/>
+              <w:left w:type="dxa" w:w="100"/>
+              <w:bottom w:type="dxa" w:w="60"/>
+              <w:right w:type="dxa" w:w="100"/>
+            </w:tcMar>
+          </w:tcPr>
+          <w:p>
+            <w:pPr>
+              <w:bidi/>
+              <w:spacing w:after="60"/>
+              <w:jc w:val="center"/>
+            </w:pPr>
+            <w:r>
+              <w:rPr>
+                <w:rFonts w:ascii="Arial" w:cs="Arial" w:eastAsia="Arial" w:hAnsi="Arial"/>
+                <w:b w:val="false"/>
+                <w:bCs w:val="false"/>
+                <w:sz w:val="20"/>
+                <w:szCs w:val="20"/>
+                <w:rtl/>
+              </w:rPr>
+              <w:t xml:space="preserve">7</w:t>
+            </w:r>
+          </w:p>
+        </w:tc>
+        <w:tc>
+          <w:tcPr>
             <w:tcW w:type="dxa" w:w="2400"/>
             <w:tcBorders>
               <w:top w:val="single" w:color="808080" w:sz="4"/>
@@ -9004,41 +9039,6 @@
                 <w:rtl/>
               </w:rPr>
               <w:t xml:space="preserve">נספח א' – מפרט השירותים (קובץ נפרד)</w:t>
-            </w:r>
-          </w:p>
-        </w:tc>
-        <w:tc>
-          <w:tcPr>
-            <w:tcW w:type="dxa" w:w="800"/>
-            <w:tcBorders>
-              <w:top w:val="single" w:color="808080" w:sz="4"/>
-              <w:left w:val="single" w:color="808080" w:sz="4"/>
-              <w:bottom w:val="single" w:color="808080" w:sz="4"/>
-              <w:right w:val="single" w:color="808080" w:sz="4"/>
-            </w:tcBorders>
-            <w:tcMar>
-              <w:top w:type="dxa" w:w="60"/>
-              <w:left w:type="dxa" w:w="100"/>
-              <w:bottom w:type="dxa" w:w="60"/>
-              <w:right w:type="dxa" w:w="100"/>
-            </w:tcMar>
-          </w:tcPr>
-          <w:p>
-            <w:pPr>
-              <w:bidi/>
-              <w:spacing w:after="60"/>
-              <w:jc w:val="center"/>
-            </w:pPr>
-            <w:r>
-              <w:rPr>
-                <w:rFonts w:ascii="Arial" w:cs="Arial" w:eastAsia="Arial" w:hAnsi="Arial"/>
-                <w:b w:val="false"/>
-                <w:bCs w:val="false"/>
-                <w:sz w:val="20"/>
-                <w:szCs w:val="20"/>
-                <w:rtl/>
-              </w:rPr>
-              <w:t xml:space="preserve">7</w:t>
             </w:r>
           </w:p>
         </w:tc>
@@ -9154,6 +9154,41 @@
         </w:tc>
         <w:tc>
           <w:tcPr>
+            <w:tcW w:type="dxa" w:w="800"/>
+            <w:tcBorders>
+              <w:top w:val="single" w:color="808080" w:sz="4"/>
+              <w:left w:val="single" w:color="808080" w:sz="4"/>
+              <w:bottom w:val="single" w:color="808080" w:sz="4"/>
+              <w:right w:val="single" w:color="808080" w:sz="4"/>
+            </w:tcBorders>
+            <w:tcMar>
+              <w:top w:type="dxa" w:w="60"/>
+              <w:left w:type="dxa" w:w="100"/>
+              <w:bottom w:type="dxa" w:w="60"/>
+              <w:right w:type="dxa" w:w="100"/>
+            </w:tcMar>
+          </w:tcPr>
+          <w:p>
+            <w:pPr>
+              <w:bidi/>
+              <w:spacing w:after="60"/>
+              <w:jc w:val="center"/>
+            </w:pPr>
+            <w:r>
+              <w:rPr>
+                <w:rFonts w:ascii="Arial" w:cs="Arial" w:eastAsia="Arial" w:hAnsi="Arial"/>
+                <w:b w:val="false"/>
+                <w:bCs w:val="false"/>
+                <w:sz w:val="20"/>
+                <w:szCs w:val="20"/>
+                <w:rtl/>
+              </w:rPr>
+              <w:t xml:space="preserve">8</w:t>
+            </w:r>
+          </w:p>
+        </w:tc>
+        <w:tc>
+          <w:tcPr>
             <w:tcW w:type="dxa" w:w="2400"/>
             <w:tcBorders>
               <w:top w:val="single" w:color="808080" w:sz="4"/>
@@ -9184,41 +9219,6 @@
                 <w:rtl/>
               </w:rPr>
               <w:t xml:space="preserve">נספח א' – מפרט השירותים (קובץ נפרד)</w:t>
-            </w:r>
-          </w:p>
-        </w:tc>
-        <w:tc>
-          <w:tcPr>
-            <w:tcW w:type="dxa" w:w="800"/>
-            <w:tcBorders>
-              <w:top w:val="single" w:color="808080" w:sz="4"/>
-              <w:left w:val="single" w:color="808080" w:sz="4"/>
-              <w:bottom w:val="single" w:color="808080" w:sz="4"/>
-              <w:right w:val="single" w:color="808080" w:sz="4"/>
-            </w:tcBorders>
-            <w:tcMar>
-              <w:top w:type="dxa" w:w="60"/>
-              <w:left w:type="dxa" w:w="100"/>
-              <w:bottom w:type="dxa" w:w="60"/>
-              <w:right w:type="dxa" w:w="100"/>
-            </w:tcMar>
-          </w:tcPr>
-          <w:p>
-            <w:pPr>
-              <w:bidi/>
-              <w:spacing w:after="60"/>
-              <w:jc w:val="center"/>
-            </w:pPr>
-            <w:r>
-              <w:rPr>
-                <w:rFonts w:ascii="Arial" w:cs="Arial" w:eastAsia="Arial" w:hAnsi="Arial"/>
-                <w:b w:val="false"/>
-                <w:bCs w:val="false"/>
-                <w:sz w:val="20"/>
-                <w:szCs w:val="20"/>
-                <w:rtl/>
-              </w:rPr>
-              <w:t xml:space="preserve">8</w:t>
             </w:r>
           </w:p>
         </w:tc>
@@ -9334,6 +9334,41 @@
         </w:tc>
         <w:tc>
           <w:tcPr>
+            <w:tcW w:type="dxa" w:w="800"/>
+            <w:tcBorders>
+              <w:top w:val="single" w:color="808080" w:sz="4"/>
+              <w:left w:val="single" w:color="808080" w:sz="4"/>
+              <w:bottom w:val="single" w:color="808080" w:sz="4"/>
+              <w:right w:val="single" w:color="808080" w:sz="4"/>
+            </w:tcBorders>
+            <w:tcMar>
+              <w:top w:type="dxa" w:w="60"/>
+              <w:left w:type="dxa" w:w="100"/>
+              <w:bottom w:type="dxa" w:w="60"/>
+              <w:right w:type="dxa" w:w="100"/>
+            </w:tcMar>
+          </w:tcPr>
+          <w:p>
+            <w:pPr>
+              <w:bidi/>
+              <w:spacing w:after="60"/>
+              <w:jc w:val="center"/>
+            </w:pPr>
+            <w:r>
+              <w:rPr>
+                <w:rFonts w:ascii="Arial" w:cs="Arial" w:eastAsia="Arial" w:hAnsi="Arial"/>
+                <w:b w:val="false"/>
+                <w:bCs w:val="false"/>
+                <w:sz w:val="20"/>
+                <w:szCs w:val="20"/>
+                <w:rtl/>
+              </w:rPr>
+              <w:t xml:space="preserve">9</w:t>
+            </w:r>
+          </w:p>
+        </w:tc>
+        <w:tc>
+          <w:tcPr>
             <w:tcW w:type="dxa" w:w="2400"/>
             <w:tcBorders>
               <w:top w:val="single" w:color="808080" w:sz="4"/>
@@ -9364,41 +9399,6 @@
                 <w:rtl/>
               </w:rPr>
               <w:t xml:space="preserve">נספח א' – מפרט השירותים (קובץ נפרד)</w:t>
-            </w:r>
-          </w:p>
-        </w:tc>
-        <w:tc>
-          <w:tcPr>
-            <w:tcW w:type="dxa" w:w="800"/>
-            <w:tcBorders>
-              <w:top w:val="single" w:color="808080" w:sz="4"/>
-              <w:left w:val="single" w:color="808080" w:sz="4"/>
-              <w:bottom w:val="single" w:color="808080" w:sz="4"/>
-              <w:right w:val="single" w:color="808080" w:sz="4"/>
-            </w:tcBorders>
-            <w:tcMar>
-              <w:top w:type="dxa" w:w="60"/>
-              <w:left w:type="dxa" w:w="100"/>
-              <w:bottom w:type="dxa" w:w="60"/>
-              <w:right w:type="dxa" w:w="100"/>
-            </w:tcMar>
-          </w:tcPr>
-          <w:p>
-            <w:pPr>
-              <w:bidi/>
-              <w:spacing w:after="60"/>
-              <w:jc w:val="center"/>
-            </w:pPr>
-            <w:r>
-              <w:rPr>
-                <w:rFonts w:ascii="Arial" w:cs="Arial" w:eastAsia="Arial" w:hAnsi="Arial"/>
-                <w:b w:val="false"/>
-                <w:bCs w:val="false"/>
-                <w:sz w:val="20"/>
-                <w:szCs w:val="20"/>
-                <w:rtl/>
-              </w:rPr>
-              <w:t xml:space="preserve">9</w:t>
             </w:r>
           </w:p>
         </w:tc>
@@ -9514,6 +9514,41 @@
         </w:tc>
         <w:tc>
           <w:tcPr>
+            <w:tcW w:type="dxa" w:w="800"/>
+            <w:tcBorders>
+              <w:top w:val="single" w:color="808080" w:sz="4"/>
+              <w:left w:val="single" w:color="808080" w:sz="4"/>
+              <w:bottom w:val="single" w:color="808080" w:sz="4"/>
+              <w:right w:val="single" w:color="808080" w:sz="4"/>
+            </w:tcBorders>
+            <w:tcMar>
+              <w:top w:type="dxa" w:w="60"/>
+              <w:left w:type="dxa" w:w="100"/>
+              <w:bottom w:type="dxa" w:w="60"/>
+              <w:right w:type="dxa" w:w="100"/>
+            </w:tcMar>
+          </w:tcPr>
+          <w:p>
+            <w:pPr>
+              <w:bidi/>
+              <w:spacing w:after="60"/>
+              <w:jc w:val="center"/>
+            </w:pPr>
+            <w:r>
+              <w:rPr>
+                <w:rFonts w:ascii="Arial" w:cs="Arial" w:eastAsia="Arial" w:hAnsi="Arial"/>
+                <w:b w:val="false"/>
+                <w:bCs w:val="false"/>
+                <w:sz w:val="20"/>
+                <w:szCs w:val="20"/>
+                <w:rtl/>
+              </w:rPr>
+              <w:t xml:space="preserve">12</w:t>
+            </w:r>
+          </w:p>
+        </w:tc>
+        <w:tc>
+          <w:tcPr>
             <w:tcW w:type="dxa" w:w="2400"/>
             <w:tcBorders>
               <w:top w:val="single" w:color="808080" w:sz="4"/>
@@ -9544,41 +9579,6 @@
                 <w:rtl/>
               </w:rPr>
               <w:t xml:space="preserve">נספח א' – מפרט השירותים (קובץ נפרד)</w:t>
-            </w:r>
-          </w:p>
-        </w:tc>
-        <w:tc>
-          <w:tcPr>
-            <w:tcW w:type="dxa" w:w="800"/>
-            <w:tcBorders>
-              <w:top w:val="single" w:color="808080" w:sz="4"/>
-              <w:left w:val="single" w:color="808080" w:sz="4"/>
-              <w:bottom w:val="single" w:color="808080" w:sz="4"/>
-              <w:right w:val="single" w:color="808080" w:sz="4"/>
-            </w:tcBorders>
-            <w:tcMar>
-              <w:top w:type="dxa" w:w="60"/>
-              <w:left w:type="dxa" w:w="100"/>
-              <w:bottom w:type="dxa" w:w="60"/>
-              <w:right w:type="dxa" w:w="100"/>
-            </w:tcMar>
-          </w:tcPr>
-          <w:p>
-            <w:pPr>
-              <w:bidi/>
-              <w:spacing w:after="60"/>
-              <w:jc w:val="center"/>
-            </w:pPr>
-            <w:r>
-              <w:rPr>
-                <w:rFonts w:ascii="Arial" w:cs="Arial" w:eastAsia="Arial" w:hAnsi="Arial"/>
-                <w:b w:val="false"/>
-                <w:bCs w:val="false"/>
-                <w:sz w:val="20"/>
-                <w:szCs w:val="20"/>
-                <w:rtl/>
-              </w:rPr>
-              <w:t xml:space="preserve">12</w:t>
             </w:r>
           </w:p>
         </w:tc>
@@ -9694,6 +9694,41 @@
         </w:tc>
         <w:tc>
           <w:tcPr>
+            <w:tcW w:type="dxa" w:w="800"/>
+            <w:tcBorders>
+              <w:top w:val="single" w:color="808080" w:sz="4"/>
+              <w:left w:val="single" w:color="808080" w:sz="4"/>
+              <w:bottom w:val="single" w:color="808080" w:sz="4"/>
+              <w:right w:val="single" w:color="808080" w:sz="4"/>
+            </w:tcBorders>
+            <w:tcMar>
+              <w:top w:type="dxa" w:w="60"/>
+              <w:left w:type="dxa" w:w="100"/>
+              <w:bottom w:type="dxa" w:w="60"/>
+              <w:right w:type="dxa" w:w="100"/>
+            </w:tcMar>
+          </w:tcPr>
+          <w:p>
+            <w:pPr>
+              <w:bidi/>
+              <w:spacing w:after="60"/>
+              <w:jc w:val="center"/>
+            </w:pPr>
+            <w:r>
+              <w:rPr>
+                <w:rFonts w:ascii="Arial" w:cs="Arial" w:eastAsia="Arial" w:hAnsi="Arial"/>
+                <w:b w:val="false"/>
+                <w:bCs w:val="false"/>
+                <w:sz w:val="20"/>
+                <w:szCs w:val="20"/>
+                <w:rtl/>
+              </w:rPr>
+              <w:t xml:space="preserve">13</w:t>
+            </w:r>
+          </w:p>
+        </w:tc>
+        <w:tc>
+          <w:tcPr>
             <w:tcW w:type="dxa" w:w="2400"/>
             <w:tcBorders>
               <w:top w:val="single" w:color="808080" w:sz="4"/>
@@ -9724,41 +9759,6 @@
                 <w:rtl/>
               </w:rPr>
               <w:t xml:space="preserve">נספח א' – מפרט השירותים (קובץ נפרד)</w:t>
-            </w:r>
-          </w:p>
-        </w:tc>
-        <w:tc>
-          <w:tcPr>
-            <w:tcW w:type="dxa" w:w="800"/>
-            <w:tcBorders>
-              <w:top w:val="single" w:color="808080" w:sz="4"/>
-              <w:left w:val="single" w:color="808080" w:sz="4"/>
-              <w:bottom w:val="single" w:color="808080" w:sz="4"/>
-              <w:right w:val="single" w:color="808080" w:sz="4"/>
-            </w:tcBorders>
-            <w:tcMar>
-              <w:top w:type="dxa" w:w="60"/>
-              <w:left w:type="dxa" w:w="100"/>
-              <w:bottom w:type="dxa" w:w="60"/>
-              <w:right w:type="dxa" w:w="100"/>
-            </w:tcMar>
-          </w:tcPr>
-          <w:p>
-            <w:pPr>
-              <w:bidi/>
-              <w:spacing w:after="60"/>
-              <w:jc w:val="center"/>
-            </w:pPr>
-            <w:r>
-              <w:rPr>
-                <w:rFonts w:ascii="Arial" w:cs="Arial" w:eastAsia="Arial" w:hAnsi="Arial"/>
-                <w:b w:val="false"/>
-                <w:bCs w:val="false"/>
-                <w:sz w:val="20"/>
-                <w:szCs w:val="20"/>
-                <w:rtl/>
-              </w:rPr>
-              <w:t xml:space="preserve">13</w:t>
             </w:r>
           </w:p>
         </w:tc>
@@ -9893,6 +9893,41 @@
         </w:tc>
         <w:tc>
           <w:tcPr>
+            <w:tcW w:type="dxa" w:w="800"/>
+            <w:tcBorders>
+              <w:top w:val="single" w:color="808080" w:sz="4"/>
+              <w:left w:val="single" w:color="808080" w:sz="4"/>
+              <w:bottom w:val="single" w:color="808080" w:sz="4"/>
+              <w:right w:val="single" w:color="808080" w:sz="4"/>
+            </w:tcBorders>
+            <w:tcMar>
+              <w:top w:type="dxa" w:w="60"/>
+              <w:left w:type="dxa" w:w="100"/>
+              <w:bottom w:type="dxa" w:w="60"/>
+              <w:right w:type="dxa" w:w="100"/>
+            </w:tcMar>
+          </w:tcPr>
+          <w:p>
+            <w:pPr>
+              <w:bidi/>
+              <w:spacing w:after="60"/>
+              <w:jc w:val="center"/>
+            </w:pPr>
+            <w:r>
+              <w:rPr>
+                <w:rFonts w:ascii="Arial" w:cs="Arial" w:eastAsia="Arial" w:hAnsi="Arial"/>
+                <w:b w:val="false"/>
+                <w:bCs w:val="false"/>
+                <w:sz w:val="20"/>
+                <w:szCs w:val="20"/>
+                <w:rtl/>
+              </w:rPr>
+              <w:t xml:space="preserve">13</w:t>
+            </w:r>
+          </w:p>
+        </w:tc>
+        <w:tc>
+          <w:tcPr>
             <w:tcW w:type="dxa" w:w="2400"/>
             <w:tcBorders>
               <w:top w:val="single" w:color="808080" w:sz="4"/>
@@ -9923,41 +9958,6 @@
                 <w:rtl/>
               </w:rPr>
               <w:t xml:space="preserve">נספח א' – מפרט השירותים (קובץ נפרד)</w:t>
-            </w:r>
-          </w:p>
-        </w:tc>
-        <w:tc>
-          <w:tcPr>
-            <w:tcW w:type="dxa" w:w="800"/>
-            <w:tcBorders>
-              <w:top w:val="single" w:color="808080" w:sz="4"/>
-              <w:left w:val="single" w:color="808080" w:sz="4"/>
-              <w:bottom w:val="single" w:color="808080" w:sz="4"/>
-              <w:right w:val="single" w:color="808080" w:sz="4"/>
-            </w:tcBorders>
-            <w:tcMar>
-              <w:top w:type="dxa" w:w="60"/>
-              <w:left w:type="dxa" w:w="100"/>
-              <w:bottom w:type="dxa" w:w="60"/>
-              <w:right w:type="dxa" w:w="100"/>
-            </w:tcMar>
-          </w:tcPr>
-          <w:p>
-            <w:pPr>
-              <w:bidi/>
-              <w:spacing w:after="60"/>
-              <w:jc w:val="center"/>
-            </w:pPr>
-            <w:r>
-              <w:rPr>
-                <w:rFonts w:ascii="Arial" w:cs="Arial" w:eastAsia="Arial" w:hAnsi="Arial"/>
-                <w:b w:val="false"/>
-                <w:bCs w:val="false"/>
-                <w:sz w:val="20"/>
-                <w:szCs w:val="20"/>
-                <w:rtl/>
-              </w:rPr>
-              <w:t xml:space="preserve">13</w:t>
             </w:r>
           </w:p>
         </w:tc>
@@ -10069,6 +10069,41 @@
         </w:tc>
         <w:tc>
           <w:tcPr>
+            <w:tcW w:type="dxa" w:w="800"/>
+            <w:tcBorders>
+              <w:top w:val="single" w:color="808080" w:sz="4"/>
+              <w:left w:val="single" w:color="808080" w:sz="4"/>
+              <w:bottom w:val="single" w:color="808080" w:sz="4"/>
+              <w:right w:val="single" w:color="808080" w:sz="4"/>
+            </w:tcBorders>
+            <w:tcMar>
+              <w:top w:type="dxa" w:w="60"/>
+              <w:left w:type="dxa" w:w="100"/>
+              <w:bottom w:type="dxa" w:w="60"/>
+              <w:right w:type="dxa" w:w="100"/>
+            </w:tcMar>
+          </w:tcPr>
+          <w:p>
+            <w:pPr>
+              <w:bidi/>
+              <w:spacing w:after="60"/>
+              <w:jc w:val="center"/>
+            </w:pPr>
+            <w:r>
+              <w:rPr>
+                <w:rFonts w:ascii="Arial" w:cs="Arial" w:eastAsia="Arial" w:hAnsi="Arial"/>
+                <w:b w:val="false"/>
+                <w:bCs w:val="false"/>
+                <w:sz w:val="20"/>
+                <w:szCs w:val="20"/>
+                <w:rtl/>
+              </w:rPr>
+              <w:t xml:space="preserve">45</w:t>
+            </w:r>
+          </w:p>
+        </w:tc>
+        <w:tc>
+          <w:tcPr>
             <w:tcW w:type="dxa" w:w="2400"/>
             <w:tcBorders>
               <w:top w:val="single" w:color="808080" w:sz="4"/>
@@ -10099,41 +10134,6 @@
                 <w:rtl/>
               </w:rPr>
               <w:t xml:space="preserve">נספח ד' – נספח מיקור חוץ לעיבוד מידע אישי</w:t>
-            </w:r>
-          </w:p>
-        </w:tc>
-        <w:tc>
-          <w:tcPr>
-            <w:tcW w:type="dxa" w:w="800"/>
-            <w:tcBorders>
-              <w:top w:val="single" w:color="808080" w:sz="4"/>
-              <w:left w:val="single" w:color="808080" w:sz="4"/>
-              <w:bottom w:val="single" w:color="808080" w:sz="4"/>
-              <w:right w:val="single" w:color="808080" w:sz="4"/>
-            </w:tcBorders>
-            <w:tcMar>
-              <w:top w:type="dxa" w:w="60"/>
-              <w:left w:type="dxa" w:w="100"/>
-              <w:bottom w:type="dxa" w:w="60"/>
-              <w:right w:type="dxa" w:w="100"/>
-            </w:tcMar>
-          </w:tcPr>
-          <w:p>
-            <w:pPr>
-              <w:bidi/>
-              <w:spacing w:after="60"/>
-              <w:jc w:val="center"/>
-            </w:pPr>
-            <w:r>
-              <w:rPr>
-                <w:rFonts w:ascii="Arial" w:cs="Arial" w:eastAsia="Arial" w:hAnsi="Arial"/>
-                <w:b w:val="false"/>
-                <w:bCs w:val="false"/>
-                <w:sz w:val="20"/>
-                <w:szCs w:val="20"/>
-                <w:rtl/>
-              </w:rPr>
-              <w:t xml:space="preserve">45</w:t>
             </w:r>
           </w:p>
         </w:tc>
@@ -10226,6 +10226,41 @@
         </w:tc>
         <w:tc>
           <w:tcPr>
+            <w:tcW w:type="dxa" w:w="800"/>
+            <w:tcBorders>
+              <w:top w:val="single" w:color="808080" w:sz="4"/>
+              <w:left w:val="single" w:color="808080" w:sz="4"/>
+              <w:bottom w:val="single" w:color="808080" w:sz="4"/>
+              <w:right w:val="single" w:color="808080" w:sz="4"/>
+            </w:tcBorders>
+            <w:tcMar>
+              <w:top w:type="dxa" w:w="60"/>
+              <w:left w:type="dxa" w:w="100"/>
+              <w:bottom w:type="dxa" w:w="60"/>
+              <w:right w:type="dxa" w:w="100"/>
+            </w:tcMar>
+          </w:tcPr>
+          <w:p>
+            <w:pPr>
+              <w:bidi/>
+              <w:spacing w:after="60"/>
+              <w:jc w:val="center"/>
+            </w:pPr>
+            <w:r>
+              <w:rPr>
+                <w:rFonts w:ascii="Arial" w:cs="Arial" w:eastAsia="Arial" w:hAnsi="Arial"/>
+                <w:b w:val="false"/>
+                <w:bCs w:val="false"/>
+                <w:sz w:val="20"/>
+                <w:szCs w:val="20"/>
+                <w:rtl/>
+              </w:rPr>
+              <w:t xml:space="preserve">15, 16</w:t>
+            </w:r>
+          </w:p>
+        </w:tc>
+        <w:tc>
+          <w:tcPr>
             <w:tcW w:type="dxa" w:w="2400"/>
             <w:tcBorders>
               <w:top w:val="single" w:color="808080" w:sz="4"/>
@@ -10256,41 +10291,6 @@
                 <w:rtl/>
               </w:rPr>
               <w:t xml:space="preserve">נספח א' – מפרט השירותים (קובץ נפרד)</w:t>
-            </w:r>
-          </w:p>
-        </w:tc>
-        <w:tc>
-          <w:tcPr>
-            <w:tcW w:type="dxa" w:w="800"/>
-            <w:tcBorders>
-              <w:top w:val="single" w:color="808080" w:sz="4"/>
-              <w:left w:val="single" w:color="808080" w:sz="4"/>
-              <w:bottom w:val="single" w:color="808080" w:sz="4"/>
-              <w:right w:val="single" w:color="808080" w:sz="4"/>
-            </w:tcBorders>
-            <w:tcMar>
-              <w:top w:type="dxa" w:w="60"/>
-              <w:left w:type="dxa" w:w="100"/>
-              <w:bottom w:type="dxa" w:w="60"/>
-              <w:right w:type="dxa" w:w="100"/>
-            </w:tcMar>
-          </w:tcPr>
-          <w:p>
-            <w:pPr>
-              <w:bidi/>
-              <w:spacing w:after="60"/>
-              <w:jc w:val="center"/>
-            </w:pPr>
-            <w:r>
-              <w:rPr>
-                <w:rFonts w:ascii="Arial" w:cs="Arial" w:eastAsia="Arial" w:hAnsi="Arial"/>
-                <w:b w:val="false"/>
-                <w:bCs w:val="false"/>
-                <w:sz w:val="20"/>
-                <w:szCs w:val="20"/>
-                <w:rtl/>
-              </w:rPr>
-              <w:t xml:space="preserve">15, 16</w:t>
             </w:r>
           </w:p>
         </w:tc>
@@ -10406,6 +10406,41 @@
         </w:tc>
         <w:tc>
           <w:tcPr>
+            <w:tcW w:type="dxa" w:w="800"/>
+            <w:tcBorders>
+              <w:top w:val="single" w:color="808080" w:sz="4"/>
+              <w:left w:val="single" w:color="808080" w:sz="4"/>
+              <w:bottom w:val="single" w:color="808080" w:sz="4"/>
+              <w:right w:val="single" w:color="808080" w:sz="4"/>
+            </w:tcBorders>
+            <w:tcMar>
+              <w:top w:type="dxa" w:w="60"/>
+              <w:left w:type="dxa" w:w="100"/>
+              <w:bottom w:type="dxa" w:w="60"/>
+              <w:right w:type="dxa" w:w="100"/>
+            </w:tcMar>
+          </w:tcPr>
+          <w:p>
+            <w:pPr>
+              <w:bidi/>
+              <w:spacing w:after="60"/>
+              <w:jc w:val="center"/>
+            </w:pPr>
+            <w:r>
+              <w:rPr>
+                <w:rFonts w:ascii="Arial" w:cs="Arial" w:eastAsia="Arial" w:hAnsi="Arial"/>
+                <w:b w:val="false"/>
+                <w:bCs w:val="false"/>
+                <w:sz w:val="20"/>
+                <w:szCs w:val="20"/>
+                <w:rtl/>
+              </w:rPr>
+              <w:t xml:space="preserve">17–18</w:t>
+            </w:r>
+          </w:p>
+        </w:tc>
+        <w:tc>
+          <w:tcPr>
             <w:tcW w:type="dxa" w:w="2400"/>
             <w:tcBorders>
               <w:top w:val="single" w:color="808080" w:sz="4"/>
@@ -10436,41 +10471,6 @@
                 <w:rtl/>
               </w:rPr>
               <w:t xml:space="preserve">נספח א' – מפרט השירותים (קובץ נפרד)</w:t>
-            </w:r>
-          </w:p>
-        </w:tc>
-        <w:tc>
-          <w:tcPr>
-            <w:tcW w:type="dxa" w:w="800"/>
-            <w:tcBorders>
-              <w:top w:val="single" w:color="808080" w:sz="4"/>
-              <w:left w:val="single" w:color="808080" w:sz="4"/>
-              <w:bottom w:val="single" w:color="808080" w:sz="4"/>
-              <w:right w:val="single" w:color="808080" w:sz="4"/>
-            </w:tcBorders>
-            <w:tcMar>
-              <w:top w:type="dxa" w:w="60"/>
-              <w:left w:type="dxa" w:w="100"/>
-              <w:bottom w:type="dxa" w:w="60"/>
-              <w:right w:type="dxa" w:w="100"/>
-            </w:tcMar>
-          </w:tcPr>
-          <w:p>
-            <w:pPr>
-              <w:bidi/>
-              <w:spacing w:after="60"/>
-              <w:jc w:val="center"/>
-            </w:pPr>
-            <w:r>
-              <w:rPr>
-                <w:rFonts w:ascii="Arial" w:cs="Arial" w:eastAsia="Arial" w:hAnsi="Arial"/>
-                <w:b w:val="false"/>
-                <w:bCs w:val="false"/>
-                <w:sz w:val="20"/>
-                <w:szCs w:val="20"/>
-                <w:rtl/>
-              </w:rPr>
-              <w:t xml:space="preserve">17–18</w:t>
             </w:r>
           </w:p>
         </w:tc>
@@ -10586,6 +10586,41 @@
         </w:tc>
         <w:tc>
           <w:tcPr>
+            <w:tcW w:type="dxa" w:w="800"/>
+            <w:tcBorders>
+              <w:top w:val="single" w:color="808080" w:sz="4"/>
+              <w:left w:val="single" w:color="808080" w:sz="4"/>
+              <w:bottom w:val="single" w:color="808080" w:sz="4"/>
+              <w:right w:val="single" w:color="808080" w:sz="4"/>
+            </w:tcBorders>
+            <w:tcMar>
+              <w:top w:type="dxa" w:w="60"/>
+              <w:left w:type="dxa" w:w="100"/>
+              <w:bottom w:type="dxa" w:w="60"/>
+              <w:right w:type="dxa" w:w="100"/>
+            </w:tcMar>
+          </w:tcPr>
+          <w:p>
+            <w:pPr>
+              <w:bidi/>
+              <w:spacing w:after="60"/>
+              <w:jc w:val="center"/>
+            </w:pPr>
+            <w:r>
+              <w:rPr>
+                <w:rFonts w:ascii="Arial" w:cs="Arial" w:eastAsia="Arial" w:hAnsi="Arial"/>
+                <w:b w:val="false"/>
+                <w:bCs w:val="false"/>
+                <w:sz w:val="20"/>
+                <w:szCs w:val="20"/>
+                <w:rtl/>
+              </w:rPr>
+              <w:t xml:space="preserve">19</w:t>
+            </w:r>
+          </w:p>
+        </w:tc>
+        <w:tc>
+          <w:tcPr>
             <w:tcW w:type="dxa" w:w="2400"/>
             <w:tcBorders>
               <w:top w:val="single" w:color="808080" w:sz="4"/>
@@ -10616,41 +10651,6 @@
                 <w:rtl/>
               </w:rPr>
               <w:t xml:space="preserve">נספח א' – מפרט השירותים (קובץ נפרד)</w:t>
-            </w:r>
-          </w:p>
-        </w:tc>
-        <w:tc>
-          <w:tcPr>
-            <w:tcW w:type="dxa" w:w="800"/>
-            <w:tcBorders>
-              <w:top w:val="single" w:color="808080" w:sz="4"/>
-              <w:left w:val="single" w:color="808080" w:sz="4"/>
-              <w:bottom w:val="single" w:color="808080" w:sz="4"/>
-              <w:right w:val="single" w:color="808080" w:sz="4"/>
-            </w:tcBorders>
-            <w:tcMar>
-              <w:top w:type="dxa" w:w="60"/>
-              <w:left w:type="dxa" w:w="100"/>
-              <w:bottom w:type="dxa" w:w="60"/>
-              <w:right w:type="dxa" w:w="100"/>
-            </w:tcMar>
-          </w:tcPr>
-          <w:p>
-            <w:pPr>
-              <w:bidi/>
-              <w:spacing w:after="60"/>
-              <w:jc w:val="center"/>
-            </w:pPr>
-            <w:r>
-              <w:rPr>
-                <w:rFonts w:ascii="Arial" w:cs="Arial" w:eastAsia="Arial" w:hAnsi="Arial"/>
-                <w:b w:val="false"/>
-                <w:bCs w:val="false"/>
-                <w:sz w:val="20"/>
-                <w:szCs w:val="20"/>
-                <w:rtl/>
-              </w:rPr>
-              <w:t xml:space="preserve">19</w:t>
             </w:r>
           </w:p>
         </w:tc>
@@ -10766,6 +10766,41 @@
         </w:tc>
         <w:tc>
           <w:tcPr>
+            <w:tcW w:type="dxa" w:w="800"/>
+            <w:tcBorders>
+              <w:top w:val="single" w:color="808080" w:sz="4"/>
+              <w:left w:val="single" w:color="808080" w:sz="4"/>
+              <w:bottom w:val="single" w:color="808080" w:sz="4"/>
+              <w:right w:val="single" w:color="808080" w:sz="4"/>
+            </w:tcBorders>
+            <w:tcMar>
+              <w:top w:type="dxa" w:w="60"/>
+              <w:left w:type="dxa" w:w="100"/>
+              <w:bottom w:type="dxa" w:w="60"/>
+              <w:right w:type="dxa" w:w="100"/>
+            </w:tcMar>
+          </w:tcPr>
+          <w:p>
+            <w:pPr>
+              <w:bidi/>
+              <w:spacing w:after="60"/>
+              <w:jc w:val="center"/>
+            </w:pPr>
+            <w:r>
+              <w:rPr>
+                <w:rFonts w:ascii="Arial" w:cs="Arial" w:eastAsia="Arial" w:hAnsi="Arial"/>
+                <w:b w:val="false"/>
+                <w:bCs w:val="false"/>
+                <w:sz w:val="20"/>
+                <w:szCs w:val="20"/>
+                <w:rtl/>
+              </w:rPr>
+              <w:t xml:space="preserve">20</w:t>
+            </w:r>
+          </w:p>
+        </w:tc>
+        <w:tc>
+          <w:tcPr>
             <w:tcW w:type="dxa" w:w="2400"/>
             <w:tcBorders>
               <w:top w:val="single" w:color="808080" w:sz="4"/>
@@ -10796,41 +10831,6 @@
                 <w:rtl/>
               </w:rPr>
               <w:t xml:space="preserve">נספח א' – מפרט השירותים (קובץ נפרד)</w:t>
-            </w:r>
-          </w:p>
-        </w:tc>
-        <w:tc>
-          <w:tcPr>
-            <w:tcW w:type="dxa" w:w="800"/>
-            <w:tcBorders>
-              <w:top w:val="single" w:color="808080" w:sz="4"/>
-              <w:left w:val="single" w:color="808080" w:sz="4"/>
-              <w:bottom w:val="single" w:color="808080" w:sz="4"/>
-              <w:right w:val="single" w:color="808080" w:sz="4"/>
-            </w:tcBorders>
-            <w:tcMar>
-              <w:top w:type="dxa" w:w="60"/>
-              <w:left w:type="dxa" w:w="100"/>
-              <w:bottom w:type="dxa" w:w="60"/>
-              <w:right w:type="dxa" w:w="100"/>
-            </w:tcMar>
-          </w:tcPr>
-          <w:p>
-            <w:pPr>
-              <w:bidi/>
-              <w:spacing w:after="60"/>
-              <w:jc w:val="center"/>
-            </w:pPr>
-            <w:r>
-              <w:rPr>
-                <w:rFonts w:ascii="Arial" w:cs="Arial" w:eastAsia="Arial" w:hAnsi="Arial"/>
-                <w:b w:val="false"/>
-                <w:bCs w:val="false"/>
-                <w:sz w:val="20"/>
-                <w:szCs w:val="20"/>
-                <w:rtl/>
-              </w:rPr>
-              <w:t xml:space="preserve">20</w:t>
             </w:r>
           </w:p>
         </w:tc>
@@ -10964,6 +10964,41 @@
         </w:tc>
         <w:tc>
           <w:tcPr>
+            <w:tcW w:type="dxa" w:w="800"/>
+            <w:tcBorders>
+              <w:top w:val="single" w:color="808080" w:sz="4"/>
+              <w:left w:val="single" w:color="808080" w:sz="4"/>
+              <w:bottom w:val="single" w:color="808080" w:sz="4"/>
+              <w:right w:val="single" w:color="808080" w:sz="4"/>
+            </w:tcBorders>
+            <w:tcMar>
+              <w:top w:type="dxa" w:w="60"/>
+              <w:left w:type="dxa" w:w="100"/>
+              <w:bottom w:type="dxa" w:w="60"/>
+              <w:right w:type="dxa" w:w="100"/>
+            </w:tcMar>
+          </w:tcPr>
+          <w:p>
+            <w:pPr>
+              <w:bidi/>
+              <w:spacing w:after="60"/>
+              <w:jc w:val="center"/>
+            </w:pPr>
+            <w:r>
+              <w:rPr>
+                <w:rFonts w:ascii="Arial" w:cs="Arial" w:eastAsia="Arial" w:hAnsi="Arial"/>
+                <w:b w:val="false"/>
+                <w:bCs w:val="false"/>
+                <w:sz w:val="20"/>
+                <w:szCs w:val="20"/>
+                <w:rtl/>
+              </w:rPr>
+              <w:t xml:space="preserve">21</w:t>
+            </w:r>
+          </w:p>
+        </w:tc>
+        <w:tc>
+          <w:tcPr>
             <w:tcW w:type="dxa" w:w="2400"/>
             <w:tcBorders>
               <w:top w:val="single" w:color="808080" w:sz="4"/>
@@ -10994,41 +11029,6 @@
                 <w:rtl/>
               </w:rPr>
               <w:t xml:space="preserve">נספח א' – מפרט השירותים (קובץ נפרד)</w:t>
-            </w:r>
-          </w:p>
-        </w:tc>
-        <w:tc>
-          <w:tcPr>
-            <w:tcW w:type="dxa" w:w="800"/>
-            <w:tcBorders>
-              <w:top w:val="single" w:color="808080" w:sz="4"/>
-              <w:left w:val="single" w:color="808080" w:sz="4"/>
-              <w:bottom w:val="single" w:color="808080" w:sz="4"/>
-              <w:right w:val="single" w:color="808080" w:sz="4"/>
-            </w:tcBorders>
-            <w:tcMar>
-              <w:top w:type="dxa" w:w="60"/>
-              <w:left w:type="dxa" w:w="100"/>
-              <w:bottom w:type="dxa" w:w="60"/>
-              <w:right w:type="dxa" w:w="100"/>
-            </w:tcMar>
-          </w:tcPr>
-          <w:p>
-            <w:pPr>
-              <w:bidi/>
-              <w:spacing w:after="60"/>
-              <w:jc w:val="center"/>
-            </w:pPr>
-            <w:r>
-              <w:rPr>
-                <w:rFonts w:ascii="Arial" w:cs="Arial" w:eastAsia="Arial" w:hAnsi="Arial"/>
-                <w:b w:val="false"/>
-                <w:bCs w:val="false"/>
-                <w:sz w:val="20"/>
-                <w:szCs w:val="20"/>
-                <w:rtl/>
-              </w:rPr>
-              <w:t xml:space="preserve">21</w:t>
             </w:r>
           </w:p>
         </w:tc>
@@ -11144,6 +11144,41 @@
         </w:tc>
         <w:tc>
           <w:tcPr>
+            <w:tcW w:type="dxa" w:w="800"/>
+            <w:tcBorders>
+              <w:top w:val="single" w:color="808080" w:sz="4"/>
+              <w:left w:val="single" w:color="808080" w:sz="4"/>
+              <w:bottom w:val="single" w:color="808080" w:sz="4"/>
+              <w:right w:val="single" w:color="808080" w:sz="4"/>
+            </w:tcBorders>
+            <w:tcMar>
+              <w:top w:type="dxa" w:w="60"/>
+              <w:left w:type="dxa" w:w="100"/>
+              <w:bottom w:type="dxa" w:w="60"/>
+              <w:right w:type="dxa" w:w="100"/>
+            </w:tcMar>
+          </w:tcPr>
+          <w:p>
+            <w:pPr>
+              <w:bidi/>
+              <w:spacing w:after="60"/>
+              <w:jc w:val="center"/>
+            </w:pPr>
+            <w:r>
+              <w:rPr>
+                <w:rFonts w:ascii="Arial" w:cs="Arial" w:eastAsia="Arial" w:hAnsi="Arial"/>
+                <w:b w:val="false"/>
+                <w:bCs w:val="false"/>
+                <w:sz w:val="20"/>
+                <w:szCs w:val="20"/>
+                <w:rtl/>
+              </w:rPr>
+              <w:t xml:space="preserve">42</w:t>
+            </w:r>
+          </w:p>
+        </w:tc>
+        <w:tc>
+          <w:tcPr>
             <w:tcW w:type="dxa" w:w="2400"/>
             <w:tcBorders>
               <w:top w:val="single" w:color="808080" w:sz="4"/>
@@ -11174,41 +11209,6 @@
                 <w:rtl/>
               </w:rPr>
               <w:t xml:space="preserve">נספח ג' – נוסח אישור קיום ביטוחים</w:t>
-            </w:r>
-          </w:p>
-        </w:tc>
-        <w:tc>
-          <w:tcPr>
-            <w:tcW w:type="dxa" w:w="800"/>
-            <w:tcBorders>
-              <w:top w:val="single" w:color="808080" w:sz="4"/>
-              <w:left w:val="single" w:color="808080" w:sz="4"/>
-              <w:bottom w:val="single" w:color="808080" w:sz="4"/>
-              <w:right w:val="single" w:color="808080" w:sz="4"/>
-            </w:tcBorders>
-            <w:tcMar>
-              <w:top w:type="dxa" w:w="60"/>
-              <w:left w:type="dxa" w:w="100"/>
-              <w:bottom w:type="dxa" w:w="60"/>
-              <w:right w:type="dxa" w:w="100"/>
-            </w:tcMar>
-          </w:tcPr>
-          <w:p>
-            <w:pPr>
-              <w:bidi/>
-              <w:spacing w:after="60"/>
-              <w:jc w:val="center"/>
-            </w:pPr>
-            <w:r>
-              <w:rPr>
-                <w:rFonts w:ascii="Arial" w:cs="Arial" w:eastAsia="Arial" w:hAnsi="Arial"/>
-                <w:b w:val="false"/>
-                <w:bCs w:val="false"/>
-                <w:sz w:val="20"/>
-                <w:szCs w:val="20"/>
-                <w:rtl/>
-              </w:rPr>
-              <w:t xml:space="preserve">42</w:t>
             </w:r>
           </w:p>
         </w:tc>
@@ -11324,6 +11324,41 @@
         </w:tc>
         <w:tc>
           <w:tcPr>
+            <w:tcW w:type="dxa" w:w="800"/>
+            <w:tcBorders>
+              <w:top w:val="single" w:color="808080" w:sz="4"/>
+              <w:left w:val="single" w:color="808080" w:sz="4"/>
+              <w:bottom w:val="single" w:color="808080" w:sz="4"/>
+              <w:right w:val="single" w:color="808080" w:sz="4"/>
+            </w:tcBorders>
+            <w:tcMar>
+              <w:top w:type="dxa" w:w="60"/>
+              <w:left w:type="dxa" w:w="100"/>
+              <w:bottom w:type="dxa" w:w="60"/>
+              <w:right w:type="dxa" w:w="100"/>
+            </w:tcMar>
+          </w:tcPr>
+          <w:p>
+            <w:pPr>
+              <w:bidi/>
+              <w:spacing w:after="60"/>
+              <w:jc w:val="center"/>
+            </w:pPr>
+            <w:r>
+              <w:rPr>
+                <w:rFonts w:ascii="Arial" w:cs="Arial" w:eastAsia="Arial" w:hAnsi="Arial"/>
+                <w:b w:val="false"/>
+                <w:bCs w:val="false"/>
+                <w:sz w:val="20"/>
+                <w:szCs w:val="20"/>
+                <w:rtl/>
+              </w:rPr>
+              <w:t xml:space="preserve">42</w:t>
+            </w:r>
+          </w:p>
+        </w:tc>
+        <w:tc>
+          <w:tcPr>
             <w:tcW w:type="dxa" w:w="2400"/>
             <w:tcBorders>
               <w:top w:val="single" w:color="808080" w:sz="4"/>
@@ -11354,41 +11389,6 @@
                 <w:rtl/>
               </w:rPr>
               <w:t xml:space="preserve">נספח ג' – נוסח אישור קיום ביטוחים</w:t>
-            </w:r>
-          </w:p>
-        </w:tc>
-        <w:tc>
-          <w:tcPr>
-            <w:tcW w:type="dxa" w:w="800"/>
-            <w:tcBorders>
-              <w:top w:val="single" w:color="808080" w:sz="4"/>
-              <w:left w:val="single" w:color="808080" w:sz="4"/>
-              <w:bottom w:val="single" w:color="808080" w:sz="4"/>
-              <w:right w:val="single" w:color="808080" w:sz="4"/>
-            </w:tcBorders>
-            <w:tcMar>
-              <w:top w:type="dxa" w:w="60"/>
-              <w:left w:type="dxa" w:w="100"/>
-              <w:bottom w:type="dxa" w:w="60"/>
-              <w:right w:type="dxa" w:w="100"/>
-            </w:tcMar>
-          </w:tcPr>
-          <w:p>
-            <w:pPr>
-              <w:bidi/>
-              <w:spacing w:after="60"/>
-              <w:jc w:val="center"/>
-            </w:pPr>
-            <w:r>
-              <w:rPr>
-                <w:rFonts w:ascii="Arial" w:cs="Arial" w:eastAsia="Arial" w:hAnsi="Arial"/>
-                <w:b w:val="false"/>
-                <w:bCs w:val="false"/>
-                <w:sz w:val="20"/>
-                <w:szCs w:val="20"/>
-                <w:rtl/>
-              </w:rPr>
-              <w:t xml:space="preserve">42</w:t>
             </w:r>
           </w:p>
         </w:tc>
@@ -11558,6 +11558,41 @@
         </w:tc>
         <w:tc>
           <w:tcPr>
+            <w:tcW w:type="dxa" w:w="800"/>
+            <w:tcBorders>
+              <w:top w:val="single" w:color="808080" w:sz="4"/>
+              <w:left w:val="single" w:color="808080" w:sz="4"/>
+              <w:bottom w:val="single" w:color="808080" w:sz="4"/>
+              <w:right w:val="single" w:color="808080" w:sz="4"/>
+            </w:tcBorders>
+            <w:tcMar>
+              <w:top w:type="dxa" w:w="60"/>
+              <w:left w:type="dxa" w:w="100"/>
+              <w:bottom w:type="dxa" w:w="60"/>
+              <w:right w:type="dxa" w:w="100"/>
+            </w:tcMar>
+          </w:tcPr>
+          <w:p>
+            <w:pPr>
+              <w:bidi/>
+              <w:spacing w:after="60"/>
+              <w:jc w:val="center"/>
+            </w:pPr>
+            <w:r>
+              <w:rPr>
+                <w:rFonts w:ascii="Arial" w:cs="Arial" w:eastAsia="Arial" w:hAnsi="Arial"/>
+                <w:b w:val="false"/>
+                <w:bCs w:val="false"/>
+                <w:sz w:val="20"/>
+                <w:szCs w:val="20"/>
+                <w:rtl/>
+              </w:rPr>
+              <w:t xml:space="preserve">51</w:t>
+            </w:r>
+          </w:p>
+        </w:tc>
+        <w:tc>
+          <w:tcPr>
             <w:tcW w:type="dxa" w:w="2400"/>
             <w:tcBorders>
               <w:top w:val="single" w:color="808080" w:sz="4"/>
@@ -11588,41 +11623,6 @@
                 <w:rtl/>
               </w:rPr>
               <w:t xml:space="preserve">נספח ד' – נספח מיקור חוץ לעיבוד מידע אישי</w:t>
-            </w:r>
-          </w:p>
-        </w:tc>
-        <w:tc>
-          <w:tcPr>
-            <w:tcW w:type="dxa" w:w="800"/>
-            <w:tcBorders>
-              <w:top w:val="single" w:color="808080" w:sz="4"/>
-              <w:left w:val="single" w:color="808080" w:sz="4"/>
-              <w:bottom w:val="single" w:color="808080" w:sz="4"/>
-              <w:right w:val="single" w:color="808080" w:sz="4"/>
-            </w:tcBorders>
-            <w:tcMar>
-              <w:top w:type="dxa" w:w="60"/>
-              <w:left w:type="dxa" w:w="100"/>
-              <w:bottom w:type="dxa" w:w="60"/>
-              <w:right w:type="dxa" w:w="100"/>
-            </w:tcMar>
-          </w:tcPr>
-          <w:p>
-            <w:pPr>
-              <w:bidi/>
-              <w:spacing w:after="60"/>
-              <w:jc w:val="center"/>
-            </w:pPr>
-            <w:r>
-              <w:rPr>
-                <w:rFonts w:ascii="Arial" w:cs="Arial" w:eastAsia="Arial" w:hAnsi="Arial"/>
-                <w:b w:val="false"/>
-                <w:bCs w:val="false"/>
-                <w:sz w:val="20"/>
-                <w:szCs w:val="20"/>
-                <w:rtl/>
-              </w:rPr>
-              <w:t xml:space="preserve">51</w:t>
             </w:r>
           </w:p>
         </w:tc>
@@ -11738,6 +11738,41 @@
         </w:tc>
         <w:tc>
           <w:tcPr>
+            <w:tcW w:type="dxa" w:w="800"/>
+            <w:tcBorders>
+              <w:top w:val="single" w:color="808080" w:sz="4"/>
+              <w:left w:val="single" w:color="808080" w:sz="4"/>
+              <w:bottom w:val="single" w:color="808080" w:sz="4"/>
+              <w:right w:val="single" w:color="808080" w:sz="4"/>
+            </w:tcBorders>
+            <w:tcMar>
+              <w:top w:type="dxa" w:w="60"/>
+              <w:left w:type="dxa" w:w="100"/>
+              <w:bottom w:type="dxa" w:w="60"/>
+              <w:right w:type="dxa" w:w="100"/>
+            </w:tcMar>
+          </w:tcPr>
+          <w:p>
+            <w:pPr>
+              <w:bidi/>
+              <w:spacing w:after="60"/>
+              <w:jc w:val="center"/>
+            </w:pPr>
+            <w:r>
+              <w:rPr>
+                <w:rFonts w:ascii="Arial" w:cs="Arial" w:eastAsia="Arial" w:hAnsi="Arial"/>
+                <w:b w:val="false"/>
+                <w:bCs w:val="false"/>
+                <w:sz w:val="20"/>
+                <w:szCs w:val="20"/>
+                <w:rtl/>
+              </w:rPr>
+              <w:t xml:space="preserve">51</w:t>
+            </w:r>
+          </w:p>
+        </w:tc>
+        <w:tc>
+          <w:tcPr>
             <w:tcW w:type="dxa" w:w="2400"/>
             <w:tcBorders>
               <w:top w:val="single" w:color="808080" w:sz="4"/>
@@ -11768,41 +11803,6 @@
                 <w:rtl/>
               </w:rPr>
               <w:t xml:space="preserve">נספח ד' – נספח מיקור חוץ לעיבוד מידע אישי</w:t>
-            </w:r>
-          </w:p>
-        </w:tc>
-        <w:tc>
-          <w:tcPr>
-            <w:tcW w:type="dxa" w:w="800"/>
-            <w:tcBorders>
-              <w:top w:val="single" w:color="808080" w:sz="4"/>
-              <w:left w:val="single" w:color="808080" w:sz="4"/>
-              <w:bottom w:val="single" w:color="808080" w:sz="4"/>
-              <w:right w:val="single" w:color="808080" w:sz="4"/>
-            </w:tcBorders>
-            <w:tcMar>
-              <w:top w:type="dxa" w:w="60"/>
-              <w:left w:type="dxa" w:w="100"/>
-              <w:bottom w:type="dxa" w:w="60"/>
-              <w:right w:type="dxa" w:w="100"/>
-            </w:tcMar>
-          </w:tcPr>
-          <w:p>
-            <w:pPr>
-              <w:bidi/>
-              <w:spacing w:after="60"/>
-              <w:jc w:val="center"/>
-            </w:pPr>
-            <w:r>
-              <w:rPr>
-                <w:rFonts w:ascii="Arial" w:cs="Arial" w:eastAsia="Arial" w:hAnsi="Arial"/>
-                <w:b w:val="false"/>
-                <w:bCs w:val="false"/>
-                <w:sz w:val="20"/>
-                <w:szCs w:val="20"/>
-                <w:rtl/>
-              </w:rPr>
-              <w:t xml:space="preserve">51</w:t>
             </w:r>
           </w:p>
         </w:tc>
@@ -11918,6 +11918,41 @@
         </w:tc>
         <w:tc>
           <w:tcPr>
+            <w:tcW w:type="dxa" w:w="800"/>
+            <w:tcBorders>
+              <w:top w:val="single" w:color="808080" w:sz="4"/>
+              <w:left w:val="single" w:color="808080" w:sz="4"/>
+              <w:bottom w:val="single" w:color="808080" w:sz="4"/>
+              <w:right w:val="single" w:color="808080" w:sz="4"/>
+            </w:tcBorders>
+            <w:tcMar>
+              <w:top w:type="dxa" w:w="60"/>
+              <w:left w:type="dxa" w:w="100"/>
+              <w:bottom w:type="dxa" w:w="60"/>
+              <w:right w:type="dxa" w:w="100"/>
+            </w:tcMar>
+          </w:tcPr>
+          <w:p>
+            <w:pPr>
+              <w:bidi/>
+              <w:spacing w:after="60"/>
+              <w:jc w:val="center"/>
+            </w:pPr>
+            <w:r>
+              <w:rPr>
+                <w:rFonts w:ascii="Arial" w:cs="Arial" w:eastAsia="Arial" w:hAnsi="Arial"/>
+                <w:b w:val="false"/>
+                <w:bCs w:val="false"/>
+                <w:sz w:val="20"/>
+                <w:szCs w:val="20"/>
+                <w:rtl/>
+              </w:rPr>
+              <w:t xml:space="preserve">51</w:t>
+            </w:r>
+          </w:p>
+        </w:tc>
+        <w:tc>
+          <w:tcPr>
             <w:tcW w:type="dxa" w:w="2400"/>
             <w:tcBorders>
               <w:top w:val="single" w:color="808080" w:sz="4"/>
@@ -11948,41 +11983,6 @@
                 <w:rtl/>
               </w:rPr>
               <w:t xml:space="preserve">נספח ד' – נספח מיקור חוץ לעיבוד מידע אישי</w:t>
-            </w:r>
-          </w:p>
-        </w:tc>
-        <w:tc>
-          <w:tcPr>
-            <w:tcW w:type="dxa" w:w="800"/>
-            <w:tcBorders>
-              <w:top w:val="single" w:color="808080" w:sz="4"/>
-              <w:left w:val="single" w:color="808080" w:sz="4"/>
-              <w:bottom w:val="single" w:color="808080" w:sz="4"/>
-              <w:right w:val="single" w:color="808080" w:sz="4"/>
-            </w:tcBorders>
-            <w:tcMar>
-              <w:top w:type="dxa" w:w="60"/>
-              <w:left w:type="dxa" w:w="100"/>
-              <w:bottom w:type="dxa" w:w="60"/>
-              <w:right w:type="dxa" w:w="100"/>
-            </w:tcMar>
-          </w:tcPr>
-          <w:p>
-            <w:pPr>
-              <w:bidi/>
-              <w:spacing w:after="60"/>
-              <w:jc w:val="center"/>
-            </w:pPr>
-            <w:r>
-              <w:rPr>
-                <w:rFonts w:ascii="Arial" w:cs="Arial" w:eastAsia="Arial" w:hAnsi="Arial"/>
-                <w:b w:val="false"/>
-                <w:bCs w:val="false"/>
-                <w:sz w:val="20"/>
-                <w:szCs w:val="20"/>
-                <w:rtl/>
-              </w:rPr>
-              <w:t xml:space="preserve">51</w:t>
             </w:r>
           </w:p>
         </w:tc>
@@ -12099,6 +12099,41 @@
         </w:tc>
         <w:tc>
           <w:tcPr>
+            <w:tcW w:type="dxa" w:w="800"/>
+            <w:tcBorders>
+              <w:top w:val="single" w:color="808080" w:sz="4"/>
+              <w:left w:val="single" w:color="808080" w:sz="4"/>
+              <w:bottom w:val="single" w:color="808080" w:sz="4"/>
+              <w:right w:val="single" w:color="808080" w:sz="4"/>
+            </w:tcBorders>
+            <w:tcMar>
+              <w:top w:type="dxa" w:w="60"/>
+              <w:left w:type="dxa" w:w="100"/>
+              <w:bottom w:type="dxa" w:w="60"/>
+              <w:right w:type="dxa" w:w="100"/>
+            </w:tcMar>
+          </w:tcPr>
+          <w:p>
+            <w:pPr>
+              <w:bidi/>
+              <w:spacing w:after="60"/>
+              <w:jc w:val="center"/>
+            </w:pPr>
+            <w:r>
+              <w:rPr>
+                <w:rFonts w:ascii="Arial" w:cs="Arial" w:eastAsia="Arial" w:hAnsi="Arial"/>
+                <w:b w:val="false"/>
+                <w:bCs w:val="false"/>
+                <w:sz w:val="20"/>
+                <w:szCs w:val="20"/>
+                <w:rtl/>
+              </w:rPr>
+              <w:t xml:space="preserve">56</w:t>
+            </w:r>
+          </w:p>
+        </w:tc>
+        <w:tc>
+          <w:tcPr>
             <w:tcW w:type="dxa" w:w="2400"/>
             <w:tcBorders>
               <w:top w:val="single" w:color="808080" w:sz="4"/>
@@ -12129,41 +12164,6 @@
                 <w:rtl/>
               </w:rPr>
               <w:t xml:space="preserve">נספח ה' – טופס הצעת מחיר</w:t>
-            </w:r>
-          </w:p>
-        </w:tc>
-        <w:tc>
-          <w:tcPr>
-            <w:tcW w:type="dxa" w:w="800"/>
-            <w:tcBorders>
-              <w:top w:val="single" w:color="808080" w:sz="4"/>
-              <w:left w:val="single" w:color="808080" w:sz="4"/>
-              <w:bottom w:val="single" w:color="808080" w:sz="4"/>
-              <w:right w:val="single" w:color="808080" w:sz="4"/>
-            </w:tcBorders>
-            <w:tcMar>
-              <w:top w:type="dxa" w:w="60"/>
-              <w:left w:type="dxa" w:w="100"/>
-              <w:bottom w:type="dxa" w:w="60"/>
-              <w:right w:type="dxa" w:w="100"/>
-            </w:tcMar>
-          </w:tcPr>
-          <w:p>
-            <w:pPr>
-              <w:bidi/>
-              <w:spacing w:after="60"/>
-              <w:jc w:val="center"/>
-            </w:pPr>
-            <w:r>
-              <w:rPr>
-                <w:rFonts w:ascii="Arial" w:cs="Arial" w:eastAsia="Arial" w:hAnsi="Arial"/>
-                <w:b w:val="false"/>
-                <w:bCs w:val="false"/>
-                <w:sz w:val="20"/>
-                <w:szCs w:val="20"/>
-                <w:rtl/>
-              </w:rPr>
-              <w:t xml:space="preserve">56</w:t>
             </w:r>
           </w:p>
         </w:tc>
@@ -12311,6 +12311,41 @@
         </w:tc>
         <w:tc>
           <w:tcPr>
+            <w:tcW w:type="dxa" w:w="800"/>
+            <w:tcBorders>
+              <w:top w:val="single" w:color="808080" w:sz="4"/>
+              <w:left w:val="single" w:color="808080" w:sz="4"/>
+              <w:bottom w:val="single" w:color="808080" w:sz="4"/>
+              <w:right w:val="single" w:color="808080" w:sz="4"/>
+            </w:tcBorders>
+            <w:tcMar>
+              <w:top w:type="dxa" w:w="60"/>
+              <w:left w:type="dxa" w:w="100"/>
+              <w:bottom w:type="dxa" w:w="60"/>
+              <w:right w:type="dxa" w:w="100"/>
+            </w:tcMar>
+          </w:tcPr>
+          <w:p>
+            <w:pPr>
+              <w:bidi/>
+              <w:spacing w:after="60"/>
+              <w:jc w:val="center"/>
+            </w:pPr>
+            <w:r>
+              <w:rPr>
+                <w:rFonts w:ascii="Arial" w:cs="Arial" w:eastAsia="Arial" w:hAnsi="Arial"/>
+                <w:b w:val="false"/>
+                <w:bCs w:val="false"/>
+                <w:sz w:val="20"/>
+                <w:szCs w:val="20"/>
+                <w:rtl/>
+              </w:rPr>
+              <w:t xml:space="preserve">31</w:t>
+            </w:r>
+          </w:p>
+        </w:tc>
+        <w:tc>
+          <w:tcPr>
             <w:tcW w:type="dxa" w:w="2400"/>
             <w:tcBorders>
               <w:top w:val="single" w:color="808080" w:sz="4"/>
@@ -12341,41 +12376,6 @@
                 <w:rtl/>
               </w:rPr>
               <w:t xml:space="preserve">מסמך ג' – הסכם</w:t>
-            </w:r>
-          </w:p>
-        </w:tc>
-        <w:tc>
-          <w:tcPr>
-            <w:tcW w:type="dxa" w:w="800"/>
-            <w:tcBorders>
-              <w:top w:val="single" w:color="808080" w:sz="4"/>
-              <w:left w:val="single" w:color="808080" w:sz="4"/>
-              <w:bottom w:val="single" w:color="808080" w:sz="4"/>
-              <w:right w:val="single" w:color="808080" w:sz="4"/>
-            </w:tcBorders>
-            <w:tcMar>
-              <w:top w:type="dxa" w:w="60"/>
-              <w:left w:type="dxa" w:w="100"/>
-              <w:bottom w:type="dxa" w:w="60"/>
-              <w:right w:type="dxa" w:w="100"/>
-            </w:tcMar>
-          </w:tcPr>
-          <w:p>
-            <w:pPr>
-              <w:bidi/>
-              <w:spacing w:after="60"/>
-              <w:jc w:val="center"/>
-            </w:pPr>
-            <w:r>
-              <w:rPr>
-                <w:rFonts w:ascii="Arial" w:cs="Arial" w:eastAsia="Arial" w:hAnsi="Arial"/>
-                <w:b w:val="false"/>
-                <w:bCs w:val="false"/>
-                <w:sz w:val="20"/>
-                <w:szCs w:val="20"/>
-                <w:rtl/>
-              </w:rPr>
-              <w:t xml:space="preserve">31</w:t>
             </w:r>
           </w:p>
         </w:tc>
@@ -12469,6 +12469,41 @@
         </w:tc>
         <w:tc>
           <w:tcPr>
+            <w:tcW w:type="dxa" w:w="800"/>
+            <w:tcBorders>
+              <w:top w:val="single" w:color="808080" w:sz="4"/>
+              <w:left w:val="single" w:color="808080" w:sz="4"/>
+              <w:bottom w:val="single" w:color="808080" w:sz="4"/>
+              <w:right w:val="single" w:color="808080" w:sz="4"/>
+            </w:tcBorders>
+            <w:tcMar>
+              <w:top w:type="dxa" w:w="60"/>
+              <w:left w:type="dxa" w:w="100"/>
+              <w:bottom w:type="dxa" w:w="60"/>
+              <w:right w:type="dxa" w:w="100"/>
+            </w:tcMar>
+          </w:tcPr>
+          <w:p>
+            <w:pPr>
+              <w:bidi/>
+              <w:spacing w:after="60"/>
+              <w:jc w:val="center"/>
+            </w:pPr>
+            <w:r>
+              <w:rPr>
+                <w:rFonts w:ascii="Arial" w:cs="Arial" w:eastAsia="Arial" w:hAnsi="Arial"/>
+                <w:b w:val="false"/>
+                <w:bCs w:val="false"/>
+                <w:sz w:val="20"/>
+                <w:szCs w:val="20"/>
+                <w:rtl/>
+              </w:rPr>
+              <w:t xml:space="preserve">56–57</w:t>
+            </w:r>
+          </w:p>
+        </w:tc>
+        <w:tc>
+          <w:tcPr>
             <w:tcW w:type="dxa" w:w="2400"/>
             <w:tcBorders>
               <w:top w:val="single" w:color="808080" w:sz="4"/>
@@ -12499,41 +12534,6 @@
                 <w:rtl/>
               </w:rPr>
               <w:t xml:space="preserve">נספח ה' – טופס הצעת מחיר</w:t>
-            </w:r>
-          </w:p>
-        </w:tc>
-        <w:tc>
-          <w:tcPr>
-            <w:tcW w:type="dxa" w:w="800"/>
-            <w:tcBorders>
-              <w:top w:val="single" w:color="808080" w:sz="4"/>
-              <w:left w:val="single" w:color="808080" w:sz="4"/>
-              <w:bottom w:val="single" w:color="808080" w:sz="4"/>
-              <w:right w:val="single" w:color="808080" w:sz="4"/>
-            </w:tcBorders>
-            <w:tcMar>
-              <w:top w:type="dxa" w:w="60"/>
-              <w:left w:type="dxa" w:w="100"/>
-              <w:bottom w:type="dxa" w:w="60"/>
-              <w:right w:type="dxa" w:w="100"/>
-            </w:tcMar>
-          </w:tcPr>
-          <w:p>
-            <w:pPr>
-              <w:bidi/>
-              <w:spacing w:after="60"/>
-              <w:jc w:val="center"/>
-            </w:pPr>
-            <w:r>
-              <w:rPr>
-                <w:rFonts w:ascii="Arial" w:cs="Arial" w:eastAsia="Arial" w:hAnsi="Arial"/>
-                <w:b w:val="false"/>
-                <w:bCs w:val="false"/>
-                <w:sz w:val="20"/>
-                <w:szCs w:val="20"/>
-                <w:rtl/>
-              </w:rPr>
-              <w:t xml:space="preserve">56–57</w:t>
             </w:r>
           </w:p>
         </w:tc>
@@ -12645,6 +12645,41 @@
         </w:tc>
         <w:tc>
           <w:tcPr>
+            <w:tcW w:type="dxa" w:w="800"/>
+            <w:tcBorders>
+              <w:top w:val="single" w:color="808080" w:sz="4"/>
+              <w:left w:val="single" w:color="808080" w:sz="4"/>
+              <w:bottom w:val="single" w:color="808080" w:sz="4"/>
+              <w:right w:val="single" w:color="808080" w:sz="4"/>
+            </w:tcBorders>
+            <w:tcMar>
+              <w:top w:type="dxa" w:w="60"/>
+              <w:left w:type="dxa" w:w="100"/>
+              <w:bottom w:type="dxa" w:w="60"/>
+              <w:right w:type="dxa" w:w="100"/>
+            </w:tcMar>
+          </w:tcPr>
+          <w:p>
+            <w:pPr>
+              <w:bidi/>
+              <w:spacing w:after="60"/>
+              <w:jc w:val="center"/>
+            </w:pPr>
+            <w:r>
+              <w:rPr>
+                <w:rFonts w:ascii="Arial" w:cs="Arial" w:eastAsia="Arial" w:hAnsi="Arial"/>
+                <w:b w:val="false"/>
+                <w:bCs w:val="false"/>
+                <w:sz w:val="20"/>
+                <w:szCs w:val="20"/>
+                <w:rtl/>
+              </w:rPr>
+              <w:t xml:space="preserve">13</w:t>
+            </w:r>
+          </w:p>
+        </w:tc>
+        <w:tc>
+          <w:tcPr>
             <w:tcW w:type="dxa" w:w="2400"/>
             <w:tcBorders>
               <w:top w:val="single" w:color="808080" w:sz="4"/>
@@ -12675,41 +12710,6 @@
                 <w:rtl/>
               </w:rPr>
               <w:t xml:space="preserve">נספח א' – מפרט השירותים (קובץ נפרד)</w:t>
-            </w:r>
-          </w:p>
-        </w:tc>
-        <w:tc>
-          <w:tcPr>
-            <w:tcW w:type="dxa" w:w="800"/>
-            <w:tcBorders>
-              <w:top w:val="single" w:color="808080" w:sz="4"/>
-              <w:left w:val="single" w:color="808080" w:sz="4"/>
-              <w:bottom w:val="single" w:color="808080" w:sz="4"/>
-              <w:right w:val="single" w:color="808080" w:sz="4"/>
-            </w:tcBorders>
-            <w:tcMar>
-              <w:top w:type="dxa" w:w="60"/>
-              <w:left w:type="dxa" w:w="100"/>
-              <w:bottom w:type="dxa" w:w="60"/>
-              <w:right w:type="dxa" w:w="100"/>
-            </w:tcMar>
-          </w:tcPr>
-          <w:p>
-            <w:pPr>
-              <w:bidi/>
-              <w:spacing w:after="60"/>
-              <w:jc w:val="center"/>
-            </w:pPr>
-            <w:r>
-              <w:rPr>
-                <w:rFonts w:ascii="Arial" w:cs="Arial" w:eastAsia="Arial" w:hAnsi="Arial"/>
-                <w:b w:val="false"/>
-                <w:bCs w:val="false"/>
-                <w:sz w:val="20"/>
-                <w:szCs w:val="20"/>
-                <w:rtl/>
-              </w:rPr>
-              <w:t xml:space="preserve">13</w:t>
             </w:r>
           </w:p>
         </w:tc>
@@ -12803,6 +12803,41 @@
         </w:tc>
         <w:tc>
           <w:tcPr>
+            <w:tcW w:type="dxa" w:w="800"/>
+            <w:tcBorders>
+              <w:top w:val="single" w:color="808080" w:sz="4"/>
+              <w:left w:val="single" w:color="808080" w:sz="4"/>
+              <w:bottom w:val="single" w:color="808080" w:sz="4"/>
+              <w:right w:val="single" w:color="808080" w:sz="4"/>
+            </w:tcBorders>
+            <w:tcMar>
+              <w:top w:type="dxa" w:w="60"/>
+              <w:left w:type="dxa" w:w="100"/>
+              <w:bottom w:type="dxa" w:w="60"/>
+              <w:right w:type="dxa" w:w="100"/>
+            </w:tcMar>
+          </w:tcPr>
+          <w:p>
+            <w:pPr>
+              <w:bidi/>
+              <w:spacing w:after="60"/>
+              <w:jc w:val="center"/>
+            </w:pPr>
+            <w:r>
+              <w:rPr>
+                <w:rFonts w:ascii="Arial" w:cs="Arial" w:eastAsia="Arial" w:hAnsi="Arial"/>
+                <w:b w:val="false"/>
+                <w:bCs w:val="false"/>
+                <w:sz w:val="20"/>
+                <w:szCs w:val="20"/>
+                <w:rtl/>
+              </w:rPr>
+              <w:t xml:space="preserve">56</w:t>
+            </w:r>
+          </w:p>
+        </w:tc>
+        <w:tc>
+          <w:tcPr>
             <w:tcW w:type="dxa" w:w="2400"/>
             <w:tcBorders>
               <w:top w:val="single" w:color="808080" w:sz="4"/>
@@ -12833,41 +12868,6 @@
                 <w:rtl/>
               </w:rPr>
               <w:t xml:space="preserve">נספח ה' – טופס הצעת מחיר</w:t>
-            </w:r>
-          </w:p>
-        </w:tc>
-        <w:tc>
-          <w:tcPr>
-            <w:tcW w:type="dxa" w:w="800"/>
-            <w:tcBorders>
-              <w:top w:val="single" w:color="808080" w:sz="4"/>
-              <w:left w:val="single" w:color="808080" w:sz="4"/>
-              <w:bottom w:val="single" w:color="808080" w:sz="4"/>
-              <w:right w:val="single" w:color="808080" w:sz="4"/>
-            </w:tcBorders>
-            <w:tcMar>
-              <w:top w:type="dxa" w:w="60"/>
-              <w:left w:type="dxa" w:w="100"/>
-              <w:bottom w:type="dxa" w:w="60"/>
-              <w:right w:type="dxa" w:w="100"/>
-            </w:tcMar>
-          </w:tcPr>
-          <w:p>
-            <w:pPr>
-              <w:bidi/>
-              <w:spacing w:after="60"/>
-              <w:jc w:val="center"/>
-            </w:pPr>
-            <w:r>
-              <w:rPr>
-                <w:rFonts w:ascii="Arial" w:cs="Arial" w:eastAsia="Arial" w:hAnsi="Arial"/>
-                <w:b w:val="false"/>
-                <w:bCs w:val="false"/>
-                <w:sz w:val="20"/>
-                <w:szCs w:val="20"/>
-                <w:rtl/>
-              </w:rPr>
-              <w:t xml:space="preserve">56</w:t>
             </w:r>
           </w:p>
         </w:tc>
@@ -12961,6 +12961,41 @@
         </w:tc>
         <w:tc>
           <w:tcPr>
+            <w:tcW w:type="dxa" w:w="800"/>
+            <w:tcBorders>
+              <w:top w:val="single" w:color="808080" w:sz="4"/>
+              <w:left w:val="single" w:color="808080" w:sz="4"/>
+              <w:bottom w:val="single" w:color="808080" w:sz="4"/>
+              <w:right w:val="single" w:color="808080" w:sz="4"/>
+            </w:tcBorders>
+            <w:tcMar>
+              <w:top w:type="dxa" w:w="60"/>
+              <w:left w:type="dxa" w:w="100"/>
+              <w:bottom w:type="dxa" w:w="60"/>
+              <w:right w:type="dxa" w:w="100"/>
+            </w:tcMar>
+          </w:tcPr>
+          <w:p>
+            <w:pPr>
+              <w:bidi/>
+              <w:spacing w:after="60"/>
+              <w:jc w:val="center"/>
+            </w:pPr>
+            <w:r>
+              <w:rPr>
+                <w:rFonts w:ascii="Arial" w:cs="Arial" w:eastAsia="Arial" w:hAnsi="Arial"/>
+                <w:b w:val="false"/>
+                <w:bCs w:val="false"/>
+                <w:sz w:val="20"/>
+                <w:szCs w:val="20"/>
+                <w:rtl/>
+              </w:rPr>
+              <w:t xml:space="preserve">5</w:t>
+            </w:r>
+          </w:p>
+        </w:tc>
+        <w:tc>
+          <w:tcPr>
             <w:tcW w:type="dxa" w:w="2400"/>
             <w:tcBorders>
               <w:top w:val="single" w:color="808080" w:sz="4"/>
@@ -12991,41 +13026,6 @@
                 <w:rtl/>
               </w:rPr>
               <w:t xml:space="preserve">נספח א' – מפרט השירותים (קובץ נפרד)</w:t>
-            </w:r>
-          </w:p>
-        </w:tc>
-        <w:tc>
-          <w:tcPr>
-            <w:tcW w:type="dxa" w:w="800"/>
-            <w:tcBorders>
-              <w:top w:val="single" w:color="808080" w:sz="4"/>
-              <w:left w:val="single" w:color="808080" w:sz="4"/>
-              <w:bottom w:val="single" w:color="808080" w:sz="4"/>
-              <w:right w:val="single" w:color="808080" w:sz="4"/>
-            </w:tcBorders>
-            <w:tcMar>
-              <w:top w:type="dxa" w:w="60"/>
-              <w:left w:type="dxa" w:w="100"/>
-              <w:bottom w:type="dxa" w:w="60"/>
-              <w:right w:type="dxa" w:w="100"/>
-            </w:tcMar>
-          </w:tcPr>
-          <w:p>
-            <w:pPr>
-              <w:bidi/>
-              <w:spacing w:after="60"/>
-              <w:jc w:val="center"/>
-            </w:pPr>
-            <w:r>
-              <w:rPr>
-                <w:rFonts w:ascii="Arial" w:cs="Arial" w:eastAsia="Arial" w:hAnsi="Arial"/>
-                <w:b w:val="false"/>
-                <w:bCs w:val="false"/>
-                <w:sz w:val="20"/>
-                <w:szCs w:val="20"/>
-                <w:rtl/>
-              </w:rPr>
-              <w:t xml:space="preserve">5</w:t>
             </w:r>
           </w:p>
         </w:tc>
@@ -13119,6 +13119,41 @@
         </w:tc>
         <w:tc>
           <w:tcPr>
+            <w:tcW w:type="dxa" w:w="800"/>
+            <w:tcBorders>
+              <w:top w:val="single" w:color="808080" w:sz="4"/>
+              <w:left w:val="single" w:color="808080" w:sz="4"/>
+              <w:bottom w:val="single" w:color="808080" w:sz="4"/>
+              <w:right w:val="single" w:color="808080" w:sz="4"/>
+            </w:tcBorders>
+            <w:tcMar>
+              <w:top w:type="dxa" w:w="60"/>
+              <w:left w:type="dxa" w:w="100"/>
+              <w:bottom w:type="dxa" w:w="60"/>
+              <w:right w:type="dxa" w:w="100"/>
+            </w:tcMar>
+          </w:tcPr>
+          <w:p>
+            <w:pPr>
+              <w:bidi/>
+              <w:spacing w:after="60"/>
+              <w:jc w:val="center"/>
+            </w:pPr>
+            <w:r>
+              <w:rPr>
+                <w:rFonts w:ascii="Arial" w:cs="Arial" w:eastAsia="Arial" w:hAnsi="Arial"/>
+                <w:b w:val="false"/>
+                <w:bCs w:val="false"/>
+                <w:sz w:val="20"/>
+                <w:szCs w:val="20"/>
+                <w:rtl/>
+              </w:rPr>
+              <w:t xml:space="preserve">56</w:t>
+            </w:r>
+          </w:p>
+        </w:tc>
+        <w:tc>
+          <w:tcPr>
             <w:tcW w:type="dxa" w:w="2400"/>
             <w:tcBorders>
               <w:top w:val="single" w:color="808080" w:sz="4"/>
@@ -13149,41 +13184,6 @@
                 <w:rtl/>
               </w:rPr>
               <w:t xml:space="preserve">נספח ה' – טופס הצעת מחיר</w:t>
-            </w:r>
-          </w:p>
-        </w:tc>
-        <w:tc>
-          <w:tcPr>
-            <w:tcW w:type="dxa" w:w="800"/>
-            <w:tcBorders>
-              <w:top w:val="single" w:color="808080" w:sz="4"/>
-              <w:left w:val="single" w:color="808080" w:sz="4"/>
-              <w:bottom w:val="single" w:color="808080" w:sz="4"/>
-              <w:right w:val="single" w:color="808080" w:sz="4"/>
-            </w:tcBorders>
-            <w:tcMar>
-              <w:top w:type="dxa" w:w="60"/>
-              <w:left w:type="dxa" w:w="100"/>
-              <w:bottom w:type="dxa" w:w="60"/>
-              <w:right w:type="dxa" w:w="100"/>
-            </w:tcMar>
-          </w:tcPr>
-          <w:p>
-            <w:pPr>
-              <w:bidi/>
-              <w:spacing w:after="60"/>
-              <w:jc w:val="center"/>
-            </w:pPr>
-            <w:r>
-              <w:rPr>
-                <w:rFonts w:ascii="Arial" w:cs="Arial" w:eastAsia="Arial" w:hAnsi="Arial"/>
-                <w:b w:val="false"/>
-                <w:bCs w:val="false"/>
-                <w:sz w:val="20"/>
-                <w:szCs w:val="20"/>
-                <w:rtl/>
-              </w:rPr>
-              <w:t xml:space="preserve">56</w:t>
             </w:r>
           </w:p>
         </w:tc>
@@ -13367,6 +13367,41 @@
         </w:tc>
         <w:tc>
           <w:tcPr>
+            <w:tcW w:type="dxa" w:w="800"/>
+            <w:tcBorders>
+              <w:top w:val="single" w:color="808080" w:sz="4"/>
+              <w:left w:val="single" w:color="808080" w:sz="4"/>
+              <w:bottom w:val="single" w:color="808080" w:sz="4"/>
+              <w:right w:val="single" w:color="808080" w:sz="4"/>
+            </w:tcBorders>
+            <w:tcMar>
+              <w:top w:type="dxa" w:w="60"/>
+              <w:left w:type="dxa" w:w="100"/>
+              <w:bottom w:type="dxa" w:w="60"/>
+              <w:right w:type="dxa" w:w="100"/>
+            </w:tcMar>
+          </w:tcPr>
+          <w:p>
+            <w:pPr>
+              <w:bidi/>
+              <w:spacing w:after="60"/>
+              <w:jc w:val="center"/>
+            </w:pPr>
+            <w:r>
+              <w:rPr>
+                <w:rFonts w:ascii="Arial" w:cs="Arial" w:eastAsia="Arial" w:hAnsi="Arial"/>
+                <w:b w:val="false"/>
+                <w:bCs w:val="false"/>
+                <w:sz w:val="20"/>
+                <w:szCs w:val="20"/>
+                <w:rtl/>
+              </w:rPr>
+              <w:t xml:space="preserve">3</w:t>
+            </w:r>
+          </w:p>
+        </w:tc>
+        <w:tc>
+          <w:tcPr>
             <w:tcW w:type="dxa" w:w="2400"/>
             <w:tcBorders>
               <w:top w:val="single" w:color="808080" w:sz="4"/>
@@ -13397,41 +13432,6 @@
                 <w:rtl/>
               </w:rPr>
               <w:t xml:space="preserve">נספח א' – מפרט השירותים (קובץ נפרד)</w:t>
-            </w:r>
-          </w:p>
-        </w:tc>
-        <w:tc>
-          <w:tcPr>
-            <w:tcW w:type="dxa" w:w="800"/>
-            <w:tcBorders>
-              <w:top w:val="single" w:color="808080" w:sz="4"/>
-              <w:left w:val="single" w:color="808080" w:sz="4"/>
-              <w:bottom w:val="single" w:color="808080" w:sz="4"/>
-              <w:right w:val="single" w:color="808080" w:sz="4"/>
-            </w:tcBorders>
-            <w:tcMar>
-              <w:top w:type="dxa" w:w="60"/>
-              <w:left w:type="dxa" w:w="100"/>
-              <w:bottom w:type="dxa" w:w="60"/>
-              <w:right w:type="dxa" w:w="100"/>
-            </w:tcMar>
-          </w:tcPr>
-          <w:p>
-            <w:pPr>
-              <w:bidi/>
-              <w:spacing w:after="60"/>
-              <w:jc w:val="center"/>
-            </w:pPr>
-            <w:r>
-              <w:rPr>
-                <w:rFonts w:ascii="Arial" w:cs="Arial" w:eastAsia="Arial" w:hAnsi="Arial"/>
-                <w:b w:val="false"/>
-                <w:bCs w:val="false"/>
-                <w:sz w:val="20"/>
-                <w:szCs w:val="20"/>
-                <w:rtl/>
-              </w:rPr>
-              <w:t xml:space="preserve">3</w:t>
             </w:r>
           </w:p>
         </w:tc>
@@ -13524,6 +13524,41 @@
         </w:tc>
         <w:tc>
           <w:tcPr>
+            <w:tcW w:type="dxa" w:w="800"/>
+            <w:tcBorders>
+              <w:top w:val="single" w:color="808080" w:sz="4"/>
+              <w:left w:val="single" w:color="808080" w:sz="4"/>
+              <w:bottom w:val="single" w:color="808080" w:sz="4"/>
+              <w:right w:val="single" w:color="808080" w:sz="4"/>
+            </w:tcBorders>
+            <w:tcMar>
+              <w:top w:type="dxa" w:w="60"/>
+              <w:left w:type="dxa" w:w="100"/>
+              <w:bottom w:type="dxa" w:w="60"/>
+              <w:right w:type="dxa" w:w="100"/>
+            </w:tcMar>
+          </w:tcPr>
+          <w:p>
+            <w:pPr>
+              <w:bidi/>
+              <w:spacing w:after="60"/>
+              <w:jc w:val="center"/>
+            </w:pPr>
+            <w:r>
+              <w:rPr>
+                <w:rFonts w:ascii="Arial" w:cs="Arial" w:eastAsia="Arial" w:hAnsi="Arial"/>
+                <w:b w:val="false"/>
+                <w:bCs w:val="false"/>
+                <w:sz w:val="20"/>
+                <w:szCs w:val="20"/>
+                <w:rtl/>
+              </w:rPr>
+              <w:t xml:space="preserve">57</w:t>
+            </w:r>
+          </w:p>
+        </w:tc>
+        <w:tc>
+          <w:tcPr>
             <w:tcW w:type="dxa" w:w="2400"/>
             <w:tcBorders>
               <w:top w:val="single" w:color="808080" w:sz="4"/>
@@ -13554,41 +13589,6 @@
                 <w:rtl/>
               </w:rPr>
               <w:t xml:space="preserve">נספח ה' – טופס הצעת מחיר</w:t>
-            </w:r>
-          </w:p>
-        </w:tc>
-        <w:tc>
-          <w:tcPr>
-            <w:tcW w:type="dxa" w:w="800"/>
-            <w:tcBorders>
-              <w:top w:val="single" w:color="808080" w:sz="4"/>
-              <w:left w:val="single" w:color="808080" w:sz="4"/>
-              <w:bottom w:val="single" w:color="808080" w:sz="4"/>
-              <w:right w:val="single" w:color="808080" w:sz="4"/>
-            </w:tcBorders>
-            <w:tcMar>
-              <w:top w:type="dxa" w:w="60"/>
-              <w:left w:type="dxa" w:w="100"/>
-              <w:bottom w:type="dxa" w:w="60"/>
-              <w:right w:type="dxa" w:w="100"/>
-            </w:tcMar>
-          </w:tcPr>
-          <w:p>
-            <w:pPr>
-              <w:bidi/>
-              <w:spacing w:after="60"/>
-              <w:jc w:val="center"/>
-            </w:pPr>
-            <w:r>
-              <w:rPr>
-                <w:rFonts w:ascii="Arial" w:cs="Arial" w:eastAsia="Arial" w:hAnsi="Arial"/>
-                <w:b w:val="false"/>
-                <w:bCs w:val="false"/>
-                <w:sz w:val="20"/>
-                <w:szCs w:val="20"/>
-                <w:rtl/>
-              </w:rPr>
-              <w:t xml:space="preserve">57</w:t>
             </w:r>
           </w:p>
         </w:tc>

--- a/tenders/analysis/2026-ofakim-11/שאלות_הבהרה_מכרז_11-2026_אופקים.docx
+++ b/tenders/analysis/2026-ofakim-11/שאלות_הבהרה_מכרז_11-2026_אופקים.docx
@@ -337,7 +337,7 @@
           </w:tcPr>
           <w:p>
             <w:pPr>
-              <w:bidi/>
+              <w:bidi w:val="false"/>
               <w:spacing w:after="60"/>
               <w:jc w:val="center"/>
             </w:pPr>
@@ -348,7 +348,7 @@
                 <w:bCs w:val="false"/>
                 <w:sz w:val="20"/>
                 <w:szCs w:val="20"/>
-                <w:rtl/>
+                <w:rtl w:val="false"/>
               </w:rPr>
               <w:t xml:space="preserve">5</w:t>
             </w:r>
@@ -513,7 +513,7 @@
           </w:tcPr>
           <w:p>
             <w:pPr>
-              <w:bidi/>
+              <w:bidi w:val="false"/>
               <w:spacing w:after="60"/>
               <w:jc w:val="center"/>
             </w:pPr>
@@ -524,7 +524,7 @@
                 <w:bCs w:val="false"/>
                 <w:sz w:val="20"/>
                 <w:szCs w:val="20"/>
-                <w:rtl/>
+                <w:rtl w:val="false"/>
               </w:rPr>
               <w:t xml:space="preserve">30</w:t>
             </w:r>
@@ -670,7 +670,7 @@
           </w:tcPr>
           <w:p>
             <w:pPr>
-              <w:bidi/>
+              <w:bidi w:val="false"/>
               <w:spacing w:after="60"/>
               <w:jc w:val="center"/>
             </w:pPr>
@@ -681,7 +681,7 @@
                 <w:bCs w:val="false"/>
                 <w:sz w:val="20"/>
                 <w:szCs w:val="20"/>
-                <w:rtl/>
+                <w:rtl w:val="false"/>
               </w:rPr>
               <w:t xml:space="preserve">11</w:t>
             </w:r>
@@ -851,7 +851,7 @@
           </w:tcPr>
           <w:p>
             <w:pPr>
-              <w:bidi/>
+              <w:bidi w:val="false"/>
               <w:spacing w:after="60"/>
               <w:jc w:val="center"/>
             </w:pPr>
@@ -862,7 +862,7 @@
                 <w:bCs w:val="false"/>
                 <w:sz w:val="20"/>
                 <w:szCs w:val="20"/>
-                <w:rtl/>
+                <w:rtl w:val="false"/>
               </w:rPr>
               <w:t xml:space="preserve">30</w:t>
             </w:r>
@@ -1027,7 +1027,7 @@
           </w:tcPr>
           <w:p>
             <w:pPr>
-              <w:bidi/>
+              <w:bidi w:val="false"/>
               <w:spacing w:after="60"/>
               <w:jc w:val="center"/>
             </w:pPr>
@@ -1038,7 +1038,7 @@
                 <w:bCs w:val="false"/>
                 <w:sz w:val="20"/>
                 <w:szCs w:val="20"/>
-                <w:rtl/>
+                <w:rtl w:val="false"/>
               </w:rPr>
               <w:t xml:space="preserve">19–20</w:t>
             </w:r>
@@ -1184,7 +1184,7 @@
           </w:tcPr>
           <w:p>
             <w:pPr>
-              <w:bidi/>
+              <w:bidi w:val="false"/>
               <w:spacing w:after="60"/>
               <w:jc w:val="center"/>
             </w:pPr>
@@ -1195,7 +1195,7 @@
                 <w:bCs w:val="false"/>
                 <w:sz w:val="20"/>
                 <w:szCs w:val="20"/>
-                <w:rtl/>
+                <w:rtl w:val="false"/>
               </w:rPr>
               <w:t xml:space="preserve">31</w:t>
             </w:r>
@@ -1382,7 +1382,7 @@
           </w:tcPr>
           <w:p>
             <w:pPr>
-              <w:bidi/>
+              <w:bidi w:val="false"/>
               <w:spacing w:after="60"/>
               <w:jc w:val="center"/>
             </w:pPr>
@@ -1393,7 +1393,7 @@
                 <w:bCs w:val="false"/>
                 <w:sz w:val="20"/>
                 <w:szCs w:val="20"/>
-                <w:rtl/>
+                <w:rtl w:val="false"/>
               </w:rPr>
               <w:t xml:space="preserve">31</w:t>
             </w:r>
@@ -1562,7 +1562,7 @@
           </w:tcPr>
           <w:p>
             <w:pPr>
-              <w:bidi/>
+              <w:bidi w:val="false"/>
               <w:spacing w:after="60"/>
               <w:jc w:val="center"/>
             </w:pPr>
@@ -1573,7 +1573,7 @@
                 <w:bCs w:val="false"/>
                 <w:sz w:val="20"/>
                 <w:szCs w:val="20"/>
-                <w:rtl/>
+                <w:rtl w:val="false"/>
               </w:rPr>
               <w:t xml:space="preserve">32</w:t>
             </w:r>
@@ -1832,7 +1832,7 @@
           </w:tcPr>
           <w:p>
             <w:pPr>
-              <w:bidi/>
+              <w:bidi w:val="false"/>
               <w:spacing w:after="60"/>
               <w:jc w:val="center"/>
             </w:pPr>
@@ -1843,7 +1843,7 @@
                 <w:bCs w:val="false"/>
                 <w:sz w:val="20"/>
                 <w:szCs w:val="20"/>
-                <w:rtl/>
+                <w:rtl w:val="false"/>
               </w:rPr>
               <w:t xml:space="preserve">33</w:t>
             </w:r>
@@ -2048,7 +2048,7 @@
           </w:tcPr>
           <w:p>
             <w:pPr>
-              <w:bidi/>
+              <w:bidi w:val="false"/>
               <w:spacing w:after="60"/>
               <w:jc w:val="center"/>
             </w:pPr>
@@ -2059,7 +2059,7 @@
                 <w:bCs w:val="false"/>
                 <w:sz w:val="20"/>
                 <w:szCs w:val="20"/>
-                <w:rtl/>
+                <w:rtl w:val="false"/>
               </w:rPr>
               <w:t xml:space="preserve">33</w:t>
             </w:r>
@@ -2264,7 +2264,7 @@
           </w:tcPr>
           <w:p>
             <w:pPr>
-              <w:bidi/>
+              <w:bidi w:val="false"/>
               <w:spacing w:after="60"/>
               <w:jc w:val="center"/>
             </w:pPr>
@@ -2275,7 +2275,7 @@
                 <w:bCs w:val="false"/>
                 <w:sz w:val="20"/>
                 <w:szCs w:val="20"/>
-                <w:rtl/>
+                <w:rtl w:val="false"/>
               </w:rPr>
               <w:t xml:space="preserve">34</w:t>
             </w:r>
@@ -2462,7 +2462,7 @@
           </w:tcPr>
           <w:p>
             <w:pPr>
-              <w:bidi/>
+              <w:bidi w:val="false"/>
               <w:spacing w:after="60"/>
               <w:jc w:val="center"/>
             </w:pPr>
@@ -2473,7 +2473,7 @@
                 <w:bCs w:val="false"/>
                 <w:sz w:val="20"/>
                 <w:szCs w:val="20"/>
-                <w:rtl/>
+                <w:rtl w:val="false"/>
               </w:rPr>
               <w:t xml:space="preserve">34</w:t>
             </w:r>
@@ -2660,7 +2660,7 @@
           </w:tcPr>
           <w:p>
             <w:pPr>
-              <w:bidi/>
+              <w:bidi w:val="false"/>
               <w:spacing w:after="60"/>
               <w:jc w:val="center"/>
             </w:pPr>
@@ -2671,7 +2671,7 @@
                 <w:bCs w:val="false"/>
                 <w:sz w:val="20"/>
                 <w:szCs w:val="20"/>
-                <w:rtl/>
+                <w:rtl w:val="false"/>
               </w:rPr>
               <w:t xml:space="preserve">34</w:t>
             </w:r>
@@ -2840,7 +2840,7 @@
           </w:tcPr>
           <w:p>
             <w:pPr>
-              <w:bidi/>
+              <w:bidi w:val="false"/>
               <w:spacing w:after="60"/>
               <w:jc w:val="center"/>
             </w:pPr>
@@ -2851,7 +2851,7 @@
                 <w:bCs w:val="false"/>
                 <w:sz w:val="20"/>
                 <w:szCs w:val="20"/>
-                <w:rtl/>
+                <w:rtl w:val="false"/>
               </w:rPr>
               <w:t xml:space="preserve">34</w:t>
             </w:r>
@@ -3020,7 +3020,7 @@
           </w:tcPr>
           <w:p>
             <w:pPr>
-              <w:bidi/>
+              <w:bidi w:val="false"/>
               <w:spacing w:after="60"/>
               <w:jc w:val="center"/>
             </w:pPr>
@@ -3031,7 +3031,7 @@
                 <w:bCs w:val="false"/>
                 <w:sz w:val="20"/>
                 <w:szCs w:val="20"/>
-                <w:rtl/>
+                <w:rtl w:val="false"/>
               </w:rPr>
               <w:t xml:space="preserve">34</w:t>
             </w:r>
@@ -3200,7 +3200,7 @@
           </w:tcPr>
           <w:p>
             <w:pPr>
-              <w:bidi/>
+              <w:bidi w:val="false"/>
               <w:spacing w:after="60"/>
               <w:jc w:val="center"/>
             </w:pPr>
@@ -3211,7 +3211,7 @@
                 <w:bCs w:val="false"/>
                 <w:sz w:val="20"/>
                 <w:szCs w:val="20"/>
-                <w:rtl/>
+                <w:rtl w:val="false"/>
               </w:rPr>
               <w:t xml:space="preserve">34</w:t>
             </w:r>
@@ -3380,7 +3380,7 @@
           </w:tcPr>
           <w:p>
             <w:pPr>
-              <w:bidi/>
+              <w:bidi w:val="false"/>
               <w:spacing w:after="60"/>
               <w:jc w:val="center"/>
             </w:pPr>
@@ -3391,7 +3391,7 @@
                 <w:bCs w:val="false"/>
                 <w:sz w:val="20"/>
                 <w:szCs w:val="20"/>
-                <w:rtl/>
+                <w:rtl w:val="false"/>
               </w:rPr>
               <w:t xml:space="preserve">34</w:t>
             </w:r>
@@ -3578,7 +3578,7 @@
           </w:tcPr>
           <w:p>
             <w:pPr>
-              <w:bidi/>
+              <w:bidi w:val="false"/>
               <w:spacing w:after="60"/>
               <w:jc w:val="center"/>
             </w:pPr>
@@ -3589,7 +3589,7 @@
                 <w:bCs w:val="false"/>
                 <w:sz w:val="20"/>
                 <w:szCs w:val="20"/>
-                <w:rtl/>
+                <w:rtl w:val="false"/>
               </w:rPr>
               <w:t xml:space="preserve">34</w:t>
             </w:r>
@@ -3884,7 +3884,7 @@
           </w:tcPr>
           <w:p>
             <w:pPr>
-              <w:bidi/>
+              <w:bidi w:val="false"/>
               <w:spacing w:after="60"/>
               <w:jc w:val="center"/>
             </w:pPr>
@@ -3895,7 +3895,7 @@
                 <w:bCs w:val="false"/>
                 <w:sz w:val="20"/>
                 <w:szCs w:val="20"/>
-                <w:rtl/>
+                <w:rtl w:val="false"/>
               </w:rPr>
               <w:t xml:space="preserve">37</w:t>
             </w:r>
@@ -4064,7 +4064,7 @@
           </w:tcPr>
           <w:p>
             <w:pPr>
-              <w:bidi/>
+              <w:bidi w:val="false"/>
               <w:spacing w:after="60"/>
               <w:jc w:val="center"/>
             </w:pPr>
@@ -4075,7 +4075,7 @@
                 <w:bCs w:val="false"/>
                 <w:sz w:val="20"/>
                 <w:szCs w:val="20"/>
-                <w:rtl/>
+                <w:rtl w:val="false"/>
               </w:rPr>
               <w:t xml:space="preserve">3</w:t>
             </w:r>
@@ -4262,7 +4262,7 @@
           </w:tcPr>
           <w:p>
             <w:pPr>
-              <w:bidi/>
+              <w:bidi w:val="false"/>
               <w:spacing w:after="60"/>
               <w:jc w:val="center"/>
             </w:pPr>
@@ -4273,7 +4273,7 @@
                 <w:bCs w:val="false"/>
                 <w:sz w:val="20"/>
                 <w:szCs w:val="20"/>
-                <w:rtl/>
+                <w:rtl w:val="false"/>
               </w:rPr>
               <w:t xml:space="preserve">3, 12</w:t>
             </w:r>
@@ -4460,7 +4460,7 @@
           </w:tcPr>
           <w:p>
             <w:pPr>
-              <w:bidi/>
+              <w:bidi w:val="false"/>
               <w:spacing w:after="60"/>
               <w:jc w:val="center"/>
             </w:pPr>
@@ -4471,7 +4471,7 @@
                 <w:bCs w:val="false"/>
                 <w:sz w:val="20"/>
                 <w:szCs w:val="20"/>
-                <w:rtl/>
+                <w:rtl w:val="false"/>
               </w:rPr>
               <w:t xml:space="preserve">3</w:t>
             </w:r>
@@ -4640,7 +4640,7 @@
           </w:tcPr>
           <w:p>
             <w:pPr>
-              <w:bidi/>
+              <w:bidi w:val="false"/>
               <w:spacing w:after="60"/>
               <w:jc w:val="center"/>
             </w:pPr>
@@ -4651,7 +4651,7 @@
                 <w:bCs w:val="false"/>
                 <w:sz w:val="20"/>
                 <w:szCs w:val="20"/>
-                <w:rtl/>
+                <w:rtl w:val="false"/>
               </w:rPr>
               <w:t xml:space="preserve">3</w:t>
             </w:r>
@@ -4820,7 +4820,7 @@
           </w:tcPr>
           <w:p>
             <w:pPr>
-              <w:bidi/>
+              <w:bidi w:val="false"/>
               <w:spacing w:after="60"/>
               <w:jc w:val="center"/>
             </w:pPr>
@@ -4831,7 +4831,7 @@
                 <w:bCs w:val="false"/>
                 <w:sz w:val="20"/>
                 <w:szCs w:val="20"/>
-                <w:rtl/>
+                <w:rtl w:val="false"/>
               </w:rPr>
               <w:t xml:space="preserve">3</w:t>
             </w:r>
@@ -5000,7 +5000,7 @@
           </w:tcPr>
           <w:p>
             <w:pPr>
-              <w:bidi/>
+              <w:bidi w:val="false"/>
               <w:spacing w:after="60"/>
               <w:jc w:val="center"/>
             </w:pPr>
@@ -5011,7 +5011,7 @@
                 <w:bCs w:val="false"/>
                 <w:sz w:val="20"/>
                 <w:szCs w:val="20"/>
-                <w:rtl/>
+                <w:rtl w:val="false"/>
               </w:rPr>
               <w:t xml:space="preserve">3</w:t>
             </w:r>
@@ -5181,7 +5181,7 @@
           </w:tcPr>
           <w:p>
             <w:pPr>
-              <w:bidi/>
+              <w:bidi w:val="false"/>
               <w:spacing w:after="60"/>
               <w:jc w:val="center"/>
             </w:pPr>
@@ -5192,7 +5192,7 @@
                 <w:bCs w:val="false"/>
                 <w:sz w:val="20"/>
                 <w:szCs w:val="20"/>
-                <w:rtl/>
+                <w:rtl w:val="false"/>
               </w:rPr>
               <w:t xml:space="preserve">4</w:t>
             </w:r>
@@ -5357,7 +5357,7 @@
           </w:tcPr>
           <w:p>
             <w:pPr>
-              <w:bidi/>
+              <w:bidi w:val="false"/>
               <w:spacing w:after="60"/>
               <w:jc w:val="center"/>
             </w:pPr>
@@ -5368,7 +5368,7 @@
                 <w:bCs w:val="false"/>
                 <w:sz w:val="20"/>
                 <w:szCs w:val="20"/>
-                <w:rtl/>
+                <w:rtl w:val="false"/>
               </w:rPr>
               <w:t xml:space="preserve">44</w:t>
             </w:r>
@@ -5514,7 +5514,7 @@
           </w:tcPr>
           <w:p>
             <w:pPr>
-              <w:bidi/>
+              <w:bidi w:val="false"/>
               <w:spacing w:after="60"/>
               <w:jc w:val="center"/>
             </w:pPr>
@@ -5525,7 +5525,7 @@
                 <w:bCs w:val="false"/>
                 <w:sz w:val="20"/>
                 <w:szCs w:val="20"/>
-                <w:rtl/>
+                <w:rtl w:val="false"/>
               </w:rPr>
               <w:t xml:space="preserve">4</w:t>
             </w:r>
@@ -5712,7 +5712,7 @@
           </w:tcPr>
           <w:p>
             <w:pPr>
-              <w:bidi/>
+              <w:bidi w:val="false"/>
               <w:spacing w:after="60"/>
               <w:jc w:val="center"/>
             </w:pPr>
@@ -5723,7 +5723,7 @@
                 <w:bCs w:val="false"/>
                 <w:sz w:val="20"/>
                 <w:szCs w:val="20"/>
-                <w:rtl/>
+                <w:rtl w:val="false"/>
               </w:rPr>
               <w:t xml:space="preserve">4</w:t>
             </w:r>
@@ -5892,7 +5892,7 @@
           </w:tcPr>
           <w:p>
             <w:pPr>
-              <w:bidi/>
+              <w:bidi w:val="false"/>
               <w:spacing w:after="60"/>
               <w:jc w:val="center"/>
             </w:pPr>
@@ -5903,7 +5903,7 @@
                 <w:bCs w:val="false"/>
                 <w:sz w:val="20"/>
                 <w:szCs w:val="20"/>
-                <w:rtl/>
+                <w:rtl w:val="false"/>
               </w:rPr>
               <w:t xml:space="preserve">4</w:t>
             </w:r>
@@ -6090,7 +6090,7 @@
           </w:tcPr>
           <w:p>
             <w:pPr>
-              <w:bidi/>
+              <w:bidi w:val="false"/>
               <w:spacing w:after="60"/>
               <w:jc w:val="center"/>
             </w:pPr>
@@ -6101,7 +6101,7 @@
                 <w:bCs w:val="false"/>
                 <w:sz w:val="20"/>
                 <w:szCs w:val="20"/>
-                <w:rtl/>
+                <w:rtl w:val="false"/>
               </w:rPr>
               <w:t xml:space="preserve">4</w:t>
             </w:r>
@@ -6270,7 +6270,7 @@
           </w:tcPr>
           <w:p>
             <w:pPr>
-              <w:bidi/>
+              <w:bidi w:val="false"/>
               <w:spacing w:after="60"/>
               <w:jc w:val="center"/>
             </w:pPr>
@@ -6281,7 +6281,7 @@
                 <w:bCs w:val="false"/>
                 <w:sz w:val="20"/>
                 <w:szCs w:val="20"/>
-                <w:rtl/>
+                <w:rtl w:val="false"/>
               </w:rPr>
               <w:t xml:space="preserve">4</w:t>
             </w:r>
@@ -6468,7 +6468,7 @@
           </w:tcPr>
           <w:p>
             <w:pPr>
-              <w:bidi/>
+              <w:bidi w:val="false"/>
               <w:spacing w:after="60"/>
               <w:jc w:val="center"/>
             </w:pPr>
@@ -6479,7 +6479,7 @@
                 <w:bCs w:val="false"/>
                 <w:sz w:val="20"/>
                 <w:szCs w:val="20"/>
-                <w:rtl/>
+                <w:rtl w:val="false"/>
               </w:rPr>
               <w:t xml:space="preserve">4</w:t>
             </w:r>
@@ -6666,7 +6666,7 @@
           </w:tcPr>
           <w:p>
             <w:pPr>
-              <w:bidi/>
+              <w:bidi w:val="false"/>
               <w:spacing w:after="60"/>
               <w:jc w:val="center"/>
             </w:pPr>
@@ -6677,7 +6677,7 @@
                 <w:bCs w:val="false"/>
                 <w:sz w:val="20"/>
                 <w:szCs w:val="20"/>
-                <w:rtl/>
+                <w:rtl w:val="false"/>
               </w:rPr>
               <w:t xml:space="preserve">4</w:t>
             </w:r>
@@ -6864,7 +6864,7 @@
           </w:tcPr>
           <w:p>
             <w:pPr>
-              <w:bidi/>
+              <w:bidi w:val="false"/>
               <w:spacing w:after="60"/>
               <w:jc w:val="center"/>
             </w:pPr>
@@ -6875,7 +6875,7 @@
                 <w:bCs w:val="false"/>
                 <w:sz w:val="20"/>
                 <w:szCs w:val="20"/>
-                <w:rtl/>
+                <w:rtl w:val="false"/>
               </w:rPr>
               <w:t xml:space="preserve">4</w:t>
             </w:r>
@@ -7062,7 +7062,7 @@
           </w:tcPr>
           <w:p>
             <w:pPr>
-              <w:bidi/>
+              <w:bidi w:val="false"/>
               <w:spacing w:after="60"/>
               <w:jc w:val="center"/>
             </w:pPr>
@@ -7073,7 +7073,7 @@
                 <w:bCs w:val="false"/>
                 <w:sz w:val="20"/>
                 <w:szCs w:val="20"/>
-                <w:rtl/>
+                <w:rtl w:val="false"/>
               </w:rPr>
               <w:t xml:space="preserve">4, 13</w:t>
             </w:r>
@@ -7261,7 +7261,7 @@
           </w:tcPr>
           <w:p>
             <w:pPr>
-              <w:bidi/>
+              <w:bidi w:val="false"/>
               <w:spacing w:after="60"/>
               <w:jc w:val="center"/>
             </w:pPr>
@@ -7272,7 +7272,7 @@
                 <w:bCs w:val="false"/>
                 <w:sz w:val="20"/>
                 <w:szCs w:val="20"/>
-                <w:rtl/>
+                <w:rtl w:val="false"/>
               </w:rPr>
               <w:t xml:space="preserve">4, 9</w:t>
             </w:r>
@@ -7419,7 +7419,7 @@
           </w:tcPr>
           <w:p>
             <w:pPr>
-              <w:bidi/>
+              <w:bidi w:val="false"/>
               <w:spacing w:after="60"/>
               <w:jc w:val="center"/>
             </w:pPr>
@@ -7430,7 +7430,7 @@
                 <w:bCs w:val="false"/>
                 <w:sz w:val="20"/>
                 <w:szCs w:val="20"/>
-                <w:rtl/>
+                <w:rtl w:val="false"/>
               </w:rPr>
               <w:t xml:space="preserve">44</w:t>
             </w:r>
@@ -7576,7 +7576,7 @@
           </w:tcPr>
           <w:p>
             <w:pPr>
-              <w:bidi/>
+              <w:bidi w:val="false"/>
               <w:spacing w:after="60"/>
               <w:jc w:val="center"/>
             </w:pPr>
@@ -7587,7 +7587,7 @@
                 <w:bCs w:val="false"/>
                 <w:sz w:val="20"/>
                 <w:szCs w:val="20"/>
-                <w:rtl/>
+                <w:rtl w:val="false"/>
               </w:rPr>
               <w:t xml:space="preserve">5, 9</w:t>
             </w:r>
@@ -7756,7 +7756,7 @@
           </w:tcPr>
           <w:p>
             <w:pPr>
-              <w:bidi/>
+              <w:bidi w:val="false"/>
               <w:spacing w:after="60"/>
               <w:jc w:val="center"/>
             </w:pPr>
@@ -7767,7 +7767,7 @@
                 <w:bCs w:val="false"/>
                 <w:sz w:val="20"/>
                 <w:szCs w:val="20"/>
-                <w:rtl/>
+                <w:rtl w:val="false"/>
               </w:rPr>
               <w:t xml:space="preserve">5</w:t>
             </w:r>
@@ -7936,7 +7936,7 @@
           </w:tcPr>
           <w:p>
             <w:pPr>
-              <w:bidi/>
+              <w:bidi w:val="false"/>
               <w:spacing w:after="60"/>
               <w:jc w:val="center"/>
             </w:pPr>
@@ -7947,7 +7947,7 @@
                 <w:bCs w:val="false"/>
                 <w:sz w:val="20"/>
                 <w:szCs w:val="20"/>
-                <w:rtl/>
+                <w:rtl w:val="false"/>
               </w:rPr>
               <w:t xml:space="preserve">5, 6, 13</w:t>
             </w:r>
@@ -8116,7 +8116,7 @@
           </w:tcPr>
           <w:p>
             <w:pPr>
-              <w:bidi/>
+              <w:bidi w:val="false"/>
               <w:spacing w:after="60"/>
               <w:jc w:val="center"/>
             </w:pPr>
@@ -8127,7 +8127,7 @@
                 <w:bCs w:val="false"/>
                 <w:sz w:val="20"/>
                 <w:szCs w:val="20"/>
-                <w:rtl/>
+                <w:rtl w:val="false"/>
               </w:rPr>
               <w:t xml:space="preserve">5</w:t>
             </w:r>
@@ -8296,7 +8296,7 @@
           </w:tcPr>
           <w:p>
             <w:pPr>
-              <w:bidi/>
+              <w:bidi w:val="false"/>
               <w:spacing w:after="60"/>
               <w:jc w:val="center"/>
             </w:pPr>
@@ -8307,7 +8307,7 @@
                 <w:bCs w:val="false"/>
                 <w:sz w:val="20"/>
                 <w:szCs w:val="20"/>
-                <w:rtl/>
+                <w:rtl w:val="false"/>
               </w:rPr>
               <w:t xml:space="preserve">6, 7</w:t>
             </w:r>
@@ -8476,7 +8476,7 @@
           </w:tcPr>
           <w:p>
             <w:pPr>
-              <w:bidi/>
+              <w:bidi w:val="false"/>
               <w:spacing w:after="60"/>
               <w:jc w:val="center"/>
             </w:pPr>
@@ -8487,7 +8487,7 @@
                 <w:bCs w:val="false"/>
                 <w:sz w:val="20"/>
                 <w:szCs w:val="20"/>
-                <w:rtl/>
+                <w:rtl w:val="false"/>
               </w:rPr>
               <w:t xml:space="preserve">6, 8</w:t>
             </w:r>
@@ -8657,7 +8657,7 @@
           </w:tcPr>
           <w:p>
             <w:pPr>
-              <w:bidi/>
+              <w:bidi w:val="false"/>
               <w:spacing w:after="60"/>
               <w:jc w:val="center"/>
             </w:pPr>
@@ -8668,7 +8668,7 @@
                 <w:bCs w:val="false"/>
                 <w:sz w:val="20"/>
                 <w:szCs w:val="20"/>
-                <w:rtl/>
+                <w:rtl w:val="false"/>
               </w:rPr>
               <w:t xml:space="preserve">6, 9</w:t>
             </w:r>
@@ -8833,7 +8833,7 @@
           </w:tcPr>
           <w:p>
             <w:pPr>
-              <w:bidi/>
+              <w:bidi w:val="false"/>
               <w:spacing w:after="60"/>
               <w:jc w:val="center"/>
             </w:pPr>
@@ -8844,7 +8844,7 @@
                 <w:bCs w:val="false"/>
                 <w:sz w:val="20"/>
                 <w:szCs w:val="20"/>
-                <w:rtl/>
+                <w:rtl w:val="false"/>
               </w:rPr>
               <w:t xml:space="preserve">44</w:t>
             </w:r>
@@ -8990,7 +8990,7 @@
           </w:tcPr>
           <w:p>
             <w:pPr>
-              <w:bidi/>
+              <w:bidi w:val="false"/>
               <w:spacing w:after="60"/>
               <w:jc w:val="center"/>
             </w:pPr>
@@ -9001,7 +9001,7 @@
                 <w:bCs w:val="false"/>
                 <w:sz w:val="20"/>
                 <w:szCs w:val="20"/>
-                <w:rtl/>
+                <w:rtl w:val="false"/>
               </w:rPr>
               <w:t xml:space="preserve">7</w:t>
             </w:r>
@@ -9170,7 +9170,7 @@
           </w:tcPr>
           <w:p>
             <w:pPr>
-              <w:bidi/>
+              <w:bidi w:val="false"/>
               <w:spacing w:after="60"/>
               <w:jc w:val="center"/>
             </w:pPr>
@@ -9181,7 +9181,7 @@
                 <w:bCs w:val="false"/>
                 <w:sz w:val="20"/>
                 <w:szCs w:val="20"/>
-                <w:rtl/>
+                <w:rtl w:val="false"/>
               </w:rPr>
               <w:t xml:space="preserve">8</w:t>
             </w:r>
@@ -9350,7 +9350,7 @@
           </w:tcPr>
           <w:p>
             <w:pPr>
-              <w:bidi/>
+              <w:bidi w:val="false"/>
               <w:spacing w:after="60"/>
               <w:jc w:val="center"/>
             </w:pPr>
@@ -9361,7 +9361,7 @@
                 <w:bCs w:val="false"/>
                 <w:sz w:val="20"/>
                 <w:szCs w:val="20"/>
-                <w:rtl/>
+                <w:rtl w:val="false"/>
               </w:rPr>
               <w:t xml:space="preserve">9</w:t>
             </w:r>
@@ -9530,7 +9530,7 @@
           </w:tcPr>
           <w:p>
             <w:pPr>
-              <w:bidi/>
+              <w:bidi w:val="false"/>
               <w:spacing w:after="60"/>
               <w:jc w:val="center"/>
             </w:pPr>
@@ -9541,7 +9541,7 @@
                 <w:bCs w:val="false"/>
                 <w:sz w:val="20"/>
                 <w:szCs w:val="20"/>
-                <w:rtl/>
+                <w:rtl w:val="false"/>
               </w:rPr>
               <w:t xml:space="preserve">12</w:t>
             </w:r>
@@ -9710,7 +9710,7 @@
           </w:tcPr>
           <w:p>
             <w:pPr>
-              <w:bidi/>
+              <w:bidi w:val="false"/>
               <w:spacing w:after="60"/>
               <w:jc w:val="center"/>
             </w:pPr>
@@ -9721,7 +9721,7 @@
                 <w:bCs w:val="false"/>
                 <w:sz w:val="20"/>
                 <w:szCs w:val="20"/>
-                <w:rtl/>
+                <w:rtl w:val="false"/>
               </w:rPr>
               <w:t xml:space="preserve">13</w:t>
             </w:r>
@@ -9909,7 +9909,7 @@
           </w:tcPr>
           <w:p>
             <w:pPr>
-              <w:bidi/>
+              <w:bidi w:val="false"/>
               <w:spacing w:after="60"/>
               <w:jc w:val="center"/>
             </w:pPr>
@@ -9920,7 +9920,7 @@
                 <w:bCs w:val="false"/>
                 <w:sz w:val="20"/>
                 <w:szCs w:val="20"/>
-                <w:rtl/>
+                <w:rtl w:val="false"/>
               </w:rPr>
               <w:t xml:space="preserve">13</w:t>
             </w:r>
@@ -10085,7 +10085,7 @@
           </w:tcPr>
           <w:p>
             <w:pPr>
-              <w:bidi/>
+              <w:bidi w:val="false"/>
               <w:spacing w:after="60"/>
               <w:jc w:val="center"/>
             </w:pPr>
@@ -10096,7 +10096,7 @@
                 <w:bCs w:val="false"/>
                 <w:sz w:val="20"/>
                 <w:szCs w:val="20"/>
-                <w:rtl/>
+                <w:rtl w:val="false"/>
               </w:rPr>
               <w:t xml:space="preserve">45</w:t>
             </w:r>
@@ -10242,7 +10242,7 @@
           </w:tcPr>
           <w:p>
             <w:pPr>
-              <w:bidi/>
+              <w:bidi w:val="false"/>
               <w:spacing w:after="60"/>
               <w:jc w:val="center"/>
             </w:pPr>
@@ -10253,7 +10253,7 @@
                 <w:bCs w:val="false"/>
                 <w:sz w:val="20"/>
                 <w:szCs w:val="20"/>
-                <w:rtl/>
+                <w:rtl w:val="false"/>
               </w:rPr>
               <w:t xml:space="preserve">15, 16</w:t>
             </w:r>
@@ -10422,7 +10422,7 @@
           </w:tcPr>
           <w:p>
             <w:pPr>
-              <w:bidi/>
+              <w:bidi w:val="false"/>
               <w:spacing w:after="60"/>
               <w:jc w:val="center"/>
             </w:pPr>
@@ -10433,7 +10433,7 @@
                 <w:bCs w:val="false"/>
                 <w:sz w:val="20"/>
                 <w:szCs w:val="20"/>
-                <w:rtl/>
+                <w:rtl w:val="false"/>
               </w:rPr>
               <w:t xml:space="preserve">17–18</w:t>
             </w:r>
@@ -10602,7 +10602,7 @@
           </w:tcPr>
           <w:p>
             <w:pPr>
-              <w:bidi/>
+              <w:bidi w:val="false"/>
               <w:spacing w:after="60"/>
               <w:jc w:val="center"/>
             </w:pPr>
@@ -10613,7 +10613,7 @@
                 <w:bCs w:val="false"/>
                 <w:sz w:val="20"/>
                 <w:szCs w:val="20"/>
-                <w:rtl/>
+                <w:rtl w:val="false"/>
               </w:rPr>
               <w:t xml:space="preserve">19</w:t>
             </w:r>
@@ -10782,7 +10782,7 @@
           </w:tcPr>
           <w:p>
             <w:pPr>
-              <w:bidi/>
+              <w:bidi w:val="false"/>
               <w:spacing w:after="60"/>
               <w:jc w:val="center"/>
             </w:pPr>
@@ -10793,7 +10793,7 @@
                 <w:bCs w:val="false"/>
                 <w:sz w:val="20"/>
                 <w:szCs w:val="20"/>
-                <w:rtl/>
+                <w:rtl w:val="false"/>
               </w:rPr>
               <w:t xml:space="preserve">20</w:t>
             </w:r>
@@ -10980,7 +10980,7 @@
           </w:tcPr>
           <w:p>
             <w:pPr>
-              <w:bidi/>
+              <w:bidi w:val="false"/>
               <w:spacing w:after="60"/>
               <w:jc w:val="center"/>
             </w:pPr>
@@ -10991,7 +10991,7 @@
                 <w:bCs w:val="false"/>
                 <w:sz w:val="20"/>
                 <w:szCs w:val="20"/>
-                <w:rtl/>
+                <w:rtl w:val="false"/>
               </w:rPr>
               <w:t xml:space="preserve">21</w:t>
             </w:r>
@@ -11160,7 +11160,7 @@
           </w:tcPr>
           <w:p>
             <w:pPr>
-              <w:bidi/>
+              <w:bidi w:val="false"/>
               <w:spacing w:after="60"/>
               <w:jc w:val="center"/>
             </w:pPr>
@@ -11171,7 +11171,7 @@
                 <w:bCs w:val="false"/>
                 <w:sz w:val="20"/>
                 <w:szCs w:val="20"/>
-                <w:rtl/>
+                <w:rtl w:val="false"/>
               </w:rPr>
               <w:t xml:space="preserve">42</w:t>
             </w:r>
@@ -11340,7 +11340,7 @@
           </w:tcPr>
           <w:p>
             <w:pPr>
-              <w:bidi/>
+              <w:bidi w:val="false"/>
               <w:spacing w:after="60"/>
               <w:jc w:val="center"/>
             </w:pPr>
@@ -11351,7 +11351,7 @@
                 <w:bCs w:val="false"/>
                 <w:sz w:val="20"/>
                 <w:szCs w:val="20"/>
-                <w:rtl/>
+                <w:rtl w:val="false"/>
               </w:rPr>
               <w:t xml:space="preserve">42</w:t>
             </w:r>
@@ -11574,7 +11574,7 @@
           </w:tcPr>
           <w:p>
             <w:pPr>
-              <w:bidi/>
+              <w:bidi w:val="false"/>
               <w:spacing w:after="60"/>
               <w:jc w:val="center"/>
             </w:pPr>
@@ -11585,7 +11585,7 @@
                 <w:bCs w:val="false"/>
                 <w:sz w:val="20"/>
                 <w:szCs w:val="20"/>
-                <w:rtl/>
+                <w:rtl w:val="false"/>
               </w:rPr>
               <w:t xml:space="preserve">51</w:t>
             </w:r>
@@ -11754,7 +11754,7 @@
           </w:tcPr>
           <w:p>
             <w:pPr>
-              <w:bidi/>
+              <w:bidi w:val="false"/>
               <w:spacing w:after="60"/>
               <w:jc w:val="center"/>
             </w:pPr>
@@ -11765,7 +11765,7 @@
                 <w:bCs w:val="false"/>
                 <w:sz w:val="20"/>
                 <w:szCs w:val="20"/>
-                <w:rtl/>
+                <w:rtl w:val="false"/>
               </w:rPr>
               <w:t xml:space="preserve">51</w:t>
             </w:r>
@@ -11934,7 +11934,7 @@
           </w:tcPr>
           <w:p>
             <w:pPr>
-              <w:bidi/>
+              <w:bidi w:val="false"/>
               <w:spacing w:after="60"/>
               <w:jc w:val="center"/>
             </w:pPr>
@@ -11945,7 +11945,7 @@
                 <w:bCs w:val="false"/>
                 <w:sz w:val="20"/>
                 <w:szCs w:val="20"/>
-                <w:rtl/>
+                <w:rtl w:val="false"/>
               </w:rPr>
               <w:t xml:space="preserve">51</w:t>
             </w:r>
@@ -12115,7 +12115,7 @@
           </w:tcPr>
           <w:p>
             <w:pPr>
-              <w:bidi/>
+              <w:bidi w:val="false"/>
               <w:spacing w:after="60"/>
               <w:jc w:val="center"/>
             </w:pPr>
@@ -12126,7 +12126,7 @@
                 <w:bCs w:val="false"/>
                 <w:sz w:val="20"/>
                 <w:szCs w:val="20"/>
-                <w:rtl/>
+                <w:rtl w:val="false"/>
               </w:rPr>
               <w:t xml:space="preserve">56</w:t>
             </w:r>
@@ -12327,7 +12327,7 @@
           </w:tcPr>
           <w:p>
             <w:pPr>
-              <w:bidi/>
+              <w:bidi w:val="false"/>
               <w:spacing w:after="60"/>
               <w:jc w:val="center"/>
             </w:pPr>
@@ -12338,7 +12338,7 @@
                 <w:bCs w:val="false"/>
                 <w:sz w:val="20"/>
                 <w:szCs w:val="20"/>
-                <w:rtl/>
+                <w:rtl w:val="false"/>
               </w:rPr>
               <w:t xml:space="preserve">31</w:t>
             </w:r>
@@ -12485,7 +12485,7 @@
           </w:tcPr>
           <w:p>
             <w:pPr>
-              <w:bidi/>
+              <w:bidi w:val="false"/>
               <w:spacing w:after="60"/>
               <w:jc w:val="center"/>
             </w:pPr>
@@ -12496,7 +12496,7 @@
                 <w:bCs w:val="false"/>
                 <w:sz w:val="20"/>
                 <w:szCs w:val="20"/>
-                <w:rtl/>
+                <w:rtl w:val="false"/>
               </w:rPr>
               <w:t xml:space="preserve">56–57</w:t>
             </w:r>
@@ -12661,7 +12661,7 @@
           </w:tcPr>
           <w:p>
             <w:pPr>
-              <w:bidi/>
+              <w:bidi w:val="false"/>
               <w:spacing w:after="60"/>
               <w:jc w:val="center"/>
             </w:pPr>
@@ -12672,7 +12672,7 @@
                 <w:bCs w:val="false"/>
                 <w:sz w:val="20"/>
                 <w:szCs w:val="20"/>
-                <w:rtl/>
+                <w:rtl w:val="false"/>
               </w:rPr>
               <w:t xml:space="preserve">13</w:t>
             </w:r>
@@ -12819,7 +12819,7 @@
           </w:tcPr>
           <w:p>
             <w:pPr>
-              <w:bidi/>
+              <w:bidi w:val="false"/>
               <w:spacing w:after="60"/>
               <w:jc w:val="center"/>
             </w:pPr>
@@ -12830,7 +12830,7 @@
                 <w:bCs w:val="false"/>
                 <w:sz w:val="20"/>
                 <w:szCs w:val="20"/>
-                <w:rtl/>
+                <w:rtl w:val="false"/>
               </w:rPr>
               <w:t xml:space="preserve">56</w:t>
             </w:r>
@@ -12977,7 +12977,7 @@
           </w:tcPr>
           <w:p>
             <w:pPr>
-              <w:bidi/>
+              <w:bidi w:val="false"/>
               <w:spacing w:after="60"/>
               <w:jc w:val="center"/>
             </w:pPr>
@@ -12988,7 +12988,7 @@
                 <w:bCs w:val="false"/>
                 <w:sz w:val="20"/>
                 <w:szCs w:val="20"/>
-                <w:rtl/>
+                <w:rtl w:val="false"/>
               </w:rPr>
               <w:t xml:space="preserve">5</w:t>
             </w:r>
@@ -13135,7 +13135,7 @@
           </w:tcPr>
           <w:p>
             <w:pPr>
-              <w:bidi/>
+              <w:bidi w:val="false"/>
               <w:spacing w:after="60"/>
               <w:jc w:val="center"/>
             </w:pPr>
@@ -13146,7 +13146,7 @@
                 <w:bCs w:val="false"/>
                 <w:sz w:val="20"/>
                 <w:szCs w:val="20"/>
-                <w:rtl/>
+                <w:rtl w:val="false"/>
               </w:rPr>
               <w:t xml:space="preserve">56</w:t>
             </w:r>
@@ -13383,7 +13383,7 @@
           </w:tcPr>
           <w:p>
             <w:pPr>
-              <w:bidi/>
+              <w:bidi w:val="false"/>
               <w:spacing w:after="60"/>
               <w:jc w:val="center"/>
             </w:pPr>
@@ -13394,7 +13394,7 @@
                 <w:bCs w:val="false"/>
                 <w:sz w:val="20"/>
                 <w:szCs w:val="20"/>
-                <w:rtl/>
+                <w:rtl w:val="false"/>
               </w:rPr>
               <w:t xml:space="preserve">3</w:t>
             </w:r>
@@ -13540,7 +13540,7 @@
           </w:tcPr>
           <w:p>
             <w:pPr>
-              <w:bidi/>
+              <w:bidi w:val="false"/>
               <w:spacing w:after="60"/>
               <w:jc w:val="center"/>
             </w:pPr>
@@ -13551,7 +13551,7 @@
                 <w:bCs w:val="false"/>
                 <w:sz w:val="20"/>
                 <w:szCs w:val="20"/>
-                <w:rtl/>
+                <w:rtl w:val="false"/>
               </w:rPr>
               <w:t xml:space="preserve">57</w:t>
             </w:r>
